--- a/docs/Canon.docx
+++ b/docs/Canon.docx
@@ -14,17 +14,17 @@
     </w:p>
     <w:p>
       <w:r>
-        <w:t>Última actualización: 21/12/2025</w:t>
-      </w:r>
-    </w:p>
-    <w:p>
-      <w:r>
-        <w:t>Fases cerradas: 0 (repo/CI), 2 (UI system mínimo), 3 (arquitectura), 5 (frontend core)</w:t>
-      </w:r>
-    </w:p>
-    <w:p>
-      <w:r>
-        <w:t>Repo: https://github.com/andresbedoya22-ctrl/FinHub (rama de trabajo: phase-5-frontend-core)</w:t>
+        <w:t>Última actualización: 21/12/2025 (Auth Supabase + Case Engine v1 estable; limpieza de duplicados y flujo end-to-end funcional)</w:t>
+      </w:r>
+    </w:p>
+    <w:p>
+      <w:r>
+        <w:t>Fases cerradas: 0 (repo/CI), 2 (UI system mínimo), 3 (arquitectura), 5 (frontend core + Case Engine v1 + Document Vault v1). Fase 4: EN CURSO (data contracts + SQL/RLS).</w:t>
+      </w:r>
+    </w:p>
+    <w:p>
+      <w:r>
+        <w:t>Repo: https://github.com/andresbedoya22-ctrl/FinHub (rama actual de estabilización: fix/case-engine-v1-stabilize; origen: chore/supabase-auth).</w:t>
       </w:r>
     </w:p>
     <w:p>
@@ -111,7 +111,15 @@
       </w:r>
       <w:r>
         <w:tab/>
-        <w:t>[CONFIRMADO EN CHAT] Idiomas: UI + contenido completos; idioma se elige y se puede cambiar en perfil sin UI cargada.</w:t>
+        <w:t xml:space="preserve">[CONFIRMADO EN CHAT] Idiomas: UI + </w:t>
+      </w:r>
+      <w:proofErr w:type="gramStart"/>
+      <w:r>
+        <w:t>contenido completos</w:t>
+      </w:r>
+      <w:proofErr w:type="gramEnd"/>
+      <w:r>
+        <w:t>; idioma se elige y se puede cambiar en perfil sin UI cargada.</w:t>
       </w:r>
     </w:p>
     <w:p>
@@ -143,7 +151,164 @@
     </w:p>
     <w:p>
       <w:r>
-        <w:t>[CERRADO 21/12/2025] Fase 5 (Frontend Core): route guard stub, Case Engine v1 (persistencia local) y Document Vault v1.</w:t>
+        <w:lastRenderedPageBreak/>
+        <w:t>o</w:t>
+      </w:r>
+      <w:r>
+        <w:tab/>
+        <w:t>[CERRADO 21/12/2025] Fase 5 (Frontend Core): route guard funcional + Auth Supabase (email/pass) + Case Engine v1 (DB Supabase) + Document Vault v1 (DB/Storage base).</w:t>
+      </w:r>
+    </w:p>
+    <w:p>
+      <w:r>
+        <w:t>o</w:t>
+      </w:r>
+      <w:r>
+        <w:tab/>
+        <w:t>[EN CURSO 21/12/2025] Fase 4 (Data Contracts): formalizar OpenAPI v1 + schema SQL/migrations + RLS completa; hoy existe esquema mínimo en Supabase para cases y documents.</w:t>
+      </w:r>
+    </w:p>
+    <w:p>
+      <w:r>
+        <w:t>•</w:t>
+      </w:r>
+      <w:r>
+        <w:tab/>
+        <w:t>Próximo objetivo: CERRAR Fase 4 (contratos + SQL/RLS + migraciones) y dejar el frontend consumiendo DB con garantías (tests + CI).</w:t>
+      </w:r>
+    </w:p>
+    <w:p>
+      <w:r>
+        <w:t>Cambios recientes (21/12/2025) — estabilización real (sin improvisación):</w:t>
+      </w:r>
+    </w:p>
+    <w:p>
+      <w:r>
+        <w:t>• Integración Supabase Auth (email/password) y sesión; desactivación temporal de confirmación de email en entorno dev para acelerar pruebas.</w:t>
+      </w:r>
+    </w:p>
+    <w:p>
+      <w:r>
+        <w:t>• Rutas de Auth bajo src/app/(auth)/login y src/app/(auth)/register (app router).</w:t>
+      </w:r>
+    </w:p>
+    <w:p>
+      <w:r>
+        <w:t>• Middleware/guard para proteger /app y redirección a /login cuando no hay sesión.</w:t>
+      </w:r>
+    </w:p>
+    <w:p>
+      <w:r>
+        <w:t>• Case Engine v1: crear/listar/borrar/ver caso + navegación por steps; persistencia en tabla cases (Supabase).</w:t>
+      </w:r>
+    </w:p>
+    <w:p>
+      <w:r>
+        <w:t>• Drafts por step: store separado (caseDraftsStore) para editar sin perder cambios entre steps; StepClient consume getDraft/setDraft.</w:t>
+      </w:r>
+    </w:p>
+    <w:p>
+      <w:r>
+        <w:t>• Limpieza de duplicados (casesStore.tsx/.bak) para evitar imports inconsistentes y errores intermitentes.</w:t>
+      </w:r>
+    </w:p>
+    <w:p>
+      <w:r>
+        <w:t>• Higiene repo</w:t>
+      </w:r>
+      <w:proofErr w:type="gramStart"/>
+      <w:r>
+        <w:t>: .env</w:t>
+      </w:r>
+      <w:proofErr w:type="gramEnd"/>
+      <w:r>
+        <w:t>.local fuera de Git, backups y _archive_fix fuera de tracking (</w:t>
+      </w:r>
+      <w:proofErr w:type="gramStart"/>
+      <w:r>
+        <w:t>via .gitignore</w:t>
+      </w:r>
+      <w:proofErr w:type="gramEnd"/>
+      <w:r>
+        <w:t>).</w:t>
+      </w:r>
+    </w:p>
+    <w:p>
+      <w:r>
+        <w:t>________________________________________</w:t>
+      </w:r>
+    </w:p>
+    <w:p>
+      <w:r>
+        <w:t>1. Alcance v1 (In/Out)</w:t>
+      </w:r>
+    </w:p>
+    <w:p>
+      <w:r>
+        <w:t>1.1 Qué incluye v1 (In Scope)</w:t>
+      </w:r>
+    </w:p>
+    <w:p>
+      <w:r>
+        <w:t>•</w:t>
+      </w:r>
+      <w:r>
+        <w:tab/>
+        <w:t>Web responsive (mobile-first, desktop sólido).</w:t>
+      </w:r>
+    </w:p>
+    <w:p>
+      <w:r>
+        <w:t>•</w:t>
+      </w:r>
+      <w:r>
+        <w:tab/>
+        <w:t>Subsidios (Toeslagen 2026): flujos tipo wizard con eligibility → resultado → checkout → authorization → docs checklist → estado “en revisión humana”.</w:t>
+      </w:r>
+    </w:p>
+    <w:p>
+      <w:r>
+        <w:t>•</w:t>
+      </w:r>
+      <w:r>
+        <w:tab/>
+        <w:t>Impuestos (IB + voorlopige aanslag): solo particulares; wizard mínimo + documentos + revisión humana (sin ZZP/BTW).</w:t>
+      </w:r>
+    </w:p>
+    <w:p>
+      <w:r>
+        <w:t>•</w:t>
+      </w:r>
+      <w:r>
+        <w:tab/>
+        <w:t>Finanzas personales: registro manual + subida OCR (no conexión bancaria en v1 si no es imprescindible).</w:t>
+      </w:r>
+    </w:p>
+    <w:p>
+      <w:r>
+        <w:t>•</w:t>
+      </w:r>
+      <w:r>
+        <w:tab/>
+        <w:t>Document Vault: almacenamiento, checklist, subida, estado, base para OCR/edición.</w:t>
+      </w:r>
+    </w:p>
+    <w:p>
+      <w:r>
+        <w:t>•</w:t>
+      </w:r>
+      <w:r>
+        <w:tab/>
+        <w:t>Seguros v1: informativo + CTAs + recomendaciones no intrusivas basadas en perfil (ver §6.6/§6.7).</w:t>
+      </w:r>
+    </w:p>
+    <w:p>
+      <w:r>
+        <w:t>•</w:t>
+      </w:r>
+      <w:r>
+        <w:tab/>
+        <w:t>Pagos: suscripción + pago por caso.</w:t>
       </w:r>
     </w:p>
     <w:p>
@@ -153,7 +318,134 @@
       </w:r>
       <w:r>
         <w:tab/>
-        <w:t>Próximo objetivo: iniciar Fase 4 (modelo de datos + contratos OpenAPI v1): definir entidades (User, Case, Document, Payment, Consent) y contratos para backend.</w:t>
+        <w:t>IA/Asistente: guía contextual y validación básica (sin dar asesoramiento regulado como si fuera un broker).</w:t>
+      </w:r>
+    </w:p>
+    <w:p>
+      <w:r>
+        <w:t>1.2 Qué NO incluye v1 (Out of Scope)</w:t>
+      </w:r>
+    </w:p>
+    <w:p>
+      <w:r>
+        <w:t>•</w:t>
+      </w:r>
+      <w:r>
+        <w:tab/>
+        <w:t>ZZP / BTW (IVA), contabilidad de empresa.</w:t>
+      </w:r>
+    </w:p>
+    <w:p>
+      <w:r>
+        <w:t>•</w:t>
+      </w:r>
+      <w:r>
+        <w:tab/>
+        <w:t>Automatización completa de envío a Belastingdienst sin revisión humana.</w:t>
+      </w:r>
+    </w:p>
+    <w:p>
+      <w:r>
+        <w:t>•</w:t>
+      </w:r>
+      <w:r>
+        <w:tab/>
+        <w:t>Seguros v2 (operativo tipo “Polisa-style funnel” con intermediación completa) — futuro.</w:t>
+      </w:r>
+    </w:p>
+    <w:p>
+      <w:r>
+        <w:t>•</w:t>
+      </w:r>
+      <w:r>
+        <w:tab/>
+        <w:t>PSD2/banking connections si no es necesario para el primer vertical slice.</w:t>
+      </w:r>
+    </w:p>
+    <w:p>
+      <w:r>
+        <w:t>1.3 Principios del producto (reglas no negociables)</w:t>
+      </w:r>
+    </w:p>
+    <w:p>
+      <w:r>
+        <w:t>1.</w:t>
+      </w:r>
+      <w:r>
+        <w:tab/>
+        <w:t>Web-first, mobile-perfect.</w:t>
+      </w:r>
+    </w:p>
+    <w:p>
+      <w:r>
+        <w:t>2.</w:t>
+      </w:r>
+      <w:r>
+        <w:tab/>
+        <w:t>Idioma nativo end-to-end (UI + contenido + emails + outputs).</w:t>
+      </w:r>
+    </w:p>
+    <w:p>
+      <w:r>
+        <w:t>3.</w:t>
+      </w:r>
+      <w:r>
+        <w:tab/>
+        <w:t>Gratis = pre-check; pago = ejecución por FinHub (no solo educación).</w:t>
+      </w:r>
+    </w:p>
+    <w:p>
+      <w:r>
+        <w:t>4.</w:t>
+      </w:r>
+      <w:r>
+        <w:tab/>
+        <w:t>Pago antes de trabajo operativo (conversión pre-check → pago como KPI).</w:t>
+      </w:r>
+    </w:p>
+    <w:p>
+      <w:r>
+        <w:t>5.</w:t>
+      </w:r>
+      <w:r>
+        <w:tab/>
+        <w:t>No almacenar credenciales DigiD; operar vía autorización/machtiging (Modo A).</w:t>
+      </w:r>
+    </w:p>
+    <w:p>
+      <w:r>
+        <w:t>6.</w:t>
+      </w:r>
+      <w:r>
+        <w:tab/>
+        <w:t>OCR/IA asistida + revisión humana obligatoria antes de enviar.</w:t>
+      </w:r>
+    </w:p>
+    <w:p>
+      <w:r>
+        <w:t>7.</w:t>
+      </w:r>
+      <w:r>
+        <w:tab/>
+        <w:t>Normativa objetivo 2026 para toeslagen en reglas y copy.</w:t>
+      </w:r>
+    </w:p>
+    <w:p>
+      <w:r>
+        <w:t>8.</w:t>
+      </w:r>
+      <w:r>
+        <w:tab/>
+        <w:t>UI simple, clara, no saturada (“gov-tech moderno”).</w:t>
+      </w:r>
+    </w:p>
+    <w:p>
+      <w:r>
+        <w:t>9.</w:t>
+      </w:r>
+      <w:r>
+        <w:tab/>
+        <w:t>Recomendaciones y ofertas no intrusivas (no spam): siempre con consentimiento, frecuencia controlada y valor real para el usuario (ver §6.7).</w:t>
       </w:r>
     </w:p>
     <w:p>
@@ -163,12 +455,96 @@
     </w:p>
     <w:p>
       <w:r>
-        <w:t>1. Alcance v1 (In/Out)</w:t>
-      </w:r>
-    </w:p>
-    <w:p>
-      <w:r>
-        <w:t>1.1 Qué incluye v1 (In Scope)</w:t>
+        <w:t>2. Reglas y Decisiones Fijas (Fuente de verdad)</w:t>
+      </w:r>
+    </w:p>
+    <w:p>
+      <w:r>
+        <w:t>1.</w:t>
+      </w:r>
+      <w:r>
+        <w:tab/>
+        <w:t>Plataforma v2.0: Web responsive (no app nativa).</w:t>
+      </w:r>
+    </w:p>
+    <w:p>
+      <w:r>
+        <w:t>2.</w:t>
+      </w:r>
+      <w:r>
+        <w:tab/>
+        <w:t>ZZP y BTW fuera de alcance actual.</w:t>
+      </w:r>
+    </w:p>
+    <w:p>
+      <w:r>
+        <w:t>3.</w:t>
+      </w:r>
+      <w:r>
+        <w:tab/>
+        <w:t>Modelo comercial: suscripción + pago por caso.</w:t>
+      </w:r>
+    </w:p>
+    <w:p>
+      <w:r>
+        <w:t>4.</w:t>
+      </w:r>
+      <w:r>
+        <w:tab/>
+        <w:t>Idiomas: ES/PL/RO/EN completos; idioma elegido en landing/perfil.</w:t>
+      </w:r>
+    </w:p>
+    <w:p>
+      <w:r>
+        <w:t>5.</w:t>
+      </w:r>
+      <w:r>
+        <w:tab/>
+        <w:t>Autorizar sin credenciales DigiD: Modo A como estándar (machtigingscode/proof).</w:t>
+      </w:r>
+    </w:p>
+    <w:p>
+      <w:r>
+        <w:t>6.</w:t>
+      </w:r>
+      <w:r>
+        <w:tab/>
+        <w:t>IA/OCR siempre “human-in-the-loop” para documentos y decisiones sensibles.</w:t>
+      </w:r>
+    </w:p>
+    <w:p>
+      <w:r>
+        <w:t>7.</w:t>
+      </w:r>
+      <w:r>
+        <w:tab/>
+        <w:t>Estilo UI: azul oscuro + acento verde; componentes grandes y legibles.</w:t>
+      </w:r>
+    </w:p>
+    <w:p>
+      <w:r>
+        <w:t>________________________________________</w:t>
+      </w:r>
+    </w:p>
+    <w:p>
+      <w:r>
+        <w:t>3. Arquitectura Técnica</w:t>
+      </w:r>
+    </w:p>
+    <w:p>
+      <w:r>
+        <w:t>Estado de Fase 3 (Arquitectura): CERRADA (19/12/2025).</w:t>
+      </w:r>
+    </w:p>
+    <w:p>
+      <w:r>
+        <w:lastRenderedPageBreak/>
+        <w:t>Decisión: Web-first; stack objetivo; autorización Modo A como estándar.</w:t>
+      </w:r>
+    </w:p>
+    <w:p>
+      <w:r>
+        <w:t>3.1 Stack (objetivo v1 web)</w:t>
       </w:r>
     </w:p>
     <w:p>
@@ -177,7 +553,7 @@
       </w:r>
       <w:r>
         <w:tab/>
-        <w:t>Web responsive (mobile-first, desktop sólido).</w:t>
+        <w:t>Frontend: Next.js (App Router) + TypeScript + Tailwind v4.</w:t>
       </w:r>
     </w:p>
     <w:p>
@@ -186,7 +562,7 @@
       </w:r>
       <w:r>
         <w:tab/>
-        <w:t>Subsidios (Toeslagen 2026): flujos tipo wizard con eligibility → resultado → checkout → authorization → docs checklist → estado “en revisión humana”.</w:t>
+        <w:t>Backend/DB/Auth/Storage (objetivo): Supabase (PostgreSQL + Auth + Storage + RLS; Edge Functions opcional).</w:t>
       </w:r>
     </w:p>
     <w:p>
@@ -195,7 +571,7 @@
       </w:r>
       <w:r>
         <w:tab/>
-        <w:t>Impuestos (IB + voorlopige aanslag): solo particulares; wizard mínimo + documentos + revisión humana (sin ZZP/BTW).</w:t>
+        <w:t>Pagos: Stripe (suscripción + pago por caso + webhooks).</w:t>
       </w:r>
     </w:p>
     <w:p>
@@ -204,7 +580,7 @@
       </w:r>
       <w:r>
         <w:tab/>
-        <w:t>Finanzas personales: registro manual + subida OCR (no conexión bancaria en v1 si no es imprescindible).</w:t>
+        <w:t>OCR: Azure AI Document Intelligence + editor manual + auditoría.</w:t>
       </w:r>
     </w:p>
     <w:p>
@@ -213,7 +589,316 @@
       </w:r>
       <w:r>
         <w:tab/>
-        <w:t>Document Vault: almacenamiento, checklist, subida, estado, base para OCR/edición.</w:t>
+        <w:t>Observabilidad: Sentry (frontend) + logging estructurado (server) + auditoría de eventos en DB.</w:t>
+      </w:r>
+    </w:p>
+    <w:p>
+      <w:r>
+        <w:t>Nota: el repo actual ya está en Next/TS/Tailwind v4. shadcn/ui queda como opcional; el UI kit mínimo existe en src/ui.</w:t>
+      </w:r>
+    </w:p>
+    <w:p>
+      <w:r>
+        <w:t>3.2 Estructura de proyecto (carpetas y convenciones) — ACTUALIZADA</w:t>
+      </w:r>
+    </w:p>
+    <w:p>
+      <w:r>
+        <w:t>Árbol actualizado confirmado (post-Fase 4):</w:t>
+      </w:r>
+    </w:p>
+    <w:p>
+      <w:r>
+        <w:t>src/</w:t>
+      </w:r>
+    </w:p>
+    <w:p>
+      <w:r>
+        <w:t xml:space="preserve">  app/</w:t>
+      </w:r>
+    </w:p>
+    <w:p>
+      <w:r>
+        <w:t xml:space="preserve">    (auth)/</w:t>
+      </w:r>
+    </w:p>
+    <w:p>
+      <w:r>
+        <w:t xml:space="preserve">      login/page.tsx</w:t>
+      </w:r>
+    </w:p>
+    <w:p>
+      <w:r>
+        <w:t xml:space="preserve">      register/page.tsx</w:t>
+      </w:r>
+    </w:p>
+    <w:p>
+      <w:r>
+        <w:t xml:space="preserve">    (dashboard)/</w:t>
+      </w:r>
+    </w:p>
+    <w:p>
+      <w:r>
+        <w:t xml:space="preserve">      app/</w:t>
+      </w:r>
+    </w:p>
+    <w:p>
+      <w:r>
+        <w:t xml:space="preserve">        layout.tsx</w:t>
+      </w:r>
+    </w:p>
+    <w:p>
+      <w:r>
+        <w:t xml:space="preserve">        providers.tsx</w:t>
+      </w:r>
+    </w:p>
+    <w:p>
+      <w:r>
+        <w:t xml:space="preserve">        page.tsx</w:t>
+      </w:r>
+    </w:p>
+    <w:p>
+      <w:r>
+        <w:t xml:space="preserve">        cases/</w:t>
+      </w:r>
+    </w:p>
+    <w:p>
+      <w:r>
+        <w:t xml:space="preserve">          page.tsx</w:t>
+      </w:r>
+    </w:p>
+    <w:p>
+      <w:r>
+        <w:t xml:space="preserve">          ui/CasesListClient.tsx</w:t>
+      </w:r>
+    </w:p>
+    <w:p>
+      <w:r>
+        <w:t xml:space="preserve">          new/page.tsx</w:t>
+      </w:r>
+    </w:p>
+    <w:p>
+      <w:r>
+        <w:t xml:space="preserve">          new/ui/NewCaseClient.tsx</w:t>
+      </w:r>
+    </w:p>
+    <w:p>
+      <w:r>
+        <w:t xml:space="preserve">          [id]/page.tsx</w:t>
+      </w:r>
+    </w:p>
+    <w:p>
+      <w:r>
+        <w:t xml:space="preserve">          [id]/ui/CaseOverviewClient.tsx</w:t>
+      </w:r>
+    </w:p>
+    <w:p>
+      <w:r>
+        <w:lastRenderedPageBreak/>
+        <w:t xml:space="preserve">          [id]/[stepKey]/page.tsx</w:t>
+      </w:r>
+    </w:p>
+    <w:p>
+      <w:r>
+        <w:t xml:space="preserve">          [id]/[stepKey]/ui/StepClient.tsx</w:t>
+      </w:r>
+    </w:p>
+    <w:p>
+      <w:r>
+        <w:t xml:space="preserve">        documents/</w:t>
+      </w:r>
+    </w:p>
+    <w:p>
+      <w:r>
+        <w:t xml:space="preserve">          page.tsx</w:t>
+      </w:r>
+    </w:p>
+    <w:p>
+      <w:r>
+        <w:t xml:space="preserve">          ui/DocumentsClient.tsx</w:t>
+      </w:r>
+    </w:p>
+    <w:p>
+      <w:r>
+        <w:t xml:space="preserve">        profile/page.tsx</w:t>
+      </w:r>
+    </w:p>
+    <w:p>
+      <w:r>
+        <w:t xml:space="preserve">        ui-kit/page.tsx</w:t>
+      </w:r>
+    </w:p>
+    <w:p>
+      <w:r>
+        <w:t xml:space="preserve">    (marketing)/</w:t>
+      </w:r>
+    </w:p>
+    <w:p>
+      <w:r>
+        <w:t xml:space="preserve">      landing/page.tsx</w:t>
+      </w:r>
+    </w:p>
+    <w:p>
+      <w:r>
+        <w:t xml:space="preserve">    layout.tsx</w:t>
+      </w:r>
+    </w:p>
+    <w:p>
+      <w:r>
+        <w:t xml:space="preserve">    page.tsx</w:t>
+      </w:r>
+    </w:p>
+    <w:p>
+      <w:r>
+        <w:t xml:space="preserve">  features/</w:t>
+      </w:r>
+    </w:p>
+    <w:p>
+      <w:r>
+        <w:t xml:space="preserve">    cases/</w:t>
+      </w:r>
+    </w:p>
+    <w:p>
+      <w:r>
+        <w:t xml:space="preserve">      casesClient.ts</w:t>
+      </w:r>
+    </w:p>
+    <w:p>
+      <w:r>
+        <w:t xml:space="preserve">      casesConfig.ts</w:t>
+      </w:r>
+    </w:p>
+    <w:p>
+      <w:r>
+        <w:t xml:space="preserve">      casesStorage.ts</w:t>
+      </w:r>
+    </w:p>
+    <w:p>
+      <w:r>
+        <w:t xml:space="preserve">      casesStore.ts</w:t>
+      </w:r>
+    </w:p>
+    <w:p>
+      <w:r>
+        <w:t xml:space="preserve">      caseDraftsStore.ts</w:t>
+      </w:r>
+    </w:p>
+    <w:p>
+      <w:r>
+        <w:t xml:space="preserve">      casesTypes.ts</w:t>
+      </w:r>
+    </w:p>
+    <w:p>
+      <w:r>
+        <w:t xml:space="preserve">    documents/</w:t>
+      </w:r>
+    </w:p>
+    <w:p>
+      <w:r>
+        <w:t xml:space="preserve">      documentsStorage.ts</w:t>
+      </w:r>
+    </w:p>
+    <w:p>
+      <w:r>
+        <w:t xml:space="preserve">      documentsStore.tsx</w:t>
+      </w:r>
+    </w:p>
+    <w:p>
+      <w:r>
+        <w:t xml:space="preserve">      documentsTypes.ts</w:t>
+      </w:r>
+    </w:p>
+    <w:p>
+      <w:r>
+        <w:t xml:space="preserve">  lib/</w:t>
+      </w:r>
+    </w:p>
+    <w:p>
+      <w:r>
+        <w:t xml:space="preserve">    supabase/</w:t>
+      </w:r>
+    </w:p>
+    <w:p>
+      <w:r>
+        <w:t xml:space="preserve">      browser.ts</w:t>
+      </w:r>
+    </w:p>
+    <w:p>
+      <w:r>
+        <w:t xml:space="preserve">      server.ts</w:t>
+      </w:r>
+    </w:p>
+    <w:p>
+      <w:r>
+        <w:t xml:space="preserve">  ui/</w:t>
+      </w:r>
+    </w:p>
+    <w:p>
+      <w:r>
+        <w:t xml:space="preserve">    components/* (Screen, Header, Card, Button, InfoBox, Badge, ...)</w:t>
+      </w:r>
+    </w:p>
+    <w:p>
+      <w:r>
+        <w:lastRenderedPageBreak/>
+        <w:t xml:space="preserve">    cn.ts</w:t>
+      </w:r>
+    </w:p>
+    <w:p/>
+    <w:p>
+      <w:r>
+        <w:t>Archivos raíz relevantes:</w:t>
+      </w:r>
+    </w:p>
+    <w:p>
+      <w:r>
+        <w:t xml:space="preserve">  middleware.ts (guard/SSR auth)</w:t>
+      </w:r>
+    </w:p>
+    <w:p>
+      <w:r>
+        <w:t xml:space="preserve">  </w:t>
+      </w:r>
+      <w:proofErr w:type="gramStart"/>
+      <w:r>
+        <w:t>.env</w:t>
+      </w:r>
+      <w:proofErr w:type="gramEnd"/>
+      <w:r>
+        <w:t>.local (NO COMMIT) — SUPABASE_URL, SUPABASE_ANON_KEY, etc.</w:t>
+      </w:r>
+    </w:p>
+    <w:p/>
+    <w:p/>
+    <w:p/>
+    <w:p/>
+    <w:p/>
+    <w:p/>
+    <w:p/>
+    <w:p/>
+    <w:p/>
+    <w:p/>
+    <w:p/>
+    <w:p/>
+    <w:p/>
+    <w:p/>
+    <w:p/>
+    <w:p/>
+    <w:p/>
+    <w:p/>
+    <w:p/>
+    <w:p/>
+    <w:p/>
+    <w:p/>
+    <w:p/>
+    <w:p/>
+    <w:p/>
+    <w:p/>
+    <w:p/>
+    <w:p/>
+    <w:p>
+      <w:r>
+        <w:t>3.3 Rutas v1 (mínimas)</w:t>
       </w:r>
     </w:p>
     <w:p>
@@ -222,7 +907,25 @@
       </w:r>
       <w:r>
         <w:tab/>
-        <w:t>Seguros v1: informativo + CTAs + recomendaciones no intrusivas basadas en perfil (ver §6.6/§6.7).</w:t>
+        <w:t>Público:</w:t>
+      </w:r>
+    </w:p>
+    <w:p>
+      <w:r>
+        <w:t>o</w:t>
+      </w:r>
+      <w:r>
+        <w:tab/>
+        <w:t>/landing</w:t>
+      </w:r>
+    </w:p>
+    <w:p>
+      <w:r>
+        <w:t>o</w:t>
+      </w:r>
+      <w:r>
+        <w:tab/>
+        <w:t>/login</w:t>
       </w:r>
     </w:p>
     <w:p>
@@ -231,7 +934,83 @@
       </w:r>
       <w:r>
         <w:tab/>
-        <w:t>Pagos: suscripción + pago por caso.</w:t>
+        <w:t>Privado:</w:t>
+      </w:r>
+    </w:p>
+    <w:p>
+      <w:r>
+        <w:t>o</w:t>
+      </w:r>
+      <w:r>
+        <w:tab/>
+        <w:t>/app</w:t>
+      </w:r>
+    </w:p>
+    <w:p>
+      <w:r>
+        <w:t>o</w:t>
+      </w:r>
+      <w:r>
+        <w:tab/>
+        <w:t>/app/cases</w:t>
+      </w:r>
+    </w:p>
+    <w:p>
+      <w:r>
+        <w:t>o</w:t>
+      </w:r>
+      <w:r>
+        <w:tab/>
+        <w:t>/app/cases/new</w:t>
+      </w:r>
+    </w:p>
+    <w:p>
+      <w:r>
+        <w:t>o</w:t>
+      </w:r>
+      <w:r>
+        <w:tab/>
+        <w:t>/app/cases/:id</w:t>
+      </w:r>
+    </w:p>
+    <w:p>
+      <w:r>
+        <w:t>/app/cases/:id</w:t>
+      </w:r>
+      <w:proofErr w:type="gramStart"/>
+      <w:r>
+        <w:t>/:stepKey</w:t>
+      </w:r>
+      <w:proofErr w:type="gramEnd"/>
+    </w:p>
+    <w:p>
+      <w:r>
+        <w:t>/app/documents</w:t>
+      </w:r>
+    </w:p>
+    <w:p>
+      <w:r>
+        <w:t>/app/profile</w:t>
+      </w:r>
+    </w:p>
+    <w:p>
+      <w:r>
+        <w:t>/app/ui-kit</w:t>
+      </w:r>
+    </w:p>
+    <w:p>
+      <w:r>
+        <w:t>________________________________________</w:t>
+      </w:r>
+    </w:p>
+    <w:p>
+      <w:r>
+        <w:t>4. Contratos y API (visión, aún no implementado)</w:t>
+      </w:r>
+    </w:p>
+    <w:p>
+      <w:r>
+        <w:t>Endpoints objetivo (alto nivel):</w:t>
       </w:r>
     </w:p>
     <w:p>
@@ -240,12 +1019,7 @@
       </w:r>
       <w:r>
         <w:tab/>
-        <w:t>IA/Asistente: guía contextual y validación básica (sin dar asesoramiento regulado como si fuera un broker).</w:t>
-      </w:r>
-    </w:p>
-    <w:p>
-      <w:r>
-        <w:t>1.2 Qué NO incluye v1 (Out of Scope)</w:t>
+        <w:t>/api/cases (POST create)</w:t>
       </w:r>
     </w:p>
     <w:p>
@@ -254,7 +1028,7 @@
       </w:r>
       <w:r>
         <w:tab/>
-        <w:t>ZZP / BTW (IVA), contabilidad de empresa.</w:t>
+        <w:t>/api/cases/:id (GET)</w:t>
       </w:r>
     </w:p>
     <w:p>
@@ -263,7 +1037,15 @@
       </w:r>
       <w:r>
         <w:tab/>
-        <w:t>Automatización completa de envío a Belastingdienst sin revisión humana.</w:t>
+        <w:t>/api/cases/:id/steps</w:t>
+      </w:r>
+      <w:proofErr w:type="gramStart"/>
+      <w:r>
+        <w:t>/:stepKey</w:t>
+      </w:r>
+      <w:proofErr w:type="gramEnd"/>
+      <w:r>
+        <w:t xml:space="preserve"> (PUT save step)</w:t>
       </w:r>
     </w:p>
     <w:p>
@@ -272,7 +1054,7 @@
       </w:r>
       <w:r>
         <w:tab/>
-        <w:t>Seguros v2 (operativo tipo “Polisa-style funnel” con intermediación completa) — futuro.</w:t>
+        <w:t>/api/cases/:id/documents (POST upload metadata)</w:t>
       </w:r>
     </w:p>
     <w:p>
@@ -281,94 +1063,48 @@
       </w:r>
       <w:r>
         <w:tab/>
-        <w:t>PSD2/banking connections si no es necesario para el primer vertical slice.</w:t>
-      </w:r>
-    </w:p>
-    <w:p>
-      <w:r>
-        <w:t>1.3 Principios del producto (reglas no negociables)</w:t>
-      </w:r>
-    </w:p>
-    <w:p>
-      <w:r>
-        <w:t>1.</w:t>
-      </w:r>
-      <w:r>
-        <w:tab/>
-        <w:t>Web-first, mobile-perfect.</w:t>
-      </w:r>
-    </w:p>
-    <w:p>
-      <w:r>
-        <w:t>2.</w:t>
-      </w:r>
-      <w:r>
-        <w:tab/>
-        <w:t>Idioma nativo end-to-end (UI + contenido + emails + outputs).</w:t>
-      </w:r>
-    </w:p>
-    <w:p>
-      <w:r>
-        <w:t>3.</w:t>
-      </w:r>
-      <w:r>
-        <w:tab/>
-        <w:t>Gratis = pre-check; pago = ejecución por FinHub (no solo educación).</w:t>
-      </w:r>
-    </w:p>
-    <w:p>
-      <w:r>
-        <w:t>4.</w:t>
-      </w:r>
-      <w:r>
-        <w:tab/>
-        <w:t>Pago antes de trabajo operativo (conversión pre-check → pago como KPI).</w:t>
-      </w:r>
-    </w:p>
-    <w:p>
-      <w:r>
-        <w:t>5.</w:t>
-      </w:r>
-      <w:r>
-        <w:tab/>
-        <w:t>No almacenar credenciales DigiD; operar vía autorización/machtiging (Modo A).</w:t>
-      </w:r>
-    </w:p>
-    <w:p>
-      <w:r>
-        <w:t>6.</w:t>
-      </w:r>
-      <w:r>
-        <w:tab/>
-        <w:t>OCR/IA asistida + revisión humana obligatoria antes de enviar.</w:t>
-      </w:r>
-    </w:p>
-    <w:p>
-      <w:r>
-        <w:t>7.</w:t>
-      </w:r>
-      <w:r>
-        <w:tab/>
-        <w:t>Normativa objetivo 2026 para toeslagen en reglas y copy.</w:t>
+        <w:t>/api/documents/:id/ocr (POST start OCR; GET result)</w:t>
+      </w:r>
+    </w:p>
+    <w:p>
+      <w:r>
+        <w:t>•</w:t>
+      </w:r>
+      <w:r>
+        <w:tab/>
+        <w:t>/api/payments/webhook (Stripe)</w:t>
+      </w:r>
+    </w:p>
+    <w:p>
+      <w:r>
+        <w:t>•</w:t>
+      </w:r>
+      <w:r>
+        <w:tab/>
+        <w:t>/api/authorizations</w:t>
+      </w:r>
+      <w:proofErr w:type="gramStart"/>
+      <w:r>
+        <w:t>/:caseId</w:t>
+      </w:r>
+      <w:proofErr w:type="gramEnd"/>
+      <w:r>
+        <w:t xml:space="preserve"> (POST set method/proof)</w:t>
+      </w:r>
+    </w:p>
+    <w:p>
+      <w:r>
+        <w:t>•</w:t>
+      </w:r>
+      <w:r>
+        <w:tab/>
+        <w:t>/api/admin/cases (operador: cola de revisión)</w:t>
       </w:r>
     </w:p>
     <w:p>
       <w:r>
         <w:lastRenderedPageBreak/>
-        <w:t>8.</w:t>
-      </w:r>
-      <w:r>
-        <w:tab/>
-        <w:t>UI simple, clara, no saturada (“gov-tech moderno”).</w:t>
-      </w:r>
-    </w:p>
-    <w:p>
-      <w:r>
-        <w:t>9.</w:t>
-      </w:r>
-      <w:r>
-        <w:tab/>
-        <w:t>Recomendaciones y ofertas no intrusivas (no spam): siempre con consentimiento, frecuencia controlada y valor real para el usuario (ver §6.7).</w:t>
+        <w:t>Errores estándar: VALIDATION_ERROR, AUTH_REQUIRED, PAYMENT_REQUIRED, AUTHORIZATION_REQUIRED, NOT_FOUND, RATE_LIMITED.</w:t>
       </w:r>
     </w:p>
     <w:p>
@@ -378,70 +1114,180 @@
     </w:p>
     <w:p>
       <w:r>
-        <w:t>2. Reglas y Decisiones Fijas (Fuente de verdad)</w:t>
-      </w:r>
-    </w:p>
-    <w:p>
-      <w:r>
-        <w:t>1.</w:t>
-      </w:r>
-      <w:r>
-        <w:tab/>
-        <w:t>Plataforma v2.0: Web responsive (no app nativa).</w:t>
-      </w:r>
-    </w:p>
-    <w:p>
-      <w:r>
-        <w:t>2.</w:t>
-      </w:r>
-      <w:r>
-        <w:tab/>
-        <w:t>ZZP y BTW fuera de alcance actual.</w:t>
-      </w:r>
-    </w:p>
-    <w:p>
-      <w:r>
-        <w:t>3.</w:t>
-      </w:r>
-      <w:r>
-        <w:tab/>
-        <w:t>Modelo comercial: suscripción + pago por caso.</w:t>
-      </w:r>
-    </w:p>
-    <w:p>
-      <w:r>
-        <w:t>4.</w:t>
-      </w:r>
-      <w:r>
-        <w:tab/>
-        <w:t>Idiomas: ES/PL/RO/EN completos; idioma elegido en landing/perfil.</w:t>
-      </w:r>
-    </w:p>
-    <w:p>
-      <w:r>
-        <w:t>5.</w:t>
-      </w:r>
-      <w:r>
-        <w:tab/>
-        <w:t>Autorizar sin credenciales DigiD: Modo A como estándar (machtigingscode/proof).</w:t>
-      </w:r>
-    </w:p>
-    <w:p>
-      <w:r>
-        <w:t>6.</w:t>
-      </w:r>
-      <w:r>
-        <w:tab/>
-        <w:t>IA/OCR siempre “human-in-the-loop” para documentos y decisiones sensibles.</w:t>
-      </w:r>
-    </w:p>
-    <w:p>
-      <w:r>
-        <w:t>7.</w:t>
-      </w:r>
-      <w:r>
-        <w:tab/>
-        <w:t>Estilo UI: azul oscuro + acento verde; componentes grandes y legibles.</w:t>
+        <w:t>5. UX/UI System (Design tokens + componentes reutilizables)</w:t>
+      </w:r>
+    </w:p>
+    <w:p>
+      <w:r>
+        <w:t>Estado de Fase 2 (UI System básico): CERRADA (20/12/2025).</w:t>
+      </w:r>
+    </w:p>
+    <w:p>
+      <w:r>
+        <w:t>5.1 Tokens (colores, tipografía, spacing, radii) — IMPLEMENTADO</w:t>
+      </w:r>
+    </w:p>
+    <w:p>
+      <w:r>
+        <w:t>•</w:t>
+      </w:r>
+      <w:r>
+        <w:tab/>
+        <w:t>Paleta FinHub: base azul oscuro + acento verde.</w:t>
+      </w:r>
+    </w:p>
+    <w:p>
+      <w:r>
+        <w:t>•</w:t>
+      </w:r>
+      <w:r>
+        <w:tab/>
+        <w:t>Tokens implementados como CSS variables en src/styles/globals.css:</w:t>
+      </w:r>
+    </w:p>
+    <w:p>
+      <w:r>
+        <w:t>o</w:t>
+      </w:r>
+      <w:r>
+        <w:tab/>
+        <w:t>--fh-bg, --fh-surface, --fh-surface-2, --fh-text, --fh-muted, --fh-border, --fh-primary, --fh-primary-fg, --fh-danger, --fh-danger-fg, --fh-focus</w:t>
+      </w:r>
+    </w:p>
+    <w:p>
+      <w:r>
+        <w:t>•</w:t>
+      </w:r>
+      <w:r>
+        <w:tab/>
+        <w:t>Mapeo Tailwind:</w:t>
+      </w:r>
+    </w:p>
+    <w:p>
+      <w:r>
+        <w:t>o</w:t>
+      </w:r>
+      <w:r>
+        <w:tab/>
+        <w:t>colors.</w:t>
+      </w:r>
+      <w:proofErr w:type="gramStart"/>
+      <w:r>
+        <w:t>fh.*</w:t>
+      </w:r>
+      <w:proofErr w:type="gramEnd"/>
+      <w:r>
+        <w:t xml:space="preserve"> en tailwind.config.ts</w:t>
+      </w:r>
+    </w:p>
+    <w:p>
+      <w:r>
+        <w:t>5.2 Componentes base — IMPLEMENTADO (mínimo)</w:t>
+      </w:r>
+    </w:p>
+    <w:p>
+      <w:r>
+        <w:t>Carpeta: src/ui/components/</w:t>
+      </w:r>
+    </w:p>
+    <w:p>
+      <w:r>
+        <w:t>•</w:t>
+      </w:r>
+      <w:r>
+        <w:tab/>
+        <w:t>Screen (layout + container)</w:t>
+      </w:r>
+    </w:p>
+    <w:p>
+      <w:r>
+        <w:t>•</w:t>
+      </w:r>
+      <w:r>
+        <w:tab/>
+        <w:t>Header (título/subtítulo/actions)</w:t>
+      </w:r>
+    </w:p>
+    <w:p>
+      <w:r>
+        <w:t>•</w:t>
+      </w:r>
+      <w:r>
+        <w:tab/>
+        <w:t>Card (surface + border + shadow)</w:t>
+      </w:r>
+    </w:p>
+    <w:p>
+      <w:r>
+        <w:t>•</w:t>
+      </w:r>
+      <w:r>
+        <w:tab/>
+        <w:t>Badge (status)</w:t>
+      </w:r>
+    </w:p>
+    <w:p>
+      <w:r>
+        <w:t>•</w:t>
+      </w:r>
+      <w:r>
+        <w:tab/>
+        <w:t>InfoBox (bloques informativos)</w:t>
+      </w:r>
+    </w:p>
+    <w:p>
+      <w:r>
+        <w:t>Backlog inmediato (se implementará al inicio de Fase 5 para no bloquear):</w:t>
+      </w:r>
+    </w:p>
+    <w:p>
+      <w:r>
+        <w:t>•</w:t>
+      </w:r>
+      <w:r>
+        <w:tab/>
+        <w:t>Button, Input, Select, ToggleGroup, Stepper</w:t>
+      </w:r>
+    </w:p>
+    <w:p>
+      <w:r>
+        <w:t>•</w:t>
+      </w:r>
+      <w:r>
+        <w:tab/>
+        <w:t>DocumentChecklistItem, ReviewSummary</w:t>
+      </w:r>
+    </w:p>
+    <w:p>
+      <w:r>
+        <w:t>5.3 Accesibilidad, i18n y contenido (guidelines)</w:t>
+      </w:r>
+    </w:p>
+    <w:p>
+      <w:r>
+        <w:t>•</w:t>
+      </w:r>
+      <w:r>
+        <w:tab/>
+        <w:t>Tipografía legible, contraste alto, targets táctiles amplios.</w:t>
+      </w:r>
+    </w:p>
+    <w:p>
+      <w:r>
+        <w:t>•</w:t>
+      </w:r>
+      <w:r>
+        <w:tab/>
+        <w:t>i18n: diccionarios por idioma + “content registry” para textos largos (emails/FAQ/landing).</w:t>
+      </w:r>
+    </w:p>
+    <w:p>
+      <w:r>
+        <w:t>•</w:t>
+      </w:r>
+      <w:r>
+        <w:tab/>
+        <w:t>Copy: frases cortas, explicar “qué necesitas y por qué”; holandés solo cuando aporte y con contexto.</w:t>
       </w:r>
     </w:p>
     <w:p>
@@ -451,520 +1297,12 @@
     </w:p>
     <w:p>
       <w:r>
-        <w:t>3. Arquitectura Técnica</w:t>
-      </w:r>
-    </w:p>
-    <w:p>
-      <w:r>
-        <w:t>Estado de Fase 3 (Arquitectura): CERRADA (19/12/2025).</w:t>
-      </w:r>
-    </w:p>
-    <w:p>
-      <w:r>
-        <w:t>Decisión: Web-first; stack objetivo; autorización Modo A como estándar.</w:t>
-      </w:r>
-    </w:p>
-    <w:p>
-      <w:r>
-        <w:t>3.1 Stack (objetivo v1 web)</w:t>
-      </w:r>
-    </w:p>
-    <w:p>
-      <w:r>
-        <w:t>•</w:t>
-      </w:r>
-      <w:r>
-        <w:tab/>
-        <w:t>Frontend: Next.js (App Router) + TypeScript + Tailwind v4.</w:t>
-      </w:r>
-    </w:p>
-    <w:p>
-      <w:r>
-        <w:t>•</w:t>
-      </w:r>
-      <w:r>
-        <w:tab/>
-        <w:t>Backend/DB/Auth/Storage (objetivo): Supabase (PostgreSQL + Auth + Storage + RLS; Edge Functions opcional).</w:t>
-      </w:r>
-    </w:p>
-    <w:p>
-      <w:r>
-        <w:t>•</w:t>
-      </w:r>
-      <w:r>
-        <w:tab/>
-        <w:t>Pagos: Stripe (suscripción + pago por caso + webhooks).</w:t>
-      </w:r>
-    </w:p>
-    <w:p>
-      <w:r>
-        <w:t>•</w:t>
-      </w:r>
-      <w:r>
-        <w:tab/>
-        <w:t>OCR: Azure AI Document Intelligence + editor manual + auditoría.</w:t>
-      </w:r>
-    </w:p>
-    <w:p>
-      <w:r>
-        <w:t>•</w:t>
-      </w:r>
-      <w:r>
-        <w:tab/>
-        <w:t>Observabilidad: Sentry (frontend) + logging estructurado (server) + auditoría de eventos en DB.</w:t>
-      </w:r>
-    </w:p>
-    <w:p>
-      <w:r>
-        <w:t>Nota: el repo actual ya está en Next/TS/Tailwind v4. shadcn/ui queda como opcional; el UI kit mínimo existe en src/ui.</w:t>
-      </w:r>
-    </w:p>
-    <w:p>
-      <w:r>
-        <w:t>3.2 Estructura de proyecto (carpetas y convenciones) — ACTUALIZADA</w:t>
-      </w:r>
-    </w:p>
-    <w:p>
-      <w:r>
-        <w:t>Árbol actual confirmado (post-Fase 5):</w:t>
-      </w:r>
-    </w:p>
-    <w:p>
-      <w:r>
-        <w:t>•</w:t>
-      </w:r>
-      <w:r>
-        <w:tab/>
-        <w:t>src/</w:t>
-      </w:r>
-    </w:p>
-    <w:p>
-      <w:r>
-        <w:t>o</w:t>
-      </w:r>
-      <w:r>
-        <w:tab/>
-        <w:t xml:space="preserve">  app/</w:t>
-      </w:r>
-    </w:p>
-    <w:p>
-      <w:r>
-        <w:lastRenderedPageBreak/>
-        <w:t></w:t>
-      </w:r>
-      <w:r>
-        <w:tab/>
-        <w:t xml:space="preserve">    layout.tsx</w:t>
-      </w:r>
-    </w:p>
-    <w:p>
-      <w:r>
-        <w:t></w:t>
-      </w:r>
-      <w:r>
-        <w:tab/>
-        <w:t xml:space="preserve">    page.tsx (redirect / → /landing)</w:t>
-      </w:r>
-    </w:p>
-    <w:p>
-      <w:r>
-        <w:t></w:t>
-      </w:r>
-      <w:r>
-        <w:tab/>
-        <w:t xml:space="preserve">    (auth)/login/page.tsx</w:t>
-      </w:r>
-    </w:p>
-    <w:p>
-      <w:r>
-        <w:t></w:t>
-      </w:r>
-      <w:r>
-        <w:tab/>
-        <w:t xml:space="preserve">    (marketing)/landing/page.tsx (placeholder; se convertirá en landing profesional)</w:t>
-      </w:r>
-    </w:p>
-    <w:p>
-      <w:r>
-        <w:t></w:t>
-      </w:r>
-      <w:r>
-        <w:tab/>
-        <w:t xml:space="preserve">    (dashboard)/app/</w:t>
-      </w:r>
-    </w:p>
-    <w:p>
-      <w:r>
-        <w:t></w:t>
-      </w:r>
-      <w:r>
-        <w:tab/>
-        <w:t xml:space="preserve">      layout.tsx (shell privado + route guard stub)</w:t>
-      </w:r>
-    </w:p>
-    <w:p>
-      <w:r>
-        <w:t></w:t>
-      </w:r>
-      <w:r>
-        <w:tab/>
-        <w:t xml:space="preserve">      providers.tsx (AppProviders)</w:t>
-      </w:r>
-    </w:p>
-    <w:p>
-      <w:r>
-        <w:t></w:t>
-      </w:r>
-      <w:r>
-        <w:tab/>
-        <w:t xml:space="preserve">      page.tsx (home privado placeholder usando UI kit)</w:t>
-      </w:r>
-    </w:p>
-    <w:p>
-      <w:r>
-        <w:t></w:t>
-      </w:r>
-      <w:r>
-        <w:tab/>
-        <w:t xml:space="preserve">      cases/</w:t>
-      </w:r>
-    </w:p>
-    <w:p>
-      <w:r>
-        <w:t></w:t>
-      </w:r>
-      <w:r>
-        <w:tab/>
-        <w:t xml:space="preserve">        page.tsx</w:t>
-      </w:r>
-    </w:p>
-    <w:p>
-      <w:r>
-        <w:t>o</w:t>
-      </w:r>
-      <w:r>
-        <w:tab/>
-        <w:t xml:space="preserve">        ui/CasesListClient.tsx</w:t>
-      </w:r>
-    </w:p>
-    <w:p>
-      <w:r>
-        <w:t xml:space="preserve">        new/</w:t>
-      </w:r>
-    </w:p>
-    <w:p>
-      <w:r>
-        <w:t xml:space="preserve">          page.tsx</w:t>
-      </w:r>
-    </w:p>
-    <w:p>
-      <w:r>
-        <w:t xml:space="preserve">          ui/NewCaseClient.tsx</w:t>
-      </w:r>
-    </w:p>
-    <w:p>
-      <w:r>
-        <w:t xml:space="preserve">        [id]/</w:t>
-      </w:r>
-    </w:p>
-    <w:p>
-      <w:r>
-        <w:t xml:space="preserve">          page.tsx</w:t>
-      </w:r>
-    </w:p>
-    <w:p>
-      <w:r>
-        <w:t xml:space="preserve">          ui/CaseOverviewClient.tsx</w:t>
-      </w:r>
-    </w:p>
-    <w:p>
-      <w:r>
-        <w:t xml:space="preserve">          [stepKey]/</w:t>
-      </w:r>
-    </w:p>
-    <w:p>
-      <w:r>
-        <w:t xml:space="preserve">            page.tsx</w:t>
-      </w:r>
-    </w:p>
-    <w:p>
-      <w:r>
-        <w:t xml:space="preserve">            ui/StepClient.tsx</w:t>
-      </w:r>
-    </w:p>
-    <w:p>
-      <w:r>
-        <w:t xml:space="preserve">      documents/</w:t>
-      </w:r>
-    </w:p>
-    <w:p>
-      <w:r>
-        <w:t xml:space="preserve">        page.tsx</w:t>
-      </w:r>
-    </w:p>
-    <w:p>
-      <w:r>
-        <w:t xml:space="preserve">        ui/DocumentsClient.tsx</w:t>
-      </w:r>
-    </w:p>
-    <w:p>
-      <w:r>
-        <w:t xml:space="preserve">      profile/page.tsx</w:t>
-      </w:r>
-    </w:p>
-    <w:p>
-      <w:r>
-        <w:t xml:space="preserve">      ui-kit/page.tsx</w:t>
-      </w:r>
-    </w:p>
-    <w:p>
-      <w:r>
-        <w:t xml:space="preserve">  features/</w:t>
-      </w:r>
-    </w:p>
-    <w:p>
-      <w:r>
-        <w:t xml:space="preserve">    cases/ (Case Engine v1: tipos + config + storage + store)</w:t>
-      </w:r>
-    </w:p>
-    <w:p>
-      <w:r>
-        <w:t xml:space="preserve">    documents/ (Document Vault v1: tipos + storage + store)</w:t>
-      </w:r>
-    </w:p>
-    <w:p>
-      <w:r>
-        <w:t>o</w:t>
-      </w:r>
-      <w:r>
-        <w:tab/>
-        <w:t>ui/</w:t>
-      </w:r>
-    </w:p>
-    <w:p>
-      <w:r>
-        <w:lastRenderedPageBreak/>
-        <w:t></w:t>
-      </w:r>
-      <w:r>
-        <w:tab/>
-        <w:t>cn.ts</w:t>
-      </w:r>
-    </w:p>
-    <w:p>
-      <w:r>
-        <w:t></w:t>
-      </w:r>
-      <w:r>
-        <w:tab/>
-        <w:t>components/</w:t>
-      </w:r>
-    </w:p>
-    <w:p>
-      <w:r>
-        <w:t></w:t>
-      </w:r>
-      <w:r>
-        <w:tab/>
-        <w:t>Screen.tsx</w:t>
-      </w:r>
-    </w:p>
-    <w:p>
-      <w:r>
-        <w:t></w:t>
-      </w:r>
-      <w:r>
-        <w:tab/>
-        <w:t>Header.tsx</w:t>
-      </w:r>
-    </w:p>
-    <w:p>
-      <w:r>
-        <w:t></w:t>
-      </w:r>
-      <w:r>
-        <w:tab/>
-        <w:t>Card.tsx</w:t>
-      </w:r>
-    </w:p>
-    <w:p>
-      <w:r>
-        <w:t></w:t>
-      </w:r>
-      <w:r>
-        <w:tab/>
-        <w:t>Badge.tsx</w:t>
-      </w:r>
-    </w:p>
-    <w:p>
-      <w:r>
-        <w:t></w:t>
-      </w:r>
-      <w:r>
-        <w:tab/>
-        <w:t>InfoBox.tsx</w:t>
-      </w:r>
-    </w:p>
-    <w:p>
-      <w:r>
-        <w:t>o</w:t>
-      </w:r>
-      <w:r>
-        <w:tab/>
-        <w:t>features/README.md</w:t>
-      </w:r>
-    </w:p>
-    <w:p>
-      <w:r>
-        <w:t>o</w:t>
-      </w:r>
-      <w:r>
-        <w:tab/>
-        <w:t>__tests__/smoke.test.ts</w:t>
-      </w:r>
-    </w:p>
-    <w:p>
-      <w:r>
-        <w:t>Raíces/config:</w:t>
-      </w:r>
-    </w:p>
-    <w:p>
-      <w:r>
-        <w:t>•</w:t>
-      </w:r>
-      <w:r>
-        <w:tab/>
-        <w:t>tailwind.config.ts (mapeo a tokens fh.*)</w:t>
-      </w:r>
-    </w:p>
-    <w:p>
-      <w:r>
-        <w:t>•</w:t>
-      </w:r>
-      <w:r>
-        <w:tab/>
-        <w:t>postcss.config.mjs (Tailwind v4 PostCSS plugin)</w:t>
-      </w:r>
-    </w:p>
-    <w:p>
-      <w:r>
-        <w:t>•</w:t>
-      </w:r>
-      <w:r>
-        <w:tab/>
-        <w:t>package.json (Next 16.1.0, React 19.x)</w:t>
-      </w:r>
-    </w:p>
-    <w:p>
-      <w:r>
-        <w:t>3.3 Rutas v1 (mínimas)</w:t>
-      </w:r>
-    </w:p>
-    <w:p>
-      <w:r>
-        <w:t>•</w:t>
-      </w:r>
-      <w:r>
-        <w:tab/>
-        <w:t>Público:</w:t>
-      </w:r>
-    </w:p>
-    <w:p>
-      <w:r>
-        <w:t>o</w:t>
-      </w:r>
-      <w:r>
-        <w:tab/>
-        <w:t>/landing</w:t>
-      </w:r>
-    </w:p>
-    <w:p>
-      <w:r>
-        <w:t>o</w:t>
-      </w:r>
-      <w:r>
-        <w:tab/>
-        <w:t>/login</w:t>
-      </w:r>
-    </w:p>
-    <w:p>
-      <w:r>
-        <w:t>•</w:t>
-      </w:r>
-      <w:r>
-        <w:tab/>
-        <w:t>Privado:</w:t>
-      </w:r>
-    </w:p>
-    <w:p>
-      <w:r>
-        <w:t>o</w:t>
-      </w:r>
-      <w:r>
-        <w:tab/>
-        <w:t>/app</w:t>
-      </w:r>
-    </w:p>
-    <w:p>
-      <w:r>
-        <w:t>o</w:t>
-      </w:r>
-      <w:r>
-        <w:tab/>
-        <w:t>/app/cases</w:t>
-      </w:r>
-    </w:p>
-    <w:p>
-      <w:r>
-        <w:t>o</w:t>
-      </w:r>
-      <w:r>
-        <w:tab/>
-        <w:t>/app/cases/new</w:t>
-      </w:r>
-    </w:p>
-    <w:p>
-      <w:r>
-        <w:t>o</w:t>
-      </w:r>
-      <w:r>
-        <w:tab/>
-        <w:t>/app/cases/:id</w:t>
-      </w:r>
-    </w:p>
-    <w:p>
-      <w:r>
-        <w:t>/app/cases/:id/:stepKey</w:t>
-      </w:r>
-    </w:p>
-    <w:p>
-      <w:r>
-        <w:t>/app/documents</w:t>
-      </w:r>
-    </w:p>
-    <w:p>
-      <w:r>
-        <w:t>/app/profile</w:t>
-      </w:r>
-    </w:p>
-    <w:p>
-      <w:r>
-        <w:t>/app/ui-kit</w:t>
-      </w:r>
-    </w:p>
-    <w:p>
-      <w:r>
-        <w:t>________________________________________</w:t>
-      </w:r>
-    </w:p>
-    <w:p>
-      <w:r>
-        <w:t>4. Contratos y API (visión, aún no implementado)</w:t>
-      </w:r>
-    </w:p>
-    <w:p>
-      <w:r>
-        <w:t>Endpoints objetivo (alto nivel):</w:t>
+        <w:t>6. Módulos y Flujos Funcionales (detalle por módulo)</w:t>
+      </w:r>
+    </w:p>
+    <w:p>
+      <w:r>
+        <w:t>6.1 Plataforma Core (Auth, Perfil, Shell)</w:t>
       </w:r>
     </w:p>
     <w:p>
@@ -974,7 +1312,7 @@
       </w:r>
       <w:r>
         <w:tab/>
-        <w:t>/api/cases (POST create)</w:t>
+        <w:t>Propósito: acceso, idioma, navegación clara, base de casos.</w:t>
       </w:r>
     </w:p>
     <w:p>
@@ -983,7 +1321,7 @@
       </w:r>
       <w:r>
         <w:tab/>
-        <w:t>/api/cases/:id (GET)</w:t>
+        <w:t>Pantallas mínimas: Landing → Login → Dashboard Home → Profile.</w:t>
       </w:r>
     </w:p>
     <w:p>
@@ -992,275 +1330,42 @@
       </w:r>
       <w:r>
         <w:tab/>
-        <w:t>/api/cases/:id/steps/:stepKey (PUT save step)</w:t>
-      </w:r>
-    </w:p>
-    <w:p>
-      <w:r>
-        <w:t>•</w:t>
-      </w:r>
-      <w:r>
-        <w:tab/>
-        <w:t>/api/cases/:id/documents (POST upload metadata)</w:t>
-      </w:r>
-    </w:p>
-    <w:p>
-      <w:r>
-        <w:t>•</w:t>
-      </w:r>
-      <w:r>
-        <w:tab/>
-        <w:t>/api/documents/:id/ocr (POST start OCR; GET result)</w:t>
-      </w:r>
-    </w:p>
-    <w:p>
-      <w:r>
-        <w:t>•</w:t>
-      </w:r>
-      <w:r>
-        <w:tab/>
-        <w:t>/api/payments/webhook (Stripe)</w:t>
-      </w:r>
-    </w:p>
-    <w:p>
-      <w:r>
-        <w:t>•</w:t>
-      </w:r>
-      <w:r>
-        <w:tab/>
-        <w:t>/api/authorizations/:caseId (POST set method/proof)</w:t>
-      </w:r>
-    </w:p>
-    <w:p>
-      <w:r>
-        <w:t>•</w:t>
-      </w:r>
-      <w:r>
-        <w:tab/>
-        <w:t>/api/admin/cases (operador: cola de revisión)</w:t>
-      </w:r>
-    </w:p>
-    <w:p>
-      <w:r>
-        <w:t>Errores estándar: VALIDATION_ERROR, AUTH_REQUIRED, PAYMENT_REQUIRED, AUTHORIZATION_REQUIRED, NOT_FOUND, RATE_LIMITED.</w:t>
-      </w:r>
-    </w:p>
-    <w:p>
-      <w:r>
-        <w:t>________________________________________</w:t>
-      </w:r>
-    </w:p>
-    <w:p>
-      <w:r>
-        <w:t>5. UX/UI System (Design tokens + componentes reutilizables)</w:t>
-      </w:r>
-    </w:p>
-    <w:p>
-      <w:r>
-        <w:t>Estado de Fase 2 (UI System básico): CERRADA (20/12/2025).</w:t>
-      </w:r>
-    </w:p>
-    <w:p>
-      <w:r>
-        <w:t>5.1 Tokens (colores, tipografía, spacing, radii) — IMPLEMENTADO</w:t>
-      </w:r>
-    </w:p>
-    <w:p>
-      <w:r>
-        <w:t>•</w:t>
-      </w:r>
-      <w:r>
-        <w:tab/>
-        <w:t>Paleta FinHub: base azul oscuro + acento verde.</w:t>
-      </w:r>
-    </w:p>
-    <w:p>
-      <w:r>
-        <w:t>•</w:t>
-      </w:r>
-      <w:r>
-        <w:tab/>
-        <w:t>Tokens implementados como CSS variables en src/styles/globals.css:</w:t>
-      </w:r>
-    </w:p>
-    <w:p>
-      <w:r>
-        <w:t>o</w:t>
-      </w:r>
-      <w:r>
-        <w:tab/>
-        <w:t>--fh-bg, --fh-surface, --fh-surface-2, --fh-text, --fh-muted, --fh-border, --fh-primary, --fh-primary-fg, --fh-danger, --fh-danger-fg, --fh-focus</w:t>
-      </w:r>
-    </w:p>
-    <w:p>
-      <w:r>
-        <w:t>•</w:t>
-      </w:r>
-      <w:r>
-        <w:tab/>
-        <w:t>Mapeo Tailwind:</w:t>
-      </w:r>
-    </w:p>
-    <w:p>
-      <w:r>
-        <w:t>o</w:t>
-      </w:r>
-      <w:r>
-        <w:tab/>
-        <w:t>colors.fh.* en tailwind.config.ts</w:t>
-      </w:r>
-    </w:p>
-    <w:p>
-      <w:r>
-        <w:t>5.2 Componentes base — IMPLEMENTADO (mínimo)</w:t>
-      </w:r>
-    </w:p>
-    <w:p>
-      <w:r>
-        <w:t>Carpeta: src/ui/components/</w:t>
-      </w:r>
-    </w:p>
-    <w:p>
-      <w:r>
-        <w:t>•</w:t>
-      </w:r>
-      <w:r>
-        <w:tab/>
-        <w:t>Screen (layout + container)</w:t>
-      </w:r>
-    </w:p>
-    <w:p>
-      <w:r>
-        <w:t>•</w:t>
-      </w:r>
-      <w:r>
-        <w:tab/>
-        <w:t>Header (título/subtítulo/actions)</w:t>
-      </w:r>
-    </w:p>
-    <w:p>
-      <w:r>
-        <w:t>•</w:t>
-      </w:r>
-      <w:r>
-        <w:tab/>
-        <w:t>Card (surface + border + shadow)</w:t>
-      </w:r>
-    </w:p>
-    <w:p>
-      <w:r>
-        <w:t>•</w:t>
-      </w:r>
-      <w:r>
-        <w:tab/>
-        <w:t>Badge (status)</w:t>
-      </w:r>
-    </w:p>
-    <w:p>
-      <w:r>
-        <w:t>•</w:t>
-      </w:r>
-      <w:r>
-        <w:tab/>
-        <w:t>InfoBox (bloques informativos)</w:t>
-      </w:r>
-    </w:p>
-    <w:p>
-      <w:r>
-        <w:t>Backlog inmediato (se implementará al inicio de Fase 5 para no bloquear):</w:t>
-      </w:r>
-    </w:p>
-    <w:p>
-      <w:r>
-        <w:t>•</w:t>
-      </w:r>
-      <w:r>
-        <w:tab/>
-        <w:t>Button, Input, Select, ToggleGroup, Stepper</w:t>
-      </w:r>
-    </w:p>
-    <w:p>
-      <w:r>
-        <w:t>•</w:t>
-      </w:r>
-      <w:r>
-        <w:tab/>
-        <w:t>DocumentChecklistItem, ReviewSummary</w:t>
-      </w:r>
-    </w:p>
-    <w:p>
-      <w:r>
-        <w:lastRenderedPageBreak/>
-        <w:t>5.3 Accesibilidad, i18n y contenido (guidelines)</w:t>
-      </w:r>
-    </w:p>
-    <w:p>
-      <w:r>
-        <w:t>•</w:t>
-      </w:r>
-      <w:r>
-        <w:tab/>
-        <w:t>Tipografía legible, contraste alto, targets táctiles amplios.</w:t>
-      </w:r>
-    </w:p>
-    <w:p>
-      <w:r>
-        <w:t>•</w:t>
-      </w:r>
-      <w:r>
-        <w:tab/>
-        <w:t>i18n: diccionarios por idioma + “content registry” para textos largos (emails/FAQ/landing).</w:t>
-      </w:r>
-    </w:p>
-    <w:p>
-      <w:r>
-        <w:t>•</w:t>
-      </w:r>
-      <w:r>
-        <w:tab/>
-        <w:t>Copy: frases cortas, explicar “qué necesitas y por qué”; holandés solo cuando aporte y con contexto.</w:t>
-      </w:r>
-    </w:p>
-    <w:p>
-      <w:r>
-        <w:t>________________________________________</w:t>
-      </w:r>
-    </w:p>
-    <w:p>
-      <w:r>
-        <w:t>6. Módulos y Flujos Funcionales (detalle por módulo)</w:t>
-      </w:r>
-    </w:p>
-    <w:p>
-      <w:r>
-        <w:t>6.1 Plataforma Core (Auth, Perfil, Shell)</w:t>
-      </w:r>
-    </w:p>
-    <w:p>
-      <w:r>
-        <w:t>•</w:t>
-      </w:r>
-      <w:r>
-        <w:tab/>
-        <w:t>Propósito: acceso, idioma, navegación clara, base de casos.</w:t>
-      </w:r>
-    </w:p>
-    <w:p>
-      <w:r>
-        <w:t>•</w:t>
-      </w:r>
-      <w:r>
-        <w:tab/>
-        <w:t>Pantallas mínimas: Landing → Login → Dashboard Home → Profile.</w:t>
-      </w:r>
-    </w:p>
-    <w:p>
-      <w:r>
-        <w:t>•</w:t>
-      </w:r>
-      <w:r>
-        <w:tab/>
         <w:t>DoD: protección de rutas (auth), perfil básico (idioma + datos mínimos), shell consistente.</w:t>
+      </w:r>
+    </w:p>
+    <w:p>
+      <w:r>
+        <w:t>Backlog Auth “pro” (se implementará después del cierre de Fase 4):</w:t>
+      </w:r>
+    </w:p>
+    <w:p>
+      <w:r>
+        <w:t>• OAuth (Google) y opcional Apple (si aplica).</w:t>
+      </w:r>
+    </w:p>
+    <w:p>
+      <w:r>
+        <w:t>• Política de contraseña: mínimo de caracteres, complejidad (caracteres especiales) y feedback de validación en UI.</w:t>
+      </w:r>
+    </w:p>
+    <w:p>
+      <w:r>
+        <w:t>• Confirmación de email (activar en prod) + reenvío de confirmación + recuperación de contraseña.</w:t>
+      </w:r>
+    </w:p>
+    <w:p>
+      <w:r>
+        <w:t>• MFA/2FA opcional (según tier premium y requisitos GDPR).</w:t>
+      </w:r>
+    </w:p>
+    <w:p>
+      <w:r>
+        <w:t>• Rate limiting / protección anti-abuso (especialmente en endpoints de auth).</w:t>
+      </w:r>
+    </w:p>
+    <w:p>
+      <w:r>
+        <w:t>• Auditoría: tracking de eventos de auth (login, logout, reset) y alertas básicas.</w:t>
       </w:r>
     </w:p>
     <w:p>
@@ -1643,7 +1748,14 @@
       </w:r>
       <w:r>
         <w:tab/>
-        <w:t>Repo + estándares + CI</w:t>
+      </w:r>
+      <w:proofErr w:type="gramStart"/>
+      <w:r>
+        <w:t>Repo</w:t>
+      </w:r>
+      <w:proofErr w:type="gramEnd"/>
+      <w:r>
+        <w:t xml:space="preserve"> + estándares + CI</w:t>
       </w:r>
       <w:r>
         <w:tab/>
@@ -1660,7 +1772,14 @@
       </w:r>
       <w:r>
         <w:tab/>
-        <w:t>Descubrimiento/Canon</w:t>
+      </w:r>
+      <w:proofErr w:type="gramStart"/>
+      <w:r>
+        <w:t>Descubrimiento</w:t>
+      </w:r>
+      <w:proofErr w:type="gramEnd"/>
+      <w:r>
+        <w:t>/Canon</w:t>
       </w:r>
       <w:r>
         <w:tab/>
@@ -1694,7 +1813,14 @@
       </w:r>
       <w:r>
         <w:tab/>
-        <w:t>Arquitectura técnica</w:t>
+      </w:r>
+      <w:proofErr w:type="gramStart"/>
+      <w:r>
+        <w:t>Arquitectura</w:t>
+      </w:r>
+      <w:proofErr w:type="gramEnd"/>
+      <w:r>
+        <w:t xml:space="preserve"> técnica</w:t>
       </w:r>
       <w:r>
         <w:tab/>
@@ -1711,7 +1837,14 @@
       </w:r>
       <w:r>
         <w:tab/>
-        <w:t>Modelo de datos + contratos</w:t>
+      </w:r>
+      <w:proofErr w:type="gramStart"/>
+      <w:r>
+        <w:t>Modelo</w:t>
+      </w:r>
+      <w:proofErr w:type="gramEnd"/>
+      <w:r>
+        <w:t xml:space="preserve"> de datos + contratos</w:t>
       </w:r>
       <w:r>
         <w:tab/>
@@ -1796,8 +1929,12 @@
       </w:r>
       <w:r>
         <w:tab/>
+      </w:r>
+      <w:proofErr w:type="gramStart"/>
+      <w:r>
         <w:t>Operación</w:t>
       </w:r>
+      <w:proofErr w:type="gramEnd"/>
       <w:r>
         <w:tab/>
         <w:t>monitoring + soporte + mejoras</w:t>
@@ -1911,7 +2048,15 @@
       </w:r>
       <w:r>
         <w:tab/>
-        <w:t>tailwind.config.ts (mapeo a tokens fh.*)</w:t>
+        <w:t xml:space="preserve">tailwind.config.ts (mapeo a tokens </w:t>
+      </w:r>
+      <w:proofErr w:type="gramStart"/>
+      <w:r>
+        <w:t>fh.*</w:t>
+      </w:r>
+      <w:proofErr w:type="gramEnd"/>
+      <w:r>
+        <w:t>)</w:t>
       </w:r>
     </w:p>
     <w:p>
@@ -1991,17 +2136,17 @@
     </w:p>
     <w:p>
       <w:r>
-        <w:t>- src/app/(auth)/login/page.tsx (login stub con server action que crea cookie fh_session)</w:t>
-      </w:r>
-    </w:p>
-    <w:p>
-      <w:r>
-        <w:t>- src/app/(dashboard)/app/layout.tsx (shell + protección stub por cookie + logout)</w:t>
-      </w:r>
-    </w:p>
-    <w:p>
-      <w:r>
-        <w:t>- src/app/(dashboard)/app/providers.tsx (AppProviders con providers de features)</w:t>
+        <w:t>- src/app/(auth)/login/page.tsx (Login con Supabase Auth email/password; crea sesión de usuario y redirige a /app).</w:t>
+      </w:r>
+    </w:p>
+    <w:p>
+      <w:r>
+        <w:t>- src/app/(dashboard)/app/layout.tsx (Shell del dashboard + protección de rutas /app basada en sesión; logout).</w:t>
+      </w:r>
+    </w:p>
+    <w:p>
+      <w:r>
+        <w:t>- src/app/(dashboard)/app/providers.tsx (AppProviders: providers de Cases + Documents).</w:t>
       </w:r>
     </w:p>
     <w:p>
@@ -2046,7 +2191,8 @@
     </w:p>
     <w:p>
       <w:r>
-        <w:t>- Persistencia local: localStorage (v1) con estructura por Case/Step/Document.</w:t>
+        <w:lastRenderedPageBreak/>
+        <w:t>- Persistencia: Supabase (tabla cases + drafts locales por step en caseDraftsStore; Document Vault base en Supabase/Storage).</w:t>
       </w:r>
     </w:p>
     <w:p>
@@ -2056,8 +2202,203 @@
     </w:p>
     <w:p>
       <w:r>
+        <w:t>Cierre cosmético (DONE):</w:t>
+      </w:r>
+    </w:p>
+    <w:p>
+      <w:r>
+        <w:t>•</w:t>
+      </w:r>
+      <w:r>
+        <w:tab/>
+        <w:t>src/app/page.tsx: redirección / → /landing (implementado).</w:t>
+      </w:r>
+    </w:p>
+    <w:p>
+      <w:r>
+        <w:t>8.3 Cambios realizados en Fase 4 (registro de implementación)</w:t>
+      </w:r>
+    </w:p>
+    <w:p>
+      <w:r>
+        <w:t>Rama: phase-4-data-contracts (base: phase-5-frontend-core). Commit: (no registrado en este documento).</w:t>
+      </w:r>
+    </w:p>
+    <w:p>
+      <w:r>
+        <w:t>Entregables Fase 4 (DoD): OpenAPI v1 + schema SQL (migrations) + RLS completa + mapping estable desde stores del frontend a DB (Supabase). Estado: en curso; existe ya esquema mínimo para cases/documents.</w:t>
+      </w:r>
+    </w:p>
+    <w:p>
+      <w:r>
+        <w:t>Archivos creados/confirmados (docs/):</w:t>
+      </w:r>
+    </w:p>
+    <w:p>
+      <w:r>
+        <w:t>•</w:t>
+      </w:r>
+      <w:r>
+        <w:tab/>
+        <w:t>docs/README.md</w:t>
+      </w:r>
+    </w:p>
+    <w:p>
+      <w:r>
+        <w:t>•</w:t>
+      </w:r>
+      <w:r>
+        <w:tab/>
+        <w:t>docs/domain/scope-v1.md</w:t>
+      </w:r>
+    </w:p>
+    <w:p>
+      <w:r>
+        <w:t>•</w:t>
+      </w:r>
+      <w:r>
+        <w:tab/>
+        <w:t>docs/domain/model-v1.md</w:t>
+      </w:r>
+    </w:p>
+    <w:p>
+      <w:r>
+        <w:t>•</w:t>
+      </w:r>
+      <w:r>
+        <w:tab/>
+        <w:t>docs/domain/mapping-localstorage-to-db.md</w:t>
+      </w:r>
+    </w:p>
+    <w:p>
+      <w:r>
+        <w:t>•</w:t>
+      </w:r>
+      <w:r>
+        <w:tab/>
+        <w:t>docs/openapi/finhub-v1.yaml</w:t>
+      </w:r>
+    </w:p>
+    <w:p>
+      <w:r>
+        <w:t>•</w:t>
+      </w:r>
+      <w:r>
+        <w:tab/>
+        <w:t>docs/db/schema-v1.sql</w:t>
+      </w:r>
+    </w:p>
+    <w:p>
+      <w:r>
+        <w:t>•</w:t>
+      </w:r>
+      <w:r>
+        <w:tab/>
+        <w:t>docs/db/rls-v1.md</w:t>
+      </w:r>
+    </w:p>
+    <w:p>
+      <w:r>
+        <w:t>•</w:t>
+      </w:r>
+      <w:r>
+        <w:tab/>
+        <w:t>docs/phase-4-closure.md</w:t>
+      </w:r>
+    </w:p>
+    <w:p>
+      <w:r>
+        <w:t>Datos clave extraídos del código (fuente de verdad frontend):</w:t>
+      </w:r>
+    </w:p>
+    <w:p>
+      <w:r>
+        <w:t>•</w:t>
+      </w:r>
+      <w:r>
+        <w:tab/>
+        <w:t>localStorage keys: fh_cases_state_v1, fh_documents_state_v1.</w:t>
+      </w:r>
+    </w:p>
+    <w:p>
+      <w:r>
+        <w:t>•</w:t>
+      </w:r>
+      <w:r>
+        <w:tab/>
+        <w:t>CaseType: toeslag_huur | toeslag_zorg | toeslag_kinderopvang | tax_ib | tax_voorlopige_aanslag | finances_intake | document_review.</w:t>
+      </w:r>
+    </w:p>
+    <w:p>
+      <w:r>
+        <w:t>•</w:t>
+      </w:r>
+      <w:r>
+        <w:tab/>
+        <w:t>CaseStatus: created | in_progress | waiting_user | submitted | under_review | completed | cancelled.</w:t>
+      </w:r>
+    </w:p>
+    <w:p>
+      <w:r>
+        <w:t>•</w:t>
+      </w:r>
+      <w:r>
+        <w:tab/>
+        <w:t>StepKey: eligibility | result | checkout | authorization | documents | review | intake | submission | done.</w:t>
+      </w:r>
+    </w:p>
+    <w:p>
+      <w:r>
+        <w:t>•</w:t>
+      </w:r>
+      <w:r>
+        <w:tab/>
+        <w:t>DocumentType: id | income | bank | rental | tax | other. DocumentStatus: pending | ready | reviewed.</w:t>
+      </w:r>
+    </w:p>
+    <w:p>
+      <w:r>
+        <w:t>•</w:t>
+      </w:r>
+      <w:r>
+        <w:tab/>
+        <w:t>Definición de pasos por tipo (casesConfig.ts):</w:t>
+      </w:r>
+    </w:p>
+    <w:p>
+      <w:r>
+        <w:t xml:space="preserve">  - Toeslagen: eligibility → result → checkout → authorization → documents → review.</w:t>
+      </w:r>
+    </w:p>
+    <w:p>
+      <w:r>
         <w:lastRenderedPageBreak/>
-        <w:t>Cierre cosmético (DONE):</w:t>
+        <w:t xml:space="preserve">  - Taxes: intake → documents → review → submission → done.</w:t>
+      </w:r>
+    </w:p>
+    <w:p>
+      <w:r>
+        <w:t xml:space="preserve">  - Finances/document_review: intake → documents → review → done.</w:t>
+      </w:r>
+    </w:p>
+    <w:p>
+      <w:r>
+        <w:t>Nota técnica: corregir encoding de 'Revisión de documentos' (actualmente aparece como 'RevisiÃ³n de documentos' en defaultTitleForCaseType).</w:t>
+      </w:r>
+    </w:p>
+    <w:p>
+      <w:r>
+        <w:t>________________________________________</w:t>
+      </w:r>
+    </w:p>
+    <w:p>
+      <w:r>
+        <w:t>9. Landing (marketing) — DIRECTIVA ACTUALIZADA</w:t>
+      </w:r>
+    </w:p>
+    <w:p>
+      <w:r>
+        <w:t>El landing actual es placeholder. Se construirá un landing profesional, llamativo y orientado a conversión, que:</w:t>
       </w:r>
     </w:p>
     <w:p>
@@ -2066,7 +2407,52 @@
       </w:r>
       <w:r>
         <w:tab/>
-        <w:t>src/app/page.tsx: redirección / → /landing (implementado).</w:t>
+        <w:t>Explique claramente qué es FinHub y qué resuelve.</w:t>
+      </w:r>
+    </w:p>
+    <w:p>
+      <w:r>
+        <w:t>•</w:t>
+      </w:r>
+      <w:r>
+        <w:tab/>
+        <w:t>Muestre el flujo “pre-check gratis → pago → gestión completa con revisión humana”.</w:t>
+      </w:r>
+    </w:p>
+    <w:p>
+      <w:r>
+        <w:t>•</w:t>
+      </w:r>
+      <w:r>
+        <w:tab/>
+        <w:t>Destaque confianza (seguridad, no credenciales DigiD, cumplimiento/GDPR).</w:t>
+      </w:r>
+    </w:p>
+    <w:p>
+      <w:r>
+        <w:t>•</w:t>
+      </w:r>
+      <w:r>
+        <w:tab/>
+        <w:t>Incentive a continuar con CTA claras (“Empezar pre-check”, “Ver cómo funciona”, “Iniciar sesión”).</w:t>
+      </w:r>
+    </w:p>
+    <w:p>
+      <w:r>
+        <w:t>•</w:t>
+      </w:r>
+      <w:r>
+        <w:tab/>
+        <w:t>Soporte i18n (ES/PL/RO/EN) con selector discreto.</w:t>
+      </w:r>
+    </w:p>
+    <w:p>
+      <w:r>
+        <w:t>•</w:t>
+      </w:r>
+      <w:r>
+        <w:tab/>
+        <w:t>Contenga secciones mínimas: Hero + Problema/Solución + Cómo funciona + Módulos + Pricing (placeholder) + FAQ + CTA final.</w:t>
       </w:r>
     </w:p>
     <w:p>
@@ -2076,12 +2462,12 @@
     </w:p>
     <w:p>
       <w:r>
-        <w:t>9. Landing (marketing) — DIRECTIVA ACTUALIZADA</w:t>
-      </w:r>
-    </w:p>
-    <w:p>
-      <w:r>
-        <w:t>El landing actual es placeholder. Se construirá un landing profesional, llamativo y orientado a conversión, que:</w:t>
+        <w:t>10. Riesgos principales (vivos)</w:t>
+      </w:r>
+    </w:p>
+    <w:p>
+      <w:r>
+        <w:t>P0</w:t>
       </w:r>
     </w:p>
     <w:p>
@@ -2090,7 +2476,12 @@
       </w:r>
       <w:r>
         <w:tab/>
-        <w:t>Explique claramente qué es FinHub y qué resuelve.</w:t>
+        <w:t>i18n completo (UI + contenido + emails + PDFs) puede explotar en mantenimiento.</w:t>
+      </w:r>
+    </w:p>
+    <w:p>
+      <w:r>
+        <w:t>Mitigación: content registry + versionado y revisión editorial.</w:t>
       </w:r>
     </w:p>
     <w:p>
@@ -2099,7 +2490,17 @@
       </w:r>
       <w:r>
         <w:tab/>
-        <w:t>Muestre el flujo “pre-check gratis → pago → gestión completa con revisión humana”.</w:t>
+        <w:t>Autorización/machtiging por servicio debe ser viable sin credenciales.</w:t>
+      </w:r>
+    </w:p>
+    <w:p>
+      <w:r>
+        <w:t>Mitigación: “proof” estándar y fallback de soporte humano.</w:t>
+      </w:r>
+    </w:p>
+    <w:p>
+      <w:r>
+        <w:t>P1</w:t>
       </w:r>
     </w:p>
     <w:p>
@@ -2108,7 +2509,12 @@
       </w:r>
       <w:r>
         <w:tab/>
-        <w:t>Destaque confianza (seguridad, no credenciales DigiD, cumplimiento/GDPR).</w:t>
+        <w:t>OCR calidad variable.</w:t>
+      </w:r>
+    </w:p>
+    <w:p>
+      <w:r>
+        <w:t>Mitigación: editor obligatorio + confidence + checklist de calidad.</w:t>
       </w:r>
     </w:p>
     <w:p>
@@ -2117,7 +2523,17 @@
       </w:r>
       <w:r>
         <w:tab/>
-        <w:t>Incentive a continuar con CTA claras (“Empezar pre-check”, “Ver cómo funciona”, “Iniciar sesión”).</w:t>
+        <w:t>Revisión humana como cuello de botella.</w:t>
+      </w:r>
+    </w:p>
+    <w:p>
+      <w:r>
+        <w:t>Mitigación: cola priorizada por pago + panel operador eficiente.</w:t>
+      </w:r>
+    </w:p>
+    <w:p>
+      <w:r>
+        <w:t>P2</w:t>
       </w:r>
     </w:p>
     <w:p>
@@ -2126,7 +2542,28 @@
       </w:r>
       <w:r>
         <w:tab/>
-        <w:t>Soporte i18n (ES/PL/RO/EN) con selector discreto.</w:t>
+        <w:t>Seguros v2 requiere compliance adicional (intermediación/asesoramiento).</w:t>
+      </w:r>
+    </w:p>
+    <w:p>
+      <w:r>
+        <w:lastRenderedPageBreak/>
+        <w:t>Mitigación: limitar v1 a informativo + recomendaciones no intrusivas con consentimiento; v2 solo bajo marco completo.</w:t>
+      </w:r>
+    </w:p>
+    <w:p>
+      <w:r>
+        <w:t>________________________________________</w:t>
+      </w:r>
+    </w:p>
+    <w:p>
+      <w:r>
+        <w:t>11. VACÍOS / DATOS FALTANTES (sin preguntas)</w:t>
+      </w:r>
+    </w:p>
+    <w:p>
+      <w:r>
+        <w:t>P0 (CERRADOS)</w:t>
       </w:r>
     </w:p>
     <w:p>
@@ -2135,7 +2572,66 @@
       </w:r>
       <w:r>
         <w:tab/>
-        <w:t>Contenga secciones mínimas: Hero + Problema/Solución + Cómo funciona + Módulos + Pricing (placeholder) + FAQ + CTA final.</w:t>
+        <w:t>Autorización/machtiging: Modo A (machtigingscode/proof) como estándar; no credenciales DigiD.</w:t>
+      </w:r>
+    </w:p>
+    <w:p>
+      <w:r>
+        <w:t>•</w:t>
+      </w:r>
+      <w:r>
+        <w:tab/>
+        <w:t>Stack objetivo: Next.js + Supabase + Stripe + Azure AI Document Intelligence.</w:t>
+      </w:r>
+    </w:p>
+    <w:p>
+      <w:r>
+        <w:t>P1 (ABIERTOS)</w:t>
+      </w:r>
+    </w:p>
+    <w:p>
+      <w:r>
+        <w:t>•</w:t>
+      </w:r>
+      <w:r>
+        <w:tab/>
+        <w:t>Implementar Fase 6: Auth real (Supabase) + RLS + API (cases/case_step_data/documents/payments/consents) + upload Storage con signed URLs.</w:t>
+      </w:r>
+    </w:p>
+    <w:p>
+      <w:r>
+        <w:t>•</w:t>
+      </w:r>
+      <w:r>
+        <w:tab/>
+        <w:t>Implementar Stripe v1: suscripción + pago por caso + webhooks que actualicen Payment y CaseStatus.</w:t>
+      </w:r>
+    </w:p>
+    <w:p>
+      <w:r>
+        <w:t>•</w:t>
+      </w:r>
+      <w:r>
+        <w:tab/>
+        <w:t>Definir política exacta de frecuencia para sugerencias in-app y emails (cap) y su implementación técnica (Consent + throttling).</w:t>
+      </w:r>
+    </w:p>
+    <w:p>
+      <w:r>
+        <w:t>•</w:t>
+      </w:r>
+      <w:r>
+        <w:tab/>
+        <w:t>Definir cola admin/operator (UI + permisos) para revisión humana y cierre de casos.</w:t>
+      </w:r>
+    </w:p>
+    <w:p>
+      <w:r>
+        <w:t>•</w:t>
+      </w:r>
+      <w:r>
+        <w:tab/>
+        <w:t>Definir estructura final de landing (copy por idioma) y pricing v1.</w:t>
       </w:r>
     </w:p>
     <w:p>
@@ -2145,173 +2641,12 @@
     </w:p>
     <w:p>
       <w:r>
-        <w:t>10. Riesgos principales (vivos)</w:t>
-      </w:r>
-    </w:p>
-    <w:p>
-      <w:r>
-        <w:t>P0</w:t>
-      </w:r>
-    </w:p>
-    <w:p>
-      <w:r>
-        <w:t>•</w:t>
-      </w:r>
-      <w:r>
-        <w:tab/>
-        <w:t>i18n completo (UI + contenido + emails + PDFs) puede explotar en mantenimiento.</w:t>
-      </w:r>
-    </w:p>
-    <w:p>
-      <w:r>
-        <w:t>Mitigación: content registry + versionado y revisión editorial.</w:t>
-      </w:r>
-    </w:p>
-    <w:p>
-      <w:r>
-        <w:t>•</w:t>
-      </w:r>
-      <w:r>
-        <w:tab/>
-        <w:t>Autorización/machtiging por servicio debe ser viable sin credenciales.</w:t>
-      </w:r>
-    </w:p>
-    <w:p>
-      <w:r>
-        <w:t>Mitigación: “proof” estándar y fallback de soporte humano.</w:t>
-      </w:r>
-    </w:p>
-    <w:p>
-      <w:r>
-        <w:t>P1</w:t>
-      </w:r>
-    </w:p>
-    <w:p>
-      <w:r>
-        <w:t>•</w:t>
-      </w:r>
-      <w:r>
-        <w:tab/>
-        <w:t>OCR calidad variable.</w:t>
-      </w:r>
-    </w:p>
-    <w:p>
-      <w:r>
-        <w:t>Mitigación: editor obligatorio + confidence + checklist de calidad.</w:t>
-      </w:r>
-    </w:p>
-    <w:p>
-      <w:r>
-        <w:t>•</w:t>
-      </w:r>
-      <w:r>
-        <w:tab/>
-        <w:t>Revisión humana como cuello de botella.</w:t>
-      </w:r>
-    </w:p>
-    <w:p>
-      <w:r>
-        <w:t>Mitigación: cola priorizada por pago + panel operador eficiente.</w:t>
-      </w:r>
-    </w:p>
-    <w:p>
-      <w:r>
-        <w:t>P2</w:t>
-      </w:r>
-    </w:p>
-    <w:p>
-      <w:r>
-        <w:t>•</w:t>
-      </w:r>
-      <w:r>
-        <w:tab/>
-        <w:t>Seguros v2 requiere compliance adicional (intermediación/asesoramiento).</w:t>
-      </w:r>
-    </w:p>
-    <w:p>
-      <w:r>
-        <w:t>Mitigación: limitar v1 a informativo + recomendaciones no intrusivas con consentimiento; v2 solo bajo marco completo.</w:t>
-      </w:r>
-    </w:p>
-    <w:p>
-      <w:r>
-        <w:lastRenderedPageBreak/>
-        <w:t>________________________________________</w:t>
-      </w:r>
-    </w:p>
-    <w:p>
-      <w:r>
-        <w:t>11. VACÍOS / DATOS FALTANTES (sin preguntas)</w:t>
-      </w:r>
-    </w:p>
-    <w:p>
-      <w:r>
-        <w:t>P0 (CERRADOS)</w:t>
-      </w:r>
-    </w:p>
-    <w:p>
-      <w:r>
-        <w:t>•</w:t>
-      </w:r>
-      <w:r>
-        <w:tab/>
-        <w:t>Autorización/machtiging: Modo A (machtigingscode/proof) como estándar; no credenciales DigiD.</w:t>
-      </w:r>
-    </w:p>
-    <w:p>
-      <w:r>
-        <w:t>•</w:t>
-      </w:r>
-      <w:r>
-        <w:tab/>
-        <w:t>Stack objetivo: Next.js + Supabase + Stripe + Azure AI Document Intelligence.</w:t>
-      </w:r>
-    </w:p>
-    <w:p>
-      <w:r>
-        <w:t>P1 (ABIERTOS)</w:t>
-      </w:r>
-    </w:p>
-    <w:p>
-      <w:r>
-        <w:t>•</w:t>
-      </w:r>
-      <w:r>
-        <w:tab/>
-        <w:t>Definir entidades exactas de Case/Document/Consent/Offer (Fase 4).</w:t>
-      </w:r>
-    </w:p>
-    <w:p>
-      <w:r>
-        <w:t>•</w:t>
-      </w:r>
-      <w:r>
-        <w:tab/>
-        <w:t>Definir política exacta de frecuencia para sugerencias in-app y emails (cap).</w:t>
-      </w:r>
-    </w:p>
-    <w:p>
-      <w:r>
-        <w:t>•</w:t>
-      </w:r>
-      <w:r>
-        <w:tab/>
-        <w:t>Definir estructura final de landing (copy por idioma) y pricing v1.</w:t>
-      </w:r>
-    </w:p>
-    <w:p>
-      <w:r>
-        <w:t>________________________________________</w:t>
-      </w:r>
-    </w:p>
-    <w:p>
-      <w:r>
         <w:t>12. Próximo paso inmediato (siguiente fase)</w:t>
       </w:r>
     </w:p>
     <w:p>
       <w:r>
-        <w:t>Entramos a Fase 5 (Arquitectura frontend):</w:t>
+        <w:t>Entramos a Fase 6 (Backend Core en Supabase):</w:t>
       </w:r>
     </w:p>
     <w:p>
@@ -2320,7 +2655,7 @@
       </w:r>
       <w:r>
         <w:tab/>
-        <w:t>Definir entidad Case y routing por caso.</w:t>
+        <w:t>Definir e implementar Auth real (Supabase Auth) + profiles (idioma preferido) y route guard real.</w:t>
       </w:r>
     </w:p>
     <w:p>
@@ -2329,7 +2664,7 @@
       </w:r>
       <w:r>
         <w:tab/>
-        <w:t>Stores + persistencia (sesión, idioma, drafts de wizard).</w:t>
+        <w:t>Crear tablas + constraints + RLS según docs/db/schema-v1.sql y docs/db/rls-v1.md (cases, case_step_data, documents, payments, consents).</w:t>
       </w:r>
     </w:p>
     <w:p>
@@ -2338,7 +2673,7 @@
       </w:r>
       <w:r>
         <w:tab/>
-        <w:t>Document Vault v1: upload + listado + estado + asociación a case.</w:t>
+        <w:t>Implementar handlers API alineados a docs/openapi/finhub-v1.yaml (CRUD de casos, upsert de drafts por stepKey, asociación de documentos).</w:t>
       </w:r>
     </w:p>
     <w:p>
@@ -2347,7 +2682,25 @@
       </w:r>
       <w:r>
         <w:tab/>
-        <w:t>Preparar “Consent” (marketing emails) y “Offers” (recomendaciones no intrusivas) como estructuras, sin activar campañas agresivas.</w:t>
+        <w:t>Implementar subida de documentos vía Storage con signed URLs + asociación opcional a case (Document Vault v1→v1-backend).</w:t>
+      </w:r>
+    </w:p>
+    <w:p>
+      <w:r>
+        <w:t>6.</w:t>
+      </w:r>
+      <w:r>
+        <w:tab/>
+        <w:t>Crear cola admin/operator mínima (/admin/cases) y UI de revisión humana (cambiar status a under_review/completed).</w:t>
+      </w:r>
+    </w:p>
+    <w:p>
+      <w:r>
+        <w:t>5.</w:t>
+      </w:r>
+      <w:r>
+        <w:tab/>
+        <w:t>Integrar Stripe: checkout (suscripción + pay-per-case) + webhook /payments/webhook para persistir Payment y transicionar CaseStatus.</w:t>
       </w:r>
     </w:p>
     <w:p/>

--- a/docs/Canon.docx
+++ b/docs/Canon.docx
@@ -14,17 +14,105 @@
     </w:p>
     <w:p>
       <w:r>
-        <w:t>Última actualización: 21/12/2025 (Auth Supabase + Case Engine v1 estable; limpieza de duplicados y flujo end-to-end funcional)</w:t>
-      </w:r>
-    </w:p>
-    <w:p>
-      <w:r>
-        <w:t>Fases cerradas: 0 (repo/CI), 2 (UI system mínimo), 3 (arquitectura), 5 (frontend core + Case Engine v1 + Document Vault v1). Fase 4: EN CURSO (data contracts + SQL/RLS).</w:t>
-      </w:r>
-    </w:p>
-    <w:p>
-      <w:r>
-        <w:t>Repo: https://github.com/andresbedoya22-ctrl/FinHub (rama actual de estabilización: fix/case-engine-v1-stabilize; origen: chore/supabase-auth).</w:t>
+        <w:t xml:space="preserve">Última actualización: 21/12/2025 (Auth </w:t>
+      </w:r>
+      <w:proofErr w:type="spellStart"/>
+      <w:r>
+        <w:t>Supabase</w:t>
+      </w:r>
+      <w:proofErr w:type="spellEnd"/>
+      <w:r>
+        <w:t xml:space="preserve"> + Case </w:t>
+      </w:r>
+      <w:proofErr w:type="spellStart"/>
+      <w:r>
+        <w:t>Engine</w:t>
+      </w:r>
+      <w:proofErr w:type="spellEnd"/>
+      <w:r>
+        <w:t xml:space="preserve"> v1 estable; limpieza de duplicados y flujo </w:t>
+      </w:r>
+      <w:proofErr w:type="spellStart"/>
+      <w:r>
+        <w:t>end-to-end</w:t>
+      </w:r>
+      <w:proofErr w:type="spellEnd"/>
+      <w:r>
+        <w:t xml:space="preserve"> funcional)</w:t>
+      </w:r>
+    </w:p>
+    <w:p>
+      <w:r>
+        <w:t xml:space="preserve">Fases cerradas: 0 (repo/CI), 2 (UI </w:t>
+      </w:r>
+      <w:proofErr w:type="spellStart"/>
+      <w:r>
+        <w:t>system</w:t>
+      </w:r>
+      <w:proofErr w:type="spellEnd"/>
+      <w:r>
+        <w:t xml:space="preserve"> mínimo), 3 (arquitectura), 5 (</w:t>
+      </w:r>
+      <w:proofErr w:type="spellStart"/>
+      <w:r>
+        <w:t>frontend</w:t>
+      </w:r>
+      <w:proofErr w:type="spellEnd"/>
+      <w:r>
+        <w:t xml:space="preserve"> </w:t>
+      </w:r>
+      <w:proofErr w:type="spellStart"/>
+      <w:r>
+        <w:t>core</w:t>
+      </w:r>
+      <w:proofErr w:type="spellEnd"/>
+      <w:r>
+        <w:t xml:space="preserve"> + Case </w:t>
+      </w:r>
+      <w:proofErr w:type="spellStart"/>
+      <w:r>
+        <w:t>Engine</w:t>
+      </w:r>
+      <w:proofErr w:type="spellEnd"/>
+      <w:r>
+        <w:t xml:space="preserve"> v1 + </w:t>
+      </w:r>
+      <w:proofErr w:type="spellStart"/>
+      <w:r>
+        <w:t>Document</w:t>
+      </w:r>
+      <w:proofErr w:type="spellEnd"/>
+      <w:r>
+        <w:t xml:space="preserve"> Vault v1). Fase 4: EN CURSO (data </w:t>
+      </w:r>
+      <w:proofErr w:type="spellStart"/>
+      <w:r>
+        <w:t>contracts</w:t>
+      </w:r>
+      <w:proofErr w:type="spellEnd"/>
+      <w:r>
+        <w:t xml:space="preserve"> + SQL/RLS).</w:t>
+      </w:r>
+    </w:p>
+    <w:p>
+      <w:r>
+        <w:t xml:space="preserve">Repo: https://github.com/andresbedoya22-ctrl/FinHub (rama actual de estabilización: </w:t>
+      </w:r>
+      <w:proofErr w:type="spellStart"/>
+      <w:r>
+        <w:t>fix</w:t>
+      </w:r>
+      <w:proofErr w:type="spellEnd"/>
+      <w:r>
+        <w:t>/case-engine-v1-stabilize; origen: chore/</w:t>
+      </w:r>
+      <w:proofErr w:type="spellStart"/>
+      <w:r>
+        <w:t>supabase-auth</w:t>
+      </w:r>
+      <w:proofErr w:type="spellEnd"/>
+      <w:r>
+        <w:t>).</w:t>
       </w:r>
     </w:p>
     <w:p>
@@ -48,7 +136,39 @@
       </w:r>
       <w:r>
         <w:tab/>
-        <w:t>Qué es la app y para quién: FinHub es una plataforma web responsive (móvil perfecto) para migrantes en NL que necesitan gestionar subsidios (toeslagen), impuestos personales (IB + voorlopige aanslag) y finanzas personales. Incluye bóveda de documentos, OCR asistido y una capa de guiado/IA en su idioma.</w:t>
+        <w:t xml:space="preserve">Qué es la app y para quién: </w:t>
+      </w:r>
+      <w:proofErr w:type="spellStart"/>
+      <w:r>
+        <w:t>FinHub</w:t>
+      </w:r>
+      <w:proofErr w:type="spellEnd"/>
+      <w:r>
+        <w:t xml:space="preserve"> es una plataforma web responsive (móvil perfecto) para migrantes en NL que necesitan gestionar subsidios (</w:t>
+      </w:r>
+      <w:proofErr w:type="spellStart"/>
+      <w:r>
+        <w:t>toeslagen</w:t>
+      </w:r>
+      <w:proofErr w:type="spellEnd"/>
+      <w:r>
+        <w:t xml:space="preserve">), impuestos personales (IB + </w:t>
+      </w:r>
+      <w:proofErr w:type="spellStart"/>
+      <w:r>
+        <w:t>voorlopige</w:t>
+      </w:r>
+      <w:proofErr w:type="spellEnd"/>
+      <w:r>
+        <w:t xml:space="preserve"> </w:t>
+      </w:r>
+      <w:proofErr w:type="spellStart"/>
+      <w:r>
+        <w:t>aanslag</w:t>
+      </w:r>
+      <w:proofErr w:type="spellEnd"/>
+      <w:r>
+        <w:t>) y finanzas personales. Incluye bóveda de documentos, OCR asistido y una capa de guiado/IA en su idioma.</w:t>
       </w:r>
     </w:p>
     <w:p>
@@ -57,7 +177,31 @@
       </w:r>
       <w:r>
         <w:tab/>
-        <w:t>Qué problema resuelve: El usuario no entiende el sistema neerlandés. FinHub reduce fricción con un modelo pre-check gratuito → pago → ejecución end-to-end con revisión humana.</w:t>
+        <w:t xml:space="preserve">Qué problema resuelve: El usuario no entiende el sistema neerlandés. </w:t>
+      </w:r>
+      <w:proofErr w:type="spellStart"/>
+      <w:r>
+        <w:t>FinHub</w:t>
+      </w:r>
+      <w:proofErr w:type="spellEnd"/>
+      <w:r>
+        <w:t xml:space="preserve"> reduce fricción con un modelo </w:t>
+      </w:r>
+      <w:proofErr w:type="spellStart"/>
+      <w:r>
+        <w:t>pre-check</w:t>
+      </w:r>
+      <w:proofErr w:type="spellEnd"/>
+      <w:r>
+        <w:t xml:space="preserve"> gratuito → pago → ejecución </w:t>
+      </w:r>
+      <w:proofErr w:type="spellStart"/>
+      <w:r>
+        <w:t>end-to-end</w:t>
+      </w:r>
+      <w:proofErr w:type="spellEnd"/>
+      <w:r>
+        <w:t xml:space="preserve"> con revisión humana.</w:t>
       </w:r>
     </w:p>
     <w:p>
@@ -66,7 +210,55 @@
       </w:r>
       <w:r>
         <w:tab/>
-        <w:t>Módulos (alto nivel): Subsidios (Toeslagen 2026), Impuestos particulares (IB + voorlopige aanslag), Finanzas personales (manual + OCR uploads), Document Vault + OCR editor, Seguros (v1 informativo + recomendación no intrusiva; v2 operativo), Suscripción + pago por caso, Perfil multi-idioma.</w:t>
+        <w:t>Módulos (alto nivel): Subsidios (</w:t>
+      </w:r>
+      <w:proofErr w:type="spellStart"/>
+      <w:r>
+        <w:t>Toeslagen</w:t>
+      </w:r>
+      <w:proofErr w:type="spellEnd"/>
+      <w:r>
+        <w:t xml:space="preserve"> 2026), Impuestos particulares (IB + </w:t>
+      </w:r>
+      <w:proofErr w:type="spellStart"/>
+      <w:r>
+        <w:t>voorlopige</w:t>
+      </w:r>
+      <w:proofErr w:type="spellEnd"/>
+      <w:r>
+        <w:t xml:space="preserve"> </w:t>
+      </w:r>
+      <w:proofErr w:type="spellStart"/>
+      <w:r>
+        <w:t>aanslag</w:t>
+      </w:r>
+      <w:proofErr w:type="spellEnd"/>
+      <w:r>
+        <w:t xml:space="preserve">), Finanzas personales (manual + OCR </w:t>
+      </w:r>
+      <w:proofErr w:type="spellStart"/>
+      <w:r>
+        <w:t>uploads</w:t>
+      </w:r>
+      <w:proofErr w:type="spellEnd"/>
+      <w:r>
+        <w:t xml:space="preserve">), </w:t>
+      </w:r>
+      <w:proofErr w:type="spellStart"/>
+      <w:r>
+        <w:t>Document</w:t>
+      </w:r>
+      <w:proofErr w:type="spellEnd"/>
+      <w:r>
+        <w:t xml:space="preserve"> Vault + OCR editor, Seguros (v1 informativo + recomendación no intrusiva; v2 operativo), Suscripción + pago por caso, Perfil </w:t>
+      </w:r>
+      <w:proofErr w:type="spellStart"/>
+      <w:r>
+        <w:t>multi-idioma</w:t>
+      </w:r>
+      <w:proofErr w:type="spellEnd"/>
+      <w:r>
+        <w:t>.</w:t>
       </w:r>
     </w:p>
     <w:p>
@@ -75,7 +267,15 @@
       </w:r>
       <w:r>
         <w:tab/>
-        <w:t>Estado actual (bullets):</w:t>
+        <w:t>Estado actual (</w:t>
+      </w:r>
+      <w:proofErr w:type="spellStart"/>
+      <w:r>
+        <w:t>bullets</w:t>
+      </w:r>
+      <w:proofErr w:type="spellEnd"/>
+      <w:r>
+        <w:t>):</w:t>
       </w:r>
     </w:p>
     <w:p>
@@ -84,7 +284,15 @@
       </w:r>
       <w:r>
         <w:tab/>
-        <w:t>[CONFIRMADO EN CHAT] Pivot a Web-first (app nativa pospuesta).</w:t>
+        <w:t xml:space="preserve">[CONFIRMADO EN CHAT] </w:t>
+      </w:r>
+      <w:proofErr w:type="spellStart"/>
+      <w:r>
+        <w:t>Pivot</w:t>
+      </w:r>
+      <w:proofErr w:type="spellEnd"/>
+      <w:r>
+        <w:t xml:space="preserve"> a Web-first (app nativa pospuesta).</w:t>
       </w:r>
     </w:p>
     <w:p>
@@ -102,7 +310,23 @@
       </w:r>
       <w:r>
         <w:tab/>
-        <w:t>[CONFIRMADO EN CHAT] Modelo: pre-check gratis → pago → autorización/machtiging → documentos → revisión humana.</w:t>
+        <w:t xml:space="preserve">[CONFIRMADO EN CHAT] Modelo: </w:t>
+      </w:r>
+      <w:proofErr w:type="spellStart"/>
+      <w:r>
+        <w:t>pre-check</w:t>
+      </w:r>
+      <w:proofErr w:type="spellEnd"/>
+      <w:r>
+        <w:t xml:space="preserve"> gratis → pago → autorización/</w:t>
+      </w:r>
+      <w:proofErr w:type="spellStart"/>
+      <w:r>
+        <w:t>machtiging</w:t>
+      </w:r>
+      <w:proofErr w:type="spellEnd"/>
+      <w:r>
+        <w:t xml:space="preserve"> → documentos → revisión humana.</w:t>
       </w:r>
     </w:p>
     <w:p>
@@ -128,7 +352,31 @@
       </w:r>
       <w:r>
         <w:tab/>
-        <w:t>[CERRADO 19/12/2025] Fase 0: repo web en GitHub, CI verde, lint/typecheck/test/build OK.</w:t>
+        <w:t xml:space="preserve">[CERRADO 19/12/2025] Fase 0: repo web en GitHub, CI verde, </w:t>
+      </w:r>
+      <w:proofErr w:type="spellStart"/>
+      <w:r>
+        <w:t>lint</w:t>
+      </w:r>
+      <w:proofErr w:type="spellEnd"/>
+      <w:r>
+        <w:t>/</w:t>
+      </w:r>
+      <w:proofErr w:type="spellStart"/>
+      <w:r>
+        <w:t>typecheck</w:t>
+      </w:r>
+      <w:proofErr w:type="spellEnd"/>
+      <w:r>
+        <w:t>/test/</w:t>
+      </w:r>
+      <w:proofErr w:type="spellStart"/>
+      <w:r>
+        <w:t>build</w:t>
+      </w:r>
+      <w:proofErr w:type="spellEnd"/>
+      <w:r>
+        <w:t xml:space="preserve"> OK.</w:t>
       </w:r>
     </w:p>
     <w:p>
@@ -137,7 +385,15 @@
       </w:r>
       <w:r>
         <w:tab/>
-        <w:t>[CERRADO 19/12/2025] Fase 3 (Arquitectura): stack objetivo y decisiones de autorización (Modo A).</w:t>
+        <w:t xml:space="preserve">[CERRADO 19/12/2025] Fase 3 (Arquitectura): </w:t>
+      </w:r>
+      <w:proofErr w:type="spellStart"/>
+      <w:r>
+        <w:t>stack</w:t>
+      </w:r>
+      <w:proofErr w:type="spellEnd"/>
+      <w:r>
+        <w:t xml:space="preserve"> objetivo y decisiones de autorización (Modo A).</w:t>
       </w:r>
     </w:p>
     <w:p>
@@ -146,7 +402,47 @@
       </w:r>
       <w:r>
         <w:tab/>
-        <w:t>[CERRADO 20/12/2025] Fase 2 (UI System básico): tokens + layout shell privado + UI Kit page + estructura src/ui.</w:t>
+        <w:t xml:space="preserve">[CERRADO 20/12/2025] Fase 2 (UI </w:t>
+      </w:r>
+      <w:proofErr w:type="spellStart"/>
+      <w:r>
+        <w:t>System</w:t>
+      </w:r>
+      <w:proofErr w:type="spellEnd"/>
+      <w:r>
+        <w:t xml:space="preserve"> básico): tokens + </w:t>
+      </w:r>
+      <w:proofErr w:type="spellStart"/>
+      <w:r>
+        <w:t>layout</w:t>
+      </w:r>
+      <w:proofErr w:type="spellEnd"/>
+      <w:r>
+        <w:t xml:space="preserve"> </w:t>
+      </w:r>
+      <w:proofErr w:type="spellStart"/>
+      <w:r>
+        <w:t>shell</w:t>
+      </w:r>
+      <w:proofErr w:type="spellEnd"/>
+      <w:r>
+        <w:t xml:space="preserve"> privado + UI Kit page + estructura </w:t>
+      </w:r>
+      <w:proofErr w:type="spellStart"/>
+      <w:r>
+        <w:t>src</w:t>
+      </w:r>
+      <w:proofErr w:type="spellEnd"/>
+      <w:r>
+        <w:t>/</w:t>
+      </w:r>
+      <w:proofErr w:type="spellStart"/>
+      <w:r>
+        <w:t>ui</w:t>
+      </w:r>
+      <w:proofErr w:type="spellEnd"/>
+      <w:r>
+        <w:t>.</w:t>
       </w:r>
     </w:p>
     <w:p>
@@ -156,7 +452,71 @@
       </w:r>
       <w:r>
         <w:tab/>
-        <w:t>[CERRADO 21/12/2025] Fase 5 (Frontend Core): route guard funcional + Auth Supabase (email/pass) + Case Engine v1 (DB Supabase) + Document Vault v1 (DB/Storage base).</w:t>
+        <w:t>[CERRADO 21/12/2025] Fase 5 (</w:t>
+      </w:r>
+      <w:proofErr w:type="spellStart"/>
+      <w:r>
+        <w:t>Frontend</w:t>
+      </w:r>
+      <w:proofErr w:type="spellEnd"/>
+      <w:r>
+        <w:t xml:space="preserve"> Core): </w:t>
+      </w:r>
+      <w:proofErr w:type="spellStart"/>
+      <w:r>
+        <w:t>route</w:t>
+      </w:r>
+      <w:proofErr w:type="spellEnd"/>
+      <w:r>
+        <w:t xml:space="preserve"> </w:t>
+      </w:r>
+      <w:proofErr w:type="spellStart"/>
+      <w:r>
+        <w:t>guard</w:t>
+      </w:r>
+      <w:proofErr w:type="spellEnd"/>
+      <w:r>
+        <w:t xml:space="preserve"> funcional + Auth </w:t>
+      </w:r>
+      <w:proofErr w:type="spellStart"/>
+      <w:r>
+        <w:t>Supabase</w:t>
+      </w:r>
+      <w:proofErr w:type="spellEnd"/>
+      <w:r>
+        <w:t xml:space="preserve"> (email/</w:t>
+      </w:r>
+      <w:proofErr w:type="spellStart"/>
+      <w:r>
+        <w:t>pass</w:t>
+      </w:r>
+      <w:proofErr w:type="spellEnd"/>
+      <w:r>
+        <w:t xml:space="preserve">) + Case </w:t>
+      </w:r>
+      <w:proofErr w:type="spellStart"/>
+      <w:r>
+        <w:t>Engine</w:t>
+      </w:r>
+      <w:proofErr w:type="spellEnd"/>
+      <w:r>
+        <w:t xml:space="preserve"> v1 (DB </w:t>
+      </w:r>
+      <w:proofErr w:type="spellStart"/>
+      <w:r>
+        <w:t>Supabase</w:t>
+      </w:r>
+      <w:proofErr w:type="spellEnd"/>
+      <w:r>
+        <w:t xml:space="preserve">) + </w:t>
+      </w:r>
+      <w:proofErr w:type="spellStart"/>
+      <w:r>
+        <w:t>Document</w:t>
+      </w:r>
+      <w:proofErr w:type="spellEnd"/>
+      <w:r>
+        <w:t xml:space="preserve"> Vault v1 (DB/Storage base).</w:t>
       </w:r>
     </w:p>
     <w:p>
@@ -165,7 +525,55 @@
       </w:r>
       <w:r>
         <w:tab/>
-        <w:t>[EN CURSO 21/12/2025] Fase 4 (Data Contracts): formalizar OpenAPI v1 + schema SQL/migrations + RLS completa; hoy existe esquema mínimo en Supabase para cases y documents.</w:t>
+        <w:t xml:space="preserve">[EN CURSO 21/12/2025] Fase 4 (Data </w:t>
+      </w:r>
+      <w:proofErr w:type="spellStart"/>
+      <w:r>
+        <w:t>Contracts</w:t>
+      </w:r>
+      <w:proofErr w:type="spellEnd"/>
+      <w:r>
+        <w:t xml:space="preserve">): formalizar </w:t>
+      </w:r>
+      <w:proofErr w:type="spellStart"/>
+      <w:r>
+        <w:t>OpenAPI</w:t>
+      </w:r>
+      <w:proofErr w:type="spellEnd"/>
+      <w:r>
+        <w:t xml:space="preserve"> v1 + </w:t>
+      </w:r>
+      <w:proofErr w:type="spellStart"/>
+      <w:r>
+        <w:t>schema</w:t>
+      </w:r>
+      <w:proofErr w:type="spellEnd"/>
+      <w:r>
+        <w:t xml:space="preserve"> SQL/</w:t>
+      </w:r>
+      <w:proofErr w:type="spellStart"/>
+      <w:r>
+        <w:t>migrations</w:t>
+      </w:r>
+      <w:proofErr w:type="spellEnd"/>
+      <w:r>
+        <w:t xml:space="preserve"> + RLS completa; hoy existe esquema mínimo en </w:t>
+      </w:r>
+      <w:proofErr w:type="spellStart"/>
+      <w:r>
+        <w:t>Supabase</w:t>
+      </w:r>
+      <w:proofErr w:type="spellEnd"/>
+      <w:r>
+        <w:t xml:space="preserve"> para cases y </w:t>
+      </w:r>
+      <w:proofErr w:type="spellStart"/>
+      <w:r>
+        <w:t>documents</w:t>
+      </w:r>
+      <w:proofErr w:type="spellEnd"/>
+      <w:r>
+        <w:t>.</w:t>
       </w:r>
     </w:p>
     <w:p>
@@ -174,42 +582,1119 @@
       </w:r>
       <w:r>
         <w:tab/>
-        <w:t>Próximo objetivo: CERRAR Fase 4 (contratos + SQL/RLS + migraciones) y dejar el frontend consumiendo DB con garantías (tests + CI).</w:t>
-      </w:r>
-    </w:p>
-    <w:p>
-      <w:r>
+        <w:t xml:space="preserve">Próximo objetivo: CERRAR Fase 4 (contratos + SQL/RLS + migraciones) y dejar el </w:t>
+      </w:r>
+      <w:proofErr w:type="spellStart"/>
+      <w:r>
+        <w:t>frontend</w:t>
+      </w:r>
+      <w:proofErr w:type="spellEnd"/>
+      <w:r>
+        <w:t xml:space="preserve"> consumiendo DB con garantías (</w:t>
+      </w:r>
+      <w:proofErr w:type="spellStart"/>
+      <w:r>
+        <w:t>tests</w:t>
+      </w:r>
+      <w:proofErr w:type="spellEnd"/>
+      <w:r>
+        <w:t xml:space="preserve"> + CI).</w:t>
+      </w:r>
+    </w:p>
+    <w:p>
+      <w:r>
+        <w:rPr>
+          <w:b/>
+        </w:rPr>
         <w:t>Cambios recientes (21/12/2025) — estabilización real (sin improvisación):</w:t>
       </w:r>
     </w:p>
     <w:p>
       <w:r>
-        <w:t>• Integración Supabase Auth (email/password) y sesión; desactivación temporal de confirmación de email en entorno dev para acelerar pruebas.</w:t>
-      </w:r>
-    </w:p>
-    <w:p>
-      <w:r>
-        <w:t>• Rutas de Auth bajo src/app/(auth)/login y src/app/(auth)/register (app router).</w:t>
-      </w:r>
-    </w:p>
-    <w:p>
-      <w:r>
-        <w:t>• Middleware/guard para proteger /app y redirección a /login cuando no hay sesión.</w:t>
-      </w:r>
-    </w:p>
-    <w:p>
-      <w:r>
-        <w:t>• Case Engine v1: crear/listar/borrar/ver caso + navegación por steps; persistencia en tabla cases (Supabase).</w:t>
-      </w:r>
-    </w:p>
-    <w:p>
-      <w:r>
-        <w:t>• Drafts por step: store separado (caseDraftsStore) para editar sin perder cambios entre steps; StepClient consume getDraft/setDraft.</w:t>
-      </w:r>
-    </w:p>
-    <w:p>
-      <w:r>
-        <w:t>• Limpieza de duplicados (casesStore.tsx/.bak) para evitar imports inconsistentes y errores intermitentes.</w:t>
+        <w:t xml:space="preserve">• Integración </w:t>
+      </w:r>
+      <w:proofErr w:type="spellStart"/>
+      <w:r>
+        <w:t>Supabase</w:t>
+      </w:r>
+      <w:proofErr w:type="spellEnd"/>
+      <w:r>
+        <w:t xml:space="preserve"> Auth (email/</w:t>
+      </w:r>
+      <w:proofErr w:type="spellStart"/>
+      <w:r>
+        <w:t>password</w:t>
+      </w:r>
+      <w:proofErr w:type="spellEnd"/>
+      <w:r>
+        <w:t xml:space="preserve">) y sesión; desactivación temporal de confirmación de email en entorno </w:t>
+      </w:r>
+      <w:proofErr w:type="spellStart"/>
+      <w:r>
+        <w:t>dev</w:t>
+      </w:r>
+      <w:proofErr w:type="spellEnd"/>
+      <w:r>
+        <w:t xml:space="preserve"> para acelerar pruebas.</w:t>
+      </w:r>
+    </w:p>
+    <w:p>
+      <w:r>
+        <w:t xml:space="preserve">• Rutas de Auth bajo </w:t>
+      </w:r>
+      <w:proofErr w:type="spellStart"/>
+      <w:r>
+        <w:t>src</w:t>
+      </w:r>
+      <w:proofErr w:type="spellEnd"/>
+      <w:r>
+        <w:t>/app/(</w:t>
+      </w:r>
+      <w:proofErr w:type="spellStart"/>
+      <w:r>
+        <w:t>auth</w:t>
+      </w:r>
+      <w:proofErr w:type="spellEnd"/>
+      <w:r>
+        <w:t>)/</w:t>
+      </w:r>
+      <w:proofErr w:type="spellStart"/>
+      <w:r>
+        <w:t>login</w:t>
+      </w:r>
+      <w:proofErr w:type="spellEnd"/>
+      <w:r>
+        <w:t xml:space="preserve"> y </w:t>
+      </w:r>
+      <w:proofErr w:type="spellStart"/>
+      <w:r>
+        <w:t>src</w:t>
+      </w:r>
+      <w:proofErr w:type="spellEnd"/>
+      <w:r>
+        <w:t>/app/(</w:t>
+      </w:r>
+      <w:proofErr w:type="spellStart"/>
+      <w:r>
+        <w:t>auth</w:t>
+      </w:r>
+      <w:proofErr w:type="spellEnd"/>
+      <w:r>
+        <w:t>)/</w:t>
+      </w:r>
+      <w:proofErr w:type="spellStart"/>
+      <w:r>
+        <w:t>register</w:t>
+      </w:r>
+      <w:proofErr w:type="spellEnd"/>
+      <w:r>
+        <w:t xml:space="preserve"> (app </w:t>
+      </w:r>
+      <w:proofErr w:type="spellStart"/>
+      <w:r>
+        <w:t>router</w:t>
+      </w:r>
+      <w:proofErr w:type="spellEnd"/>
+      <w:r>
+        <w:t>).</w:t>
+      </w:r>
+    </w:p>
+    <w:p>
+      <w:r>
+        <w:t xml:space="preserve">Cierre limpio de rama y </w:t>
+      </w:r>
+      <w:proofErr w:type="spellStart"/>
+      <w:r>
+        <w:t>release</w:t>
+      </w:r>
+      <w:proofErr w:type="spellEnd"/>
+      <w:r>
+        <w:t xml:space="preserve"> (operativo)</w:t>
+      </w:r>
+    </w:p>
+    <w:p>
+      <w:r>
+        <w:t xml:space="preserve">Objetivo: dejar la rama </w:t>
+      </w:r>
+      <w:proofErr w:type="spellStart"/>
+      <w:r>
+        <w:t>fix</w:t>
+      </w:r>
+      <w:proofErr w:type="spellEnd"/>
+      <w:r>
+        <w:t xml:space="preserve">/case-engine-v1-stabilize lista para </w:t>
+      </w:r>
+      <w:proofErr w:type="spellStart"/>
+      <w:r>
+        <w:t>merge</w:t>
+      </w:r>
+      <w:proofErr w:type="spellEnd"/>
+      <w:r>
+        <w:t xml:space="preserve">, sin artefactos locales ni </w:t>
+      </w:r>
+      <w:proofErr w:type="spellStart"/>
+      <w:r>
+        <w:t>backups</w:t>
+      </w:r>
+      <w:proofErr w:type="spellEnd"/>
+      <w:r>
+        <w:t>, con CI verde y un punto de restauración (tag).</w:t>
+      </w:r>
+    </w:p>
+    <w:p/>
+    <w:p>
+      <w:proofErr w:type="spellStart"/>
+      <w:r>
+        <w:t>Checklist</w:t>
+      </w:r>
+      <w:proofErr w:type="spellEnd"/>
+      <w:r>
+        <w:t xml:space="preserve"> (antes de </w:t>
+      </w:r>
+      <w:proofErr w:type="spellStart"/>
+      <w:r>
+        <w:t>merge</w:t>
+      </w:r>
+      <w:proofErr w:type="spellEnd"/>
+      <w:r>
+        <w:t>):</w:t>
+      </w:r>
+    </w:p>
+    <w:p>
+      <w:r>
+        <w:t>1) Higiene del repo</w:t>
+      </w:r>
+    </w:p>
+    <w:p>
+      <w:r>
+        <w:t xml:space="preserve">   - Eliminar </w:t>
+      </w:r>
+      <w:proofErr w:type="spellStart"/>
+      <w:r>
+        <w:t>backups</w:t>
+      </w:r>
+      <w:proofErr w:type="spellEnd"/>
+      <w:r>
+        <w:t xml:space="preserve"> y artefactos: *.</w:t>
+      </w:r>
+      <w:proofErr w:type="spellStart"/>
+      <w:r>
+        <w:t>bak</w:t>
+      </w:r>
+      <w:proofErr w:type="spellEnd"/>
+      <w:r>
+        <w:t>, *.bak2, *.bak3, *_</w:t>
+      </w:r>
+      <w:proofErr w:type="spellStart"/>
+      <w:r>
+        <w:t>archive_fix</w:t>
+      </w:r>
+      <w:proofErr w:type="spellEnd"/>
+      <w:r>
+        <w:t xml:space="preserve">/, </w:t>
+      </w:r>
+      <w:proofErr w:type="spellStart"/>
+      <w:r>
+        <w:t>docs</w:t>
+      </w:r>
+      <w:proofErr w:type="spellEnd"/>
+      <w:r>
+        <w:t>/~$*.docx.</w:t>
+      </w:r>
+    </w:p>
+    <w:p>
+      <w:r>
+        <w:t xml:space="preserve">   - </w:t>
+      </w:r>
+      <w:proofErr w:type="gramStart"/>
+      <w:r>
+        <w:t>Confirmar .</w:t>
+      </w:r>
+      <w:proofErr w:type="spellStart"/>
+      <w:r>
+        <w:t>gitignore</w:t>
+      </w:r>
+      <w:proofErr w:type="spellEnd"/>
+      <w:proofErr w:type="gramEnd"/>
+      <w:r>
+        <w:t xml:space="preserve"> cubre</w:t>
+      </w:r>
+      <w:proofErr w:type="gramStart"/>
+      <w:r>
+        <w:t>: .</w:t>
+      </w:r>
+      <w:proofErr w:type="spellStart"/>
+      <w:r>
+        <w:t>env</w:t>
+      </w:r>
+      <w:proofErr w:type="gramEnd"/>
+      <w:r>
+        <w:t>.local</w:t>
+      </w:r>
+      <w:proofErr w:type="spellEnd"/>
+      <w:r>
+        <w:t xml:space="preserve">, </w:t>
+      </w:r>
+      <w:proofErr w:type="spellStart"/>
+      <w:r>
+        <w:t>node_modules</w:t>
+      </w:r>
+      <w:proofErr w:type="spellEnd"/>
+      <w:r>
+        <w:t>/</w:t>
+      </w:r>
+      <w:proofErr w:type="gramStart"/>
+      <w:r>
+        <w:t>, .</w:t>
+      </w:r>
+      <w:proofErr w:type="spellStart"/>
+      <w:r>
+        <w:t>next</w:t>
+      </w:r>
+      <w:proofErr w:type="spellEnd"/>
+      <w:proofErr w:type="gramEnd"/>
+      <w:r>
+        <w:t>/, *_</w:t>
+      </w:r>
+      <w:proofErr w:type="spellStart"/>
+      <w:r>
+        <w:t>archive_fix</w:t>
+      </w:r>
+      <w:proofErr w:type="spellEnd"/>
+      <w:r>
+        <w:t>/, *.</w:t>
+      </w:r>
+      <w:proofErr w:type="spellStart"/>
+      <w:r>
+        <w:t>bak</w:t>
+      </w:r>
+      <w:proofErr w:type="spellEnd"/>
+      <w:r>
+        <w:t xml:space="preserve">, </w:t>
+      </w:r>
+      <w:proofErr w:type="spellStart"/>
+      <w:r>
+        <w:t>docs</w:t>
+      </w:r>
+      <w:proofErr w:type="spellEnd"/>
+      <w:r>
+        <w:t>/~$*.docx.</w:t>
+      </w:r>
+    </w:p>
+    <w:p>
+      <w:r>
+        <w:t>2) Calidad/CI</w:t>
+      </w:r>
+    </w:p>
+    <w:p>
+      <w:r>
+        <w:t xml:space="preserve">   - </w:t>
+      </w:r>
+      <w:proofErr w:type="spellStart"/>
+      <w:r>
+        <w:t>pnpm</w:t>
+      </w:r>
+      <w:proofErr w:type="spellEnd"/>
+      <w:r>
+        <w:t xml:space="preserve"> </w:t>
+      </w:r>
+      <w:proofErr w:type="spellStart"/>
+      <w:r>
+        <w:t>install</w:t>
+      </w:r>
+      <w:proofErr w:type="spellEnd"/>
+    </w:p>
+    <w:p>
+      <w:r>
+        <w:t xml:space="preserve">   - </w:t>
+      </w:r>
+      <w:proofErr w:type="spellStart"/>
+      <w:r>
+        <w:t>pnpm</w:t>
+      </w:r>
+      <w:proofErr w:type="spellEnd"/>
+      <w:r>
+        <w:t xml:space="preserve"> test</w:t>
+      </w:r>
+    </w:p>
+    <w:p>
+      <w:r>
+        <w:t xml:space="preserve">   - </w:t>
+      </w:r>
+      <w:proofErr w:type="spellStart"/>
+      <w:r>
+        <w:t>pnpm</w:t>
+      </w:r>
+      <w:proofErr w:type="spellEnd"/>
+      <w:r>
+        <w:t xml:space="preserve"> </w:t>
+      </w:r>
+      <w:proofErr w:type="spellStart"/>
+      <w:r>
+        <w:t>lint</w:t>
+      </w:r>
+      <w:proofErr w:type="spellEnd"/>
+    </w:p>
+    <w:p>
+      <w:r>
+        <w:t xml:space="preserve">   - </w:t>
+      </w:r>
+      <w:proofErr w:type="spellStart"/>
+      <w:r>
+        <w:t>pnpm</w:t>
+      </w:r>
+      <w:proofErr w:type="spellEnd"/>
+      <w:r>
+        <w:t xml:space="preserve"> </w:t>
+      </w:r>
+      <w:proofErr w:type="spellStart"/>
+      <w:r>
+        <w:t>build</w:t>
+      </w:r>
+      <w:proofErr w:type="spellEnd"/>
+    </w:p>
+    <w:p>
+      <w:r>
+        <w:t xml:space="preserve">3) Pull </w:t>
+      </w:r>
+      <w:proofErr w:type="spellStart"/>
+      <w:r>
+        <w:t>Request</w:t>
+      </w:r>
+      <w:proofErr w:type="spellEnd"/>
+    </w:p>
+    <w:p>
+      <w:r>
+        <w:t xml:space="preserve">   - Abrir PR: </w:t>
+      </w:r>
+      <w:proofErr w:type="spellStart"/>
+      <w:r>
+        <w:t>fix</w:t>
+      </w:r>
+      <w:proofErr w:type="spellEnd"/>
+      <w:r>
+        <w:t>/case-engine-v1-stabilize → chore/</w:t>
+      </w:r>
+      <w:proofErr w:type="spellStart"/>
+      <w:r>
+        <w:t>supabase-auth</w:t>
+      </w:r>
+      <w:proofErr w:type="spellEnd"/>
+      <w:r>
+        <w:t xml:space="preserve"> (si esa es tu rama de integración) o → </w:t>
+      </w:r>
+      <w:proofErr w:type="spellStart"/>
+      <w:r>
+        <w:t>main</w:t>
+      </w:r>
+      <w:proofErr w:type="spellEnd"/>
+      <w:r>
+        <w:t xml:space="preserve"> (si es tu rama </w:t>
+      </w:r>
+      <w:proofErr w:type="spellStart"/>
+      <w:r>
+        <w:t>release</w:t>
+      </w:r>
+      <w:proofErr w:type="spellEnd"/>
+      <w:r>
+        <w:t>).</w:t>
+      </w:r>
+    </w:p>
+    <w:p>
+      <w:r>
+        <w:t xml:space="preserve">   - </w:t>
+      </w:r>
+      <w:proofErr w:type="spellStart"/>
+      <w:r>
+        <w:t>Merge</w:t>
+      </w:r>
+      <w:proofErr w:type="spellEnd"/>
+      <w:r>
+        <w:t xml:space="preserve"> recomendado: Squash &amp; </w:t>
+      </w:r>
+      <w:proofErr w:type="spellStart"/>
+      <w:r>
+        <w:t>merge</w:t>
+      </w:r>
+      <w:proofErr w:type="spellEnd"/>
+      <w:r>
+        <w:t xml:space="preserve"> (1 </w:t>
+      </w:r>
+      <w:proofErr w:type="spellStart"/>
+      <w:r>
+        <w:t>commit</w:t>
+      </w:r>
+      <w:proofErr w:type="spellEnd"/>
+      <w:r>
+        <w:t>) con título: “</w:t>
+      </w:r>
+      <w:proofErr w:type="spellStart"/>
+      <w:r>
+        <w:t>Stabilize</w:t>
+      </w:r>
+      <w:proofErr w:type="spellEnd"/>
+      <w:r>
+        <w:t xml:space="preserve"> Case </w:t>
+      </w:r>
+      <w:proofErr w:type="spellStart"/>
+      <w:r>
+        <w:t>Engine</w:t>
+      </w:r>
+      <w:proofErr w:type="spellEnd"/>
+      <w:r>
+        <w:t xml:space="preserve"> v1 (</w:t>
+      </w:r>
+      <w:proofErr w:type="spellStart"/>
+      <w:r>
+        <w:t>auth</w:t>
+      </w:r>
+      <w:proofErr w:type="spellEnd"/>
+      <w:r>
+        <w:t xml:space="preserve"> + cases + </w:t>
+      </w:r>
+      <w:proofErr w:type="spellStart"/>
+      <w:r>
+        <w:t>documents</w:t>
+      </w:r>
+      <w:proofErr w:type="spellEnd"/>
+      <w:r>
+        <w:t>)”.</w:t>
+      </w:r>
+    </w:p>
+    <w:p>
+      <w:r>
+        <w:t xml:space="preserve">4) </w:t>
+      </w:r>
+      <w:proofErr w:type="spellStart"/>
+      <w:r>
+        <w:t>Post-merge</w:t>
+      </w:r>
+      <w:proofErr w:type="spellEnd"/>
+    </w:p>
+    <w:p>
+      <w:r>
+        <w:t xml:space="preserve">   - Tag: v0.1.0-case-engine-v1</w:t>
+      </w:r>
+    </w:p>
+    <w:p>
+      <w:r>
+        <w:t xml:space="preserve">   - Eliminar rama remota y local </w:t>
+      </w:r>
+      <w:proofErr w:type="spellStart"/>
+      <w:r>
+        <w:t>fix</w:t>
+      </w:r>
+      <w:proofErr w:type="spellEnd"/>
+      <w:r>
+        <w:t>/case-engine-v1-stabilize.</w:t>
+      </w:r>
+    </w:p>
+    <w:p/>
+    <w:p>
+      <w:r>
+        <w:t>Comandos (PowerShell) — versión segura:</w:t>
+      </w:r>
+    </w:p>
+    <w:p>
+      <w:r>
+        <w:t xml:space="preserve">• Limpiar </w:t>
+      </w:r>
+      <w:proofErr w:type="spellStart"/>
+      <w:r>
+        <w:t>backups</w:t>
+      </w:r>
+      <w:proofErr w:type="spellEnd"/>
+      <w:r>
+        <w:t xml:space="preserve"> (solo si NO necesitas mantenerlos):</w:t>
+      </w:r>
+    </w:p>
+    <w:p>
+      <w:r>
+        <w:t xml:space="preserve">  </w:t>
+      </w:r>
+      <w:proofErr w:type="spellStart"/>
+      <w:r>
+        <w:t>Get-ChildItem</w:t>
+      </w:r>
+      <w:proofErr w:type="spellEnd"/>
+      <w:r>
+        <w:t xml:space="preserve"> -Recurse -File </w:t>
+      </w:r>
+      <w:proofErr w:type="spellStart"/>
+      <w:r>
+        <w:t>src</w:t>
+      </w:r>
+      <w:proofErr w:type="spellEnd"/>
+      <w:r>
+        <w:t xml:space="preserve"> | </w:t>
+      </w:r>
+      <w:proofErr w:type="spellStart"/>
+      <w:r>
+        <w:t>Where-Object</w:t>
+      </w:r>
+      <w:proofErr w:type="spellEnd"/>
+      <w:r>
+        <w:t xml:space="preserve"> </w:t>
+      </w:r>
+      <w:proofErr w:type="gramStart"/>
+      <w:r>
+        <w:t>{ $_.Name</w:t>
+      </w:r>
+      <w:proofErr w:type="gramEnd"/>
+      <w:r>
+        <w:t xml:space="preserve"> -match '\.</w:t>
+      </w:r>
+      <w:proofErr w:type="spellStart"/>
+      <w:r>
+        <w:t>bak</w:t>
+      </w:r>
+      <w:proofErr w:type="spellEnd"/>
+      <w:r>
+        <w:t>(\d+</w:t>
+      </w:r>
+      <w:proofErr w:type="gramStart"/>
+      <w:r>
+        <w:t>)?$</w:t>
+      </w:r>
+      <w:proofErr w:type="gramEnd"/>
+      <w:r>
+        <w:t>' -</w:t>
+      </w:r>
+      <w:proofErr w:type="spellStart"/>
+      <w:r>
+        <w:t>or</w:t>
+      </w:r>
+      <w:proofErr w:type="spellEnd"/>
+      <w:r>
+        <w:t xml:space="preserve"> $</w:t>
+      </w:r>
+      <w:proofErr w:type="gramStart"/>
+      <w:r>
+        <w:t>_.Name</w:t>
+      </w:r>
+      <w:proofErr w:type="gramEnd"/>
+      <w:r>
+        <w:t xml:space="preserve"> -</w:t>
+      </w:r>
+      <w:proofErr w:type="spellStart"/>
+      <w:r>
+        <w:t>like</w:t>
+      </w:r>
+      <w:proofErr w:type="spellEnd"/>
+      <w:r>
+        <w:t xml:space="preserve"> '*.</w:t>
+      </w:r>
+      <w:proofErr w:type="spellStart"/>
+      <w:r>
+        <w:t>bak</w:t>
+      </w:r>
+      <w:proofErr w:type="spellEnd"/>
+      <w:r>
+        <w:t>_*</w:t>
+      </w:r>
+      <w:proofErr w:type="gramStart"/>
+      <w:r>
+        <w:t>' }</w:t>
+      </w:r>
+      <w:proofErr w:type="gramEnd"/>
+      <w:r>
+        <w:t xml:space="preserve"> | </w:t>
+      </w:r>
+      <w:proofErr w:type="spellStart"/>
+      <w:r>
+        <w:t>Remove-Item</w:t>
+      </w:r>
+      <w:proofErr w:type="spellEnd"/>
+      <w:r>
+        <w:t xml:space="preserve"> -Force</w:t>
+      </w:r>
+    </w:p>
+    <w:p>
+      <w:r>
+        <w:t xml:space="preserve">  </w:t>
+      </w:r>
+      <w:proofErr w:type="spellStart"/>
+      <w:r>
+        <w:t>Get-ChildItem</w:t>
+      </w:r>
+      <w:proofErr w:type="spellEnd"/>
+      <w:r>
+        <w:t xml:space="preserve"> -Recurse -File </w:t>
+      </w:r>
+      <w:proofErr w:type="spellStart"/>
+      <w:r>
+        <w:t>docs</w:t>
+      </w:r>
+      <w:proofErr w:type="spellEnd"/>
+      <w:r>
+        <w:t xml:space="preserve"> | </w:t>
+      </w:r>
+      <w:proofErr w:type="spellStart"/>
+      <w:r>
+        <w:t>Where-Object</w:t>
+      </w:r>
+      <w:proofErr w:type="spellEnd"/>
+      <w:r>
+        <w:t xml:space="preserve"> </w:t>
+      </w:r>
+      <w:proofErr w:type="gramStart"/>
+      <w:r>
+        <w:t>{ $_.Name</w:t>
+      </w:r>
+      <w:proofErr w:type="gramEnd"/>
+      <w:r>
+        <w:t xml:space="preserve"> -</w:t>
+      </w:r>
+      <w:proofErr w:type="spellStart"/>
+      <w:r>
+        <w:t>like</w:t>
+      </w:r>
+      <w:proofErr w:type="spellEnd"/>
+      <w:r>
+        <w:t xml:space="preserve"> '~$*.docx</w:t>
+      </w:r>
+      <w:proofErr w:type="gramStart"/>
+      <w:r>
+        <w:t>' }</w:t>
+      </w:r>
+      <w:proofErr w:type="gramEnd"/>
+      <w:r>
+        <w:t xml:space="preserve"> | </w:t>
+      </w:r>
+      <w:proofErr w:type="spellStart"/>
+      <w:r>
+        <w:t>Remove-Item</w:t>
+      </w:r>
+      <w:proofErr w:type="spellEnd"/>
+      <w:r>
+        <w:t xml:space="preserve"> -Force</w:t>
+      </w:r>
+    </w:p>
+    <w:p/>
+    <w:p>
+      <w:r>
+        <w:t xml:space="preserve">• </w:t>
+      </w:r>
+      <w:proofErr w:type="gramStart"/>
+      <w:r>
+        <w:t>Actualizar .</w:t>
+      </w:r>
+      <w:proofErr w:type="spellStart"/>
+      <w:r>
+        <w:t>gitignore</w:t>
+      </w:r>
+      <w:proofErr w:type="spellEnd"/>
+      <w:proofErr w:type="gramEnd"/>
+      <w:r>
+        <w:t xml:space="preserve"> (sin problemas de tipos):</w:t>
+      </w:r>
+    </w:p>
+    <w:p>
+      <w:r>
+        <w:t xml:space="preserve">  Add-Content -</w:t>
+      </w:r>
+      <w:proofErr w:type="gramStart"/>
+      <w:r>
+        <w:t>Path .</w:t>
+      </w:r>
+      <w:proofErr w:type="spellStart"/>
+      <w:r>
+        <w:t>gitignore</w:t>
+      </w:r>
+      <w:proofErr w:type="spellEnd"/>
+      <w:proofErr w:type="gramEnd"/>
+      <w:r>
+        <w:t xml:space="preserve"> -</w:t>
+      </w:r>
+      <w:proofErr w:type="spellStart"/>
+      <w:r>
+        <w:t>Value</w:t>
+      </w:r>
+      <w:proofErr w:type="spellEnd"/>
+      <w:r>
+        <w:t xml:space="preserve"> </w:t>
+      </w:r>
+      <w:proofErr w:type="gramStart"/>
+      <w:r>
+        <w:t>@(</w:t>
+      </w:r>
+      <w:proofErr w:type="gramEnd"/>
+      <w:r>
+        <w:t xml:space="preserve">'','# Local </w:t>
+      </w:r>
+      <w:proofErr w:type="spellStart"/>
+      <w:r>
+        <w:t>env</w:t>
+      </w:r>
+      <w:proofErr w:type="spellEnd"/>
+      <w:r>
+        <w:t xml:space="preserve"> (NO COMMIT)',</w:t>
+      </w:r>
+      <w:proofErr w:type="gramStart"/>
+      <w:r>
+        <w:t>'.env</w:t>
+      </w:r>
+      <w:proofErr w:type="gramEnd"/>
+      <w:r>
+        <w:t>.local',</w:t>
+      </w:r>
+      <w:proofErr w:type="gramStart"/>
+      <w:r>
+        <w:t>'.</w:t>
+      </w:r>
+      <w:proofErr w:type="spellStart"/>
+      <w:r>
+        <w:t>env</w:t>
+      </w:r>
+      <w:proofErr w:type="spellEnd"/>
+      <w:proofErr w:type="gramEnd"/>
+      <w:r>
+        <w:t>.</w:t>
+      </w:r>
+      <w:proofErr w:type="gramStart"/>
+      <w:r>
+        <w:t>*.local</w:t>
+      </w:r>
+      <w:proofErr w:type="gramEnd"/>
+      <w:r>
+        <w:t>','','# Temp / backups','*.bak','*.bak*','*_archive_fix/','docs/~$*.docx','node_modules/',</w:t>
+      </w:r>
+      <w:proofErr w:type="gramStart"/>
+      <w:r>
+        <w:t>'.next</w:t>
+      </w:r>
+      <w:proofErr w:type="gramEnd"/>
+      <w:r>
+        <w:t>/')</w:t>
+      </w:r>
+    </w:p>
+    <w:p/>
+    <w:p>
+      <w:r>
+        <w:t>• Validación final:</w:t>
+      </w:r>
+    </w:p>
+    <w:p>
+      <w:r>
+        <w:t xml:space="preserve">  </w:t>
+      </w:r>
+      <w:proofErr w:type="spellStart"/>
+      <w:r>
+        <w:t>git</w:t>
+      </w:r>
+      <w:proofErr w:type="spellEnd"/>
+      <w:r>
+        <w:t xml:space="preserve"> status</w:t>
+      </w:r>
+    </w:p>
+    <w:p>
+      <w:r>
+        <w:t xml:space="preserve">  </w:t>
+      </w:r>
+      <w:proofErr w:type="spellStart"/>
+      <w:r>
+        <w:t>pnpm</w:t>
+      </w:r>
+      <w:proofErr w:type="spellEnd"/>
+      <w:r>
+        <w:t xml:space="preserve"> test; </w:t>
+      </w:r>
+      <w:proofErr w:type="spellStart"/>
+      <w:r>
+        <w:t>pnpm</w:t>
+      </w:r>
+      <w:proofErr w:type="spellEnd"/>
+      <w:r>
+        <w:t xml:space="preserve"> </w:t>
+      </w:r>
+      <w:proofErr w:type="spellStart"/>
+      <w:r>
+        <w:t>lint</w:t>
+      </w:r>
+      <w:proofErr w:type="spellEnd"/>
+      <w:r>
+        <w:t xml:space="preserve">; </w:t>
+      </w:r>
+      <w:proofErr w:type="spellStart"/>
+      <w:r>
+        <w:t>pnpm</w:t>
+      </w:r>
+      <w:proofErr w:type="spellEnd"/>
+      <w:r>
+        <w:t xml:space="preserve"> </w:t>
+      </w:r>
+      <w:proofErr w:type="spellStart"/>
+      <w:r>
+        <w:t>build</w:t>
+      </w:r>
+      <w:proofErr w:type="spellEnd"/>
+    </w:p>
+    <w:p/>
+    <w:p>
+      <w:r>
+        <w:t xml:space="preserve">• Tag y </w:t>
+      </w:r>
+      <w:proofErr w:type="spellStart"/>
+      <w:r>
+        <w:t>push</w:t>
+      </w:r>
+      <w:proofErr w:type="spellEnd"/>
+      <w:r>
+        <w:t xml:space="preserve"> (después del </w:t>
+      </w:r>
+      <w:proofErr w:type="spellStart"/>
+      <w:r>
+        <w:t>merge</w:t>
+      </w:r>
+      <w:proofErr w:type="spellEnd"/>
+      <w:r>
+        <w:t xml:space="preserve"> en tu rama destino):</w:t>
+      </w:r>
+    </w:p>
+    <w:p>
+      <w:r>
+        <w:t xml:space="preserve">  </w:t>
+      </w:r>
+      <w:proofErr w:type="spellStart"/>
+      <w:r>
+        <w:t>git</w:t>
+      </w:r>
+      <w:proofErr w:type="spellEnd"/>
+      <w:r>
+        <w:t xml:space="preserve"> tag -a v0.1.0-case-engine-v1 -m 'Case </w:t>
+      </w:r>
+      <w:proofErr w:type="spellStart"/>
+      <w:r>
+        <w:t>Engine</w:t>
+      </w:r>
+      <w:proofErr w:type="spellEnd"/>
+      <w:r>
+        <w:t xml:space="preserve"> v1 estable'</w:t>
+      </w:r>
+    </w:p>
+    <w:p>
+      <w:r>
+        <w:t xml:space="preserve">  </w:t>
+      </w:r>
+      <w:proofErr w:type="spellStart"/>
+      <w:r>
+        <w:t>git</w:t>
+      </w:r>
+      <w:proofErr w:type="spellEnd"/>
+      <w:r>
+        <w:t xml:space="preserve"> </w:t>
+      </w:r>
+      <w:proofErr w:type="spellStart"/>
+      <w:r>
+        <w:t>push</w:t>
+      </w:r>
+      <w:proofErr w:type="spellEnd"/>
+      <w:r>
+        <w:t xml:space="preserve"> --tags</w:t>
+      </w:r>
+    </w:p>
+    <w:p/>
+    <w:p>
+      <w:r>
+        <w:t>• Borrar rama:</w:t>
+      </w:r>
+    </w:p>
+    <w:p>
+      <w:r>
+        <w:t xml:space="preserve">  </w:t>
+      </w:r>
+      <w:proofErr w:type="spellStart"/>
+      <w:r>
+        <w:t>git</w:t>
+      </w:r>
+      <w:proofErr w:type="spellEnd"/>
+      <w:r>
+        <w:t xml:space="preserve"> </w:t>
+      </w:r>
+      <w:proofErr w:type="spellStart"/>
+      <w:r>
+        <w:t>branch</w:t>
+      </w:r>
+      <w:proofErr w:type="spellEnd"/>
+      <w:r>
+        <w:t xml:space="preserve"> -d </w:t>
+      </w:r>
+      <w:proofErr w:type="spellStart"/>
+      <w:r>
+        <w:t>fix</w:t>
+      </w:r>
+      <w:proofErr w:type="spellEnd"/>
+      <w:r>
+        <w:t>/case-engine-v1-stabilize</w:t>
+      </w:r>
+    </w:p>
+    <w:p>
+      <w:r>
+        <w:t xml:space="preserve">  </w:t>
+      </w:r>
+      <w:proofErr w:type="spellStart"/>
+      <w:r>
+        <w:t>git</w:t>
+      </w:r>
+      <w:proofErr w:type="spellEnd"/>
+      <w:r>
+        <w:t xml:space="preserve"> </w:t>
+      </w:r>
+      <w:proofErr w:type="spellStart"/>
+      <w:r>
+        <w:t>push</w:t>
+      </w:r>
+      <w:proofErr w:type="spellEnd"/>
+      <w:r>
+        <w:t xml:space="preserve"> </w:t>
+      </w:r>
+      <w:proofErr w:type="spellStart"/>
+      <w:r>
+        <w:t>origin</w:t>
+      </w:r>
+      <w:proofErr w:type="spellEnd"/>
+      <w:r>
+        <w:t xml:space="preserve"> --</w:t>
+      </w:r>
+      <w:proofErr w:type="spellStart"/>
+      <w:r>
+        <w:t>delete</w:t>
+      </w:r>
+      <w:proofErr w:type="spellEnd"/>
+      <w:r>
+        <w:t xml:space="preserve"> </w:t>
+      </w:r>
+      <w:proofErr w:type="spellStart"/>
+      <w:r>
+        <w:t>fix</w:t>
+      </w:r>
+      <w:proofErr w:type="spellEnd"/>
+      <w:r>
+        <w:t>/case-engine-v1-stabilize</w:t>
+      </w:r>
+    </w:p>
+    <w:p>
+      <w:r>
+        <w:t>• Middleware/</w:t>
+      </w:r>
+      <w:proofErr w:type="spellStart"/>
+      <w:r>
+        <w:t>guard</w:t>
+      </w:r>
+      <w:proofErr w:type="spellEnd"/>
+      <w:r>
+        <w:t xml:space="preserve"> para proteger /app y redirección a /</w:t>
+      </w:r>
+      <w:proofErr w:type="spellStart"/>
+      <w:r>
+        <w:t>login</w:t>
+      </w:r>
+      <w:proofErr w:type="spellEnd"/>
+      <w:r>
+        <w:t xml:space="preserve"> cuando no hay sesión.</w:t>
+      </w:r>
+    </w:p>
+    <w:p>
+      <w:r>
+        <w:t xml:space="preserve">• Case </w:t>
+      </w:r>
+      <w:proofErr w:type="spellStart"/>
+      <w:r>
+        <w:t>Engine</w:t>
+      </w:r>
+      <w:proofErr w:type="spellEnd"/>
+      <w:r>
+        <w:t xml:space="preserve"> v1: crear/listar/borrar/ver caso + navegación por </w:t>
+      </w:r>
+      <w:proofErr w:type="spellStart"/>
+      <w:r>
+        <w:t>steps</w:t>
+      </w:r>
+      <w:proofErr w:type="spellEnd"/>
+      <w:r>
+        <w:t>; persistencia en tabla cases (</w:t>
+      </w:r>
+      <w:proofErr w:type="spellStart"/>
+      <w:r>
+        <w:t>Supabase</w:t>
+      </w:r>
+      <w:proofErr w:type="spellEnd"/>
+      <w:r>
+        <w:t>).</w:t>
+      </w:r>
+    </w:p>
+    <w:p>
+      <w:r>
+        <w:t>• Drafts por step: store separado (</w:t>
+      </w:r>
+      <w:proofErr w:type="spellStart"/>
+      <w:r>
+        <w:t>caseDraftsStore</w:t>
+      </w:r>
+      <w:proofErr w:type="spellEnd"/>
+      <w:r>
+        <w:t xml:space="preserve">) para editar sin perder cambios entre </w:t>
+      </w:r>
+      <w:proofErr w:type="spellStart"/>
+      <w:r>
+        <w:t>steps</w:t>
+      </w:r>
+      <w:proofErr w:type="spellEnd"/>
+      <w:r>
+        <w:t xml:space="preserve">; </w:t>
+      </w:r>
+      <w:proofErr w:type="spellStart"/>
+      <w:r>
+        <w:t>StepClient</w:t>
+      </w:r>
+      <w:proofErr w:type="spellEnd"/>
+      <w:r>
+        <w:t xml:space="preserve"> consume </w:t>
+      </w:r>
+      <w:proofErr w:type="spellStart"/>
+      <w:r>
+        <w:t>getDraft</w:t>
+      </w:r>
+      <w:proofErr w:type="spellEnd"/>
+      <w:r>
+        <w:t>/</w:t>
+      </w:r>
+      <w:proofErr w:type="spellStart"/>
+      <w:r>
+        <w:t>setDraft</w:t>
+      </w:r>
+      <w:proofErr w:type="spellEnd"/>
+      <w:r>
+        <w:t>.</w:t>
+      </w:r>
+    </w:p>
+    <w:p>
+      <w:r>
+        <w:t>• Limpieza de duplicados (</w:t>
+      </w:r>
+      <w:proofErr w:type="spellStart"/>
+      <w:r>
+        <w:t>casesStore.tsx</w:t>
+      </w:r>
+      <w:proofErr w:type="spellEnd"/>
+      <w:r>
+        <w:t>/.</w:t>
+      </w:r>
+      <w:proofErr w:type="spellStart"/>
+      <w:r>
+        <w:t>bak</w:t>
+      </w:r>
+      <w:proofErr w:type="spellEnd"/>
+      <w:r>
+        <w:t xml:space="preserve">) para evitar </w:t>
+      </w:r>
+      <w:proofErr w:type="spellStart"/>
+      <w:r>
+        <w:t>imports</w:t>
+      </w:r>
+      <w:proofErr w:type="spellEnd"/>
+      <w:r>
+        <w:t xml:space="preserve"> inconsistentes y errores intermitentes.</w:t>
       </w:r>
     </w:p>
     <w:p>
@@ -218,16 +1703,50 @@
       </w:r>
       <w:proofErr w:type="gramStart"/>
       <w:r>
-        <w:t>: .env</w:t>
+        <w:t>: .</w:t>
+      </w:r>
+      <w:proofErr w:type="spellStart"/>
+      <w:r>
+        <w:t>env</w:t>
       </w:r>
       <w:proofErr w:type="gramEnd"/>
       <w:r>
-        <w:t>.local fuera de Git, backups y _archive_fix fuera de tracking (</w:t>
-      </w:r>
+        <w:t>.local</w:t>
+      </w:r>
+      <w:proofErr w:type="spellEnd"/>
+      <w:r>
+        <w:t xml:space="preserve"> fuera de Git, </w:t>
+      </w:r>
+      <w:proofErr w:type="spellStart"/>
+      <w:r>
+        <w:t>backups</w:t>
+      </w:r>
+      <w:proofErr w:type="spellEnd"/>
+      <w:r>
+        <w:t xml:space="preserve"> y _</w:t>
+      </w:r>
+      <w:proofErr w:type="spellStart"/>
+      <w:r>
+        <w:t>archive_fix</w:t>
+      </w:r>
+      <w:proofErr w:type="spellEnd"/>
+      <w:r>
+        <w:t xml:space="preserve"> fuera de tracking (</w:t>
+      </w:r>
+      <w:proofErr w:type="spellStart"/>
       <w:proofErr w:type="gramStart"/>
       <w:r>
-        <w:t>via .gitignore</w:t>
-      </w:r>
+        <w:t>via</w:t>
+      </w:r>
+      <w:proofErr w:type="spellEnd"/>
+      <w:r>
+        <w:t xml:space="preserve"> .</w:t>
+      </w:r>
+      <w:proofErr w:type="spellStart"/>
+      <w:r>
+        <w:t>gitignore</w:t>
+      </w:r>
+      <w:proofErr w:type="spellEnd"/>
       <w:proofErr w:type="gramEnd"/>
       <w:r>
         <w:t>).</w:t>
@@ -235,12 +1754,21 @@
     </w:p>
     <w:p>
       <w:r>
+        <w:lastRenderedPageBreak/>
         <w:t>________________________________________</w:t>
       </w:r>
     </w:p>
     <w:p>
       <w:r>
-        <w:t>1. Alcance v1 (In/Out)</w:t>
+        <w:t>1. Alcance v1 (In/</w:t>
+      </w:r>
+      <w:proofErr w:type="spellStart"/>
+      <w:r>
+        <w:t>Out</w:t>
+      </w:r>
+      <w:proofErr w:type="spellEnd"/>
+      <w:r>
+        <w:t>)</w:t>
       </w:r>
     </w:p>
     <w:p>
@@ -254,7 +1782,15 @@
       </w:r>
       <w:r>
         <w:tab/>
-        <w:t>Web responsive (mobile-first, desktop sólido).</w:t>
+        <w:t>Web responsive (</w:t>
+      </w:r>
+      <w:proofErr w:type="spellStart"/>
+      <w:r>
+        <w:t>mobile-first</w:t>
+      </w:r>
+      <w:proofErr w:type="spellEnd"/>
+      <w:r>
+        <w:t>, desktop sólido).</w:t>
       </w:r>
     </w:p>
     <w:p>
@@ -263,7 +1799,63 @@
       </w:r>
       <w:r>
         <w:tab/>
-        <w:t>Subsidios (Toeslagen 2026): flujos tipo wizard con eligibility → resultado → checkout → authorization → docs checklist → estado “en revisión humana”.</w:t>
+        <w:t>Subsidios (</w:t>
+      </w:r>
+      <w:proofErr w:type="spellStart"/>
+      <w:r>
+        <w:t>Toeslagen</w:t>
+      </w:r>
+      <w:proofErr w:type="spellEnd"/>
+      <w:r>
+        <w:t xml:space="preserve"> 2026): flujos tipo </w:t>
+      </w:r>
+      <w:proofErr w:type="spellStart"/>
+      <w:r>
+        <w:t>wizard</w:t>
+      </w:r>
+      <w:proofErr w:type="spellEnd"/>
+      <w:r>
+        <w:t xml:space="preserve"> con </w:t>
+      </w:r>
+      <w:proofErr w:type="spellStart"/>
+      <w:r>
+        <w:t>eligibility</w:t>
+      </w:r>
+      <w:proofErr w:type="spellEnd"/>
+      <w:r>
+        <w:t xml:space="preserve"> → resultado → </w:t>
+      </w:r>
+      <w:proofErr w:type="spellStart"/>
+      <w:r>
+        <w:t>checkout</w:t>
+      </w:r>
+      <w:proofErr w:type="spellEnd"/>
+      <w:r>
+        <w:t xml:space="preserve"> → </w:t>
+      </w:r>
+      <w:proofErr w:type="spellStart"/>
+      <w:r>
+        <w:t>authorization</w:t>
+      </w:r>
+      <w:proofErr w:type="spellEnd"/>
+      <w:r>
+        <w:t xml:space="preserve"> → </w:t>
+      </w:r>
+      <w:proofErr w:type="spellStart"/>
+      <w:r>
+        <w:t>docs</w:t>
+      </w:r>
+      <w:proofErr w:type="spellEnd"/>
+      <w:r>
+        <w:t xml:space="preserve"> </w:t>
+      </w:r>
+      <w:proofErr w:type="spellStart"/>
+      <w:r>
+        <w:t>checklist</w:t>
+      </w:r>
+      <w:proofErr w:type="spellEnd"/>
+      <w:r>
+        <w:t xml:space="preserve"> → estado “en revisión humana”.</w:t>
       </w:r>
     </w:p>
     <w:p>
@@ -272,7 +1864,31 @@
       </w:r>
       <w:r>
         <w:tab/>
-        <w:t>Impuestos (IB + voorlopige aanslag): solo particulares; wizard mínimo + documentos + revisión humana (sin ZZP/BTW).</w:t>
+        <w:t xml:space="preserve">Impuestos (IB + </w:t>
+      </w:r>
+      <w:proofErr w:type="spellStart"/>
+      <w:r>
+        <w:t>voorlopige</w:t>
+      </w:r>
+      <w:proofErr w:type="spellEnd"/>
+      <w:r>
+        <w:t xml:space="preserve"> </w:t>
+      </w:r>
+      <w:proofErr w:type="spellStart"/>
+      <w:r>
+        <w:t>aanslag</w:t>
+      </w:r>
+      <w:proofErr w:type="spellEnd"/>
+      <w:r>
+        <w:t xml:space="preserve">): solo particulares; </w:t>
+      </w:r>
+      <w:proofErr w:type="spellStart"/>
+      <w:r>
+        <w:t>wizard</w:t>
+      </w:r>
+      <w:proofErr w:type="spellEnd"/>
+      <w:r>
+        <w:t xml:space="preserve"> mínimo + documentos + revisión humana (sin ZZP/BTW).</w:t>
       </w:r>
     </w:p>
     <w:p>
@@ -290,7 +1906,22 @@
       </w:r>
       <w:r>
         <w:tab/>
-        <w:t>Document Vault: almacenamiento, checklist, subida, estado, base para OCR/edición.</w:t>
+      </w:r>
+      <w:proofErr w:type="spellStart"/>
+      <w:r>
+        <w:t>Document</w:t>
+      </w:r>
+      <w:proofErr w:type="spellEnd"/>
+      <w:r>
+        <w:t xml:space="preserve"> Vault: almacenamiento, </w:t>
+      </w:r>
+      <w:proofErr w:type="spellStart"/>
+      <w:r>
+        <w:t>checklist</w:t>
+      </w:r>
+      <w:proofErr w:type="spellEnd"/>
+      <w:r>
+        <w:t>, subida, estado, base para OCR/edición.</w:t>
       </w:r>
     </w:p>
     <w:p>
@@ -299,7 +1930,15 @@
       </w:r>
       <w:r>
         <w:tab/>
-        <w:t>Seguros v1: informativo + CTAs + recomendaciones no intrusivas basadas en perfil (ver §6.6/§6.7).</w:t>
+        <w:t xml:space="preserve">Seguros v1: informativo + </w:t>
+      </w:r>
+      <w:proofErr w:type="spellStart"/>
+      <w:r>
+        <w:t>CTAs</w:t>
+      </w:r>
+      <w:proofErr w:type="spellEnd"/>
+      <w:r>
+        <w:t xml:space="preserve"> + recomendaciones no intrusivas basadas en perfil (ver §6.6/§6.7).</w:t>
       </w:r>
     </w:p>
     <w:p>
@@ -313,17 +1952,40 @@
     </w:p>
     <w:p>
       <w:r>
-        <w:lastRenderedPageBreak/>
         <w:t>•</w:t>
       </w:r>
       <w:r>
         <w:tab/>
-        <w:t>IA/Asistente: guía contextual y validación básica (sin dar asesoramiento regulado como si fuera un broker).</w:t>
-      </w:r>
-    </w:p>
-    <w:p>
-      <w:r>
-        <w:t>1.2 Qué NO incluye v1 (Out of Scope)</w:t>
+        <w:t xml:space="preserve">IA/Asistente: guía contextual y validación básica (sin dar asesoramiento regulado como si fuera un </w:t>
+      </w:r>
+      <w:proofErr w:type="spellStart"/>
+      <w:r>
+        <w:t>broker</w:t>
+      </w:r>
+      <w:proofErr w:type="spellEnd"/>
+      <w:r>
+        <w:t>).</w:t>
+      </w:r>
+    </w:p>
+    <w:p>
+      <w:r>
+        <w:t>1.2 Qué NO incluye v1 (</w:t>
+      </w:r>
+      <w:proofErr w:type="spellStart"/>
+      <w:r>
+        <w:t>Out</w:t>
+      </w:r>
+      <w:proofErr w:type="spellEnd"/>
+      <w:r>
+        <w:t xml:space="preserve"> </w:t>
+      </w:r>
+      <w:proofErr w:type="spellStart"/>
+      <w:r>
+        <w:t>of</w:t>
+      </w:r>
+      <w:proofErr w:type="spellEnd"/>
+      <w:r>
+        <w:t xml:space="preserve"> Scope)</w:t>
       </w:r>
     </w:p>
     <w:p>
@@ -341,7 +2003,15 @@
       </w:r>
       <w:r>
         <w:tab/>
-        <w:t>Automatización completa de envío a Belastingdienst sin revisión humana.</w:t>
+        <w:t xml:space="preserve">Automatización completa de envío a </w:t>
+      </w:r>
+      <w:proofErr w:type="spellStart"/>
+      <w:r>
+        <w:t>Belastingdienst</w:t>
+      </w:r>
+      <w:proofErr w:type="spellEnd"/>
+      <w:r>
+        <w:t xml:space="preserve"> sin revisión humana.</w:t>
       </w:r>
     </w:p>
     <w:p>
@@ -350,7 +2020,23 @@
       </w:r>
       <w:r>
         <w:tab/>
-        <w:t>Seguros v2 (operativo tipo “Polisa-style funnel” con intermediación completa) — futuro.</w:t>
+        <w:t>Seguros v2 (operativo tipo “Polisa-</w:t>
+      </w:r>
+      <w:proofErr w:type="spellStart"/>
+      <w:r>
+        <w:t>style</w:t>
+      </w:r>
+      <w:proofErr w:type="spellEnd"/>
+      <w:r>
+        <w:t xml:space="preserve"> </w:t>
+      </w:r>
+      <w:proofErr w:type="spellStart"/>
+      <w:r>
+        <w:t>funnel</w:t>
+      </w:r>
+      <w:proofErr w:type="spellEnd"/>
+      <w:r>
+        <w:t>” con intermediación completa) — futuro.</w:t>
       </w:r>
     </w:p>
     <w:p>
@@ -359,7 +2045,31 @@
       </w:r>
       <w:r>
         <w:tab/>
-        <w:t>PSD2/banking connections si no es necesario para el primer vertical slice.</w:t>
+        <w:t>PSD2/</w:t>
+      </w:r>
+      <w:proofErr w:type="spellStart"/>
+      <w:r>
+        <w:t>banking</w:t>
+      </w:r>
+      <w:proofErr w:type="spellEnd"/>
+      <w:r>
+        <w:t xml:space="preserve"> </w:t>
+      </w:r>
+      <w:proofErr w:type="spellStart"/>
+      <w:r>
+        <w:t>connections</w:t>
+      </w:r>
+      <w:proofErr w:type="spellEnd"/>
+      <w:r>
+        <w:t xml:space="preserve"> si no es necesario para el primer vertical </w:t>
+      </w:r>
+      <w:proofErr w:type="spellStart"/>
+      <w:r>
+        <w:t>slice</w:t>
+      </w:r>
+      <w:proofErr w:type="spellEnd"/>
+      <w:r>
+        <w:t>.</w:t>
       </w:r>
     </w:p>
     <w:p>
@@ -373,7 +2083,15 @@
       </w:r>
       <w:r>
         <w:tab/>
-        <w:t>Web-first, mobile-perfect.</w:t>
+        <w:t xml:space="preserve">Web-first, </w:t>
+      </w:r>
+      <w:proofErr w:type="spellStart"/>
+      <w:r>
+        <w:t>mobile-perfect</w:t>
+      </w:r>
+      <w:proofErr w:type="spellEnd"/>
+      <w:r>
+        <w:t>.</w:t>
       </w:r>
     </w:p>
     <w:p>
@@ -382,7 +2100,15 @@
       </w:r>
       <w:r>
         <w:tab/>
-        <w:t>Idioma nativo end-to-end (UI + contenido + emails + outputs).</w:t>
+        <w:t xml:space="preserve">Idioma nativo </w:t>
+      </w:r>
+      <w:proofErr w:type="spellStart"/>
+      <w:r>
+        <w:t>end-to-end</w:t>
+      </w:r>
+      <w:proofErr w:type="spellEnd"/>
+      <w:r>
+        <w:t xml:space="preserve"> (UI + contenido + emails + outputs).</w:t>
       </w:r>
     </w:p>
     <w:p>
@@ -391,7 +2117,23 @@
       </w:r>
       <w:r>
         <w:tab/>
-        <w:t>Gratis = pre-check; pago = ejecución por FinHub (no solo educación).</w:t>
+        <w:t xml:space="preserve">Gratis = </w:t>
+      </w:r>
+      <w:proofErr w:type="spellStart"/>
+      <w:r>
+        <w:t>pre-check</w:t>
+      </w:r>
+      <w:proofErr w:type="spellEnd"/>
+      <w:r>
+        <w:t xml:space="preserve">; pago = ejecución por </w:t>
+      </w:r>
+      <w:proofErr w:type="spellStart"/>
+      <w:r>
+        <w:t>FinHub</w:t>
+      </w:r>
+      <w:proofErr w:type="spellEnd"/>
+      <w:r>
+        <w:t xml:space="preserve"> (no solo educación).</w:t>
       </w:r>
     </w:p>
     <w:p>
@@ -400,7 +2142,15 @@
       </w:r>
       <w:r>
         <w:tab/>
-        <w:t>Pago antes de trabajo operativo (conversión pre-check → pago como KPI).</w:t>
+        <w:t xml:space="preserve">Pago antes de trabajo operativo (conversión </w:t>
+      </w:r>
+      <w:proofErr w:type="spellStart"/>
+      <w:r>
+        <w:t>pre-check</w:t>
+      </w:r>
+      <w:proofErr w:type="spellEnd"/>
+      <w:r>
+        <w:t xml:space="preserve"> → pago como KPI).</w:t>
       </w:r>
     </w:p>
     <w:p>
@@ -409,7 +2159,23 @@
       </w:r>
       <w:r>
         <w:tab/>
-        <w:t>No almacenar credenciales DigiD; operar vía autorización/machtiging (Modo A).</w:t>
+        <w:t xml:space="preserve">No almacenar credenciales </w:t>
+      </w:r>
+      <w:proofErr w:type="spellStart"/>
+      <w:r>
+        <w:t>DigiD</w:t>
+      </w:r>
+      <w:proofErr w:type="spellEnd"/>
+      <w:r>
+        <w:t>; operar vía autorización/</w:t>
+      </w:r>
+      <w:proofErr w:type="spellStart"/>
+      <w:r>
+        <w:t>machtiging</w:t>
+      </w:r>
+      <w:proofErr w:type="spellEnd"/>
+      <w:r>
+        <w:t xml:space="preserve"> (Modo A).</w:t>
       </w:r>
     </w:p>
     <w:p>
@@ -427,7 +2193,23 @@
       </w:r>
       <w:r>
         <w:tab/>
-        <w:t>Normativa objetivo 2026 para toeslagen en reglas y copy.</w:t>
+        <w:t xml:space="preserve">Normativa objetivo 2026 para </w:t>
+      </w:r>
+      <w:proofErr w:type="spellStart"/>
+      <w:r>
+        <w:t>toeslagen</w:t>
+      </w:r>
+      <w:proofErr w:type="spellEnd"/>
+      <w:r>
+        <w:t xml:space="preserve"> en reglas y </w:t>
+      </w:r>
+      <w:proofErr w:type="spellStart"/>
+      <w:r>
+        <w:t>copy</w:t>
+      </w:r>
+      <w:proofErr w:type="spellEnd"/>
+      <w:r>
+        <w:t>.</w:t>
       </w:r>
     </w:p>
     <w:p>
@@ -436,11 +2218,20 @@
       </w:r>
       <w:r>
         <w:tab/>
-        <w:t>UI simple, clara, no saturada (“gov-tech moderno”).</w:t>
-      </w:r>
-    </w:p>
-    <w:p>
-      <w:r>
+        <w:t>UI simple, clara, no saturada (“</w:t>
+      </w:r>
+      <w:proofErr w:type="spellStart"/>
+      <w:r>
+        <w:t>gov-tech</w:t>
+      </w:r>
+      <w:proofErr w:type="spellEnd"/>
+      <w:r>
+        <w:t xml:space="preserve"> moderno”).</w:t>
+      </w:r>
+    </w:p>
+    <w:p>
+      <w:r>
+        <w:lastRenderedPageBreak/>
         <w:t>9.</w:t>
       </w:r>
       <w:r>
@@ -491,7 +2282,15 @@
       </w:r>
       <w:r>
         <w:tab/>
-        <w:t>Idiomas: ES/PL/RO/EN completos; idioma elegido en landing/perfil.</w:t>
+        <w:t xml:space="preserve">Idiomas: ES/PL/RO/EN completos; idioma elegido en </w:t>
+      </w:r>
+      <w:proofErr w:type="spellStart"/>
+      <w:r>
+        <w:t>landing</w:t>
+      </w:r>
+      <w:proofErr w:type="spellEnd"/>
+      <w:r>
+        <w:t>/perfil.</w:t>
       </w:r>
     </w:p>
     <w:p>
@@ -500,7 +2299,31 @@
       </w:r>
       <w:r>
         <w:tab/>
-        <w:t>Autorizar sin credenciales DigiD: Modo A como estándar (machtigingscode/proof).</w:t>
+        <w:t xml:space="preserve">Autorizar sin credenciales </w:t>
+      </w:r>
+      <w:proofErr w:type="spellStart"/>
+      <w:r>
+        <w:t>DigiD</w:t>
+      </w:r>
+      <w:proofErr w:type="spellEnd"/>
+      <w:r>
+        <w:t>: Modo A como estándar (</w:t>
+      </w:r>
+      <w:proofErr w:type="spellStart"/>
+      <w:r>
+        <w:t>machtigingscode</w:t>
+      </w:r>
+      <w:proofErr w:type="spellEnd"/>
+      <w:r>
+        <w:t>/</w:t>
+      </w:r>
+      <w:proofErr w:type="spellStart"/>
+      <w:r>
+        <w:t>proof</w:t>
+      </w:r>
+      <w:proofErr w:type="spellEnd"/>
+      <w:r>
+        <w:t>).</w:t>
       </w:r>
     </w:p>
     <w:p>
@@ -509,7 +2332,23 @@
       </w:r>
       <w:r>
         <w:tab/>
-        <w:t>IA/OCR siempre “human-in-the-loop” para documentos y decisiones sensibles.</w:t>
+        <w:t>IA/OCR siempre “human-in-</w:t>
+      </w:r>
+      <w:proofErr w:type="spellStart"/>
+      <w:r>
+        <w:t>the</w:t>
+      </w:r>
+      <w:proofErr w:type="spellEnd"/>
+      <w:r>
+        <w:t>-</w:t>
+      </w:r>
+      <w:proofErr w:type="spellStart"/>
+      <w:r>
+        <w:t>loop</w:t>
+      </w:r>
+      <w:proofErr w:type="spellEnd"/>
+      <w:r>
+        <w:t>” para documentos y decisiones sensibles.</w:t>
       </w:r>
     </w:p>
     <w:p>
@@ -538,334 +2377,1011 @@
     </w:p>
     <w:p>
       <w:r>
+        <w:t xml:space="preserve">Decisión: Web-first; </w:t>
+      </w:r>
+      <w:proofErr w:type="spellStart"/>
+      <w:r>
+        <w:t>stack</w:t>
+      </w:r>
+      <w:proofErr w:type="spellEnd"/>
+      <w:r>
+        <w:t xml:space="preserve"> objetivo; autorización Modo A como estándar.</w:t>
+      </w:r>
+    </w:p>
+    <w:p>
+      <w:r>
+        <w:t>3.1 Stack (objetivo v1 web)</w:t>
+      </w:r>
+    </w:p>
+    <w:p>
+      <w:r>
+        <w:t>•</w:t>
+      </w:r>
+      <w:r>
+        <w:tab/>
+      </w:r>
+      <w:proofErr w:type="spellStart"/>
+      <w:r>
+        <w:t>Frontend</w:t>
+      </w:r>
+      <w:proofErr w:type="spellEnd"/>
+      <w:r>
+        <w:t xml:space="preserve">: Next.js (App </w:t>
+      </w:r>
+      <w:proofErr w:type="spellStart"/>
+      <w:r>
+        <w:t>Router</w:t>
+      </w:r>
+      <w:proofErr w:type="spellEnd"/>
+      <w:r>
+        <w:t xml:space="preserve">) + </w:t>
+      </w:r>
+      <w:proofErr w:type="spellStart"/>
+      <w:r>
+        <w:t>TypeScript</w:t>
+      </w:r>
+      <w:proofErr w:type="spellEnd"/>
+      <w:r>
+        <w:t xml:space="preserve"> + </w:t>
+      </w:r>
+      <w:proofErr w:type="spellStart"/>
+      <w:r>
+        <w:t>Tailwind</w:t>
+      </w:r>
+      <w:proofErr w:type="spellEnd"/>
+      <w:r>
+        <w:t xml:space="preserve"> v4.</w:t>
+      </w:r>
+    </w:p>
+    <w:p>
+      <w:r>
+        <w:t>•</w:t>
+      </w:r>
+      <w:r>
+        <w:tab/>
+      </w:r>
+      <w:proofErr w:type="spellStart"/>
+      <w:r>
+        <w:t>Backend</w:t>
+      </w:r>
+      <w:proofErr w:type="spellEnd"/>
+      <w:r>
+        <w:t xml:space="preserve">/DB/Auth/Storage (objetivo): </w:t>
+      </w:r>
+      <w:proofErr w:type="spellStart"/>
+      <w:r>
+        <w:t>Supabase</w:t>
+      </w:r>
+      <w:proofErr w:type="spellEnd"/>
+      <w:r>
+        <w:t xml:space="preserve"> (PostgreSQL + Auth + Storage + RLS; Edge </w:t>
+      </w:r>
+      <w:proofErr w:type="spellStart"/>
+      <w:r>
+        <w:t>Functions</w:t>
+      </w:r>
+      <w:proofErr w:type="spellEnd"/>
+      <w:r>
+        <w:t xml:space="preserve"> opcional).</w:t>
+      </w:r>
+    </w:p>
+    <w:p>
+      <w:r>
+        <w:t>•</w:t>
+      </w:r>
+      <w:r>
+        <w:tab/>
+        <w:t xml:space="preserve">Pagos: Stripe (suscripción + pago por caso + </w:t>
+      </w:r>
+      <w:proofErr w:type="spellStart"/>
+      <w:r>
+        <w:t>webhooks</w:t>
+      </w:r>
+      <w:proofErr w:type="spellEnd"/>
+      <w:r>
+        <w:t>).</w:t>
+      </w:r>
+    </w:p>
+    <w:p>
+      <w:r>
+        <w:t>•</w:t>
+      </w:r>
+      <w:r>
+        <w:tab/>
+        <w:t xml:space="preserve">OCR: Azure AI </w:t>
+      </w:r>
+      <w:proofErr w:type="spellStart"/>
+      <w:r>
+        <w:t>Document</w:t>
+      </w:r>
+      <w:proofErr w:type="spellEnd"/>
+      <w:r>
+        <w:t xml:space="preserve"> </w:t>
+      </w:r>
+      <w:proofErr w:type="spellStart"/>
+      <w:r>
+        <w:t>Intelligence</w:t>
+      </w:r>
+      <w:proofErr w:type="spellEnd"/>
+      <w:r>
+        <w:t xml:space="preserve"> + editor manual + auditoría.</w:t>
+      </w:r>
+    </w:p>
+    <w:p>
+      <w:r>
+        <w:t>•</w:t>
+      </w:r>
+      <w:r>
+        <w:tab/>
+      </w:r>
+      <w:proofErr w:type="spellStart"/>
+      <w:r>
+        <w:t>Observabilidad</w:t>
+      </w:r>
+      <w:proofErr w:type="spellEnd"/>
+      <w:r>
+        <w:t xml:space="preserve">: </w:t>
+      </w:r>
+      <w:proofErr w:type="spellStart"/>
+      <w:r>
+        <w:t>Sentry</w:t>
+      </w:r>
+      <w:proofErr w:type="spellEnd"/>
+      <w:r>
+        <w:t xml:space="preserve"> (</w:t>
+      </w:r>
+      <w:proofErr w:type="spellStart"/>
+      <w:r>
+        <w:t>frontend</w:t>
+      </w:r>
+      <w:proofErr w:type="spellEnd"/>
+      <w:r>
+        <w:t xml:space="preserve">) + </w:t>
+      </w:r>
+      <w:proofErr w:type="spellStart"/>
+      <w:r>
+        <w:t>logging</w:t>
+      </w:r>
+      <w:proofErr w:type="spellEnd"/>
+      <w:r>
+        <w:t xml:space="preserve"> estructurado (server) + auditoría de eventos en DB.</w:t>
+      </w:r>
+    </w:p>
+    <w:p>
+      <w:r>
+        <w:t>Nota: el repo actual ya está en Next/TS/</w:t>
+      </w:r>
+      <w:proofErr w:type="spellStart"/>
+      <w:r>
+        <w:t>Tailwind</w:t>
+      </w:r>
+      <w:proofErr w:type="spellEnd"/>
+      <w:r>
+        <w:t xml:space="preserve"> v4. </w:t>
+      </w:r>
+      <w:proofErr w:type="spellStart"/>
+      <w:r>
+        <w:t>shadcn</w:t>
+      </w:r>
+      <w:proofErr w:type="spellEnd"/>
+      <w:r>
+        <w:t>/</w:t>
+      </w:r>
+      <w:proofErr w:type="spellStart"/>
+      <w:r>
+        <w:t>ui</w:t>
+      </w:r>
+      <w:proofErr w:type="spellEnd"/>
+      <w:r>
+        <w:t xml:space="preserve"> queda como opcional; el UI kit mínimo existe en </w:t>
+      </w:r>
+      <w:proofErr w:type="spellStart"/>
+      <w:r>
+        <w:t>src</w:t>
+      </w:r>
+      <w:proofErr w:type="spellEnd"/>
+      <w:r>
+        <w:t>/</w:t>
+      </w:r>
+      <w:proofErr w:type="spellStart"/>
+      <w:r>
+        <w:t>ui</w:t>
+      </w:r>
+      <w:proofErr w:type="spellEnd"/>
+      <w:r>
+        <w:t>.</w:t>
+      </w:r>
+    </w:p>
+    <w:p>
+      <w:r>
+        <w:t>3.2 Estructura de proyecto (carpetas y convenciones) — ACTUALIZADA</w:t>
+      </w:r>
+    </w:p>
+    <w:p>
+      <w:r>
+        <w:t>Árbol de carpetas (</w:t>
+      </w:r>
+      <w:proofErr w:type="spellStart"/>
+      <w:r>
+        <w:t>src</w:t>
+      </w:r>
+      <w:proofErr w:type="spellEnd"/>
+      <w:r>
+        <w:t>) – confirmado 21/12/2025</w:t>
+      </w:r>
+    </w:p>
+    <w:p>
+      <w:r>
+        <w:t>Este es el árbol real del proyecto en este momento. Incluye algunos archivos *.</w:t>
+      </w:r>
+      <w:proofErr w:type="spellStart"/>
+      <w:r>
+        <w:t>bak</w:t>
+      </w:r>
+      <w:proofErr w:type="spellEnd"/>
+      <w:r>
+        <w:t xml:space="preserve">* (copias locales) que deben limpiarse antes del </w:t>
+      </w:r>
+      <w:proofErr w:type="spellStart"/>
+      <w:r>
+        <w:t>merge</w:t>
+      </w:r>
+      <w:proofErr w:type="spellEnd"/>
+      <w:r>
+        <w:t xml:space="preserve"> final a la rama principal.</w:t>
+      </w:r>
+    </w:p>
+    <w:p>
+      <w:proofErr w:type="spellStart"/>
+      <w:r>
+        <w:t>src</w:t>
+      </w:r>
+      <w:proofErr w:type="spellEnd"/>
+      <w:r>
+        <w:t>/</w:t>
+      </w:r>
+      <w:r>
+        <w:br/>
+        <w:t>+---app</w:t>
+      </w:r>
+      <w:r>
+        <w:br/>
+      </w:r>
+      <w:r>
         <w:lastRenderedPageBreak/>
-        <w:t>Decisión: Web-first; stack objetivo; autorización Modo A como estándar.</w:t>
-      </w:r>
-    </w:p>
-    <w:p>
-      <w:r>
-        <w:t>3.1 Stack (objetivo v1 web)</w:t>
-      </w:r>
-    </w:p>
-    <w:p>
-      <w:r>
-        <w:t>•</w:t>
-      </w:r>
-      <w:r>
-        <w:tab/>
-        <w:t>Frontend: Next.js (App Router) + TypeScript + Tailwind v4.</w:t>
-      </w:r>
-    </w:p>
-    <w:p>
-      <w:r>
-        <w:t>•</w:t>
-      </w:r>
-      <w:r>
-        <w:tab/>
-        <w:t>Backend/DB/Auth/Storage (objetivo): Supabase (PostgreSQL + Auth + Storage + RLS; Edge Functions opcional).</w:t>
-      </w:r>
-    </w:p>
-    <w:p>
-      <w:r>
-        <w:t>•</w:t>
-      </w:r>
-      <w:r>
-        <w:tab/>
-        <w:t>Pagos: Stripe (suscripción + pago por caso + webhooks).</w:t>
-      </w:r>
-    </w:p>
-    <w:p>
-      <w:r>
-        <w:t>•</w:t>
-      </w:r>
-      <w:r>
-        <w:tab/>
-        <w:t>OCR: Azure AI Document Intelligence + editor manual + auditoría.</w:t>
-      </w:r>
-    </w:p>
-    <w:p>
-      <w:r>
-        <w:t>•</w:t>
-      </w:r>
-      <w:r>
-        <w:tab/>
-        <w:t>Observabilidad: Sentry (frontend) + logging estructurado (server) + auditoría de eventos en DB.</w:t>
-      </w:r>
-    </w:p>
-    <w:p>
-      <w:r>
-        <w:t>Nota: el repo actual ya está en Next/TS/Tailwind v4. shadcn/ui queda como opcional; el UI kit mínimo existe en src/ui.</w:t>
-      </w:r>
-    </w:p>
-    <w:p>
-      <w:r>
-        <w:t>3.2 Estructura de proyecto (carpetas y convenciones) — ACTUALIZADA</w:t>
-      </w:r>
-    </w:p>
-    <w:p>
-      <w:r>
-        <w:t>Árbol actualizado confirmado (post-Fase 4):</w:t>
-      </w:r>
-    </w:p>
-    <w:p>
-      <w:r>
-        <w:t>src/</w:t>
-      </w:r>
-    </w:p>
-    <w:p>
-      <w:r>
-        <w:t xml:space="preserve">  app/</w:t>
-      </w:r>
-    </w:p>
-    <w:p>
-      <w:r>
-        <w:t xml:space="preserve">    (auth)/</w:t>
-      </w:r>
-    </w:p>
-    <w:p>
-      <w:r>
-        <w:t xml:space="preserve">      login/page.tsx</w:t>
-      </w:r>
-    </w:p>
-    <w:p>
-      <w:r>
-        <w:t xml:space="preserve">      register/page.tsx</w:t>
-      </w:r>
-    </w:p>
-    <w:p>
-      <w:r>
-        <w:t xml:space="preserve">    (dashboard)/</w:t>
-      </w:r>
-    </w:p>
-    <w:p>
-      <w:r>
-        <w:t xml:space="preserve">      app/</w:t>
-      </w:r>
-    </w:p>
-    <w:p>
-      <w:r>
-        <w:t xml:space="preserve">        layout.tsx</w:t>
-      </w:r>
-    </w:p>
-    <w:p>
-      <w:r>
-        <w:t xml:space="preserve">        providers.tsx</w:t>
-      </w:r>
-    </w:p>
-    <w:p>
-      <w:r>
-        <w:t xml:space="preserve">        page.tsx</w:t>
-      </w:r>
-    </w:p>
-    <w:p>
-      <w:r>
-        <w:t xml:space="preserve">        cases/</w:t>
-      </w:r>
-    </w:p>
-    <w:p>
-      <w:r>
-        <w:t xml:space="preserve">          page.tsx</w:t>
-      </w:r>
-    </w:p>
-    <w:p>
-      <w:r>
-        <w:t xml:space="preserve">          ui/CasesListClient.tsx</w:t>
-      </w:r>
-    </w:p>
-    <w:p>
-      <w:r>
-        <w:t xml:space="preserve">          new/page.tsx</w:t>
-      </w:r>
-    </w:p>
-    <w:p>
-      <w:r>
-        <w:t xml:space="preserve">          new/ui/NewCaseClient.tsx</w:t>
-      </w:r>
-    </w:p>
-    <w:p>
-      <w:r>
-        <w:t xml:space="preserve">          [id]/page.tsx</w:t>
-      </w:r>
-    </w:p>
-    <w:p>
-      <w:r>
-        <w:t xml:space="preserve">          [id]/ui/CaseOverviewClient.tsx</w:t>
-      </w:r>
-    </w:p>
-    <w:p>
+        <w:t xml:space="preserve">|   |   </w:t>
+      </w:r>
+      <w:proofErr w:type="spellStart"/>
+      <w:r>
+        <w:t>layout.tsx</w:t>
+      </w:r>
+      <w:proofErr w:type="spellEnd"/>
+      <w:r>
+        <w:br/>
+        <w:t xml:space="preserve">|   |   </w:t>
+      </w:r>
+      <w:proofErr w:type="spellStart"/>
+      <w:r>
+        <w:t>page.tsx</w:t>
+      </w:r>
+      <w:proofErr w:type="spellEnd"/>
+      <w:r>
+        <w:br/>
+        <w:t>|   |</w:t>
+      </w:r>
+      <w:r>
+        <w:br/>
+        <w:t>|   +---(</w:t>
+      </w:r>
+      <w:proofErr w:type="spellStart"/>
+      <w:r>
+        <w:t>auth</w:t>
+      </w:r>
+      <w:proofErr w:type="spellEnd"/>
+      <w:r>
+        <w:t>)</w:t>
+      </w:r>
+      <w:r>
+        <w:br/>
+        <w:t>|   |   +---</w:t>
+      </w:r>
+      <w:proofErr w:type="spellStart"/>
+      <w:r>
+        <w:t>login</w:t>
+      </w:r>
+      <w:proofErr w:type="spellEnd"/>
+      <w:r>
+        <w:br/>
+        <w:t xml:space="preserve">|   |   |       </w:t>
+      </w:r>
+      <w:proofErr w:type="spellStart"/>
+      <w:r>
+        <w:t>page.tsx</w:t>
+      </w:r>
+      <w:proofErr w:type="spellEnd"/>
+      <w:r>
+        <w:br/>
+        <w:t>|   |   |</w:t>
+      </w:r>
+      <w:r>
+        <w:br/>
+        <w:t>|   |   \---</w:t>
+      </w:r>
+      <w:proofErr w:type="spellStart"/>
+      <w:r>
+        <w:t>register</w:t>
+      </w:r>
+      <w:proofErr w:type="spellEnd"/>
+      <w:r>
+        <w:br/>
+        <w:t xml:space="preserve">|   |           </w:t>
+      </w:r>
+      <w:proofErr w:type="spellStart"/>
+      <w:r>
+        <w:t>page.tsx</w:t>
+      </w:r>
+      <w:proofErr w:type="spellEnd"/>
+      <w:r>
+        <w:br/>
+        <w:t>|   |</w:t>
+      </w:r>
+      <w:r>
+        <w:br/>
+        <w:t>|   +---(</w:t>
+      </w:r>
+      <w:proofErr w:type="spellStart"/>
+      <w:r>
+        <w:t>dashboard</w:t>
+      </w:r>
+      <w:proofErr w:type="spellEnd"/>
+      <w:r>
+        <w:t>)</w:t>
+      </w:r>
+      <w:r>
+        <w:br/>
+        <w:t>|   |   \---app</w:t>
+      </w:r>
+      <w:r>
+        <w:br/>
+        <w:t xml:space="preserve">|   |       |   </w:t>
+      </w:r>
+      <w:proofErr w:type="spellStart"/>
+      <w:r>
+        <w:t>layout.tsx</w:t>
+      </w:r>
+      <w:proofErr w:type="spellEnd"/>
+      <w:r>
+        <w:br/>
+        <w:t xml:space="preserve">|   |       |   </w:t>
+      </w:r>
+      <w:proofErr w:type="spellStart"/>
+      <w:r>
+        <w:t>page.tsx</w:t>
+      </w:r>
+      <w:proofErr w:type="spellEnd"/>
+      <w:r>
+        <w:br/>
+        <w:t xml:space="preserve">|   |       |   </w:t>
+      </w:r>
+      <w:proofErr w:type="spellStart"/>
+      <w:r>
+        <w:t>providers.tsx</w:t>
+      </w:r>
+      <w:proofErr w:type="spellEnd"/>
+      <w:r>
+        <w:br/>
+        <w:t>|   |       |</w:t>
+      </w:r>
+      <w:r>
+        <w:br/>
+        <w:t>|   |       +---cases</w:t>
+      </w:r>
+      <w:r>
+        <w:br/>
+        <w:t xml:space="preserve">|   |       |   |   </w:t>
+      </w:r>
+      <w:proofErr w:type="spellStart"/>
+      <w:r>
+        <w:t>page.tsx</w:t>
+      </w:r>
+      <w:proofErr w:type="spellEnd"/>
+      <w:r>
+        <w:br/>
+        <w:t>|   |       |   |</w:t>
+      </w:r>
+      <w:r>
+        <w:br/>
+        <w:t>|   |       |   +---new</w:t>
+      </w:r>
+      <w:r>
+        <w:br/>
+        <w:t xml:space="preserve">|   |       |   |   |   </w:t>
+      </w:r>
+      <w:proofErr w:type="spellStart"/>
+      <w:r>
+        <w:t>page.tsx</w:t>
+      </w:r>
+      <w:proofErr w:type="spellEnd"/>
+      <w:r>
+        <w:br/>
+        <w:t>|   |       |   |   |</w:t>
+      </w:r>
+      <w:r>
+        <w:br/>
+        <w:t>|   |       |   |   \---</w:t>
+      </w:r>
+      <w:proofErr w:type="spellStart"/>
+      <w:r>
+        <w:t>ui</w:t>
+      </w:r>
+      <w:proofErr w:type="spellEnd"/>
+      <w:r>
+        <w:br/>
+        <w:t xml:space="preserve">|   |       |   |           </w:t>
+      </w:r>
+      <w:proofErr w:type="spellStart"/>
+      <w:r>
+        <w:t>NewCaseClient.tsx</w:t>
+      </w:r>
+      <w:proofErr w:type="spellEnd"/>
+      <w:r>
+        <w:br/>
+        <w:t xml:space="preserve">|   |       |   |           </w:t>
+      </w:r>
+      <w:proofErr w:type="spellStart"/>
+      <w:r>
+        <w:t>NewCaseClient.tsx.bak</w:t>
+      </w:r>
+      <w:proofErr w:type="spellEnd"/>
+      <w:r>
+        <w:br/>
+        <w:t>|   |       |   |</w:t>
+      </w:r>
+      <w:r>
+        <w:br/>
+        <w:t>|   |       |   +---</w:t>
+      </w:r>
+      <w:proofErr w:type="spellStart"/>
+      <w:r>
+        <w:t>ui</w:t>
+      </w:r>
+      <w:proofErr w:type="spellEnd"/>
+      <w:r>
+        <w:br/>
+        <w:t xml:space="preserve">|   |       |   |       </w:t>
+      </w:r>
+      <w:proofErr w:type="spellStart"/>
+      <w:r>
+        <w:t>CasesListClient.tsx</w:t>
+      </w:r>
+      <w:proofErr w:type="spellEnd"/>
+      <w:r>
+        <w:br/>
+        <w:t>|   |       |   |</w:t>
+      </w:r>
+      <w:r>
+        <w:br/>
+        <w:t>|   |       |   \---[id]</w:t>
+      </w:r>
+      <w:r>
+        <w:br/>
+        <w:t xml:space="preserve">|   |       |       |   </w:t>
+      </w:r>
+      <w:proofErr w:type="spellStart"/>
+      <w:r>
+        <w:t>page.tsx</w:t>
+      </w:r>
+      <w:proofErr w:type="spellEnd"/>
+      <w:r>
+        <w:br/>
+        <w:t>|   |       |       |</w:t>
+      </w:r>
+      <w:r>
+        <w:br/>
+        <w:t>|   |       |       +---</w:t>
+      </w:r>
+      <w:proofErr w:type="spellStart"/>
+      <w:r>
+        <w:t>ui</w:t>
+      </w:r>
+      <w:proofErr w:type="spellEnd"/>
+      <w:r>
+        <w:br/>
+        <w:t xml:space="preserve">|   |       |       |       </w:t>
+      </w:r>
+      <w:proofErr w:type="spellStart"/>
+      <w:r>
+        <w:t>CaseOverviewClient.tsx</w:t>
+      </w:r>
+      <w:proofErr w:type="spellEnd"/>
+      <w:r>
+        <w:br/>
+        <w:t>|   |       |       |</w:t>
+      </w:r>
+      <w:r>
+        <w:br/>
+        <w:t>|   |       |       \---[</w:t>
+      </w:r>
+      <w:proofErr w:type="spellStart"/>
+      <w:r>
+        <w:t>stepKey</w:t>
+      </w:r>
+      <w:proofErr w:type="spellEnd"/>
+      <w:r>
+        <w:t>]</w:t>
+      </w:r>
+      <w:r>
+        <w:br/>
+        <w:t xml:space="preserve">|   |       |           |   </w:t>
+      </w:r>
+      <w:proofErr w:type="spellStart"/>
+      <w:r>
+        <w:t>page.tsx</w:t>
+      </w:r>
+      <w:proofErr w:type="spellEnd"/>
+      <w:r>
+        <w:br/>
+        <w:t>|   |       |           |</w:t>
+      </w:r>
+      <w:r>
+        <w:br/>
+        <w:t>|   |       |           \---</w:t>
+      </w:r>
+      <w:proofErr w:type="spellStart"/>
+      <w:r>
+        <w:t>ui</w:t>
+      </w:r>
+      <w:proofErr w:type="spellEnd"/>
+      <w:r>
+        <w:br/>
+        <w:t xml:space="preserve">|   |       |                   </w:t>
+      </w:r>
+      <w:proofErr w:type="spellStart"/>
+      <w:r>
+        <w:t>StepClient.tsx</w:t>
+      </w:r>
+      <w:proofErr w:type="spellEnd"/>
+      <w:r>
+        <w:br/>
+        <w:t>|   |       |</w:t>
+      </w:r>
+      <w:r>
+        <w:br/>
+        <w:t>|   |       +---</w:t>
+      </w:r>
+      <w:proofErr w:type="spellStart"/>
+      <w:r>
+        <w:t>documents</w:t>
+      </w:r>
+      <w:proofErr w:type="spellEnd"/>
+      <w:r>
+        <w:br/>
+        <w:t xml:space="preserve">|   |       |   |   </w:t>
+      </w:r>
+      <w:proofErr w:type="spellStart"/>
+      <w:r>
+        <w:t>page.tsx</w:t>
+      </w:r>
+      <w:proofErr w:type="spellEnd"/>
+      <w:r>
+        <w:br/>
+        <w:t>|   |       |   |</w:t>
+      </w:r>
+      <w:r>
+        <w:br/>
+      </w:r>
       <w:r>
         <w:lastRenderedPageBreak/>
-        <w:t xml:space="preserve">          [id]/[stepKey]/page.tsx</w:t>
-      </w:r>
-    </w:p>
-    <w:p>
-      <w:r>
-        <w:t xml:space="preserve">          [id]/[stepKey]/ui/StepClient.tsx</w:t>
-      </w:r>
-    </w:p>
-    <w:p>
-      <w:r>
-        <w:t xml:space="preserve">        documents/</w:t>
-      </w:r>
-    </w:p>
-    <w:p>
-      <w:r>
-        <w:t xml:space="preserve">          page.tsx</w:t>
-      </w:r>
-    </w:p>
-    <w:p>
-      <w:r>
-        <w:t xml:space="preserve">          ui/DocumentsClient.tsx</w:t>
-      </w:r>
-    </w:p>
-    <w:p>
-      <w:r>
-        <w:t xml:space="preserve">        profile/page.tsx</w:t>
-      </w:r>
-    </w:p>
-    <w:p>
-      <w:r>
-        <w:t xml:space="preserve">        ui-kit/page.tsx</w:t>
-      </w:r>
-    </w:p>
-    <w:p>
-      <w:r>
-        <w:t xml:space="preserve">    (marketing)/</w:t>
-      </w:r>
-    </w:p>
-    <w:p>
-      <w:r>
-        <w:t xml:space="preserve">      landing/page.tsx</w:t>
-      </w:r>
-    </w:p>
-    <w:p>
-      <w:r>
-        <w:t xml:space="preserve">    layout.tsx</w:t>
-      </w:r>
-    </w:p>
-    <w:p>
-      <w:r>
-        <w:t xml:space="preserve">    page.tsx</w:t>
-      </w:r>
-    </w:p>
-    <w:p>
-      <w:r>
-        <w:t xml:space="preserve">  features/</w:t>
-      </w:r>
-    </w:p>
-    <w:p>
-      <w:r>
-        <w:t xml:space="preserve">    cases/</w:t>
-      </w:r>
-    </w:p>
-    <w:p>
-      <w:r>
-        <w:t xml:space="preserve">      casesClient.ts</w:t>
-      </w:r>
-    </w:p>
-    <w:p>
-      <w:r>
-        <w:t xml:space="preserve">      casesConfig.ts</w:t>
-      </w:r>
-    </w:p>
-    <w:p>
-      <w:r>
-        <w:t xml:space="preserve">      casesStorage.ts</w:t>
-      </w:r>
-    </w:p>
-    <w:p>
-      <w:r>
-        <w:t xml:space="preserve">      casesStore.ts</w:t>
-      </w:r>
-    </w:p>
-    <w:p>
-      <w:r>
-        <w:t xml:space="preserve">      caseDraftsStore.ts</w:t>
-      </w:r>
-    </w:p>
-    <w:p>
-      <w:r>
-        <w:t xml:space="preserve">      casesTypes.ts</w:t>
-      </w:r>
-    </w:p>
-    <w:p>
-      <w:r>
-        <w:t xml:space="preserve">    documents/</w:t>
-      </w:r>
-    </w:p>
-    <w:p>
-      <w:r>
-        <w:t xml:space="preserve">      documentsStorage.ts</w:t>
-      </w:r>
-    </w:p>
-    <w:p>
-      <w:r>
-        <w:t xml:space="preserve">      documentsStore.tsx</w:t>
-      </w:r>
-    </w:p>
-    <w:p>
-      <w:r>
-        <w:t xml:space="preserve">      documentsTypes.ts</w:t>
-      </w:r>
-    </w:p>
-    <w:p>
-      <w:r>
-        <w:t xml:space="preserve">  lib/</w:t>
-      </w:r>
-    </w:p>
-    <w:p>
-      <w:r>
-        <w:t xml:space="preserve">    supabase/</w:t>
-      </w:r>
-    </w:p>
-    <w:p>
-      <w:r>
-        <w:t xml:space="preserve">      browser.ts</w:t>
-      </w:r>
-    </w:p>
-    <w:p>
-      <w:r>
-        <w:t xml:space="preserve">      server.ts</w:t>
-      </w:r>
-    </w:p>
-    <w:p>
-      <w:r>
-        <w:t xml:space="preserve">  ui/</w:t>
-      </w:r>
-    </w:p>
-    <w:p>
-      <w:r>
-        <w:t xml:space="preserve">    components/* (Screen, Header, Card, Button, InfoBox, Badge, ...)</w:t>
-      </w:r>
-    </w:p>
-    <w:p>
+        <w:t>|   |       |   \---</w:t>
+      </w:r>
+      <w:proofErr w:type="spellStart"/>
+      <w:r>
+        <w:t>ui</w:t>
+      </w:r>
+      <w:proofErr w:type="spellEnd"/>
+      <w:r>
+        <w:br/>
+        <w:t xml:space="preserve">|   |       |           </w:t>
+      </w:r>
+      <w:proofErr w:type="spellStart"/>
+      <w:r>
+        <w:t>DocumentsClient.tsx</w:t>
+      </w:r>
+      <w:proofErr w:type="spellEnd"/>
+      <w:r>
+        <w:br/>
+        <w:t xml:space="preserve">|   |       |           </w:t>
+      </w:r>
+      <w:proofErr w:type="spellStart"/>
+      <w:r>
+        <w:t>DocumentsClient.tsx.bak</w:t>
+      </w:r>
+      <w:proofErr w:type="spellEnd"/>
+      <w:r>
+        <w:br/>
+        <w:t>|   |       |           DocumentsClient.tsx.bak2</w:t>
+      </w:r>
+      <w:r>
+        <w:br/>
+        <w:t>|   |       |           DocumentsClient.tsx.bak3</w:t>
+      </w:r>
+      <w:r>
+        <w:br/>
+        <w:t xml:space="preserve">|   |       |           </w:t>
+      </w:r>
+      <w:proofErr w:type="spellStart"/>
+      <w:r>
+        <w:t>DocumentsClient.tsx.bak_fix_docrow</w:t>
+      </w:r>
+      <w:proofErr w:type="spellEnd"/>
+      <w:r>
+        <w:br/>
+        <w:t xml:space="preserve">|   |       |           </w:t>
+      </w:r>
+      <w:proofErr w:type="spellStart"/>
+      <w:r>
+        <w:t>DocumentsClient.tsx.bak_remove_documentrow</w:t>
+      </w:r>
+      <w:proofErr w:type="spellEnd"/>
+      <w:r>
+        <w:br/>
+        <w:t>|   |       |</w:t>
+      </w:r>
+      <w:r>
+        <w:br/>
+        <w:t>|   |       +---</w:t>
+      </w:r>
+      <w:proofErr w:type="spellStart"/>
+      <w:r>
+        <w:t>profile</w:t>
+      </w:r>
+      <w:proofErr w:type="spellEnd"/>
+      <w:r>
+        <w:br/>
+        <w:t xml:space="preserve">|   |       |       </w:t>
+      </w:r>
+      <w:proofErr w:type="spellStart"/>
+      <w:r>
+        <w:t>page.tsx</w:t>
+      </w:r>
+      <w:proofErr w:type="spellEnd"/>
+      <w:r>
+        <w:br/>
+        <w:t>|   |       |</w:t>
+      </w:r>
+      <w:r>
+        <w:br/>
+        <w:t>|   |       \---</w:t>
+      </w:r>
+      <w:proofErr w:type="spellStart"/>
+      <w:r>
+        <w:t>ui</w:t>
+      </w:r>
+      <w:proofErr w:type="spellEnd"/>
+      <w:r>
+        <w:t>-kit</w:t>
+      </w:r>
+      <w:r>
+        <w:br/>
+        <w:t xml:space="preserve">|   |               </w:t>
+      </w:r>
+      <w:proofErr w:type="spellStart"/>
+      <w:r>
+        <w:t>page.tsx</w:t>
+      </w:r>
+      <w:proofErr w:type="spellEnd"/>
+      <w:r>
+        <w:br/>
+        <w:t>|   |</w:t>
+      </w:r>
+      <w:r>
+        <w:br/>
+        <w:t>|   \---(marketing)</w:t>
+      </w:r>
+      <w:r>
+        <w:br/>
+        <w:t>|       \---</w:t>
+      </w:r>
+      <w:proofErr w:type="spellStart"/>
+      <w:r>
+        <w:t>landing</w:t>
+      </w:r>
+      <w:proofErr w:type="spellEnd"/>
+      <w:r>
+        <w:br/>
+        <w:t xml:space="preserve">|               </w:t>
+      </w:r>
+      <w:proofErr w:type="spellStart"/>
+      <w:r>
+        <w:t>page.tsx</w:t>
+      </w:r>
+      <w:proofErr w:type="spellEnd"/>
+      <w:r>
+        <w:br/>
+        <w:t>|</w:t>
+      </w:r>
+      <w:r>
+        <w:br/>
+        <w:t>+---</w:t>
+      </w:r>
+      <w:proofErr w:type="spellStart"/>
+      <w:r>
+        <w:t>features</w:t>
+      </w:r>
+      <w:proofErr w:type="spellEnd"/>
+      <w:r>
+        <w:br/>
+        <w:t>|   |   README.md</w:t>
+      </w:r>
+      <w:r>
+        <w:br/>
+        <w:t>|   |</w:t>
+      </w:r>
+      <w:r>
+        <w:br/>
+        <w:t>|   +---cases</w:t>
+      </w:r>
+      <w:r>
+        <w:br/>
+        <w:t xml:space="preserve">|   |       </w:t>
+      </w:r>
+      <w:proofErr w:type="spellStart"/>
+      <w:r>
+        <w:t>caseDraftsStore.ts</w:t>
+      </w:r>
+      <w:proofErr w:type="spellEnd"/>
+      <w:r>
+        <w:br/>
+        <w:t xml:space="preserve">|   |       </w:t>
+      </w:r>
+      <w:proofErr w:type="spellStart"/>
+      <w:r>
+        <w:t>casesClient.ts</w:t>
+      </w:r>
+      <w:proofErr w:type="spellEnd"/>
+      <w:r>
+        <w:br/>
+        <w:t xml:space="preserve">|   |       </w:t>
+      </w:r>
+      <w:proofErr w:type="spellStart"/>
+      <w:r>
+        <w:t>casesConfig.ts</w:t>
+      </w:r>
+      <w:proofErr w:type="spellEnd"/>
+      <w:r>
+        <w:br/>
+        <w:t xml:space="preserve">|   |       </w:t>
+      </w:r>
+      <w:proofErr w:type="spellStart"/>
+      <w:r>
+        <w:t>casesStorage.ts</w:t>
+      </w:r>
+      <w:proofErr w:type="spellEnd"/>
+      <w:r>
+        <w:br/>
+        <w:t xml:space="preserve">|   |       </w:t>
+      </w:r>
+      <w:proofErr w:type="spellStart"/>
+      <w:r>
+        <w:t>casesStore.ts</w:t>
+      </w:r>
+      <w:proofErr w:type="spellEnd"/>
+      <w:r>
+        <w:br/>
+        <w:t xml:space="preserve">|   |       </w:t>
+      </w:r>
+      <w:proofErr w:type="spellStart"/>
+      <w:r>
+        <w:t>casesTypes.ts</w:t>
+      </w:r>
+      <w:proofErr w:type="spellEnd"/>
+      <w:r>
+        <w:br/>
+        <w:t>|   |</w:t>
+      </w:r>
+      <w:r>
+        <w:br/>
+        <w:t>|   \---</w:t>
+      </w:r>
+      <w:proofErr w:type="spellStart"/>
+      <w:r>
+        <w:t>documents</w:t>
+      </w:r>
+      <w:proofErr w:type="spellEnd"/>
+      <w:r>
+        <w:br/>
+        <w:t xml:space="preserve">|           </w:t>
+      </w:r>
+      <w:proofErr w:type="spellStart"/>
+      <w:r>
+        <w:t>documentsStorage.ts</w:t>
+      </w:r>
+      <w:proofErr w:type="spellEnd"/>
+      <w:r>
+        <w:br/>
+        <w:t xml:space="preserve">|           </w:t>
+      </w:r>
+      <w:proofErr w:type="spellStart"/>
+      <w:r>
+        <w:t>documentsStore.tsx</w:t>
+      </w:r>
+      <w:proofErr w:type="spellEnd"/>
+      <w:r>
+        <w:br/>
+        <w:t xml:space="preserve">|           </w:t>
+      </w:r>
+      <w:proofErr w:type="spellStart"/>
+      <w:r>
+        <w:t>documentsTypes.ts</w:t>
+      </w:r>
+      <w:proofErr w:type="spellEnd"/>
+      <w:r>
+        <w:br/>
+        <w:t>|</w:t>
+      </w:r>
+      <w:r>
+        <w:br/>
+        <w:t>+---</w:t>
+      </w:r>
+      <w:proofErr w:type="spellStart"/>
+      <w:r>
+        <w:t>lib</w:t>
+      </w:r>
+      <w:proofErr w:type="spellEnd"/>
+      <w:r>
+        <w:br/>
+        <w:t>|   \---</w:t>
+      </w:r>
+      <w:proofErr w:type="spellStart"/>
+      <w:r>
+        <w:t>supabase</w:t>
+      </w:r>
+      <w:proofErr w:type="spellEnd"/>
+      <w:r>
+        <w:br/>
+        <w:t xml:space="preserve">|           </w:t>
+      </w:r>
+      <w:proofErr w:type="spellStart"/>
+      <w:r>
+        <w:t>browser.ts</w:t>
+      </w:r>
+      <w:proofErr w:type="spellEnd"/>
+      <w:r>
+        <w:br/>
+        <w:t xml:space="preserve">|           </w:t>
+      </w:r>
+      <w:proofErr w:type="spellStart"/>
+      <w:r>
+        <w:t>middleware.ts</w:t>
+      </w:r>
+      <w:proofErr w:type="spellEnd"/>
+      <w:r>
+        <w:br/>
+        <w:t>|</w:t>
+      </w:r>
+      <w:r>
+        <w:br/>
+        <w:t>+---</w:t>
+      </w:r>
+      <w:proofErr w:type="spellStart"/>
+      <w:r>
+        <w:t>styles</w:t>
+      </w:r>
+      <w:proofErr w:type="spellEnd"/>
+      <w:r>
+        <w:br/>
+        <w:t>|       globals.css</w:t>
+      </w:r>
+      <w:r>
+        <w:br/>
+        <w:t>|</w:t>
+      </w:r>
+      <w:r>
+        <w:br/>
+        <w:t>+---</w:t>
+      </w:r>
+      <w:proofErr w:type="spellStart"/>
+      <w:r>
+        <w:t>ui</w:t>
+      </w:r>
+      <w:proofErr w:type="spellEnd"/>
+      <w:r>
+        <w:br/>
+        <w:t xml:space="preserve">|   |   </w:t>
+      </w:r>
+      <w:proofErr w:type="spellStart"/>
+      <w:r>
+        <w:t>cn.ts</w:t>
+      </w:r>
+      <w:proofErr w:type="spellEnd"/>
+      <w:r>
+        <w:br/>
+      </w:r>
       <w:r>
         <w:lastRenderedPageBreak/>
-        <w:t xml:space="preserve">    cn.ts</w:t>
-      </w:r>
-    </w:p>
-    <w:p/>
-    <w:p>
-      <w:r>
-        <w:t>Archivos raíz relevantes:</w:t>
-      </w:r>
-    </w:p>
-    <w:p>
-      <w:r>
-        <w:t xml:space="preserve">  middleware.ts (guard/SSR auth)</w:t>
-      </w:r>
-    </w:p>
-    <w:p>
-      <w:r>
-        <w:t xml:space="preserve">  </w:t>
-      </w:r>
-      <w:proofErr w:type="gramStart"/>
-      <w:r>
-        <w:t>.env</w:t>
-      </w:r>
-      <w:proofErr w:type="gramEnd"/>
-      <w:r>
-        <w:t>.local (NO COMMIT) — SUPABASE_URL, SUPABASE_ANON_KEY, etc.</w:t>
+        <w:t>|   |</w:t>
+      </w:r>
+      <w:r>
+        <w:br/>
+        <w:t>|   \---</w:t>
+      </w:r>
+      <w:proofErr w:type="spellStart"/>
+      <w:r>
+        <w:t>components</w:t>
+      </w:r>
+      <w:proofErr w:type="spellEnd"/>
+      <w:r>
+        <w:br/>
+        <w:t xml:space="preserve">|           </w:t>
+      </w:r>
+      <w:proofErr w:type="spellStart"/>
+      <w:r>
+        <w:t>Badge.tsx</w:t>
+      </w:r>
+      <w:proofErr w:type="spellEnd"/>
+      <w:r>
+        <w:br/>
+        <w:t xml:space="preserve">|           </w:t>
+      </w:r>
+      <w:proofErr w:type="spellStart"/>
+      <w:r>
+        <w:t>Card.tsx</w:t>
+      </w:r>
+      <w:proofErr w:type="spellEnd"/>
+      <w:r>
+        <w:br/>
+        <w:t xml:space="preserve">|           </w:t>
+      </w:r>
+      <w:proofErr w:type="spellStart"/>
+      <w:r>
+        <w:t>Header.tsx</w:t>
+      </w:r>
+      <w:proofErr w:type="spellEnd"/>
+      <w:r>
+        <w:br/>
+        <w:t xml:space="preserve">|           </w:t>
+      </w:r>
+      <w:proofErr w:type="spellStart"/>
+      <w:r>
+        <w:t>InfoBox.tsx</w:t>
+      </w:r>
+      <w:proofErr w:type="spellEnd"/>
+      <w:r>
+        <w:br/>
+        <w:t xml:space="preserve">|           </w:t>
+      </w:r>
+      <w:proofErr w:type="spellStart"/>
+      <w:r>
+        <w:t>Screen.tsx</w:t>
+      </w:r>
+      <w:proofErr w:type="spellEnd"/>
+      <w:r>
+        <w:br/>
+        <w:t>|</w:t>
+      </w:r>
+      <w:r>
+        <w:br/>
+        <w:t>\---__</w:t>
+      </w:r>
+      <w:proofErr w:type="spellStart"/>
+      <w:r>
+        <w:t>tests</w:t>
+      </w:r>
+      <w:proofErr w:type="spellEnd"/>
+      <w:r>
+        <w:t>__</w:t>
+      </w:r>
+      <w:r>
+        <w:br/>
+        <w:t xml:space="preserve">        </w:t>
+      </w:r>
+      <w:proofErr w:type="spellStart"/>
+      <w:r>
+        <w:t>smoke.test.ts</w:t>
+      </w:r>
+      <w:proofErr w:type="spellEnd"/>
+      <w:r>
+        <w:br/>
       </w:r>
     </w:p>
     <w:p/>
@@ -895,7 +3411,6 @@
     <w:p/>
     <w:p/>
     <w:p/>
-    <w:p/>
     <w:p>
       <w:r>
         <w:t>3.3 Rutas v1 (mínimas)</w:t>
@@ -916,8 +3431,13 @@
       </w:r>
       <w:r>
         <w:tab/>
-        <w:t>/landing</w:t>
-      </w:r>
+        <w:t>/</w:t>
+      </w:r>
+      <w:proofErr w:type="spellStart"/>
+      <w:r>
+        <w:t>landing</w:t>
+      </w:r>
+      <w:proofErr w:type="spellEnd"/>
     </w:p>
     <w:p>
       <w:r>
@@ -925,8 +3445,13 @@
       </w:r>
       <w:r>
         <w:tab/>
-        <w:t>/login</w:t>
-      </w:r>
+        <w:t>/</w:t>
+      </w:r>
+      <w:proofErr w:type="spellStart"/>
+      <w:r>
+        <w:t>login</w:t>
+      </w:r>
+      <w:proofErr w:type="spellEnd"/>
     </w:p>
     <w:p>
       <w:r>
@@ -979,23 +3504,46 @@
       </w:r>
       <w:proofErr w:type="gramStart"/>
       <w:r>
-        <w:t>/:stepKey</w:t>
-      </w:r>
+        <w:t>/:</w:t>
+      </w:r>
+      <w:proofErr w:type="spellStart"/>
+      <w:r>
+        <w:t>stepKey</w:t>
+      </w:r>
+      <w:proofErr w:type="spellEnd"/>
       <w:proofErr w:type="gramEnd"/>
     </w:p>
     <w:p>
       <w:r>
-        <w:t>/app/documents</w:t>
-      </w:r>
-    </w:p>
-    <w:p>
-      <w:r>
-        <w:t>/app/profile</w:t>
-      </w:r>
-    </w:p>
-    <w:p>
-      <w:r>
-        <w:t>/app/ui-kit</w:t>
+        <w:t>/app/</w:t>
+      </w:r>
+      <w:proofErr w:type="spellStart"/>
+      <w:r>
+        <w:t>documents</w:t>
+      </w:r>
+      <w:proofErr w:type="spellEnd"/>
+    </w:p>
+    <w:p>
+      <w:r>
+        <w:t>/app/</w:t>
+      </w:r>
+      <w:proofErr w:type="spellStart"/>
+      <w:r>
+        <w:t>profile</w:t>
+      </w:r>
+      <w:proofErr w:type="spellEnd"/>
+    </w:p>
+    <w:p>
+      <w:r>
+        <w:t>/app/</w:t>
+      </w:r>
+      <w:proofErr w:type="spellStart"/>
+      <w:r>
+        <w:t>ui</w:t>
+      </w:r>
+      <w:proofErr w:type="spellEnd"/>
+      <w:r>
+        <w:t>-kit</w:t>
       </w:r>
     </w:p>
     <w:p>
@@ -1009,8 +3557,13 @@
       </w:r>
     </w:p>
     <w:p>
-      <w:r>
-        <w:t>Endpoints objetivo (alto nivel):</w:t>
+      <w:proofErr w:type="spellStart"/>
+      <w:r>
+        <w:t>Endpoints</w:t>
+      </w:r>
+      <w:proofErr w:type="spellEnd"/>
+      <w:r>
+        <w:t xml:space="preserve"> objetivo (alto nivel):</w:t>
       </w:r>
     </w:p>
     <w:p>
@@ -1019,7 +3572,15 @@
       </w:r>
       <w:r>
         <w:tab/>
-        <w:t>/api/cases (POST create)</w:t>
+        <w:t xml:space="preserve">/api/cases (POST </w:t>
+      </w:r>
+      <w:proofErr w:type="spellStart"/>
+      <w:r>
+        <w:t>create</w:t>
+      </w:r>
+      <w:proofErr w:type="spellEnd"/>
+      <w:r>
+        <w:t>)</w:t>
       </w:r>
     </w:p>
     <w:p>
@@ -1037,15 +3598,33 @@
       </w:r>
       <w:r>
         <w:tab/>
-        <w:t>/api/cases/:id/steps</w:t>
-      </w:r>
+        <w:t>/api/cases/:id/</w:t>
+      </w:r>
+      <w:proofErr w:type="spellStart"/>
+      <w:r>
+        <w:t>steps</w:t>
+      </w:r>
+      <w:proofErr w:type="spellEnd"/>
       <w:proofErr w:type="gramStart"/>
       <w:r>
-        <w:t>/:stepKey</w:t>
-      </w:r>
+        <w:t>/:</w:t>
+      </w:r>
+      <w:proofErr w:type="spellStart"/>
+      <w:r>
+        <w:t>stepKey</w:t>
+      </w:r>
+      <w:proofErr w:type="spellEnd"/>
       <w:proofErr w:type="gramEnd"/>
       <w:r>
-        <w:t xml:space="preserve"> (PUT save step)</w:t>
+        <w:t xml:space="preserve"> (PUT </w:t>
+      </w:r>
+      <w:proofErr w:type="spellStart"/>
+      <w:r>
+        <w:t>save</w:t>
+      </w:r>
+      <w:proofErr w:type="spellEnd"/>
+      <w:r>
+        <w:t xml:space="preserve"> step)</w:t>
       </w:r>
     </w:p>
     <w:p>
@@ -1054,7 +3633,31 @@
       </w:r>
       <w:r>
         <w:tab/>
-        <w:t>/api/cases/:id/documents (POST upload metadata)</w:t>
+        <w:t>/api/cases/:id/</w:t>
+      </w:r>
+      <w:proofErr w:type="spellStart"/>
+      <w:r>
+        <w:t>documents</w:t>
+      </w:r>
+      <w:proofErr w:type="spellEnd"/>
+      <w:r>
+        <w:t xml:space="preserve"> (POST </w:t>
+      </w:r>
+      <w:proofErr w:type="spellStart"/>
+      <w:r>
+        <w:t>upload</w:t>
+      </w:r>
+      <w:proofErr w:type="spellEnd"/>
+      <w:r>
+        <w:t xml:space="preserve"> </w:t>
+      </w:r>
+      <w:proofErr w:type="spellStart"/>
+      <w:r>
+        <w:t>metadata</w:t>
+      </w:r>
+      <w:proofErr w:type="spellEnd"/>
+      <w:r>
+        <w:t>)</w:t>
       </w:r>
     </w:p>
     <w:p>
@@ -1063,7 +3666,39 @@
       </w:r>
       <w:r>
         <w:tab/>
-        <w:t>/api/documents/:id/ocr (POST start OCR; GET result)</w:t>
+        <w:t>/api/</w:t>
+      </w:r>
+      <w:proofErr w:type="spellStart"/>
+      <w:r>
+        <w:t>documents</w:t>
+      </w:r>
+      <w:proofErr w:type="spellEnd"/>
+      <w:r>
+        <w:t>/:id/</w:t>
+      </w:r>
+      <w:proofErr w:type="spellStart"/>
+      <w:r>
+        <w:t>ocr</w:t>
+      </w:r>
+      <w:proofErr w:type="spellEnd"/>
+      <w:r>
+        <w:t xml:space="preserve"> (POST </w:t>
+      </w:r>
+      <w:proofErr w:type="spellStart"/>
+      <w:r>
+        <w:t>start</w:t>
+      </w:r>
+      <w:proofErr w:type="spellEnd"/>
+      <w:r>
+        <w:t xml:space="preserve"> OCR; GET </w:t>
+      </w:r>
+      <w:proofErr w:type="spellStart"/>
+      <w:r>
+        <w:t>result</w:t>
+      </w:r>
+      <w:proofErr w:type="spellEnd"/>
+      <w:r>
+        <w:t>)</w:t>
       </w:r>
     </w:p>
     <w:p>
@@ -1072,7 +3707,23 @@
       </w:r>
       <w:r>
         <w:tab/>
-        <w:t>/api/payments/webhook (Stripe)</w:t>
+        <w:t>/api/</w:t>
+      </w:r>
+      <w:proofErr w:type="spellStart"/>
+      <w:r>
+        <w:t>payments</w:t>
+      </w:r>
+      <w:proofErr w:type="spellEnd"/>
+      <w:r>
+        <w:t>/</w:t>
+      </w:r>
+      <w:proofErr w:type="spellStart"/>
+      <w:r>
+        <w:t>webhook</w:t>
+      </w:r>
+      <w:proofErr w:type="spellEnd"/>
+      <w:r>
+        <w:t xml:space="preserve"> (Stripe)</w:t>
       </w:r>
     </w:p>
     <w:p>
@@ -1081,29 +3732,63 @@
       </w:r>
       <w:r>
         <w:tab/>
-        <w:t>/api/authorizations</w:t>
-      </w:r>
+        <w:t>/api/</w:t>
+      </w:r>
+      <w:proofErr w:type="spellStart"/>
+      <w:r>
+        <w:t>authorizations</w:t>
+      </w:r>
+      <w:proofErr w:type="spellEnd"/>
       <w:proofErr w:type="gramStart"/>
       <w:r>
-        <w:t>/:caseId</w:t>
-      </w:r>
+        <w:t>/:</w:t>
+      </w:r>
+      <w:proofErr w:type="spellStart"/>
+      <w:r>
+        <w:t>caseId</w:t>
+      </w:r>
+      <w:proofErr w:type="spellEnd"/>
       <w:proofErr w:type="gramEnd"/>
       <w:r>
-        <w:t xml:space="preserve"> (POST set method/proof)</w:t>
-      </w:r>
-    </w:p>
-    <w:p>
-      <w:r>
+        <w:t xml:space="preserve"> (POST set </w:t>
+      </w:r>
+      <w:proofErr w:type="spellStart"/>
+      <w:r>
+        <w:t>method</w:t>
+      </w:r>
+      <w:proofErr w:type="spellEnd"/>
+      <w:r>
+        <w:t>/</w:t>
+      </w:r>
+      <w:proofErr w:type="spellStart"/>
+      <w:r>
+        <w:t>proof</w:t>
+      </w:r>
+      <w:proofErr w:type="spellEnd"/>
+      <w:r>
+        <w:t>)</w:t>
+      </w:r>
+    </w:p>
+    <w:p>
+      <w:r>
+        <w:lastRenderedPageBreak/>
         <w:t>•</w:t>
       </w:r>
       <w:r>
         <w:tab/>
-        <w:t>/api/admin/cases (operador: cola de revisión)</w:t>
-      </w:r>
-    </w:p>
-    <w:p>
-      <w:r>
-        <w:lastRenderedPageBreak/>
+        <w:t>/api/</w:t>
+      </w:r>
+      <w:proofErr w:type="spellStart"/>
+      <w:r>
+        <w:t>admin</w:t>
+      </w:r>
+      <w:proofErr w:type="spellEnd"/>
+      <w:r>
+        <w:t>/cases (operador: cola de revisión)</w:t>
+      </w:r>
+    </w:p>
+    <w:p>
+      <w:r>
         <w:t>Errores estándar: VALIDATION_ERROR, AUTH_REQUIRED, PAYMENT_REQUIRED, AUTHORIZATION_REQUIRED, NOT_FOUND, RATE_LIMITED.</w:t>
       </w:r>
     </w:p>
@@ -1114,17 +3799,57 @@
     </w:p>
     <w:p>
       <w:r>
-        <w:t>5. UX/UI System (Design tokens + componentes reutilizables)</w:t>
-      </w:r>
-    </w:p>
-    <w:p>
-      <w:r>
-        <w:t>Estado de Fase 2 (UI System básico): CERRADA (20/12/2025).</w:t>
-      </w:r>
-    </w:p>
-    <w:p>
-      <w:r>
-        <w:t>5.1 Tokens (colores, tipografía, spacing, radii) — IMPLEMENTADO</w:t>
+        <w:t xml:space="preserve">5. UX/UI </w:t>
+      </w:r>
+      <w:proofErr w:type="spellStart"/>
+      <w:r>
+        <w:t>System</w:t>
+      </w:r>
+      <w:proofErr w:type="spellEnd"/>
+      <w:r>
+        <w:t xml:space="preserve"> (</w:t>
+      </w:r>
+      <w:proofErr w:type="spellStart"/>
+      <w:r>
+        <w:t>Design</w:t>
+      </w:r>
+      <w:proofErr w:type="spellEnd"/>
+      <w:r>
+        <w:t xml:space="preserve"> tokens + componentes reutilizables)</w:t>
+      </w:r>
+    </w:p>
+    <w:p>
+      <w:r>
+        <w:t xml:space="preserve">Estado de Fase 2 (UI </w:t>
+      </w:r>
+      <w:proofErr w:type="spellStart"/>
+      <w:r>
+        <w:t>System</w:t>
+      </w:r>
+      <w:proofErr w:type="spellEnd"/>
+      <w:r>
+        <w:t xml:space="preserve"> básico): CERRADA (20/12/2025).</w:t>
+      </w:r>
+    </w:p>
+    <w:p>
+      <w:r>
+        <w:t xml:space="preserve">5.1 Tokens (colores, tipografía, </w:t>
+      </w:r>
+      <w:proofErr w:type="spellStart"/>
+      <w:r>
+        <w:t>spacing</w:t>
+      </w:r>
+      <w:proofErr w:type="spellEnd"/>
+      <w:r>
+        <w:t xml:space="preserve">, </w:t>
+      </w:r>
+      <w:proofErr w:type="spellStart"/>
+      <w:r>
+        <w:t>radii</w:t>
+      </w:r>
+      <w:proofErr w:type="spellEnd"/>
+      <w:r>
+        <w:t>) — IMPLEMENTADO</w:t>
       </w:r>
     </w:p>
     <w:p>
@@ -1133,7 +3858,15 @@
       </w:r>
       <w:r>
         <w:tab/>
-        <w:t>Paleta FinHub: base azul oscuro + acento verde.</w:t>
+        <w:t xml:space="preserve">Paleta </w:t>
+      </w:r>
+      <w:proofErr w:type="spellStart"/>
+      <w:r>
+        <w:t>FinHub</w:t>
+      </w:r>
+      <w:proofErr w:type="spellEnd"/>
+      <w:r>
+        <w:t>: base azul oscuro + acento verde.</w:t>
       </w:r>
     </w:p>
     <w:p>
@@ -1142,7 +3875,23 @@
       </w:r>
       <w:r>
         <w:tab/>
-        <w:t>Tokens implementados como CSS variables en src/styles/globals.css:</w:t>
+        <w:t xml:space="preserve">Tokens implementados como CSS variables en </w:t>
+      </w:r>
+      <w:proofErr w:type="spellStart"/>
+      <w:r>
+        <w:t>src</w:t>
+      </w:r>
+      <w:proofErr w:type="spellEnd"/>
+      <w:r>
+        <w:t>/</w:t>
+      </w:r>
+      <w:proofErr w:type="spellStart"/>
+      <w:r>
+        <w:t>styles</w:t>
+      </w:r>
+      <w:proofErr w:type="spellEnd"/>
+      <w:r>
+        <w:t>/globals.css:</w:t>
       </w:r>
     </w:p>
     <w:p>
@@ -1151,8 +3900,85 @@
       </w:r>
       <w:r>
         <w:tab/>
-        <w:t>--fh-bg, --fh-surface, --fh-surface-2, --fh-text, --fh-muted, --fh-border, --fh-primary, --fh-primary-fg, --fh-danger, --fh-danger-fg, --fh-focus</w:t>
-      </w:r>
+        <w:t>--</w:t>
+      </w:r>
+      <w:proofErr w:type="spellStart"/>
+      <w:r>
+        <w:t>fh-bg</w:t>
+      </w:r>
+      <w:proofErr w:type="spellEnd"/>
+      <w:r>
+        <w:t>, --</w:t>
+      </w:r>
+      <w:proofErr w:type="spellStart"/>
+      <w:r>
+        <w:t>fh-surface</w:t>
+      </w:r>
+      <w:proofErr w:type="spellEnd"/>
+      <w:r>
+        <w:t>, --fh-surface-2, --</w:t>
+      </w:r>
+      <w:proofErr w:type="spellStart"/>
+      <w:r>
+        <w:t>fh-text</w:t>
+      </w:r>
+      <w:proofErr w:type="spellEnd"/>
+      <w:r>
+        <w:t>, --</w:t>
+      </w:r>
+      <w:proofErr w:type="spellStart"/>
+      <w:r>
+        <w:t>fh-muted</w:t>
+      </w:r>
+      <w:proofErr w:type="spellEnd"/>
+      <w:r>
+        <w:t>, --</w:t>
+      </w:r>
+      <w:proofErr w:type="spellStart"/>
+      <w:r>
+        <w:t>fh-border</w:t>
+      </w:r>
+      <w:proofErr w:type="spellEnd"/>
+      <w:r>
+        <w:t>, --</w:t>
+      </w:r>
+      <w:proofErr w:type="spellStart"/>
+      <w:r>
+        <w:t>fh-primary</w:t>
+      </w:r>
+      <w:proofErr w:type="spellEnd"/>
+      <w:r>
+        <w:t>, --</w:t>
+      </w:r>
+      <w:proofErr w:type="spellStart"/>
+      <w:r>
+        <w:t>fh-primary-fg</w:t>
+      </w:r>
+      <w:proofErr w:type="spellEnd"/>
+      <w:r>
+        <w:t>, --</w:t>
+      </w:r>
+      <w:proofErr w:type="spellStart"/>
+      <w:r>
+        <w:t>fh-danger</w:t>
+      </w:r>
+      <w:proofErr w:type="spellEnd"/>
+      <w:r>
+        <w:t>, --</w:t>
+      </w:r>
+      <w:proofErr w:type="spellStart"/>
+      <w:r>
+        <w:t>fh-danger-fg</w:t>
+      </w:r>
+      <w:proofErr w:type="spellEnd"/>
+      <w:r>
+        <w:t>, --</w:t>
+      </w:r>
+      <w:proofErr w:type="spellStart"/>
+      <w:r>
+        <w:t>fh-focus</w:t>
+      </w:r>
+      <w:proofErr w:type="spellEnd"/>
     </w:p>
     <w:p>
       <w:r>
@@ -1160,7 +3986,15 @@
       </w:r>
       <w:r>
         <w:tab/>
-        <w:t>Mapeo Tailwind:</w:t>
+        <w:t xml:space="preserve">Mapeo </w:t>
+      </w:r>
+      <w:proofErr w:type="spellStart"/>
+      <w:r>
+        <w:t>Tailwind</w:t>
+      </w:r>
+      <w:proofErr w:type="spellEnd"/>
+      <w:r>
+        <w:t>:</w:t>
       </w:r>
     </w:p>
     <w:p>
@@ -1177,8 +4011,13 @@
       </w:r>
       <w:proofErr w:type="gramEnd"/>
       <w:r>
-        <w:t xml:space="preserve"> en tailwind.config.ts</w:t>
-      </w:r>
+        <w:t xml:space="preserve"> en </w:t>
+      </w:r>
+      <w:proofErr w:type="spellStart"/>
+      <w:r>
+        <w:t>tailwind.config.ts</w:t>
+      </w:r>
+      <w:proofErr w:type="spellEnd"/>
     </w:p>
     <w:p>
       <w:r>
@@ -1187,7 +4026,31 @@
     </w:p>
     <w:p>
       <w:r>
-        <w:t>Carpeta: src/ui/components/</w:t>
+        <w:t xml:space="preserve">Carpeta: </w:t>
+      </w:r>
+      <w:proofErr w:type="spellStart"/>
+      <w:r>
+        <w:t>src</w:t>
+      </w:r>
+      <w:proofErr w:type="spellEnd"/>
+      <w:r>
+        <w:t>/</w:t>
+      </w:r>
+      <w:proofErr w:type="spellStart"/>
+      <w:r>
+        <w:t>ui</w:t>
+      </w:r>
+      <w:proofErr w:type="spellEnd"/>
+      <w:r>
+        <w:t>/</w:t>
+      </w:r>
+      <w:proofErr w:type="spellStart"/>
+      <w:r>
+        <w:t>components</w:t>
+      </w:r>
+      <w:proofErr w:type="spellEnd"/>
+      <w:r>
+        <w:t>/</w:t>
       </w:r>
     </w:p>
     <w:p>
@@ -1196,7 +4059,15 @@
       </w:r>
       <w:r>
         <w:tab/>
-        <w:t>Screen (layout + container)</w:t>
+        <w:t>Screen (</w:t>
+      </w:r>
+      <w:proofErr w:type="spellStart"/>
+      <w:r>
+        <w:t>layout</w:t>
+      </w:r>
+      <w:proofErr w:type="spellEnd"/>
+      <w:r>
+        <w:t xml:space="preserve"> + container)</w:t>
       </w:r>
     </w:p>
     <w:p>
@@ -1205,7 +4076,15 @@
       </w:r>
       <w:r>
         <w:tab/>
-        <w:t>Header (título/subtítulo/actions)</w:t>
+        <w:t>Header (título/subtítulo/</w:t>
+      </w:r>
+      <w:proofErr w:type="spellStart"/>
+      <w:r>
+        <w:t>actions</w:t>
+      </w:r>
+      <w:proofErr w:type="spellEnd"/>
+      <w:r>
+        <w:t>)</w:t>
       </w:r>
     </w:p>
     <w:p>
@@ -1214,7 +4093,31 @@
       </w:r>
       <w:r>
         <w:tab/>
-        <w:t>Card (surface + border + shadow)</w:t>
+        <w:t>Card (</w:t>
+      </w:r>
+      <w:proofErr w:type="spellStart"/>
+      <w:r>
+        <w:t>surface</w:t>
+      </w:r>
+      <w:proofErr w:type="spellEnd"/>
+      <w:r>
+        <w:t xml:space="preserve"> + </w:t>
+      </w:r>
+      <w:proofErr w:type="spellStart"/>
+      <w:r>
+        <w:t>border</w:t>
+      </w:r>
+      <w:proofErr w:type="spellEnd"/>
+      <w:r>
+        <w:t xml:space="preserve"> + </w:t>
+      </w:r>
+      <w:proofErr w:type="spellStart"/>
+      <w:r>
+        <w:t>shadow</w:t>
+      </w:r>
+      <w:proofErr w:type="spellEnd"/>
+      <w:r>
+        <w:t>)</w:t>
       </w:r>
     </w:p>
     <w:p>
@@ -1232,7 +4135,14 @@
       </w:r>
       <w:r>
         <w:tab/>
-        <w:t>InfoBox (bloques informativos)</w:t>
+      </w:r>
+      <w:proofErr w:type="spellStart"/>
+      <w:r>
+        <w:t>InfoBox</w:t>
+      </w:r>
+      <w:proofErr w:type="spellEnd"/>
+      <w:r>
+        <w:t xml:space="preserve"> (bloques informativos)</w:t>
       </w:r>
     </w:p>
     <w:p>
@@ -1246,7 +4156,23 @@
       </w:r>
       <w:r>
         <w:tab/>
-        <w:t>Button, Input, Select, ToggleGroup, Stepper</w:t>
+        <w:t xml:space="preserve">Button, Input, </w:t>
+      </w:r>
+      <w:proofErr w:type="spellStart"/>
+      <w:r>
+        <w:t>Select</w:t>
+      </w:r>
+      <w:proofErr w:type="spellEnd"/>
+      <w:r>
+        <w:t xml:space="preserve">, </w:t>
+      </w:r>
+      <w:proofErr w:type="spellStart"/>
+      <w:r>
+        <w:t>ToggleGroup</w:t>
+      </w:r>
+      <w:proofErr w:type="spellEnd"/>
+      <w:r>
+        <w:t>, Stepper</w:t>
       </w:r>
     </w:p>
     <w:p>
@@ -1255,12 +4181,32 @@
       </w:r>
       <w:r>
         <w:tab/>
-        <w:t>DocumentChecklistItem, ReviewSummary</w:t>
-      </w:r>
-    </w:p>
-    <w:p>
-      <w:r>
-        <w:t>5.3 Accesibilidad, i18n y contenido (guidelines)</w:t>
+      </w:r>
+      <w:proofErr w:type="spellStart"/>
+      <w:r>
+        <w:t>DocumentChecklistItem</w:t>
+      </w:r>
+      <w:proofErr w:type="spellEnd"/>
+      <w:r>
+        <w:t xml:space="preserve">, </w:t>
+      </w:r>
+      <w:proofErr w:type="spellStart"/>
+      <w:r>
+        <w:t>ReviewSummary</w:t>
+      </w:r>
+      <w:proofErr w:type="spellEnd"/>
+    </w:p>
+    <w:p>
+      <w:r>
+        <w:t>5.3 Accesibilidad, i18n y contenido (</w:t>
+      </w:r>
+      <w:proofErr w:type="spellStart"/>
+      <w:r>
+        <w:t>guidelines</w:t>
+      </w:r>
+      <w:proofErr w:type="spellEnd"/>
+      <w:r>
+        <w:t>)</w:t>
       </w:r>
     </w:p>
     <w:p>
@@ -1278,7 +4224,31 @@
       </w:r>
       <w:r>
         <w:tab/>
-        <w:t>i18n: diccionarios por idioma + “content registry” para textos largos (emails/FAQ/landing).</w:t>
+        <w:t>i18n: diccionarios por idioma + “</w:t>
+      </w:r>
+      <w:proofErr w:type="spellStart"/>
+      <w:r>
+        <w:t>content</w:t>
+      </w:r>
+      <w:proofErr w:type="spellEnd"/>
+      <w:r>
+        <w:t xml:space="preserve"> </w:t>
+      </w:r>
+      <w:proofErr w:type="spellStart"/>
+      <w:r>
+        <w:t>registry</w:t>
+      </w:r>
+      <w:proofErr w:type="spellEnd"/>
+      <w:r>
+        <w:t>” para textos largos (emails/FAQ/</w:t>
+      </w:r>
+      <w:proofErr w:type="spellStart"/>
+      <w:r>
+        <w:t>landing</w:t>
+      </w:r>
+      <w:proofErr w:type="spellEnd"/>
+      <w:r>
+        <w:t>).</w:t>
       </w:r>
     </w:p>
     <w:p>
@@ -1287,7 +4257,14 @@
       </w:r>
       <w:r>
         <w:tab/>
-        <w:t>Copy: frases cortas, explicar “qué necesitas y por qué”; holandés solo cuando aporte y con contexto.</w:t>
+      </w:r>
+      <w:proofErr w:type="spellStart"/>
+      <w:r>
+        <w:t>Copy</w:t>
+      </w:r>
+      <w:proofErr w:type="spellEnd"/>
+      <w:r>
+        <w:t>: frases cortas, explicar “qué necesitas y por qué”; holandés solo cuando aporte y con contexto.</w:t>
       </w:r>
     </w:p>
     <w:p>
@@ -1302,7 +4279,762 @@
     </w:p>
     <w:p>
       <w:r>
+        <w:lastRenderedPageBreak/>
         <w:t>6.1 Plataforma Core (Auth, Perfil, Shell)</w:t>
+      </w:r>
+    </w:p>
+    <w:p>
+      <w:r>
+        <w:t>•</w:t>
+      </w:r>
+      <w:r>
+        <w:tab/>
+        <w:t>Propósito: acceso, idioma, navegación clara, base de casos.</w:t>
+      </w:r>
+    </w:p>
+    <w:p>
+      <w:r>
+        <w:t>•</w:t>
+      </w:r>
+      <w:r>
+        <w:tab/>
+        <w:t xml:space="preserve">Pantallas mínimas: Landing → Login → </w:t>
+      </w:r>
+      <w:proofErr w:type="spellStart"/>
+      <w:r>
+        <w:t>Dashboard</w:t>
+      </w:r>
+      <w:proofErr w:type="spellEnd"/>
+      <w:r>
+        <w:t xml:space="preserve"> Home → </w:t>
+      </w:r>
+      <w:proofErr w:type="spellStart"/>
+      <w:r>
+        <w:t>Profile</w:t>
+      </w:r>
+      <w:proofErr w:type="spellEnd"/>
+      <w:r>
+        <w:t>.</w:t>
+      </w:r>
+    </w:p>
+    <w:p>
+      <w:r>
+        <w:t>•</w:t>
+      </w:r>
+      <w:r>
+        <w:tab/>
+        <w:t>DoD: protección de rutas (</w:t>
+      </w:r>
+      <w:proofErr w:type="spellStart"/>
+      <w:r>
+        <w:t>auth</w:t>
+      </w:r>
+      <w:proofErr w:type="spellEnd"/>
+      <w:r>
+        <w:t xml:space="preserve">), perfil básico (idioma + datos mínimos), </w:t>
+      </w:r>
+      <w:proofErr w:type="spellStart"/>
+      <w:r>
+        <w:t>shell</w:t>
+      </w:r>
+      <w:proofErr w:type="spellEnd"/>
+      <w:r>
+        <w:t xml:space="preserve"> consistente.</w:t>
+      </w:r>
+    </w:p>
+    <w:p>
+      <w:r>
+        <w:rPr>
+          <w:b/>
+        </w:rPr>
+        <w:t>Backlog Auth “pro” (se implementará después del cierre de Fase 4):</w:t>
+      </w:r>
+    </w:p>
+    <w:p>
+      <w:r>
+        <w:t>• OAuth (Google) y opcional Apple (si aplica).</w:t>
+      </w:r>
+    </w:p>
+    <w:p>
+      <w:r>
+        <w:t xml:space="preserve">• Política de contraseña: mínimo de caracteres, complejidad (caracteres especiales) y </w:t>
+      </w:r>
+      <w:proofErr w:type="spellStart"/>
+      <w:r>
+        <w:t>feedback</w:t>
+      </w:r>
+      <w:proofErr w:type="spellEnd"/>
+      <w:r>
+        <w:t xml:space="preserve"> de validación en UI.</w:t>
+      </w:r>
+    </w:p>
+    <w:p>
+      <w:r>
+        <w:t xml:space="preserve">• Confirmación de email (activar en </w:t>
+      </w:r>
+      <w:proofErr w:type="spellStart"/>
+      <w:r>
+        <w:t>prod</w:t>
+      </w:r>
+      <w:proofErr w:type="spellEnd"/>
+      <w:r>
+        <w:t>) + reenvío de confirmación + recuperación de contraseña.</w:t>
+      </w:r>
+    </w:p>
+    <w:p>
+      <w:r>
+        <w:t xml:space="preserve">• MFA/2FA opcional (según </w:t>
+      </w:r>
+      <w:proofErr w:type="spellStart"/>
+      <w:r>
+        <w:t>tier</w:t>
+      </w:r>
+      <w:proofErr w:type="spellEnd"/>
+      <w:r>
+        <w:t xml:space="preserve"> premium y requisitos GDPR).</w:t>
+      </w:r>
+    </w:p>
+    <w:p>
+      <w:r>
+        <w:t xml:space="preserve">• Rate </w:t>
+      </w:r>
+      <w:proofErr w:type="spellStart"/>
+      <w:r>
+        <w:t>limiting</w:t>
+      </w:r>
+      <w:proofErr w:type="spellEnd"/>
+      <w:r>
+        <w:t xml:space="preserve"> / protección </w:t>
+      </w:r>
+      <w:proofErr w:type="spellStart"/>
+      <w:r>
+        <w:t>anti-abuso</w:t>
+      </w:r>
+      <w:proofErr w:type="spellEnd"/>
+      <w:r>
+        <w:t xml:space="preserve"> (especialmente en </w:t>
+      </w:r>
+      <w:proofErr w:type="spellStart"/>
+      <w:r>
+        <w:t>endpoints</w:t>
+      </w:r>
+      <w:proofErr w:type="spellEnd"/>
+      <w:r>
+        <w:t xml:space="preserve"> de </w:t>
+      </w:r>
+      <w:proofErr w:type="spellStart"/>
+      <w:r>
+        <w:t>auth</w:t>
+      </w:r>
+      <w:proofErr w:type="spellEnd"/>
+      <w:r>
+        <w:t>).</w:t>
+      </w:r>
+    </w:p>
+    <w:p>
+      <w:r>
+        <w:t xml:space="preserve">• Auditoría: tracking de eventos de </w:t>
+      </w:r>
+      <w:proofErr w:type="spellStart"/>
+      <w:r>
+        <w:t>auth</w:t>
+      </w:r>
+      <w:proofErr w:type="spellEnd"/>
+      <w:r>
+        <w:t xml:space="preserve"> (</w:t>
+      </w:r>
+      <w:proofErr w:type="spellStart"/>
+      <w:r>
+        <w:t>login</w:t>
+      </w:r>
+      <w:proofErr w:type="spellEnd"/>
+      <w:r>
+        <w:t xml:space="preserve">, </w:t>
+      </w:r>
+      <w:proofErr w:type="spellStart"/>
+      <w:r>
+        <w:t>logout</w:t>
+      </w:r>
+      <w:proofErr w:type="spellEnd"/>
+      <w:r>
+        <w:t xml:space="preserve">, </w:t>
+      </w:r>
+      <w:proofErr w:type="spellStart"/>
+      <w:r>
+        <w:t>reset</w:t>
+      </w:r>
+      <w:proofErr w:type="spellEnd"/>
+      <w:r>
+        <w:t>) y alertas básicas.</w:t>
+      </w:r>
+    </w:p>
+    <w:p>
+      <w:r>
+        <w:t>6.2 Subsidios (</w:t>
+      </w:r>
+      <w:proofErr w:type="spellStart"/>
+      <w:r>
+        <w:t>Toeslagen</w:t>
+      </w:r>
+      <w:proofErr w:type="spellEnd"/>
+      <w:r>
+        <w:t>) — Normativa 2026</w:t>
+      </w:r>
+    </w:p>
+    <w:p>
+      <w:r>
+        <w:t>Patrón por subsidio:</w:t>
+      </w:r>
+    </w:p>
+    <w:p>
+      <w:r>
+        <w:t>1.</w:t>
+      </w:r>
+      <w:r>
+        <w:tab/>
+      </w:r>
+      <w:proofErr w:type="spellStart"/>
+      <w:r>
+        <w:t>EligibilityWizard</w:t>
+      </w:r>
+      <w:proofErr w:type="spellEnd"/>
+      <w:r>
+        <w:t xml:space="preserve"> (preguntas mínimas)</w:t>
+      </w:r>
+    </w:p>
+    <w:p>
+      <w:r>
+        <w:t>2.</w:t>
+      </w:r>
+      <w:r>
+        <w:tab/>
+      </w:r>
+      <w:proofErr w:type="spellStart"/>
+      <w:r>
+        <w:t>EligibilityResult</w:t>
+      </w:r>
+      <w:proofErr w:type="spellEnd"/>
+    </w:p>
+    <w:p>
+      <w:r>
+        <w:t>3.</w:t>
+      </w:r>
+      <w:r>
+        <w:tab/>
+      </w:r>
+      <w:proofErr w:type="spellStart"/>
+      <w:r>
+        <w:t>Checkout</w:t>
+      </w:r>
+      <w:proofErr w:type="spellEnd"/>
+      <w:r>
+        <w:t xml:space="preserve"> (pago por caso o incluido en suscripción)</w:t>
+      </w:r>
+    </w:p>
+    <w:p>
+      <w:r>
+        <w:t>4.</w:t>
+      </w:r>
+      <w:r>
+        <w:tab/>
+      </w:r>
+      <w:proofErr w:type="spellStart"/>
+      <w:r>
+        <w:t>Authorization</w:t>
+      </w:r>
+      <w:proofErr w:type="spellEnd"/>
+      <w:r>
+        <w:t xml:space="preserve"> (</w:t>
+      </w:r>
+      <w:proofErr w:type="spellStart"/>
+      <w:r>
+        <w:t>machtiging</w:t>
+      </w:r>
+      <w:proofErr w:type="spellEnd"/>
+      <w:r>
+        <w:t>/</w:t>
+      </w:r>
+      <w:proofErr w:type="spellStart"/>
+      <w:r>
+        <w:t>proof</w:t>
+      </w:r>
+      <w:proofErr w:type="spellEnd"/>
+      <w:r>
+        <w:t>)</w:t>
+      </w:r>
+    </w:p>
+    <w:p>
+      <w:r>
+        <w:t>5.</w:t>
+      </w:r>
+      <w:r>
+        <w:tab/>
+      </w:r>
+      <w:proofErr w:type="spellStart"/>
+      <w:r>
+        <w:t>DocsChecklist</w:t>
+      </w:r>
+      <w:proofErr w:type="spellEnd"/>
+      <w:r>
+        <w:t xml:space="preserve"> (qué documento es + dónde conseguirlo)</w:t>
+      </w:r>
+    </w:p>
+    <w:p>
+      <w:r>
+        <w:t>6.</w:t>
+      </w:r>
+      <w:r>
+        <w:tab/>
+        <w:t>Final (resumen + “en revisión humana”)</w:t>
+      </w:r>
+    </w:p>
+    <w:p>
+      <w:r>
+        <w:t>Nota crítica: confirmar viabilidad de autorización sin credenciales por subsidio (Modo A) y definir “</w:t>
+      </w:r>
+      <w:proofErr w:type="spellStart"/>
+      <w:r>
+        <w:t>proof</w:t>
+      </w:r>
+      <w:proofErr w:type="spellEnd"/>
+      <w:r>
+        <w:t>”.</w:t>
+      </w:r>
+    </w:p>
+    <w:p>
+      <w:r>
+        <w:t xml:space="preserve">6.3 Impuestos (IB + </w:t>
+      </w:r>
+      <w:proofErr w:type="spellStart"/>
+      <w:r>
+        <w:t>Voorlopige</w:t>
+      </w:r>
+      <w:proofErr w:type="spellEnd"/>
+      <w:r>
+        <w:t xml:space="preserve"> </w:t>
+      </w:r>
+      <w:proofErr w:type="spellStart"/>
+      <w:r>
+        <w:t>aanslag</w:t>
+      </w:r>
+      <w:proofErr w:type="spellEnd"/>
+      <w:r>
+        <w:t>) — Solo particulares</w:t>
+      </w:r>
+    </w:p>
+    <w:p>
+      <w:r>
+        <w:t>•</w:t>
+      </w:r>
+      <w:r>
+        <w:tab/>
+        <w:t xml:space="preserve">Propósito: </w:t>
+      </w:r>
+      <w:proofErr w:type="spellStart"/>
+      <w:r>
+        <w:t>wizard</w:t>
+      </w:r>
+      <w:proofErr w:type="spellEnd"/>
+      <w:r>
+        <w:t xml:space="preserve"> de cambios de vida + documentos + revisión humana.</w:t>
+      </w:r>
+    </w:p>
+    <w:p>
+      <w:r>
+        <w:t>•</w:t>
+      </w:r>
+      <w:r>
+        <w:tab/>
+        <w:t xml:space="preserve">DoD: crear caso, reunir </w:t>
+      </w:r>
+      <w:proofErr w:type="spellStart"/>
+      <w:r>
+        <w:t>info</w:t>
+      </w:r>
+      <w:proofErr w:type="spellEnd"/>
+      <w:r>
+        <w:t xml:space="preserve"> mínima, generar paquete para revisión humana.</w:t>
+      </w:r>
+    </w:p>
+    <w:p>
+      <w:r>
+        <w:t>6.4 Finanzas personales (Manual + OCR)</w:t>
+      </w:r>
+    </w:p>
+    <w:p>
+      <w:r>
+        <w:t>•</w:t>
+      </w:r>
+      <w:r>
+        <w:tab/>
+        <w:t>Propósito: presupuesto y control de gastos sencillo.</w:t>
+      </w:r>
+    </w:p>
+    <w:p>
+      <w:r>
+        <w:t>•</w:t>
+      </w:r>
+      <w:r>
+        <w:tab/>
+        <w:t xml:space="preserve">Pantallas: </w:t>
+      </w:r>
+      <w:proofErr w:type="spellStart"/>
+      <w:r>
+        <w:t>overview</w:t>
+      </w:r>
+      <w:proofErr w:type="spellEnd"/>
+      <w:r>
+        <w:t xml:space="preserve"> → lista de movimientos → añadir gasto (manual/</w:t>
+      </w:r>
+      <w:proofErr w:type="spellStart"/>
+      <w:r>
+        <w:t>upload</w:t>
+      </w:r>
+      <w:proofErr w:type="spellEnd"/>
+      <w:r>
+        <w:t>) → editor OCR → categorías.</w:t>
+      </w:r>
+    </w:p>
+    <w:p>
+      <w:r>
+        <w:t>•</w:t>
+      </w:r>
+      <w:r>
+        <w:tab/>
+        <w:t>DoD: registrar/categorizar/editar y ver resumen mensual.</w:t>
+      </w:r>
+    </w:p>
+    <w:p>
+      <w:r>
+        <w:lastRenderedPageBreak/>
+        <w:t xml:space="preserve">6.5 </w:t>
+      </w:r>
+      <w:proofErr w:type="spellStart"/>
+      <w:r>
+        <w:t>Document</w:t>
+      </w:r>
+      <w:proofErr w:type="spellEnd"/>
+      <w:r>
+        <w:t xml:space="preserve"> Vault + OCR + Editor</w:t>
+      </w:r>
+    </w:p>
+    <w:p>
+      <w:r>
+        <w:t>•</w:t>
+      </w:r>
+      <w:r>
+        <w:tab/>
+        <w:t>Propósito: centralizar documentos y convertirlos en datos editables.</w:t>
+      </w:r>
+    </w:p>
+    <w:p>
+      <w:r>
+        <w:t>•</w:t>
+      </w:r>
+      <w:r>
+        <w:tab/>
+        <w:t xml:space="preserve">Pantallas: </w:t>
+      </w:r>
+      <w:proofErr w:type="spellStart"/>
+      <w:r>
+        <w:t>vault</w:t>
+      </w:r>
+      <w:proofErr w:type="spellEnd"/>
+      <w:r>
+        <w:t xml:space="preserve"> → subir → OCR </w:t>
+      </w:r>
+      <w:proofErr w:type="spellStart"/>
+      <w:r>
+        <w:t>result</w:t>
+      </w:r>
+      <w:proofErr w:type="spellEnd"/>
+      <w:r>
+        <w:t xml:space="preserve"> + editor → guardar versión → asociar </w:t>
+      </w:r>
+      <w:proofErr w:type="spellStart"/>
+      <w:r>
+        <w:t>a caso</w:t>
+      </w:r>
+      <w:proofErr w:type="spellEnd"/>
+      <w:r>
+        <w:t>.</w:t>
+      </w:r>
+    </w:p>
+    <w:p>
+      <w:r>
+        <w:t>•</w:t>
+      </w:r>
+      <w:r>
+        <w:tab/>
+        <w:t xml:space="preserve">DoD: </w:t>
+      </w:r>
+      <w:proofErr w:type="spellStart"/>
+      <w:r>
+        <w:t>upload</w:t>
+      </w:r>
+      <w:proofErr w:type="spellEnd"/>
+      <w:r>
+        <w:t xml:space="preserve"> → OCR → campos + “</w:t>
+      </w:r>
+      <w:proofErr w:type="spellStart"/>
+      <w:r>
+        <w:t>confidence</w:t>
+      </w:r>
+      <w:proofErr w:type="spellEnd"/>
+      <w:r>
+        <w:t>” → edición → persistencia → auditoría.</w:t>
+      </w:r>
+    </w:p>
+    <w:p>
+      <w:r>
+        <w:t>6.6 Seguros (v1 informativo, v2 operativo)</w:t>
+      </w:r>
+    </w:p>
+    <w:p>
+      <w:r>
+        <w:t>v1 (alcance actual):</w:t>
+      </w:r>
+    </w:p>
+    <w:p>
+      <w:r>
+        <w:t>•</w:t>
+      </w:r>
+      <w:r>
+        <w:tab/>
+        <w:t>Contenido claro por seguro (hogar, auto, salud complemento, responsabilidad, etc.).</w:t>
+      </w:r>
+    </w:p>
+    <w:p>
+      <w:r>
+        <w:t>•</w:t>
+      </w:r>
+      <w:r>
+        <w:tab/>
+        <w:t>“Cómo te ayudamos” + CTA a suscripción / consulta.</w:t>
+      </w:r>
+    </w:p>
+    <w:p>
+      <w:r>
+        <w:t>•</w:t>
+      </w:r>
+      <w:r>
+        <w:tab/>
+        <w:t>Preparado para activación futura.</w:t>
+      </w:r>
+    </w:p>
+    <w:p>
+      <w:r>
+        <w:t>v2 (futuro):</w:t>
+      </w:r>
+    </w:p>
+    <w:p>
+      <w:r>
+        <w:t>•</w:t>
+      </w:r>
+      <w:r>
+        <w:tab/>
+      </w:r>
+      <w:proofErr w:type="spellStart"/>
+      <w:r>
+        <w:t>Funnel</w:t>
+      </w:r>
+      <w:proofErr w:type="spellEnd"/>
+      <w:r>
+        <w:t xml:space="preserve"> operativo tipo “Polisa-</w:t>
+      </w:r>
+      <w:proofErr w:type="spellStart"/>
+      <w:r>
+        <w:t>style</w:t>
+      </w:r>
+      <w:proofErr w:type="spellEnd"/>
+      <w:r>
+        <w:t>” con cumplimiento adicional (</w:t>
+      </w:r>
+      <w:proofErr w:type="spellStart"/>
+      <w:r>
+        <w:t>Wft</w:t>
+      </w:r>
+      <w:proofErr w:type="spellEnd"/>
+      <w:r>
+        <w:t>/intermediación).</w:t>
+      </w:r>
+    </w:p>
+    <w:p>
+      <w:r>
+        <w:t>6.7 Recomendaciones de seguros/productos y emails no intrusivos (NUEVO — DIRECTIVA)</w:t>
+      </w:r>
+    </w:p>
+    <w:p>
+      <w:r>
+        <w:t>Objetivo: que la IA sugiera de forma ocasional y útil seguros/productos relacionados con la vida del usuario, sin ser agresivo ni “spam”.</w:t>
+      </w:r>
+    </w:p>
+    <w:p>
+      <w:r>
+        <w:t>Reglas no negociables:</w:t>
+      </w:r>
+    </w:p>
+    <w:p>
+      <w:r>
+        <w:t>•</w:t>
+      </w:r>
+      <w:r>
+        <w:tab/>
+        <w:t>Consentimiento explícito para emails de ofertas (</w:t>
+      </w:r>
+      <w:proofErr w:type="spellStart"/>
+      <w:r>
+        <w:t>opt</w:t>
+      </w:r>
+      <w:proofErr w:type="spellEnd"/>
+      <w:r>
+        <w:t xml:space="preserve">-in) y </w:t>
+      </w:r>
+      <w:proofErr w:type="spellStart"/>
+      <w:r>
+        <w:t>opt-out</w:t>
+      </w:r>
+      <w:proofErr w:type="spellEnd"/>
+      <w:r>
+        <w:t xml:space="preserve"> simple.</w:t>
+      </w:r>
+    </w:p>
+    <w:p>
+      <w:r>
+        <w:t>•</w:t>
+      </w:r>
+      <w:r>
+        <w:tab/>
+        <w:t>Frecuencia limitada (</w:t>
+      </w:r>
+      <w:proofErr w:type="spellStart"/>
+      <w:r>
+        <w:t>cap</w:t>
+      </w:r>
+      <w:proofErr w:type="spellEnd"/>
+      <w:r>
+        <w:t xml:space="preserve">): por defecto 1 email/mes y 1 sugerencia </w:t>
+      </w:r>
+      <w:proofErr w:type="spellStart"/>
+      <w:r>
+        <w:t>in-app</w:t>
+      </w:r>
+      <w:proofErr w:type="spellEnd"/>
+      <w:r>
+        <w:t xml:space="preserve"> cada X sesiones (definir en Fase 5). Nunca “bombardeo”.</w:t>
+      </w:r>
+    </w:p>
+    <w:p>
+      <w:r>
+        <w:t>•</w:t>
+      </w:r>
+      <w:r>
+        <w:tab/>
+        <w:t>Relevancia real: basado en señales del usuario (perfil y eventos), no campañas masivas.</w:t>
+      </w:r>
+    </w:p>
+    <w:p>
+      <w:r>
+        <w:t>•</w:t>
+      </w:r>
+      <w:r>
+        <w:tab/>
+        <w:t>Separación de categorías:</w:t>
+      </w:r>
+    </w:p>
+    <w:p>
+      <w:r>
+        <w:t>o</w:t>
+      </w:r>
+      <w:r>
+        <w:tab/>
+        <w:t>Emails transaccionales (estado de caso, pagos, documentos) ≠ marketing/ofertas.</w:t>
+      </w:r>
+    </w:p>
+    <w:p>
+      <w:r>
+        <w:t>•</w:t>
+      </w:r>
+      <w:r>
+        <w:tab/>
+        <w:t>Transparencia: “por qué te lo sugerimos” (ej. “indicaste que tienes coche”).</w:t>
+      </w:r>
+    </w:p>
+    <w:p>
+      <w:r>
+        <w:t>•</w:t>
+      </w:r>
+      <w:r>
+        <w:tab/>
+        <w:t xml:space="preserve">Cumplimiento/GDPR: registro de consentimiento, </w:t>
+      </w:r>
+      <w:proofErr w:type="spellStart"/>
+      <w:r>
+        <w:t>timestamp</w:t>
+      </w:r>
+      <w:proofErr w:type="spellEnd"/>
+      <w:r>
+        <w:t>, fuente, y auditoría.</w:t>
+      </w:r>
+    </w:p>
+    <w:p>
+      <w:r>
+        <w:t>Señales (inputs) para personalización (v1):</w:t>
+      </w:r>
+    </w:p>
+    <w:p>
+      <w:r>
+        <w:t>•</w:t>
+      </w:r>
+      <w:r>
+        <w:tab/>
+        <w:t>Perfil: casa/alquiler/propiedad, coche, hijos, mascota, tipo de empleo, ingresos aproximados (si se declara), zona NL.</w:t>
+      </w:r>
+    </w:p>
+    <w:p>
+      <w:r>
+        <w:t>•</w:t>
+      </w:r>
+      <w:r>
+        <w:tab/>
+        <w:t>Eventos: compra de coche/casa, nacimiento hijo (si el usuario lo indica), cambios en gastos recurrentes, inicio de “case” relevante.</w:t>
+      </w:r>
+    </w:p>
+    <w:p>
+      <w:r>
+        <w:t>Canales:</w:t>
+      </w:r>
+    </w:p>
+    <w:p>
+      <w:r>
+        <w:t>•</w:t>
+      </w:r>
+      <w:r>
+        <w:tab/>
+      </w:r>
+      <w:proofErr w:type="spellStart"/>
+      <w:r>
+        <w:t>In-app</w:t>
+      </w:r>
+      <w:proofErr w:type="spellEnd"/>
+      <w:r>
+        <w:t xml:space="preserve">: </w:t>
+      </w:r>
+      <w:proofErr w:type="spellStart"/>
+      <w:r>
+        <w:t>cards</w:t>
+      </w:r>
+      <w:proofErr w:type="spellEnd"/>
+      <w:r>
+        <w:t xml:space="preserve"> discretas dentro de “Inicio” o “Perfil” (no interrumpir </w:t>
+      </w:r>
+      <w:proofErr w:type="spellStart"/>
+      <w:r>
+        <w:t>wizards</w:t>
+      </w:r>
+      <w:proofErr w:type="spellEnd"/>
+      <w:r>
+        <w:t>).</w:t>
       </w:r>
     </w:p>
     <w:p>
@@ -1312,7 +5044,20 @@
       </w:r>
       <w:r>
         <w:tab/>
-        <w:t>Propósito: acceso, idioma, navegación clara, base de casos.</w:t>
+        <w:t xml:space="preserve">Email: campañas ligeras, con valor (ej. </w:t>
+      </w:r>
+      <w:proofErr w:type="spellStart"/>
+      <w:r>
+        <w:t>checklist</w:t>
+      </w:r>
+      <w:proofErr w:type="spellEnd"/>
+      <w:r>
+        <w:t xml:space="preserve"> + recomendación + CTA suave).</w:t>
+      </w:r>
+    </w:p>
+    <w:p>
+      <w:r>
+        <w:t>Límites legales/éticos:</w:t>
       </w:r>
     </w:p>
     <w:p>
@@ -1321,7 +5066,476 @@
       </w:r>
       <w:r>
         <w:tab/>
-        <w:t>Pantallas mínimas: Landing → Login → Dashboard Home → Profile.</w:t>
+        <w:t>IA no debe presentarse como asesoramiento regulado definitivo. Si se opera como intermediación, debe activarse solo bajo marco de cumplimiento (v2).</w:t>
+      </w:r>
+    </w:p>
+    <w:p>
+      <w:r>
+        <w:t>________________________________________</w:t>
+      </w:r>
+    </w:p>
+    <w:p>
+      <w:r>
+        <w:t xml:space="preserve">7. </w:t>
+      </w:r>
+      <w:proofErr w:type="spellStart"/>
+      <w:r>
+        <w:t>Roadmap</w:t>
+      </w:r>
+      <w:proofErr w:type="spellEnd"/>
+      <w:r>
+        <w:t xml:space="preserve"> Maestro v1 (fases y </w:t>
+      </w:r>
+      <w:proofErr w:type="spellStart"/>
+      <w:r>
+        <w:t>subfases</w:t>
+      </w:r>
+      <w:proofErr w:type="spellEnd"/>
+      <w:r>
+        <w:t>) — ACTUALIZADO</w:t>
+      </w:r>
+    </w:p>
+    <w:p>
+      <w:r>
+        <w:t>Fase</w:t>
+      </w:r>
+      <w:r>
+        <w:tab/>
+        <w:t>Objetivo</w:t>
+      </w:r>
+      <w:r>
+        <w:tab/>
+        <w:t>DoD</w:t>
+      </w:r>
+      <w:r>
+        <w:tab/>
+        <w:t>Estado</w:t>
+      </w:r>
+    </w:p>
+    <w:p>
+      <w:r>
+        <w:t>0</w:t>
+      </w:r>
+      <w:r>
+        <w:tab/>
+      </w:r>
+      <w:proofErr w:type="gramStart"/>
+      <w:r>
+        <w:t>Repo</w:t>
+      </w:r>
+      <w:proofErr w:type="gramEnd"/>
+      <w:r>
+        <w:t xml:space="preserve"> + estándares + CI</w:t>
+      </w:r>
+      <w:r>
+        <w:tab/>
+        <w:t xml:space="preserve">Repo listo, CI verde, </w:t>
+      </w:r>
+      <w:proofErr w:type="spellStart"/>
+      <w:r>
+        <w:t>lint</w:t>
+      </w:r>
+      <w:proofErr w:type="spellEnd"/>
+      <w:r>
+        <w:t>/</w:t>
+      </w:r>
+      <w:proofErr w:type="spellStart"/>
+      <w:r>
+        <w:t>typecheck</w:t>
+      </w:r>
+      <w:proofErr w:type="spellEnd"/>
+      <w:r>
+        <w:t>/test/</w:t>
+      </w:r>
+      <w:proofErr w:type="spellStart"/>
+      <w:r>
+        <w:t>build</w:t>
+      </w:r>
+      <w:proofErr w:type="spellEnd"/>
+      <w:r>
+        <w:t xml:space="preserve"> OK</w:t>
+      </w:r>
+      <w:r>
+        <w:tab/>
+        <w:t>CERRADA 19/12/2025</w:t>
+      </w:r>
+    </w:p>
+    <w:p>
+      <w:r>
+        <w:t>1</w:t>
+      </w:r>
+      <w:r>
+        <w:tab/>
+      </w:r>
+      <w:proofErr w:type="gramStart"/>
+      <w:r>
+        <w:t>Descubrimiento</w:t>
+      </w:r>
+      <w:proofErr w:type="gramEnd"/>
+      <w:r>
+        <w:t>/Canon</w:t>
+      </w:r>
+      <w:r>
+        <w:tab/>
+        <w:t>Documento canónico v2.x listo para chats nuevos</w:t>
+      </w:r>
+      <w:r>
+        <w:tab/>
+        <w:t xml:space="preserve">CERRADA (este </w:t>
+      </w:r>
+      <w:proofErr w:type="spellStart"/>
+      <w:r>
+        <w:t>doc</w:t>
+      </w:r>
+      <w:proofErr w:type="spellEnd"/>
+      <w:r>
+        <w:t xml:space="preserve"> v2.1)</w:t>
+      </w:r>
+    </w:p>
+    <w:p>
+      <w:r>
+        <w:t>2</w:t>
+      </w:r>
+      <w:r>
+        <w:tab/>
+        <w:t xml:space="preserve">UI </w:t>
+      </w:r>
+      <w:proofErr w:type="spellStart"/>
+      <w:r>
+        <w:t>System</w:t>
+      </w:r>
+      <w:proofErr w:type="spellEnd"/>
+      <w:r>
+        <w:tab/>
+        <w:t xml:space="preserve">Tokens + </w:t>
+      </w:r>
+      <w:proofErr w:type="spellStart"/>
+      <w:r>
+        <w:t>shell</w:t>
+      </w:r>
+      <w:proofErr w:type="spellEnd"/>
+      <w:r>
+        <w:t xml:space="preserve"> + UI Kit + base componentes</w:t>
+      </w:r>
+      <w:r>
+        <w:tab/>
+        <w:t>CERRADA 20/12/2025 (mínimo)</w:t>
+      </w:r>
+    </w:p>
+    <w:p>
+      <w:r>
+        <w:t>3</w:t>
+      </w:r>
+      <w:r>
+        <w:tab/>
+      </w:r>
+      <w:proofErr w:type="gramStart"/>
+      <w:r>
+        <w:t>Arquitectura</w:t>
+      </w:r>
+      <w:proofErr w:type="gramEnd"/>
+      <w:r>
+        <w:t xml:space="preserve"> técnica</w:t>
+      </w:r>
+      <w:r>
+        <w:tab/>
+        <w:t>Stack objetivo + decisiones de autorización + OCR + pagos</w:t>
+      </w:r>
+      <w:r>
+        <w:tab/>
+        <w:t>CERRADA 19/12/2025</w:t>
+      </w:r>
+    </w:p>
+    <w:p>
+      <w:r>
+        <w:t>4</w:t>
+      </w:r>
+      <w:r>
+        <w:tab/>
+      </w:r>
+      <w:proofErr w:type="gramStart"/>
+      <w:r>
+        <w:t>Modelo</w:t>
+      </w:r>
+      <w:proofErr w:type="gramEnd"/>
+      <w:r>
+        <w:t xml:space="preserve"> de datos + contratos</w:t>
+      </w:r>
+      <w:r>
+        <w:tab/>
+      </w:r>
+      <w:proofErr w:type="spellStart"/>
+      <w:r>
+        <w:t>OpenAPI</w:t>
+      </w:r>
+      <w:proofErr w:type="spellEnd"/>
+      <w:r>
+        <w:t xml:space="preserve">/DB </w:t>
+      </w:r>
+      <w:proofErr w:type="spellStart"/>
+      <w:r>
+        <w:t>entities</w:t>
+      </w:r>
+      <w:proofErr w:type="spellEnd"/>
+      <w:r>
+        <w:t xml:space="preserve"> (User, Case, </w:t>
+      </w:r>
+      <w:proofErr w:type="spellStart"/>
+      <w:r>
+        <w:t>Document</w:t>
+      </w:r>
+      <w:proofErr w:type="spellEnd"/>
+      <w:r>
+        <w:t xml:space="preserve">, Payment, </w:t>
+      </w:r>
+      <w:proofErr w:type="spellStart"/>
+      <w:r>
+        <w:t>Consent</w:t>
+      </w:r>
+      <w:proofErr w:type="spellEnd"/>
+      <w:r>
+        <w:t>)</w:t>
+      </w:r>
+      <w:r>
+        <w:tab/>
+        <w:t>Siguiente</w:t>
+      </w:r>
+    </w:p>
+    <w:p>
+      <w:r>
+        <w:t>5</w:t>
+      </w:r>
+      <w:r>
+        <w:tab/>
+      </w:r>
+      <w:proofErr w:type="spellStart"/>
+      <w:r>
+        <w:t>Frontend</w:t>
+      </w:r>
+      <w:proofErr w:type="spellEnd"/>
+      <w:r>
+        <w:t xml:space="preserve"> arquitectura</w:t>
+      </w:r>
+      <w:r>
+        <w:tab/>
+        <w:t xml:space="preserve">Case </w:t>
+      </w:r>
+      <w:proofErr w:type="spellStart"/>
+      <w:r>
+        <w:t>Engine</w:t>
+      </w:r>
+      <w:proofErr w:type="spellEnd"/>
+      <w:r>
+        <w:t xml:space="preserve">, </w:t>
+      </w:r>
+      <w:proofErr w:type="spellStart"/>
+      <w:r>
+        <w:t>stores</w:t>
+      </w:r>
+      <w:proofErr w:type="spellEnd"/>
+      <w:r>
+        <w:t xml:space="preserve">/persistencia, subida </w:t>
+      </w:r>
+      <w:proofErr w:type="spellStart"/>
+      <w:r>
+        <w:t>docs</w:t>
+      </w:r>
+      <w:proofErr w:type="spellEnd"/>
+      <w:r>
+        <w:t xml:space="preserve"> v1, </w:t>
+      </w:r>
+      <w:proofErr w:type="spellStart"/>
+      <w:r>
+        <w:t>routing</w:t>
+      </w:r>
+      <w:proofErr w:type="spellEnd"/>
+      <w:r>
+        <w:t xml:space="preserve"> protegido</w:t>
+      </w:r>
+      <w:r>
+        <w:tab/>
+        <w:t>CERRADA 21/12/2025</w:t>
+      </w:r>
+    </w:p>
+    <w:p>
+      <w:r>
+        <w:t>6</w:t>
+      </w:r>
+      <w:r>
+        <w:tab/>
+      </w:r>
+      <w:proofErr w:type="spellStart"/>
+      <w:r>
+        <w:t>Backend</w:t>
+      </w:r>
+      <w:proofErr w:type="spellEnd"/>
+      <w:r>
+        <w:tab/>
+        <w:t xml:space="preserve">Auth/roles, cases, </w:t>
+      </w:r>
+      <w:proofErr w:type="spellStart"/>
+      <w:r>
+        <w:t>documents</w:t>
+      </w:r>
+      <w:proofErr w:type="spellEnd"/>
+      <w:r>
+        <w:t xml:space="preserve">, </w:t>
+      </w:r>
+      <w:proofErr w:type="spellStart"/>
+      <w:r>
+        <w:t>payments</w:t>
+      </w:r>
+      <w:proofErr w:type="spellEnd"/>
+      <w:r>
+        <w:t xml:space="preserve">, </w:t>
+      </w:r>
+      <w:proofErr w:type="spellStart"/>
+      <w:r>
+        <w:t>admin</w:t>
+      </w:r>
+      <w:proofErr w:type="spellEnd"/>
+      <w:r>
+        <w:t xml:space="preserve"> </w:t>
+      </w:r>
+      <w:proofErr w:type="spellStart"/>
+      <w:r>
+        <w:t>queue</w:t>
+      </w:r>
+      <w:proofErr w:type="spellEnd"/>
+      <w:r>
+        <w:tab/>
+        <w:t>Pendiente</w:t>
+      </w:r>
+    </w:p>
+    <w:p>
+      <w:r>
+        <w:t>7</w:t>
+      </w:r>
+      <w:r>
+        <w:tab/>
+        <w:t>OCR/IA</w:t>
+      </w:r>
+      <w:r>
+        <w:tab/>
+        <w:t xml:space="preserve">OCR pipeline + editor + </w:t>
+      </w:r>
+      <w:proofErr w:type="spellStart"/>
+      <w:r>
+        <w:t>machtigingsregistratie</w:t>
+      </w:r>
+      <w:proofErr w:type="spellEnd"/>
+      <w:r>
+        <w:tab/>
+        <w:t>Pendiente</w:t>
+      </w:r>
+    </w:p>
+    <w:p>
+      <w:r>
+        <w:t>8</w:t>
+      </w:r>
+      <w:r>
+        <w:tab/>
+        <w:t>QA/GDPR/</w:t>
+      </w:r>
+      <w:proofErr w:type="spellStart"/>
+      <w:r>
+        <w:t>Release</w:t>
+      </w:r>
+      <w:proofErr w:type="spellEnd"/>
+      <w:r>
+        <w:tab/>
+      </w:r>
+      <w:proofErr w:type="spellStart"/>
+      <w:r>
+        <w:t>hardening</w:t>
+      </w:r>
+      <w:proofErr w:type="spellEnd"/>
+      <w:r>
+        <w:t xml:space="preserve"> + </w:t>
+      </w:r>
+      <w:proofErr w:type="spellStart"/>
+      <w:r>
+        <w:t>logging</w:t>
+      </w:r>
+      <w:proofErr w:type="spellEnd"/>
+      <w:r>
+        <w:t xml:space="preserve"> + permisos + seguridad</w:t>
+      </w:r>
+      <w:r>
+        <w:tab/>
+        <w:t>Pendiente</w:t>
+      </w:r>
+    </w:p>
+    <w:p>
+      <w:r>
+        <w:t>9</w:t>
+      </w:r>
+      <w:r>
+        <w:tab/>
+      </w:r>
+      <w:proofErr w:type="gramStart"/>
+      <w:r>
+        <w:t>Operación</w:t>
+      </w:r>
+      <w:proofErr w:type="gramEnd"/>
+      <w:r>
+        <w:tab/>
+      </w:r>
+      <w:proofErr w:type="spellStart"/>
+      <w:r>
+        <w:t>monitoring</w:t>
+      </w:r>
+      <w:proofErr w:type="spellEnd"/>
+      <w:r>
+        <w:t xml:space="preserve"> + soporte + mejoras</w:t>
+      </w:r>
+      <w:r>
+        <w:tab/>
+        <w:t>Pendiente</w:t>
+      </w:r>
+    </w:p>
+    <w:p>
+      <w:r>
+        <w:t xml:space="preserve">Nota sobre UI kit: el UI </w:t>
+      </w:r>
+      <w:proofErr w:type="spellStart"/>
+      <w:r>
+        <w:t>system</w:t>
+      </w:r>
+      <w:proofErr w:type="spellEnd"/>
+      <w:r>
+        <w:t xml:space="preserve"> mínimo está listo; los componentes faltantes (Button, Input, </w:t>
+      </w:r>
+      <w:proofErr w:type="spellStart"/>
+      <w:r>
+        <w:t>Select</w:t>
+      </w:r>
+      <w:proofErr w:type="spellEnd"/>
+      <w:r>
+        <w:t xml:space="preserve">, </w:t>
+      </w:r>
+      <w:proofErr w:type="spellStart"/>
+      <w:r>
+        <w:t>ToggleGroup</w:t>
+      </w:r>
+      <w:proofErr w:type="spellEnd"/>
+      <w:r>
+        <w:t>, Stepper, etc.) quedan como backlog post-Fase 5.</w:t>
+      </w:r>
+    </w:p>
+    <w:p>
+      <w:r>
+        <w:t>________________________________________</w:t>
+      </w:r>
+    </w:p>
+    <w:p>
+      <w:r>
+        <w:t>8. Cambios realizados en Fase 2 (registro de implementación)</w:t>
+      </w:r>
+    </w:p>
+    <w:p>
+      <w:r>
+        <w:t>Archivos creados/confirmados:</w:t>
       </w:r>
     </w:p>
     <w:p>
@@ -1330,172 +5544,134 @@
       </w:r>
       <w:r>
         <w:tab/>
-        <w:t>DoD: protección de rutas (auth), perfil básico (idioma + datos mínimos), shell consistente.</w:t>
-      </w:r>
-    </w:p>
-    <w:p>
-      <w:r>
-        <w:t>Backlog Auth “pro” (se implementará después del cierre de Fase 4):</w:t>
-      </w:r>
-    </w:p>
-    <w:p>
-      <w:r>
-        <w:t>• OAuth (Google) y opcional Apple (si aplica).</w:t>
-      </w:r>
-    </w:p>
-    <w:p>
-      <w:r>
-        <w:t>• Política de contraseña: mínimo de caracteres, complejidad (caracteres especiales) y feedback de validación en UI.</w:t>
-      </w:r>
-    </w:p>
-    <w:p>
-      <w:r>
-        <w:t>• Confirmación de email (activar en prod) + reenvío de confirmación + recuperación de contraseña.</w:t>
-      </w:r>
-    </w:p>
-    <w:p>
-      <w:r>
-        <w:t>• MFA/2FA opcional (según tier premium y requisitos GDPR).</w:t>
-      </w:r>
-    </w:p>
-    <w:p>
-      <w:r>
-        <w:t>• Rate limiting / protección anti-abuso (especialmente en endpoints de auth).</w:t>
-      </w:r>
-    </w:p>
-    <w:p>
-      <w:r>
-        <w:t>• Auditoría: tracking de eventos de auth (login, logout, reset) y alertas básicas.</w:t>
-      </w:r>
-    </w:p>
-    <w:p>
-      <w:r>
-        <w:t>6.2 Subsidios (Toeslagen) — Normativa 2026</w:t>
-      </w:r>
-    </w:p>
-    <w:p>
-      <w:r>
-        <w:t>Patrón por subsidio:</w:t>
-      </w:r>
-    </w:p>
-    <w:p>
-      <w:r>
-        <w:t>1.</w:t>
+      </w:r>
+      <w:proofErr w:type="spellStart"/>
+      <w:r>
+        <w:t>postcss.config.mjs</w:t>
+      </w:r>
+      <w:proofErr w:type="spellEnd"/>
+      <w:r>
+        <w:t xml:space="preserve"> (</w:t>
+      </w:r>
+      <w:proofErr w:type="spellStart"/>
+      <w:r>
+        <w:t>Tailwind</w:t>
+      </w:r>
+      <w:proofErr w:type="spellEnd"/>
+      <w:r>
+        <w:t xml:space="preserve"> v4 + </w:t>
+      </w:r>
+      <w:proofErr w:type="spellStart"/>
+      <w:r>
+        <w:t>autoprefixer</w:t>
+      </w:r>
+      <w:proofErr w:type="spellEnd"/>
+      <w:r>
+        <w:t>)</w:t>
+      </w:r>
+    </w:p>
+    <w:p>
+      <w:r>
+        <w:t>•</w:t>
       </w:r>
       <w:r>
         <w:tab/>
-        <w:t>EligibilityWizard (preguntas mínimas)</w:t>
-      </w:r>
-    </w:p>
-    <w:p>
-      <w:r>
-        <w:t>2.</w:t>
+      </w:r>
+      <w:proofErr w:type="spellStart"/>
+      <w:r>
+        <w:t>src</w:t>
+      </w:r>
+      <w:proofErr w:type="spellEnd"/>
+      <w:r>
+        <w:t>/</w:t>
+      </w:r>
+      <w:proofErr w:type="spellStart"/>
+      <w:r>
+        <w:t>ui</w:t>
+      </w:r>
+      <w:proofErr w:type="spellEnd"/>
+      <w:r>
+        <w:t>/</w:t>
+      </w:r>
+      <w:proofErr w:type="spellStart"/>
+      <w:r>
+        <w:t>cn.ts</w:t>
+      </w:r>
+      <w:proofErr w:type="spellEnd"/>
+    </w:p>
+    <w:p>
+      <w:r>
+        <w:t>•</w:t>
       </w:r>
       <w:r>
         <w:tab/>
-        <w:t>EligibilityResult</w:t>
-      </w:r>
-    </w:p>
-    <w:p>
-      <w:r>
-        <w:t>3.</w:t>
+      </w:r>
+      <w:proofErr w:type="spellStart"/>
+      <w:r>
+        <w:t>src</w:t>
+      </w:r>
+      <w:proofErr w:type="spellEnd"/>
+      <w:r>
+        <w:t>/</w:t>
+      </w:r>
+      <w:proofErr w:type="spellStart"/>
+      <w:r>
+        <w:t>ui</w:t>
+      </w:r>
+      <w:proofErr w:type="spellEnd"/>
+      <w:r>
+        <w:t>/</w:t>
+      </w:r>
+      <w:proofErr w:type="spellStart"/>
+      <w:r>
+        <w:t>components</w:t>
+      </w:r>
+      <w:proofErr w:type="spellEnd"/>
+      <w:r>
+        <w:t>/</w:t>
+      </w:r>
+      <w:proofErr w:type="spellStart"/>
+      <w:r>
+        <w:t>Screen.tsx</w:t>
+      </w:r>
+      <w:proofErr w:type="spellEnd"/>
+    </w:p>
+    <w:p>
+      <w:r>
+        <w:t>•</w:t>
       </w:r>
       <w:r>
         <w:tab/>
-        <w:t>Checkout (pago por caso o incluido en suscripción)</w:t>
-      </w:r>
-    </w:p>
-    <w:p>
-      <w:r>
-        <w:t>4.</w:t>
-      </w:r>
-      <w:r>
-        <w:tab/>
-        <w:t>Authorization (machtiging/proof)</w:t>
-      </w:r>
-    </w:p>
-    <w:p>
-      <w:r>
-        <w:t>5.</w:t>
-      </w:r>
-      <w:r>
-        <w:tab/>
-        <w:t>DocsChecklist (qué documento es + dónde conseguirlo)</w:t>
-      </w:r>
-    </w:p>
-    <w:p>
-      <w:r>
-        <w:t>6.</w:t>
-      </w:r>
-      <w:r>
-        <w:tab/>
-        <w:t>Final (resumen + “en revisión humana”)</w:t>
-      </w:r>
-    </w:p>
-    <w:p>
-      <w:r>
-        <w:t>Nota crítica: confirmar viabilidad de autorización sin credenciales por subsidio (Modo A) y definir “proof”.</w:t>
-      </w:r>
-    </w:p>
-    <w:p>
-      <w:r>
-        <w:t>6.3 Impuestos (IB + Voorlopige aanslag) — Solo particulares</w:t>
-      </w:r>
-    </w:p>
-    <w:p>
-      <w:r>
-        <w:t>•</w:t>
-      </w:r>
-      <w:r>
-        <w:tab/>
-        <w:t>Propósito: wizard de cambios de vida + documentos + revisión humana.</w:t>
-      </w:r>
-    </w:p>
-    <w:p>
-      <w:r>
-        <w:t>•</w:t>
-      </w:r>
-      <w:r>
-        <w:tab/>
-        <w:t>DoD: crear caso, reunir info mínima, generar paquete para revisión humana.</w:t>
-      </w:r>
-    </w:p>
-    <w:p>
-      <w:r>
-        <w:t>6.4 Finanzas personales (Manual + OCR)</w:t>
-      </w:r>
-    </w:p>
-    <w:p>
-      <w:r>
-        <w:t>•</w:t>
-      </w:r>
-      <w:r>
-        <w:tab/>
-        <w:t>Propósito: presupuesto y control de gastos sencillo.</w:t>
-      </w:r>
-    </w:p>
-    <w:p>
-      <w:r>
-        <w:t>•</w:t>
-      </w:r>
-      <w:r>
-        <w:tab/>
-        <w:t>Pantallas: overview → lista de movimientos → añadir gasto (manual/upload) → editor OCR → categorías.</w:t>
-      </w:r>
-    </w:p>
-    <w:p>
-      <w:r>
-        <w:t>•</w:t>
-      </w:r>
-      <w:r>
-        <w:tab/>
-        <w:t>DoD: registrar/categorizar/editar y ver resumen mensual.</w:t>
-      </w:r>
-    </w:p>
-    <w:p>
-      <w:r>
-        <w:t>6.5 Document Vault + OCR + Editor</w:t>
-      </w:r>
+      </w:r>
+      <w:proofErr w:type="spellStart"/>
+      <w:r>
+        <w:t>src</w:t>
+      </w:r>
+      <w:proofErr w:type="spellEnd"/>
+      <w:r>
+        <w:t>/</w:t>
+      </w:r>
+      <w:proofErr w:type="spellStart"/>
+      <w:r>
+        <w:t>ui</w:t>
+      </w:r>
+      <w:proofErr w:type="spellEnd"/>
+      <w:r>
+        <w:t>/</w:t>
+      </w:r>
+      <w:proofErr w:type="spellStart"/>
+      <w:r>
+        <w:t>components</w:t>
+      </w:r>
+      <w:proofErr w:type="spellEnd"/>
+      <w:r>
+        <w:t>/</w:t>
+      </w:r>
+      <w:proofErr w:type="spellStart"/>
+      <w:r>
+        <w:t>Header.tsx</w:t>
+      </w:r>
+      <w:proofErr w:type="spellEnd"/>
     </w:p>
     <w:p>
       <w:r>
@@ -1504,8 +5680,36 @@
       </w:r>
       <w:r>
         <w:tab/>
-        <w:t>Propósito: centralizar documentos y convertirlos en datos editables.</w:t>
-      </w:r>
+      </w:r>
+      <w:proofErr w:type="spellStart"/>
+      <w:r>
+        <w:t>src</w:t>
+      </w:r>
+      <w:proofErr w:type="spellEnd"/>
+      <w:r>
+        <w:t>/</w:t>
+      </w:r>
+      <w:proofErr w:type="spellStart"/>
+      <w:r>
+        <w:t>ui</w:t>
+      </w:r>
+      <w:proofErr w:type="spellEnd"/>
+      <w:r>
+        <w:t>/</w:t>
+      </w:r>
+      <w:proofErr w:type="spellStart"/>
+      <w:r>
+        <w:t>components</w:t>
+      </w:r>
+      <w:proofErr w:type="spellEnd"/>
+      <w:r>
+        <w:t>/</w:t>
+      </w:r>
+      <w:proofErr w:type="spellStart"/>
+      <w:r>
+        <w:t>Card.tsx</w:t>
+      </w:r>
+      <w:proofErr w:type="spellEnd"/>
     </w:p>
     <w:p>
       <w:r>
@@ -1513,8 +5717,36 @@
       </w:r>
       <w:r>
         <w:tab/>
-        <w:t>Pantallas: vault → subir → OCR result + editor → guardar versión → asociar a caso.</w:t>
-      </w:r>
+      </w:r>
+      <w:proofErr w:type="spellStart"/>
+      <w:r>
+        <w:t>src</w:t>
+      </w:r>
+      <w:proofErr w:type="spellEnd"/>
+      <w:r>
+        <w:t>/</w:t>
+      </w:r>
+      <w:proofErr w:type="spellStart"/>
+      <w:r>
+        <w:t>ui</w:t>
+      </w:r>
+      <w:proofErr w:type="spellEnd"/>
+      <w:r>
+        <w:t>/</w:t>
+      </w:r>
+      <w:proofErr w:type="spellStart"/>
+      <w:r>
+        <w:t>components</w:t>
+      </w:r>
+      <w:proofErr w:type="spellEnd"/>
+      <w:r>
+        <w:t>/</w:t>
+      </w:r>
+      <w:proofErr w:type="spellStart"/>
+      <w:r>
+        <w:t>Badge.tsx</w:t>
+      </w:r>
+      <w:proofErr w:type="spellEnd"/>
     </w:p>
     <w:p>
       <w:r>
@@ -1522,18 +5754,36 @@
       </w:r>
       <w:r>
         <w:tab/>
-        <w:t>DoD: upload → OCR → campos + “confidence” → edición → persistencia → auditoría.</w:t>
-      </w:r>
-    </w:p>
-    <w:p>
-      <w:r>
-        <w:t>6.6 Seguros (v1 informativo, v2 operativo)</w:t>
-      </w:r>
-    </w:p>
-    <w:p>
-      <w:r>
-        <w:t>v1 (alcance actual):</w:t>
-      </w:r>
+      </w:r>
+      <w:proofErr w:type="spellStart"/>
+      <w:r>
+        <w:t>src</w:t>
+      </w:r>
+      <w:proofErr w:type="spellEnd"/>
+      <w:r>
+        <w:t>/</w:t>
+      </w:r>
+      <w:proofErr w:type="spellStart"/>
+      <w:r>
+        <w:t>ui</w:t>
+      </w:r>
+      <w:proofErr w:type="spellEnd"/>
+      <w:r>
+        <w:t>/</w:t>
+      </w:r>
+      <w:proofErr w:type="spellStart"/>
+      <w:r>
+        <w:t>components</w:t>
+      </w:r>
+      <w:proofErr w:type="spellEnd"/>
+      <w:r>
+        <w:t>/</w:t>
+      </w:r>
+      <w:proofErr w:type="spellStart"/>
+      <w:r>
+        <w:t>InfoBox.tsx</w:t>
+      </w:r>
+      <w:proofErr w:type="spellEnd"/>
     </w:p>
     <w:p>
       <w:r>
@@ -1541,7 +5791,40 @@
       </w:r>
       <w:r>
         <w:tab/>
-        <w:t>Contenido claro por seguro (hogar, auto, salud complemento, responsabilidad, etc.).</w:t>
+      </w:r>
+      <w:proofErr w:type="spellStart"/>
+      <w:r>
+        <w:t>src</w:t>
+      </w:r>
+      <w:proofErr w:type="spellEnd"/>
+      <w:r>
+        <w:t>/app/(</w:t>
+      </w:r>
+      <w:proofErr w:type="spellStart"/>
+      <w:r>
+        <w:t>dashboard</w:t>
+      </w:r>
+      <w:proofErr w:type="spellEnd"/>
+      <w:r>
+        <w:t>)/app/</w:t>
+      </w:r>
+      <w:proofErr w:type="spellStart"/>
+      <w:r>
+        <w:t>ui</w:t>
+      </w:r>
+      <w:proofErr w:type="spellEnd"/>
+      <w:r>
+        <w:t>-kit/</w:t>
+      </w:r>
+      <w:proofErr w:type="spellStart"/>
+      <w:r>
+        <w:t>page.tsx</w:t>
+      </w:r>
+      <w:proofErr w:type="spellEnd"/>
+    </w:p>
+    <w:p>
+      <w:r>
+        <w:t>Archivos editados:</w:t>
       </w:r>
     </w:p>
     <w:p>
@@ -1550,7 +5833,27 @@
       </w:r>
       <w:r>
         <w:tab/>
-        <w:t>“Cómo te ayudamos” + CTA a suscripción / consulta.</w:t>
+      </w:r>
+      <w:proofErr w:type="spellStart"/>
+      <w:r>
+        <w:t>tailwind.config.ts</w:t>
+      </w:r>
+      <w:proofErr w:type="spellEnd"/>
+      <w:r>
+        <w:t xml:space="preserve"> (mapeo a tokens </w:t>
+      </w:r>
+      <w:proofErr w:type="spellStart"/>
+      <w:proofErr w:type="gramStart"/>
+      <w:r>
+        <w:t>fh</w:t>
+      </w:r>
+      <w:proofErr w:type="spellEnd"/>
+      <w:r>
+        <w:t>.*</w:t>
+      </w:r>
+      <w:proofErr w:type="gramEnd"/>
+      <w:r>
+        <w:t>)</w:t>
       </w:r>
     </w:p>
     <w:p>
@@ -1559,12 +5862,22 @@
       </w:r>
       <w:r>
         <w:tab/>
-        <w:t>Preparado para activación futura.</w:t>
-      </w:r>
-    </w:p>
-    <w:p>
-      <w:r>
-        <w:t>v2 (futuro):</w:t>
+      </w:r>
+      <w:proofErr w:type="spellStart"/>
+      <w:r>
+        <w:t>src</w:t>
+      </w:r>
+      <w:proofErr w:type="spellEnd"/>
+      <w:r>
+        <w:t>/</w:t>
+      </w:r>
+      <w:proofErr w:type="spellStart"/>
+      <w:r>
+        <w:t>styles</w:t>
+      </w:r>
+      <w:proofErr w:type="spellEnd"/>
+      <w:r>
+        <w:t>/globals.css (tokens + base)</w:t>
       </w:r>
     </w:p>
     <w:p>
@@ -1573,22 +5886,30 @@
       </w:r>
       <w:r>
         <w:tab/>
-        <w:t>Funnel operativo tipo “Polisa-style” con cumplimiento adicional (Wft/intermediación).</w:t>
-      </w:r>
-    </w:p>
-    <w:p>
-      <w:r>
-        <w:t>6.7 Recomendaciones de seguros/productos y emails no intrusivos (NUEVO — DIRECTIVA)</w:t>
-      </w:r>
-    </w:p>
-    <w:p>
-      <w:r>
-        <w:t>Objetivo: que la IA sugiera de forma ocasional y útil seguros/productos relacionados con la vida del usuario, sin ser agresivo ni “spam”.</w:t>
-      </w:r>
-    </w:p>
-    <w:p>
-      <w:r>
-        <w:t>Reglas no negociables:</w:t>
+      </w:r>
+      <w:proofErr w:type="spellStart"/>
+      <w:r>
+        <w:t>src</w:t>
+      </w:r>
+      <w:proofErr w:type="spellEnd"/>
+      <w:r>
+        <w:t>/app/</w:t>
+      </w:r>
+      <w:proofErr w:type="spellStart"/>
+      <w:r>
+        <w:t>layout.tsx</w:t>
+      </w:r>
+      <w:proofErr w:type="spellEnd"/>
+      <w:r>
+        <w:t xml:space="preserve"> (</w:t>
+      </w:r>
+      <w:proofErr w:type="spellStart"/>
+      <w:r>
+        <w:t>metadata</w:t>
+      </w:r>
+      <w:proofErr w:type="spellEnd"/>
+      <w:r>
+        <w:t xml:space="preserve"> y base)</w:t>
       </w:r>
     </w:p>
     <w:p>
@@ -1597,7 +5918,54 @@
       </w:r>
       <w:r>
         <w:tab/>
-        <w:t>Consentimiento explícito para emails de ofertas (opt-in) y opt-out simple.</w:t>
+      </w:r>
+      <w:proofErr w:type="spellStart"/>
+      <w:r>
+        <w:t>src</w:t>
+      </w:r>
+      <w:proofErr w:type="spellEnd"/>
+      <w:r>
+        <w:t>/app/(</w:t>
+      </w:r>
+      <w:proofErr w:type="spellStart"/>
+      <w:r>
+        <w:t>dashboard</w:t>
+      </w:r>
+      <w:proofErr w:type="spellEnd"/>
+      <w:r>
+        <w:t>)/app/</w:t>
+      </w:r>
+      <w:proofErr w:type="spellStart"/>
+      <w:r>
+        <w:t>layout.tsx</w:t>
+      </w:r>
+      <w:proofErr w:type="spellEnd"/>
+      <w:r>
+        <w:t xml:space="preserve"> (</w:t>
+      </w:r>
+      <w:proofErr w:type="spellStart"/>
+      <w:r>
+        <w:t>shell</w:t>
+      </w:r>
+      <w:proofErr w:type="spellEnd"/>
+      <w:r>
+        <w:t xml:space="preserve"> </w:t>
+      </w:r>
+      <w:proofErr w:type="spellStart"/>
+      <w:r>
+        <w:t>private</w:t>
+      </w:r>
+      <w:proofErr w:type="spellEnd"/>
+      <w:r>
+        <w:t xml:space="preserve"> </w:t>
+      </w:r>
+      <w:proofErr w:type="spellStart"/>
+      <w:r>
+        <w:t>nav</w:t>
+      </w:r>
+      <w:proofErr w:type="spellEnd"/>
+      <w:r>
+        <w:t>)</w:t>
       </w:r>
     </w:p>
     <w:p>
@@ -1606,7 +5974,30 @@
       </w:r>
       <w:r>
         <w:tab/>
-        <w:t>Frecuencia limitada (cap): por defecto 1 email/mes y 1 sugerencia in-app cada X sesiones (definir en Fase 5). Nunca “bombardeo”.</w:t>
+      </w:r>
+      <w:proofErr w:type="spellStart"/>
+      <w:r>
+        <w:t>src</w:t>
+      </w:r>
+      <w:proofErr w:type="spellEnd"/>
+      <w:r>
+        <w:t>/app/(</w:t>
+      </w:r>
+      <w:proofErr w:type="spellStart"/>
+      <w:r>
+        <w:t>dashboard</w:t>
+      </w:r>
+      <w:proofErr w:type="spellEnd"/>
+      <w:r>
+        <w:t>)/app/</w:t>
+      </w:r>
+      <w:proofErr w:type="spellStart"/>
+      <w:r>
+        <w:t>page.tsx</w:t>
+      </w:r>
+      <w:proofErr w:type="spellEnd"/>
+      <w:r>
+        <w:t xml:space="preserve"> (usa UI kit)</w:t>
       </w:r>
     </w:p>
     <w:p>
@@ -1615,7 +6006,38 @@
       </w:r>
       <w:r>
         <w:tab/>
-        <w:t>Relevancia real: basado en señales del usuario (perfil y eventos), no campañas masivas.</w:t>
+      </w:r>
+      <w:proofErr w:type="spellStart"/>
+      <w:r>
+        <w:t>src</w:t>
+      </w:r>
+      <w:proofErr w:type="spellEnd"/>
+      <w:r>
+        <w:t>/app/(</w:t>
+      </w:r>
+      <w:proofErr w:type="spellStart"/>
+      <w:r>
+        <w:t>dashboard</w:t>
+      </w:r>
+      <w:proofErr w:type="spellEnd"/>
+      <w:r>
+        <w:t>)/app/</w:t>
+      </w:r>
+      <w:proofErr w:type="spellStart"/>
+      <w:r>
+        <w:t>documents</w:t>
+      </w:r>
+      <w:proofErr w:type="spellEnd"/>
+      <w:r>
+        <w:t>/</w:t>
+      </w:r>
+      <w:proofErr w:type="spellStart"/>
+      <w:r>
+        <w:t>page.tsx</w:t>
+      </w:r>
+      <w:proofErr w:type="spellEnd"/>
+      <w:r>
+        <w:t xml:space="preserve"> (usa UI kit)</w:t>
       </w:r>
     </w:p>
     <w:p>
@@ -1624,594 +6046,783 @@
       </w:r>
       <w:r>
         <w:tab/>
-        <w:t>Separación de categorías:</w:t>
-      </w:r>
-    </w:p>
-    <w:p>
-      <w:r>
-        <w:t>o</w:t>
+      </w:r>
+      <w:proofErr w:type="spellStart"/>
+      <w:r>
+        <w:t>src</w:t>
+      </w:r>
+      <w:proofErr w:type="spellEnd"/>
+      <w:r>
+        <w:t>/app/(</w:t>
+      </w:r>
+      <w:proofErr w:type="spellStart"/>
+      <w:r>
+        <w:t>dashboard</w:t>
+      </w:r>
+      <w:proofErr w:type="spellEnd"/>
+      <w:r>
+        <w:t>)/app/</w:t>
+      </w:r>
+      <w:proofErr w:type="spellStart"/>
+      <w:r>
+        <w:t>profile</w:t>
+      </w:r>
+      <w:proofErr w:type="spellEnd"/>
+      <w:r>
+        <w:t>/</w:t>
+      </w:r>
+      <w:proofErr w:type="spellStart"/>
+      <w:r>
+        <w:t>page.tsx</w:t>
+      </w:r>
+      <w:proofErr w:type="spellEnd"/>
+      <w:r>
+        <w:t xml:space="preserve"> (usa UI kit)</w:t>
+      </w:r>
+    </w:p>
+    <w:p/>
+    <w:p>
+      <w:r>
+        <w:t>8.2 Cambios realizados en Fase 5 (registro de implementación)</w:t>
+      </w:r>
+    </w:p>
+    <w:p>
+      <w:proofErr w:type="spellStart"/>
+      <w:r>
+        <w:t>Commit</w:t>
+      </w:r>
+      <w:proofErr w:type="spellEnd"/>
+      <w:r>
+        <w:t xml:space="preserve">: 43fc405 — </w:t>
+      </w:r>
+      <w:proofErr w:type="spellStart"/>
+      <w:r>
+        <w:t>Phase</w:t>
+      </w:r>
+      <w:proofErr w:type="spellEnd"/>
+      <w:r>
+        <w:t xml:space="preserve"> 5: </w:t>
+      </w:r>
+      <w:proofErr w:type="spellStart"/>
+      <w:r>
+        <w:t>frontend</w:t>
+      </w:r>
+      <w:proofErr w:type="spellEnd"/>
+      <w:r>
+        <w:t xml:space="preserve"> </w:t>
+      </w:r>
+      <w:proofErr w:type="spellStart"/>
+      <w:r>
+        <w:t>core</w:t>
+      </w:r>
+      <w:proofErr w:type="spellEnd"/>
+      <w:r>
+        <w:t xml:space="preserve"> (</w:t>
+      </w:r>
+      <w:proofErr w:type="spellStart"/>
+      <w:r>
+        <w:t>route</w:t>
+      </w:r>
+      <w:proofErr w:type="spellEnd"/>
+      <w:r>
+        <w:t xml:space="preserve"> </w:t>
+      </w:r>
+      <w:proofErr w:type="spellStart"/>
+      <w:r>
+        <w:t>guard</w:t>
+      </w:r>
+      <w:proofErr w:type="spellEnd"/>
+      <w:r>
+        <w:t xml:space="preserve">, cases </w:t>
+      </w:r>
+      <w:proofErr w:type="spellStart"/>
+      <w:r>
+        <w:t>engine</w:t>
+      </w:r>
+      <w:proofErr w:type="spellEnd"/>
+      <w:r>
+        <w:t xml:space="preserve">, </w:t>
+      </w:r>
+      <w:proofErr w:type="spellStart"/>
+      <w:r>
+        <w:t>document</w:t>
+      </w:r>
+      <w:proofErr w:type="spellEnd"/>
+      <w:r>
+        <w:t xml:space="preserve"> </w:t>
+      </w:r>
+      <w:proofErr w:type="spellStart"/>
+      <w:r>
+        <w:t>vault</w:t>
+      </w:r>
+      <w:proofErr w:type="spellEnd"/>
+      <w:r>
+        <w:t xml:space="preserve"> v1).</w:t>
+      </w:r>
+    </w:p>
+    <w:p>
+      <w:r>
+        <w:t>Archivos creados/confirmados (principales):</w:t>
+      </w:r>
+    </w:p>
+    <w:p>
+      <w:r>
+        <w:t xml:space="preserve">- </w:t>
+      </w:r>
+      <w:proofErr w:type="spellStart"/>
+      <w:r>
+        <w:t>src</w:t>
+      </w:r>
+      <w:proofErr w:type="spellEnd"/>
+      <w:r>
+        <w:t>/app/</w:t>
+      </w:r>
+      <w:proofErr w:type="spellStart"/>
+      <w:r>
+        <w:t>page.tsx</w:t>
+      </w:r>
+      <w:proofErr w:type="spellEnd"/>
+      <w:r>
+        <w:t xml:space="preserve"> (</w:t>
+      </w:r>
+      <w:proofErr w:type="spellStart"/>
+      <w:r>
+        <w:t>redirect</w:t>
+      </w:r>
+      <w:proofErr w:type="spellEnd"/>
+      <w:r>
+        <w:t xml:space="preserve"> / → /</w:t>
+      </w:r>
+      <w:proofErr w:type="spellStart"/>
+      <w:r>
+        <w:t>landing</w:t>
+      </w:r>
+      <w:proofErr w:type="spellEnd"/>
+      <w:r>
+        <w:t>)</w:t>
+      </w:r>
+    </w:p>
+    <w:p>
+      <w:r>
+        <w:t xml:space="preserve">- </w:t>
+      </w:r>
+      <w:proofErr w:type="spellStart"/>
+      <w:r>
+        <w:t>src</w:t>
+      </w:r>
+      <w:proofErr w:type="spellEnd"/>
+      <w:r>
+        <w:t>/app/(</w:t>
+      </w:r>
+      <w:proofErr w:type="spellStart"/>
+      <w:r>
+        <w:t>auth</w:t>
+      </w:r>
+      <w:proofErr w:type="spellEnd"/>
+      <w:r>
+        <w:t>)/</w:t>
+      </w:r>
+      <w:proofErr w:type="spellStart"/>
+      <w:r>
+        <w:t>login</w:t>
+      </w:r>
+      <w:proofErr w:type="spellEnd"/>
+      <w:r>
+        <w:t>/</w:t>
+      </w:r>
+      <w:proofErr w:type="spellStart"/>
+      <w:r>
+        <w:t>page.tsx</w:t>
+      </w:r>
+      <w:proofErr w:type="spellEnd"/>
+      <w:r>
+        <w:t xml:space="preserve"> (Login con </w:t>
+      </w:r>
+      <w:proofErr w:type="spellStart"/>
+      <w:r>
+        <w:t>Supabase</w:t>
+      </w:r>
+      <w:proofErr w:type="spellEnd"/>
+      <w:r>
+        <w:t xml:space="preserve"> Auth email/</w:t>
+      </w:r>
+      <w:proofErr w:type="spellStart"/>
+      <w:r>
+        <w:t>password</w:t>
+      </w:r>
+      <w:proofErr w:type="spellEnd"/>
+      <w:r>
+        <w:t>; crea sesión de usuario y redirige a /app).</w:t>
+      </w:r>
+    </w:p>
+    <w:p>
+      <w:r>
+        <w:t xml:space="preserve">- </w:t>
+      </w:r>
+      <w:proofErr w:type="spellStart"/>
+      <w:r>
+        <w:t>src</w:t>
+      </w:r>
+      <w:proofErr w:type="spellEnd"/>
+      <w:r>
+        <w:t>/app/(</w:t>
+      </w:r>
+      <w:proofErr w:type="spellStart"/>
+      <w:r>
+        <w:t>dashboard</w:t>
+      </w:r>
+      <w:proofErr w:type="spellEnd"/>
+      <w:r>
+        <w:t>)/app/</w:t>
+      </w:r>
+      <w:proofErr w:type="spellStart"/>
+      <w:r>
+        <w:t>layout.tsx</w:t>
+      </w:r>
+      <w:proofErr w:type="spellEnd"/>
+      <w:r>
+        <w:t xml:space="preserve"> (Shell del </w:t>
+      </w:r>
+      <w:proofErr w:type="spellStart"/>
+      <w:r>
+        <w:t>dashboard</w:t>
+      </w:r>
+      <w:proofErr w:type="spellEnd"/>
+      <w:r>
+        <w:t xml:space="preserve"> + protección de rutas /app basada en sesión; </w:t>
+      </w:r>
+      <w:proofErr w:type="spellStart"/>
+      <w:r>
+        <w:t>logout</w:t>
+      </w:r>
+      <w:proofErr w:type="spellEnd"/>
+      <w:r>
+        <w:t>).</w:t>
+      </w:r>
+    </w:p>
+    <w:p>
+      <w:r>
+        <w:t xml:space="preserve">- </w:t>
+      </w:r>
+      <w:proofErr w:type="spellStart"/>
+      <w:r>
+        <w:t>src</w:t>
+      </w:r>
+      <w:proofErr w:type="spellEnd"/>
+      <w:r>
+        <w:t>/app/(</w:t>
+      </w:r>
+      <w:proofErr w:type="spellStart"/>
+      <w:r>
+        <w:t>dashboard</w:t>
+      </w:r>
+      <w:proofErr w:type="spellEnd"/>
+      <w:r>
+        <w:t>)/app/</w:t>
+      </w:r>
+      <w:proofErr w:type="spellStart"/>
+      <w:r>
+        <w:t>providers.tsx</w:t>
+      </w:r>
+      <w:proofErr w:type="spellEnd"/>
+      <w:r>
+        <w:t xml:space="preserve"> (</w:t>
+      </w:r>
+      <w:proofErr w:type="spellStart"/>
+      <w:r>
+        <w:t>AppProviders</w:t>
+      </w:r>
+      <w:proofErr w:type="spellEnd"/>
+      <w:r>
+        <w:t xml:space="preserve">: </w:t>
+      </w:r>
+      <w:proofErr w:type="spellStart"/>
+      <w:r>
+        <w:t>providers</w:t>
+      </w:r>
+      <w:proofErr w:type="spellEnd"/>
+      <w:r>
+        <w:t xml:space="preserve"> de Cases + </w:t>
+      </w:r>
+      <w:proofErr w:type="spellStart"/>
+      <w:r>
+        <w:t>Documents</w:t>
+      </w:r>
+      <w:proofErr w:type="spellEnd"/>
+      <w:r>
+        <w:t>).</w:t>
+      </w:r>
+    </w:p>
+    <w:p>
+      <w:r>
+        <w:t xml:space="preserve">- </w:t>
+      </w:r>
+      <w:proofErr w:type="spellStart"/>
+      <w:r>
+        <w:t>src</w:t>
+      </w:r>
+      <w:proofErr w:type="spellEnd"/>
+      <w:r>
+        <w:t>/app/(</w:t>
+      </w:r>
+      <w:proofErr w:type="spellStart"/>
+      <w:r>
+        <w:t>dashboard</w:t>
+      </w:r>
+      <w:proofErr w:type="spellEnd"/>
+      <w:r>
+        <w:t>)/app/cases/</w:t>
+      </w:r>
+      <w:proofErr w:type="spellStart"/>
+      <w:r>
+        <w:t>page.tsx</w:t>
+      </w:r>
+      <w:proofErr w:type="spellEnd"/>
+      <w:r>
+        <w:t xml:space="preserve"> + </w:t>
+      </w:r>
+      <w:proofErr w:type="spellStart"/>
+      <w:r>
+        <w:t>ui</w:t>
+      </w:r>
+      <w:proofErr w:type="spellEnd"/>
+      <w:r>
+        <w:t>/</w:t>
+      </w:r>
+      <w:proofErr w:type="spellStart"/>
+      <w:r>
+        <w:t>CasesListClient.tsx</w:t>
+      </w:r>
+      <w:proofErr w:type="spellEnd"/>
+      <w:r>
+        <w:t xml:space="preserve"> (lista de casos)</w:t>
+      </w:r>
+    </w:p>
+    <w:p>
+      <w:r>
+        <w:t xml:space="preserve">- </w:t>
+      </w:r>
+      <w:proofErr w:type="spellStart"/>
+      <w:r>
+        <w:t>src</w:t>
+      </w:r>
+      <w:proofErr w:type="spellEnd"/>
+      <w:r>
+        <w:t>/app/(</w:t>
+      </w:r>
+      <w:proofErr w:type="spellStart"/>
+      <w:r>
+        <w:t>dashboard</w:t>
+      </w:r>
+      <w:proofErr w:type="spellEnd"/>
+      <w:r>
+        <w:t>)/app/cases/new/</w:t>
+      </w:r>
+      <w:proofErr w:type="spellStart"/>
+      <w:r>
+        <w:t>page.tsx</w:t>
+      </w:r>
+      <w:proofErr w:type="spellEnd"/>
+      <w:r>
+        <w:t xml:space="preserve"> + </w:t>
+      </w:r>
+      <w:proofErr w:type="spellStart"/>
+      <w:r>
+        <w:t>ui</w:t>
+      </w:r>
+      <w:proofErr w:type="spellEnd"/>
+      <w:r>
+        <w:t>/</w:t>
+      </w:r>
+      <w:proofErr w:type="spellStart"/>
+      <w:r>
+        <w:t>NewCaseClient.tsx</w:t>
+      </w:r>
+      <w:proofErr w:type="spellEnd"/>
+      <w:r>
+        <w:t xml:space="preserve"> (crear caso)</w:t>
+      </w:r>
+    </w:p>
+    <w:p>
+      <w:r>
+        <w:t xml:space="preserve">- </w:t>
+      </w:r>
+      <w:proofErr w:type="spellStart"/>
+      <w:r>
+        <w:t>src</w:t>
+      </w:r>
+      <w:proofErr w:type="spellEnd"/>
+      <w:r>
+        <w:t>/app/(</w:t>
+      </w:r>
+      <w:proofErr w:type="spellStart"/>
+      <w:r>
+        <w:t>dashboard</w:t>
+      </w:r>
+      <w:proofErr w:type="spellEnd"/>
+      <w:r>
+        <w:t>)/app/cases/[id]/</w:t>
+      </w:r>
+      <w:proofErr w:type="spellStart"/>
+      <w:r>
+        <w:t>page.tsx</w:t>
+      </w:r>
+      <w:proofErr w:type="spellEnd"/>
+      <w:r>
+        <w:t xml:space="preserve"> + </w:t>
+      </w:r>
+      <w:proofErr w:type="spellStart"/>
+      <w:r>
+        <w:t>ui</w:t>
+      </w:r>
+      <w:proofErr w:type="spellEnd"/>
+      <w:r>
+        <w:t>/</w:t>
+      </w:r>
+      <w:proofErr w:type="spellStart"/>
+      <w:r>
+        <w:t>CaseOverviewClient.tsx</w:t>
+      </w:r>
+      <w:proofErr w:type="spellEnd"/>
+      <w:r>
+        <w:t xml:space="preserve"> (detalle del caso)</w:t>
+      </w:r>
+    </w:p>
+    <w:p>
+      <w:r>
+        <w:t xml:space="preserve">- </w:t>
+      </w:r>
+      <w:proofErr w:type="spellStart"/>
+      <w:r>
+        <w:t>src</w:t>
+      </w:r>
+      <w:proofErr w:type="spellEnd"/>
+      <w:r>
+        <w:t>/app/(</w:t>
+      </w:r>
+      <w:proofErr w:type="spellStart"/>
+      <w:r>
+        <w:t>dashboard</w:t>
+      </w:r>
+      <w:proofErr w:type="spellEnd"/>
+      <w:r>
+        <w:t>)/app/cases/[id]/[</w:t>
+      </w:r>
+      <w:proofErr w:type="spellStart"/>
+      <w:r>
+        <w:t>stepKey</w:t>
+      </w:r>
+      <w:proofErr w:type="spellEnd"/>
+      <w:r>
+        <w:t>]/</w:t>
+      </w:r>
+      <w:proofErr w:type="spellStart"/>
+      <w:r>
+        <w:t>page.tsx</w:t>
+      </w:r>
+      <w:proofErr w:type="spellEnd"/>
+      <w:r>
+        <w:t xml:space="preserve"> + </w:t>
+      </w:r>
+      <w:proofErr w:type="spellStart"/>
+      <w:r>
+        <w:t>ui</w:t>
+      </w:r>
+      <w:proofErr w:type="spellEnd"/>
+      <w:r>
+        <w:t>/</w:t>
+      </w:r>
+      <w:proofErr w:type="spellStart"/>
+      <w:r>
+        <w:t>StepClient.tsx</w:t>
+      </w:r>
+      <w:proofErr w:type="spellEnd"/>
+      <w:r>
+        <w:t xml:space="preserve"> (</w:t>
+      </w:r>
+      <w:proofErr w:type="spellStart"/>
+      <w:r>
+        <w:t>wizard</w:t>
+      </w:r>
+      <w:proofErr w:type="spellEnd"/>
+      <w:r>
+        <w:t xml:space="preserve"> por pasos)</w:t>
+      </w:r>
+    </w:p>
+    <w:p>
+      <w:r>
+        <w:t xml:space="preserve">- </w:t>
+      </w:r>
+      <w:proofErr w:type="spellStart"/>
+      <w:r>
+        <w:t>src</w:t>
+      </w:r>
+      <w:proofErr w:type="spellEnd"/>
+      <w:r>
+        <w:t>/app/(</w:t>
+      </w:r>
+      <w:proofErr w:type="spellStart"/>
+      <w:r>
+        <w:t>dashboard</w:t>
+      </w:r>
+      <w:proofErr w:type="spellEnd"/>
+      <w:r>
+        <w:t>)/app/</w:t>
+      </w:r>
+      <w:proofErr w:type="spellStart"/>
+      <w:r>
+        <w:t>documents</w:t>
+      </w:r>
+      <w:proofErr w:type="spellEnd"/>
+      <w:r>
+        <w:t>/</w:t>
+      </w:r>
+      <w:proofErr w:type="spellStart"/>
+      <w:r>
+        <w:t>page.tsx</w:t>
+      </w:r>
+      <w:proofErr w:type="spellEnd"/>
+      <w:r>
+        <w:t xml:space="preserve"> + </w:t>
+      </w:r>
+      <w:proofErr w:type="spellStart"/>
+      <w:r>
+        <w:t>ui</w:t>
+      </w:r>
+      <w:proofErr w:type="spellEnd"/>
+      <w:r>
+        <w:t>/</w:t>
+      </w:r>
+      <w:proofErr w:type="spellStart"/>
+      <w:r>
+        <w:t>DocumentsClient.tsx</w:t>
+      </w:r>
+      <w:proofErr w:type="spellEnd"/>
+      <w:r>
+        <w:t xml:space="preserve"> (</w:t>
+      </w:r>
+      <w:proofErr w:type="spellStart"/>
+      <w:r>
+        <w:t>Document</w:t>
+      </w:r>
+      <w:proofErr w:type="spellEnd"/>
+      <w:r>
+        <w:t xml:space="preserve"> Vault v1)</w:t>
+      </w:r>
+    </w:p>
+    <w:p>
+      <w:r>
+        <w:t xml:space="preserve">- </w:t>
+      </w:r>
+      <w:proofErr w:type="spellStart"/>
+      <w:r>
+        <w:t>src</w:t>
+      </w:r>
+      <w:proofErr w:type="spellEnd"/>
+      <w:r>
+        <w:t>/</w:t>
+      </w:r>
+      <w:proofErr w:type="spellStart"/>
+      <w:r>
+        <w:t>features</w:t>
+      </w:r>
+      <w:proofErr w:type="spellEnd"/>
+      <w:r>
+        <w:t xml:space="preserve">/cases/* (Case </w:t>
+      </w:r>
+      <w:proofErr w:type="spellStart"/>
+      <w:r>
+        <w:t>Engine</w:t>
+      </w:r>
+      <w:proofErr w:type="spellEnd"/>
+      <w:r>
+        <w:t xml:space="preserve"> v1: </w:t>
+      </w:r>
+      <w:proofErr w:type="spellStart"/>
+      <w:r>
+        <w:t>types</w:t>
+      </w:r>
+      <w:proofErr w:type="spellEnd"/>
+      <w:r>
+        <w:t>/</w:t>
+      </w:r>
+      <w:proofErr w:type="spellStart"/>
+      <w:r>
+        <w:t>config</w:t>
+      </w:r>
+      <w:proofErr w:type="spellEnd"/>
+      <w:r>
+        <w:t>/</w:t>
+      </w:r>
+      <w:proofErr w:type="spellStart"/>
+      <w:r>
+        <w:t>storage</w:t>
+      </w:r>
+      <w:proofErr w:type="spellEnd"/>
+      <w:r>
+        <w:t>/store)</w:t>
+      </w:r>
+    </w:p>
+    <w:p>
+      <w:r>
+        <w:t xml:space="preserve">- </w:t>
+      </w:r>
+      <w:proofErr w:type="spellStart"/>
+      <w:r>
+        <w:t>src</w:t>
+      </w:r>
+      <w:proofErr w:type="spellEnd"/>
+      <w:r>
+        <w:t>/</w:t>
+      </w:r>
+      <w:proofErr w:type="spellStart"/>
+      <w:r>
+        <w:t>features</w:t>
+      </w:r>
+      <w:proofErr w:type="spellEnd"/>
+      <w:r>
+        <w:t>/</w:t>
+      </w:r>
+      <w:proofErr w:type="spellStart"/>
+      <w:r>
+        <w:t>documents</w:t>
+      </w:r>
+      <w:proofErr w:type="spellEnd"/>
+      <w:r>
+        <w:t>/* (</w:t>
+      </w:r>
+      <w:proofErr w:type="spellStart"/>
+      <w:r>
+        <w:t>Document</w:t>
+      </w:r>
+      <w:proofErr w:type="spellEnd"/>
+      <w:r>
+        <w:t xml:space="preserve"> Vault v1: </w:t>
+      </w:r>
+      <w:proofErr w:type="spellStart"/>
+      <w:r>
+        <w:t>types</w:t>
+      </w:r>
+      <w:proofErr w:type="spellEnd"/>
+      <w:r>
+        <w:t>/</w:t>
+      </w:r>
+      <w:proofErr w:type="spellStart"/>
+      <w:r>
+        <w:t>storage</w:t>
+      </w:r>
+      <w:proofErr w:type="spellEnd"/>
+      <w:r>
+        <w:t>/store)</w:t>
+      </w:r>
+    </w:p>
+    <w:p>
+      <w:r>
+        <w:t>Notas:</w:t>
+      </w:r>
+    </w:p>
+    <w:p>
+      <w:r>
+        <w:lastRenderedPageBreak/>
+        <w:t xml:space="preserve">- Persistencia: </w:t>
+      </w:r>
+      <w:proofErr w:type="spellStart"/>
+      <w:r>
+        <w:t>Supabase</w:t>
+      </w:r>
+      <w:proofErr w:type="spellEnd"/>
+      <w:r>
+        <w:t xml:space="preserve"> (tabla cases + drafts locales por step en </w:t>
+      </w:r>
+      <w:proofErr w:type="spellStart"/>
+      <w:r>
+        <w:t>caseDraftsStore</w:t>
+      </w:r>
+      <w:proofErr w:type="spellEnd"/>
+      <w:r>
+        <w:t xml:space="preserve">; </w:t>
+      </w:r>
+      <w:proofErr w:type="spellStart"/>
+      <w:r>
+        <w:t>Document</w:t>
+      </w:r>
+      <w:proofErr w:type="spellEnd"/>
+      <w:r>
+        <w:t xml:space="preserve"> Vault base en </w:t>
+      </w:r>
+      <w:proofErr w:type="spellStart"/>
+      <w:r>
+        <w:t>Supabase</w:t>
+      </w:r>
+      <w:proofErr w:type="spellEnd"/>
+      <w:r>
+        <w:t>/Storage).</w:t>
+      </w:r>
+    </w:p>
+    <w:p>
+      <w:r>
+        <w:t xml:space="preserve">- </w:t>
+      </w:r>
+      <w:proofErr w:type="spellStart"/>
+      <w:r>
+        <w:t>Backend</w:t>
+      </w:r>
+      <w:proofErr w:type="spellEnd"/>
+      <w:r>
+        <w:t xml:space="preserve"> real, </w:t>
+      </w:r>
+      <w:proofErr w:type="spellStart"/>
+      <w:r>
+        <w:t>auth</w:t>
+      </w:r>
+      <w:proofErr w:type="spellEnd"/>
+      <w:r>
+        <w:t xml:space="preserve"> real y OCR/editor quedan para Fase 6/7 según </w:t>
+      </w:r>
+      <w:proofErr w:type="spellStart"/>
+      <w:r>
+        <w:t>roadmap</w:t>
+      </w:r>
+      <w:proofErr w:type="spellEnd"/>
+      <w:r>
+        <w:t>.</w:t>
+      </w:r>
+    </w:p>
+    <w:p>
+      <w:r>
+        <w:t>Cierre cosmético (DONE):</w:t>
+      </w:r>
+    </w:p>
+    <w:p>
+      <w:r>
+        <w:t>•</w:t>
       </w:r>
       <w:r>
         <w:tab/>
-        <w:t>Emails transaccionales (estado de caso, pagos, documentos) ≠ marketing/ofertas.</w:t>
-      </w:r>
-    </w:p>
-    <w:p>
-      <w:r>
-        <w:t>•</w:t>
-      </w:r>
-      <w:r>
-        <w:tab/>
-        <w:t>Transparencia: “por qué te lo sugerimos” (ej. “indicaste que tienes coche”).</w:t>
-      </w:r>
-    </w:p>
-    <w:p>
-      <w:r>
-        <w:t>•</w:t>
-      </w:r>
-      <w:r>
-        <w:tab/>
-        <w:t>Cumplimiento/GDPR: registro de consentimiento, timestamp, fuente, y auditoría.</w:t>
-      </w:r>
-    </w:p>
-    <w:p>
-      <w:r>
-        <w:t>Señales (inputs) para personalización (v1):</w:t>
-      </w:r>
-    </w:p>
-    <w:p>
-      <w:r>
-        <w:t>•</w:t>
-      </w:r>
-      <w:r>
-        <w:tab/>
-        <w:t>Perfil: casa/alquiler/propiedad, coche, hijos, mascota, tipo de empleo, ingresos aproximados (si se declara), zona NL.</w:t>
-      </w:r>
-    </w:p>
-    <w:p>
-      <w:r>
-        <w:t>•</w:t>
-      </w:r>
-      <w:r>
-        <w:tab/>
-        <w:t>Eventos: compra de coche/casa, nacimiento hijo (si el usuario lo indica), cambios en gastos recurrentes, inicio de “case” relevante.</w:t>
-      </w:r>
-    </w:p>
-    <w:p>
-      <w:r>
-        <w:t>Canales:</w:t>
-      </w:r>
-    </w:p>
-    <w:p>
-      <w:r>
-        <w:t>•</w:t>
-      </w:r>
-      <w:r>
-        <w:tab/>
-        <w:t>In-app: cards discretas dentro de “Inicio” o “Perfil” (no interrumpir wizards).</w:t>
-      </w:r>
-    </w:p>
-    <w:p>
-      <w:r>
-        <w:t>•</w:t>
-      </w:r>
-      <w:r>
-        <w:tab/>
-        <w:t>Email: campañas ligeras, con valor (ej. checklist + recomendación + CTA suave).</w:t>
-      </w:r>
-    </w:p>
-    <w:p>
-      <w:r>
-        <w:lastRenderedPageBreak/>
-        <w:t>Límites legales/éticos:</w:t>
-      </w:r>
-    </w:p>
-    <w:p>
-      <w:r>
-        <w:t>•</w:t>
-      </w:r>
-      <w:r>
-        <w:tab/>
-        <w:t>IA no debe presentarse como asesoramiento regulado definitivo. Si se opera como intermediación, debe activarse solo bajo marco de cumplimiento (v2).</w:t>
-      </w:r>
-    </w:p>
-    <w:p>
-      <w:r>
-        <w:t>________________________________________</w:t>
-      </w:r>
-    </w:p>
-    <w:p>
-      <w:r>
-        <w:t>7. Roadmap Maestro v1 (fases y subfases) — ACTUALIZADO</w:t>
-      </w:r>
-    </w:p>
-    <w:p>
-      <w:r>
-        <w:t>Fase</w:t>
-      </w:r>
-      <w:r>
-        <w:tab/>
-        <w:t>Objetivo</w:t>
-      </w:r>
-      <w:r>
-        <w:tab/>
-        <w:t>DoD</w:t>
-      </w:r>
-      <w:r>
-        <w:tab/>
-        <w:t>Estado</w:t>
-      </w:r>
-    </w:p>
-    <w:p>
-      <w:r>
-        <w:t>0</w:t>
-      </w:r>
-      <w:r>
-        <w:tab/>
-      </w:r>
-      <w:proofErr w:type="gramStart"/>
-      <w:r>
-        <w:t>Repo</w:t>
-      </w:r>
-      <w:proofErr w:type="gramEnd"/>
-      <w:r>
-        <w:t xml:space="preserve"> + estándares + CI</w:t>
-      </w:r>
-      <w:r>
-        <w:tab/>
-        <w:t>Repo listo, CI verde, lint/typecheck/test/build OK</w:t>
-      </w:r>
-      <w:r>
-        <w:tab/>
-        <w:t>CERRADA 19/12/2025</w:t>
-      </w:r>
-    </w:p>
-    <w:p>
-      <w:r>
-        <w:t>1</w:t>
-      </w:r>
-      <w:r>
-        <w:tab/>
-      </w:r>
-      <w:proofErr w:type="gramStart"/>
-      <w:r>
-        <w:t>Descubrimiento</w:t>
-      </w:r>
-      <w:proofErr w:type="gramEnd"/>
-      <w:r>
-        <w:t>/Canon</w:t>
-      </w:r>
-      <w:r>
-        <w:tab/>
-        <w:t>Documento canónico v2.x listo para chats nuevos</w:t>
-      </w:r>
-      <w:r>
-        <w:tab/>
-        <w:t>CERRADA (este doc v2.1)</w:t>
-      </w:r>
-    </w:p>
-    <w:p>
-      <w:r>
-        <w:t>2</w:t>
-      </w:r>
-      <w:r>
-        <w:tab/>
-        <w:t>UI System</w:t>
-      </w:r>
-      <w:r>
-        <w:tab/>
-        <w:t>Tokens + shell + UI Kit + base componentes</w:t>
-      </w:r>
-      <w:r>
-        <w:tab/>
-        <w:t>CERRADA 20/12/2025 (mínimo)</w:t>
-      </w:r>
-    </w:p>
-    <w:p>
-      <w:r>
-        <w:t>3</w:t>
-      </w:r>
-      <w:r>
-        <w:tab/>
-      </w:r>
-      <w:proofErr w:type="gramStart"/>
-      <w:r>
-        <w:t>Arquitectura</w:t>
-      </w:r>
-      <w:proofErr w:type="gramEnd"/>
-      <w:r>
-        <w:t xml:space="preserve"> técnica</w:t>
-      </w:r>
-      <w:r>
-        <w:tab/>
-        <w:t>Stack objetivo + decisiones de autorización + OCR + pagos</w:t>
-      </w:r>
-      <w:r>
-        <w:tab/>
-        <w:t>CERRADA 19/12/2025</w:t>
-      </w:r>
-    </w:p>
-    <w:p>
-      <w:r>
-        <w:t>4</w:t>
-      </w:r>
-      <w:r>
-        <w:tab/>
-      </w:r>
-      <w:proofErr w:type="gramStart"/>
-      <w:r>
-        <w:t>Modelo</w:t>
-      </w:r>
-      <w:proofErr w:type="gramEnd"/>
-      <w:r>
-        <w:t xml:space="preserve"> de datos + contratos</w:t>
-      </w:r>
-      <w:r>
-        <w:tab/>
-        <w:t>OpenAPI/DB entities (User, Case, Document, Payment, Consent)</w:t>
-      </w:r>
-      <w:r>
-        <w:tab/>
-        <w:t>Siguiente</w:t>
-      </w:r>
-    </w:p>
-    <w:p>
-      <w:r>
-        <w:t>5</w:t>
-      </w:r>
-      <w:r>
-        <w:tab/>
-        <w:t>Frontend arquitectura</w:t>
-      </w:r>
-      <w:r>
-        <w:tab/>
-        <w:t>Case Engine, stores/persistencia, subida docs v1, routing protegido</w:t>
-      </w:r>
-      <w:r>
-        <w:tab/>
-        <w:t>CERRADA 21/12/2025</w:t>
-      </w:r>
-    </w:p>
-    <w:p>
-      <w:r>
-        <w:t>6</w:t>
-      </w:r>
-      <w:r>
-        <w:tab/>
-        <w:t>Backend</w:t>
-      </w:r>
-      <w:r>
-        <w:tab/>
-        <w:t>Auth/roles, cases, documents, payments, admin queue</w:t>
-      </w:r>
-      <w:r>
-        <w:tab/>
-        <w:t>Pendiente</w:t>
-      </w:r>
-    </w:p>
-    <w:p>
-      <w:r>
-        <w:t>7</w:t>
-      </w:r>
-      <w:r>
-        <w:tab/>
-        <w:t>OCR/IA</w:t>
-      </w:r>
-      <w:r>
-        <w:tab/>
-        <w:t>OCR pipeline + editor + machtigingsregistratie</w:t>
-      </w:r>
-      <w:r>
-        <w:tab/>
-        <w:t>Pendiente</w:t>
-      </w:r>
-    </w:p>
-    <w:p>
-      <w:r>
-        <w:t>8</w:t>
-      </w:r>
-      <w:r>
-        <w:tab/>
-        <w:t>QA/GDPR/Release</w:t>
-      </w:r>
-      <w:r>
-        <w:tab/>
-        <w:t>hardening + logging + permisos + seguridad</w:t>
-      </w:r>
-      <w:r>
-        <w:tab/>
-        <w:t>Pendiente</w:t>
-      </w:r>
-    </w:p>
-    <w:p>
-      <w:r>
-        <w:t>9</w:t>
-      </w:r>
-      <w:r>
-        <w:tab/>
-      </w:r>
-      <w:proofErr w:type="gramStart"/>
-      <w:r>
-        <w:t>Operación</w:t>
-      </w:r>
-      <w:proofErr w:type="gramEnd"/>
-      <w:r>
-        <w:tab/>
-        <w:t>monitoring + soporte + mejoras</w:t>
-      </w:r>
-      <w:r>
-        <w:tab/>
-        <w:t>Pendiente</w:t>
-      </w:r>
-    </w:p>
-    <w:p>
-      <w:r>
-        <w:t>Nota sobre UI kit: el UI system mínimo está listo; los componentes faltantes (Button, Input, Select, ToggleGroup, Stepper, etc.) quedan como backlog post-Fase 5.</w:t>
-      </w:r>
-    </w:p>
-    <w:p>
-      <w:r>
-        <w:t>________________________________________</w:t>
-      </w:r>
-    </w:p>
-    <w:p>
-      <w:r>
-        <w:t>8. Cambios realizados en Fase 2 (registro de implementación)</w:t>
-      </w:r>
-    </w:p>
-    <w:p>
-      <w:r>
-        <w:t>Archivos creados/confirmados:</w:t>
-      </w:r>
-    </w:p>
-    <w:p>
-      <w:r>
-        <w:t>•</w:t>
-      </w:r>
-      <w:r>
-        <w:tab/>
-        <w:t>postcss.config.mjs (Tailwind v4 + autoprefixer)</w:t>
-      </w:r>
-    </w:p>
-    <w:p>
-      <w:r>
-        <w:t>•</w:t>
-      </w:r>
-      <w:r>
-        <w:tab/>
-        <w:t>src/ui/cn.ts</w:t>
-      </w:r>
-    </w:p>
-    <w:p>
-      <w:r>
-        <w:t>•</w:t>
-      </w:r>
-      <w:r>
-        <w:tab/>
-        <w:t>src/ui/components/Screen.tsx</w:t>
-      </w:r>
-    </w:p>
-    <w:p>
-      <w:r>
-        <w:t>•</w:t>
-      </w:r>
-      <w:r>
-        <w:tab/>
-        <w:t>src/ui/components/Header.tsx</w:t>
-      </w:r>
-    </w:p>
-    <w:p>
-      <w:r>
-        <w:t>•</w:t>
-      </w:r>
-      <w:r>
-        <w:tab/>
-        <w:t>src/ui/components/Card.tsx</w:t>
-      </w:r>
-    </w:p>
-    <w:p>
-      <w:r>
-        <w:lastRenderedPageBreak/>
-        <w:t>•</w:t>
-      </w:r>
-      <w:r>
-        <w:tab/>
-        <w:t>src/ui/components/Badge.tsx</w:t>
-      </w:r>
-    </w:p>
-    <w:p>
-      <w:r>
-        <w:t>•</w:t>
-      </w:r>
-      <w:r>
-        <w:tab/>
-        <w:t>src/ui/components/InfoBox.tsx</w:t>
-      </w:r>
-    </w:p>
-    <w:p>
-      <w:r>
-        <w:t>•</w:t>
-      </w:r>
-      <w:r>
-        <w:tab/>
-        <w:t>src/app/(dashboard)/app/ui-kit/page.tsx</w:t>
-      </w:r>
-    </w:p>
-    <w:p>
-      <w:r>
-        <w:t>Archivos editados:</w:t>
-      </w:r>
-    </w:p>
-    <w:p>
-      <w:r>
-        <w:t>•</w:t>
-      </w:r>
-      <w:r>
-        <w:tab/>
-        <w:t xml:space="preserve">tailwind.config.ts (mapeo a tokens </w:t>
-      </w:r>
-      <w:proofErr w:type="gramStart"/>
-      <w:r>
-        <w:t>fh.*</w:t>
-      </w:r>
-      <w:proofErr w:type="gramEnd"/>
-      <w:r>
-        <w:t>)</w:t>
-      </w:r>
-    </w:p>
-    <w:p>
-      <w:r>
-        <w:t>•</w:t>
-      </w:r>
-      <w:r>
-        <w:tab/>
-        <w:t>src/styles/globals.css (tokens + base)</w:t>
-      </w:r>
-    </w:p>
-    <w:p>
-      <w:r>
-        <w:t>•</w:t>
-      </w:r>
-      <w:r>
-        <w:tab/>
-        <w:t>src/app/layout.tsx (metadata y base)</w:t>
-      </w:r>
-    </w:p>
-    <w:p>
-      <w:r>
-        <w:t>•</w:t>
-      </w:r>
-      <w:r>
-        <w:tab/>
-        <w:t>src/app/(dashboard)/app/layout.tsx (shell private nav)</w:t>
-      </w:r>
-    </w:p>
-    <w:p>
-      <w:r>
-        <w:t>•</w:t>
-      </w:r>
-      <w:r>
-        <w:tab/>
-        <w:t>src/app/(dashboard)/app/page.tsx (usa UI kit)</w:t>
-      </w:r>
-    </w:p>
-    <w:p>
-      <w:r>
-        <w:t>•</w:t>
-      </w:r>
-      <w:r>
-        <w:tab/>
-        <w:t>src/app/(dashboard)/app/documents/page.tsx (usa UI kit)</w:t>
-      </w:r>
-    </w:p>
-    <w:p>
-      <w:r>
-        <w:t>•</w:t>
-      </w:r>
-      <w:r>
-        <w:tab/>
-        <w:t>src/app/(dashboard)/app/profile/page.tsx (usa UI kit)</w:t>
-      </w:r>
-    </w:p>
-    <w:p/>
-    <w:p>
-      <w:r>
-        <w:t>8.2 Cambios realizados en Fase 5 (registro de implementación)</w:t>
-      </w:r>
-    </w:p>
-    <w:p>
-      <w:r>
-        <w:t>Commit: 43fc405 — Phase 5: frontend core (route guard, cases engine, document vault v1).</w:t>
-      </w:r>
-    </w:p>
-    <w:p>
-      <w:r>
-        <w:t>Archivos creados/confirmados (principales):</w:t>
-      </w:r>
-    </w:p>
-    <w:p>
-      <w:r>
-        <w:t>- src/app/page.tsx (redirect / → /landing)</w:t>
-      </w:r>
-    </w:p>
-    <w:p>
-      <w:r>
-        <w:t>- src/app/(auth)/login/page.tsx (Login con Supabase Auth email/password; crea sesión de usuario y redirige a /app).</w:t>
-      </w:r>
-    </w:p>
-    <w:p>
-      <w:r>
-        <w:t>- src/app/(dashboard)/app/layout.tsx (Shell del dashboard + protección de rutas /app basada en sesión; logout).</w:t>
-      </w:r>
-    </w:p>
-    <w:p>
-      <w:r>
-        <w:t>- src/app/(dashboard)/app/providers.tsx (AppProviders: providers de Cases + Documents).</w:t>
-      </w:r>
-    </w:p>
-    <w:p>
-      <w:r>
-        <w:t>- src/app/(dashboard)/app/cases/page.tsx + ui/CasesListClient.tsx (lista de casos)</w:t>
-      </w:r>
-    </w:p>
-    <w:p>
-      <w:r>
-        <w:t>- src/app/(dashboard)/app/cases/new/page.tsx + ui/NewCaseClient.tsx (crear caso)</w:t>
-      </w:r>
-    </w:p>
-    <w:p>
-      <w:r>
-        <w:t>- src/app/(dashboard)/app/cases/[id]/page.tsx + ui/CaseOverviewClient.tsx (detalle del caso)</w:t>
-      </w:r>
-    </w:p>
-    <w:p>
-      <w:r>
-        <w:t>- src/app/(dashboard)/app/cases/[id]/[stepKey]/page.tsx + ui/StepClient.tsx (wizard por pasos)</w:t>
-      </w:r>
-    </w:p>
-    <w:p>
-      <w:r>
-        <w:t>- src/app/(dashboard)/app/documents/page.tsx + ui/DocumentsClient.tsx (Document Vault v1)</w:t>
-      </w:r>
-    </w:p>
-    <w:p>
-      <w:r>
-        <w:t>- src/features/cases/* (Case Engine v1: types/config/storage/store)</w:t>
-      </w:r>
-    </w:p>
-    <w:p>
-      <w:r>
-        <w:t>- src/features/documents/* (Document Vault v1: types/storage/store)</w:t>
-      </w:r>
-    </w:p>
-    <w:p>
-      <w:r>
-        <w:t>Notas:</w:t>
-      </w:r>
-    </w:p>
-    <w:p>
-      <w:r>
-        <w:lastRenderedPageBreak/>
-        <w:t>- Persistencia: Supabase (tabla cases + drafts locales por step en caseDraftsStore; Document Vault base en Supabase/Storage).</w:t>
-      </w:r>
-    </w:p>
-    <w:p>
-      <w:r>
-        <w:t>- Backend real, auth real y OCR/editor quedan para Fase 6/7 según roadmap.</w:t>
-      </w:r>
-    </w:p>
-    <w:p>
-      <w:r>
-        <w:t>Cierre cosmético (DONE):</w:t>
-      </w:r>
-    </w:p>
-    <w:p>
-      <w:r>
-        <w:t>•</w:t>
-      </w:r>
-      <w:r>
-        <w:tab/>
-        <w:t>src/app/page.tsx: redirección / → /landing (implementado).</w:t>
+      </w:r>
+      <w:proofErr w:type="spellStart"/>
+      <w:r>
+        <w:t>src</w:t>
+      </w:r>
+      <w:proofErr w:type="spellEnd"/>
+      <w:r>
+        <w:t>/app/</w:t>
+      </w:r>
+      <w:proofErr w:type="spellStart"/>
+      <w:r>
+        <w:t>page.tsx</w:t>
+      </w:r>
+      <w:proofErr w:type="spellEnd"/>
+      <w:r>
+        <w:t>: redirección / → /</w:t>
+      </w:r>
+      <w:proofErr w:type="spellStart"/>
+      <w:r>
+        <w:t>landing</w:t>
+      </w:r>
+      <w:proofErr w:type="spellEnd"/>
+      <w:r>
+        <w:t xml:space="preserve"> (implementado).</w:t>
       </w:r>
     </w:p>
     <w:p>
@@ -2221,17 +6832,97 @@
     </w:p>
     <w:p>
       <w:r>
-        <w:t>Rama: phase-4-data-contracts (base: phase-5-frontend-core). Commit: (no registrado en este documento).</w:t>
-      </w:r>
-    </w:p>
-    <w:p>
-      <w:r>
-        <w:t>Entregables Fase 4 (DoD): OpenAPI v1 + schema SQL (migrations) + RLS completa + mapping estable desde stores del frontend a DB (Supabase). Estado: en curso; existe ya esquema mínimo para cases/documents.</w:t>
-      </w:r>
-    </w:p>
-    <w:p>
-      <w:r>
-        <w:t>Archivos creados/confirmados (docs/):</w:t>
+        <w:t xml:space="preserve">Rama: phase-4-data-contracts (base: phase-5-frontend-core). </w:t>
+      </w:r>
+      <w:proofErr w:type="spellStart"/>
+      <w:r>
+        <w:t>Commit</w:t>
+      </w:r>
+      <w:proofErr w:type="spellEnd"/>
+      <w:r>
+        <w:t>: (no registrado en este documento).</w:t>
+      </w:r>
+    </w:p>
+    <w:p>
+      <w:r>
+        <w:t xml:space="preserve">Entregables Fase 4 (DoD): </w:t>
+      </w:r>
+      <w:proofErr w:type="spellStart"/>
+      <w:r>
+        <w:t>OpenAPI</w:t>
+      </w:r>
+      <w:proofErr w:type="spellEnd"/>
+      <w:r>
+        <w:t xml:space="preserve"> v1 + </w:t>
+      </w:r>
+      <w:proofErr w:type="spellStart"/>
+      <w:r>
+        <w:t>schema</w:t>
+      </w:r>
+      <w:proofErr w:type="spellEnd"/>
+      <w:r>
+        <w:t xml:space="preserve"> SQL (</w:t>
+      </w:r>
+      <w:proofErr w:type="spellStart"/>
+      <w:r>
+        <w:t>migrations</w:t>
+      </w:r>
+      <w:proofErr w:type="spellEnd"/>
+      <w:r>
+        <w:t xml:space="preserve">) + RLS completa + </w:t>
+      </w:r>
+      <w:proofErr w:type="spellStart"/>
+      <w:r>
+        <w:t>mapping</w:t>
+      </w:r>
+      <w:proofErr w:type="spellEnd"/>
+      <w:r>
+        <w:t xml:space="preserve"> estable desde </w:t>
+      </w:r>
+      <w:proofErr w:type="spellStart"/>
+      <w:r>
+        <w:t>stores</w:t>
+      </w:r>
+      <w:proofErr w:type="spellEnd"/>
+      <w:r>
+        <w:t xml:space="preserve"> del </w:t>
+      </w:r>
+      <w:proofErr w:type="spellStart"/>
+      <w:r>
+        <w:t>frontend</w:t>
+      </w:r>
+      <w:proofErr w:type="spellEnd"/>
+      <w:r>
+        <w:t xml:space="preserve"> a DB (</w:t>
+      </w:r>
+      <w:proofErr w:type="spellStart"/>
+      <w:r>
+        <w:t>Supabase</w:t>
+      </w:r>
+      <w:proofErr w:type="spellEnd"/>
+      <w:r>
+        <w:t>). Estado: en curso; existe ya esquema mínimo para cases/</w:t>
+      </w:r>
+      <w:proofErr w:type="spellStart"/>
+      <w:r>
+        <w:t>documents</w:t>
+      </w:r>
+      <w:proofErr w:type="spellEnd"/>
+      <w:r>
+        <w:t>.</w:t>
+      </w:r>
+    </w:p>
+    <w:p>
+      <w:r>
+        <w:t>Archivos creados/confirmados (</w:t>
+      </w:r>
+      <w:proofErr w:type="spellStart"/>
+      <w:r>
+        <w:t>docs</w:t>
+      </w:r>
+      <w:proofErr w:type="spellEnd"/>
+      <w:r>
+        <w:t>/):</w:t>
       </w:r>
     </w:p>
     <w:p>
@@ -2276,7 +6967,22 @@
       </w:r>
       <w:r>
         <w:tab/>
-        <w:t>docs/openapi/finhub-v1.yaml</w:t>
+      </w:r>
+      <w:proofErr w:type="spellStart"/>
+      <w:r>
+        <w:t>docs</w:t>
+      </w:r>
+      <w:proofErr w:type="spellEnd"/>
+      <w:r>
+        <w:t>/</w:t>
+      </w:r>
+      <w:proofErr w:type="spellStart"/>
+      <w:r>
+        <w:t>openapi</w:t>
+      </w:r>
+      <w:proofErr w:type="spellEnd"/>
+      <w:r>
+        <w:t>/finhub-v1.yaml</w:t>
       </w:r>
     </w:p>
     <w:p>
@@ -2285,7 +6991,22 @@
       </w:r>
       <w:r>
         <w:tab/>
-        <w:t>docs/db/schema-v1.sql</w:t>
+      </w:r>
+      <w:proofErr w:type="spellStart"/>
+      <w:r>
+        <w:t>docs</w:t>
+      </w:r>
+      <w:proofErr w:type="spellEnd"/>
+      <w:r>
+        <w:t>/</w:t>
+      </w:r>
+      <w:proofErr w:type="spellStart"/>
+      <w:r>
+        <w:t>db</w:t>
+      </w:r>
+      <w:proofErr w:type="spellEnd"/>
+      <w:r>
+        <w:t>/schema-v1.sql</w:t>
       </w:r>
     </w:p>
     <w:p>
@@ -2308,7 +7029,15 @@
     </w:p>
     <w:p>
       <w:r>
-        <w:t>Datos clave extraídos del código (fuente de verdad frontend):</w:t>
+        <w:t xml:space="preserve">Datos clave extraídos del código (fuente de verdad </w:t>
+      </w:r>
+      <w:proofErr w:type="spellStart"/>
+      <w:r>
+        <w:t>frontend</w:t>
+      </w:r>
+      <w:proofErr w:type="spellEnd"/>
+      <w:r>
+        <w:t>):</w:t>
       </w:r>
     </w:p>
     <w:p>
@@ -2317,7 +7046,22 @@
       </w:r>
       <w:r>
         <w:tab/>
-        <w:t>localStorage keys: fh_cases_state_v1, fh_documents_state_v1.</w:t>
+      </w:r>
+      <w:proofErr w:type="spellStart"/>
+      <w:r>
+        <w:t>localStorage</w:t>
+      </w:r>
+      <w:proofErr w:type="spellEnd"/>
+      <w:r>
+        <w:t xml:space="preserve"> </w:t>
+      </w:r>
+      <w:proofErr w:type="spellStart"/>
+      <w:r>
+        <w:t>keys</w:t>
+      </w:r>
+      <w:proofErr w:type="spellEnd"/>
+      <w:r>
+        <w:t>: fh_cases_state_v1, fh_documents_state_v1.</w:t>
       </w:r>
     </w:p>
     <w:p>
@@ -2326,7 +7070,70 @@
       </w:r>
       <w:r>
         <w:tab/>
-        <w:t>CaseType: toeslag_huur | toeslag_zorg | toeslag_kinderopvang | tax_ib | tax_voorlopige_aanslag | finances_intake | document_review.</w:t>
+      </w:r>
+      <w:proofErr w:type="spellStart"/>
+      <w:r>
+        <w:t>CaseType</w:t>
+      </w:r>
+      <w:proofErr w:type="spellEnd"/>
+      <w:r>
+        <w:t xml:space="preserve">: </w:t>
+      </w:r>
+      <w:proofErr w:type="spellStart"/>
+      <w:r>
+        <w:t>toeslag_huur</w:t>
+      </w:r>
+      <w:proofErr w:type="spellEnd"/>
+      <w:r>
+        <w:t xml:space="preserve"> | </w:t>
+      </w:r>
+      <w:proofErr w:type="spellStart"/>
+      <w:r>
+        <w:t>toeslag_zorg</w:t>
+      </w:r>
+      <w:proofErr w:type="spellEnd"/>
+      <w:r>
+        <w:t xml:space="preserve"> | </w:t>
+      </w:r>
+      <w:proofErr w:type="spellStart"/>
+      <w:r>
+        <w:t>toeslag_kinderopvang</w:t>
+      </w:r>
+      <w:proofErr w:type="spellEnd"/>
+      <w:r>
+        <w:t xml:space="preserve"> | </w:t>
+      </w:r>
+      <w:proofErr w:type="spellStart"/>
+      <w:r>
+        <w:t>tax_ib</w:t>
+      </w:r>
+      <w:proofErr w:type="spellEnd"/>
+      <w:r>
+        <w:t xml:space="preserve"> | </w:t>
+      </w:r>
+      <w:proofErr w:type="spellStart"/>
+      <w:r>
+        <w:t>tax_voorlopige_aanslag</w:t>
+      </w:r>
+      <w:proofErr w:type="spellEnd"/>
+      <w:r>
+        <w:t xml:space="preserve"> | </w:t>
+      </w:r>
+      <w:proofErr w:type="spellStart"/>
+      <w:r>
+        <w:t>finances_intake</w:t>
+      </w:r>
+      <w:proofErr w:type="spellEnd"/>
+      <w:r>
+        <w:t xml:space="preserve"> | </w:t>
+      </w:r>
+      <w:proofErr w:type="spellStart"/>
+      <w:r>
+        <w:t>document_review</w:t>
+      </w:r>
+      <w:proofErr w:type="spellEnd"/>
+      <w:r>
+        <w:t>.</w:t>
       </w:r>
     </w:p>
     <w:p>
@@ -2335,7 +7142,70 @@
       </w:r>
       <w:r>
         <w:tab/>
-        <w:t>CaseStatus: created | in_progress | waiting_user | submitted | under_review | completed | cancelled.</w:t>
+      </w:r>
+      <w:proofErr w:type="spellStart"/>
+      <w:r>
+        <w:t>CaseStatus</w:t>
+      </w:r>
+      <w:proofErr w:type="spellEnd"/>
+      <w:r>
+        <w:t xml:space="preserve">: </w:t>
+      </w:r>
+      <w:proofErr w:type="spellStart"/>
+      <w:r>
+        <w:t>created</w:t>
+      </w:r>
+      <w:proofErr w:type="spellEnd"/>
+      <w:r>
+        <w:t xml:space="preserve"> | </w:t>
+      </w:r>
+      <w:proofErr w:type="spellStart"/>
+      <w:r>
+        <w:t>in_progress</w:t>
+      </w:r>
+      <w:proofErr w:type="spellEnd"/>
+      <w:r>
+        <w:t xml:space="preserve"> | </w:t>
+      </w:r>
+      <w:proofErr w:type="spellStart"/>
+      <w:r>
+        <w:t>waiting_user</w:t>
+      </w:r>
+      <w:proofErr w:type="spellEnd"/>
+      <w:r>
+        <w:t xml:space="preserve"> | </w:t>
+      </w:r>
+      <w:proofErr w:type="spellStart"/>
+      <w:r>
+        <w:t>submitted</w:t>
+      </w:r>
+      <w:proofErr w:type="spellEnd"/>
+      <w:r>
+        <w:t xml:space="preserve"> | </w:t>
+      </w:r>
+      <w:proofErr w:type="spellStart"/>
+      <w:r>
+        <w:t>under_review</w:t>
+      </w:r>
+      <w:proofErr w:type="spellEnd"/>
+      <w:r>
+        <w:t xml:space="preserve"> | </w:t>
+      </w:r>
+      <w:proofErr w:type="spellStart"/>
+      <w:r>
+        <w:t>completed</w:t>
+      </w:r>
+      <w:proofErr w:type="spellEnd"/>
+      <w:r>
+        <w:t xml:space="preserve"> | </w:t>
+      </w:r>
+      <w:proofErr w:type="spellStart"/>
+      <w:r>
+        <w:t>cancelled</w:t>
+      </w:r>
+      <w:proofErr w:type="spellEnd"/>
+      <w:r>
+        <w:t>.</w:t>
       </w:r>
     </w:p>
     <w:p>
@@ -2344,7 +7214,78 @@
       </w:r>
       <w:r>
         <w:tab/>
-        <w:t>StepKey: eligibility | result | checkout | authorization | documents | review | intake | submission | done.</w:t>
+      </w:r>
+      <w:proofErr w:type="spellStart"/>
+      <w:r>
+        <w:t>StepKey</w:t>
+      </w:r>
+      <w:proofErr w:type="spellEnd"/>
+      <w:r>
+        <w:t xml:space="preserve">: </w:t>
+      </w:r>
+      <w:proofErr w:type="spellStart"/>
+      <w:r>
+        <w:t>eligibility</w:t>
+      </w:r>
+      <w:proofErr w:type="spellEnd"/>
+      <w:r>
+        <w:t xml:space="preserve"> | </w:t>
+      </w:r>
+      <w:proofErr w:type="spellStart"/>
+      <w:r>
+        <w:t>result</w:t>
+      </w:r>
+      <w:proofErr w:type="spellEnd"/>
+      <w:r>
+        <w:t xml:space="preserve"> | </w:t>
+      </w:r>
+      <w:proofErr w:type="spellStart"/>
+      <w:r>
+        <w:t>checkout</w:t>
+      </w:r>
+      <w:proofErr w:type="spellEnd"/>
+      <w:r>
+        <w:t xml:space="preserve"> | </w:t>
+      </w:r>
+      <w:proofErr w:type="spellStart"/>
+      <w:r>
+        <w:t>authorization</w:t>
+      </w:r>
+      <w:proofErr w:type="spellEnd"/>
+      <w:r>
+        <w:t xml:space="preserve"> | </w:t>
+      </w:r>
+      <w:proofErr w:type="spellStart"/>
+      <w:r>
+        <w:t>documents</w:t>
+      </w:r>
+      <w:proofErr w:type="spellEnd"/>
+      <w:r>
+        <w:t xml:space="preserve"> | </w:t>
+      </w:r>
+      <w:proofErr w:type="spellStart"/>
+      <w:r>
+        <w:t>review</w:t>
+      </w:r>
+      <w:proofErr w:type="spellEnd"/>
+      <w:r>
+        <w:t xml:space="preserve"> | </w:t>
+      </w:r>
+      <w:proofErr w:type="spellStart"/>
+      <w:r>
+        <w:t>intake</w:t>
+      </w:r>
+      <w:proofErr w:type="spellEnd"/>
+      <w:r>
+        <w:t xml:space="preserve"> | </w:t>
+      </w:r>
+      <w:proofErr w:type="spellStart"/>
+      <w:r>
+        <w:t>submission</w:t>
+      </w:r>
+      <w:proofErr w:type="spellEnd"/>
+      <w:r>
+        <w:t xml:space="preserve"> | done.</w:t>
       </w:r>
     </w:p>
     <w:p>
@@ -2353,7 +7294,86 @@
       </w:r>
       <w:r>
         <w:tab/>
-        <w:t>DocumentType: id | income | bank | rental | tax | other. DocumentStatus: pending | ready | reviewed.</w:t>
+      </w:r>
+      <w:proofErr w:type="spellStart"/>
+      <w:r>
+        <w:t>DocumentType</w:t>
+      </w:r>
+      <w:proofErr w:type="spellEnd"/>
+      <w:r>
+        <w:t xml:space="preserve">: id | </w:t>
+      </w:r>
+      <w:proofErr w:type="spellStart"/>
+      <w:r>
+        <w:t>income</w:t>
+      </w:r>
+      <w:proofErr w:type="spellEnd"/>
+      <w:r>
+        <w:t xml:space="preserve"> | </w:t>
+      </w:r>
+      <w:proofErr w:type="spellStart"/>
+      <w:r>
+        <w:t>bank</w:t>
+      </w:r>
+      <w:proofErr w:type="spellEnd"/>
+      <w:r>
+        <w:t xml:space="preserve"> | </w:t>
+      </w:r>
+      <w:proofErr w:type="spellStart"/>
+      <w:r>
+        <w:t>rental</w:t>
+      </w:r>
+      <w:proofErr w:type="spellEnd"/>
+      <w:r>
+        <w:t xml:space="preserve"> | </w:t>
+      </w:r>
+      <w:proofErr w:type="spellStart"/>
+      <w:r>
+        <w:t>tax</w:t>
+      </w:r>
+      <w:proofErr w:type="spellEnd"/>
+      <w:r>
+        <w:t xml:space="preserve"> | </w:t>
+      </w:r>
+      <w:proofErr w:type="spellStart"/>
+      <w:r>
+        <w:t>other</w:t>
+      </w:r>
+      <w:proofErr w:type="spellEnd"/>
+      <w:r>
+        <w:t xml:space="preserve">. </w:t>
+      </w:r>
+      <w:proofErr w:type="spellStart"/>
+      <w:r>
+        <w:t>DocumentStatus</w:t>
+      </w:r>
+      <w:proofErr w:type="spellEnd"/>
+      <w:r>
+        <w:t xml:space="preserve">: </w:t>
+      </w:r>
+      <w:proofErr w:type="spellStart"/>
+      <w:r>
+        <w:t>pending</w:t>
+      </w:r>
+      <w:proofErr w:type="spellEnd"/>
+      <w:r>
+        <w:t xml:space="preserve"> | </w:t>
+      </w:r>
+      <w:proofErr w:type="spellStart"/>
+      <w:r>
+        <w:t>ready</w:t>
+      </w:r>
+      <w:proofErr w:type="spellEnd"/>
+      <w:r>
+        <w:t xml:space="preserve"> | </w:t>
+      </w:r>
+      <w:proofErr w:type="spellStart"/>
+      <w:r>
+        <w:t>reviewed</w:t>
+      </w:r>
+      <w:proofErr w:type="spellEnd"/>
+      <w:r>
+        <w:t>.</w:t>
       </w:r>
     </w:p>
     <w:p>
@@ -2362,28 +7382,188 @@
       </w:r>
       <w:r>
         <w:tab/>
-        <w:t>Definición de pasos por tipo (casesConfig.ts):</w:t>
-      </w:r>
-    </w:p>
-    <w:p>
-      <w:r>
-        <w:t xml:space="preserve">  - Toeslagen: eligibility → result → checkout → authorization → documents → review.</w:t>
+        <w:t>Definición de pasos por tipo (</w:t>
+      </w:r>
+      <w:proofErr w:type="spellStart"/>
+      <w:r>
+        <w:t>casesConfig.ts</w:t>
+      </w:r>
+      <w:proofErr w:type="spellEnd"/>
+      <w:r>
+        <w:t>):</w:t>
+      </w:r>
+    </w:p>
+    <w:p>
+      <w:r>
+        <w:t xml:space="preserve">  - </w:t>
+      </w:r>
+      <w:proofErr w:type="spellStart"/>
+      <w:r>
+        <w:t>Toeslagen</w:t>
+      </w:r>
+      <w:proofErr w:type="spellEnd"/>
+      <w:r>
+        <w:t xml:space="preserve">: </w:t>
+      </w:r>
+      <w:proofErr w:type="spellStart"/>
+      <w:r>
+        <w:t>eligibility</w:t>
+      </w:r>
+      <w:proofErr w:type="spellEnd"/>
+      <w:r>
+        <w:t xml:space="preserve"> → </w:t>
+      </w:r>
+      <w:proofErr w:type="spellStart"/>
+      <w:r>
+        <w:t>result</w:t>
+      </w:r>
+      <w:proofErr w:type="spellEnd"/>
+      <w:r>
+        <w:t xml:space="preserve"> → </w:t>
+      </w:r>
+      <w:proofErr w:type="spellStart"/>
+      <w:r>
+        <w:t>checkout</w:t>
+      </w:r>
+      <w:proofErr w:type="spellEnd"/>
+      <w:r>
+        <w:t xml:space="preserve"> → </w:t>
+      </w:r>
+      <w:proofErr w:type="spellStart"/>
+      <w:r>
+        <w:t>authorization</w:t>
+      </w:r>
+      <w:proofErr w:type="spellEnd"/>
+      <w:r>
+        <w:t xml:space="preserve"> → </w:t>
+      </w:r>
+      <w:proofErr w:type="spellStart"/>
+      <w:r>
+        <w:t>documents</w:t>
+      </w:r>
+      <w:proofErr w:type="spellEnd"/>
+      <w:r>
+        <w:t xml:space="preserve"> → </w:t>
+      </w:r>
+      <w:proofErr w:type="spellStart"/>
+      <w:r>
+        <w:t>review</w:t>
+      </w:r>
+      <w:proofErr w:type="spellEnd"/>
+      <w:r>
+        <w:t>.</w:t>
       </w:r>
     </w:p>
     <w:p>
       <w:r>
         <w:lastRenderedPageBreak/>
-        <w:t xml:space="preserve">  - Taxes: intake → documents → review → submission → done.</w:t>
-      </w:r>
-    </w:p>
-    <w:p>
-      <w:r>
-        <w:t xml:space="preserve">  - Finances/document_review: intake → documents → review → done.</w:t>
-      </w:r>
-    </w:p>
-    <w:p>
-      <w:r>
-        <w:t>Nota técnica: corregir encoding de 'Revisión de documentos' (actualmente aparece como 'RevisiÃ³n de documentos' en defaultTitleForCaseType).</w:t>
+        <w:t xml:space="preserve">  - </w:t>
+      </w:r>
+      <w:proofErr w:type="spellStart"/>
+      <w:r>
+        <w:t>Taxes</w:t>
+      </w:r>
+      <w:proofErr w:type="spellEnd"/>
+      <w:r>
+        <w:t xml:space="preserve">: </w:t>
+      </w:r>
+      <w:proofErr w:type="spellStart"/>
+      <w:r>
+        <w:t>intake</w:t>
+      </w:r>
+      <w:proofErr w:type="spellEnd"/>
+      <w:r>
+        <w:t xml:space="preserve"> → </w:t>
+      </w:r>
+      <w:proofErr w:type="spellStart"/>
+      <w:r>
+        <w:t>documents</w:t>
+      </w:r>
+      <w:proofErr w:type="spellEnd"/>
+      <w:r>
+        <w:t xml:space="preserve"> → </w:t>
+      </w:r>
+      <w:proofErr w:type="spellStart"/>
+      <w:r>
+        <w:t>review</w:t>
+      </w:r>
+      <w:proofErr w:type="spellEnd"/>
+      <w:r>
+        <w:t xml:space="preserve"> → </w:t>
+      </w:r>
+      <w:proofErr w:type="spellStart"/>
+      <w:r>
+        <w:t>submission</w:t>
+      </w:r>
+      <w:proofErr w:type="spellEnd"/>
+      <w:r>
+        <w:t xml:space="preserve"> → done.</w:t>
+      </w:r>
+    </w:p>
+    <w:p>
+      <w:r>
+        <w:t xml:space="preserve">  - </w:t>
+      </w:r>
+      <w:proofErr w:type="spellStart"/>
+      <w:r>
+        <w:t>Finances</w:t>
+      </w:r>
+      <w:proofErr w:type="spellEnd"/>
+      <w:r>
+        <w:t>/</w:t>
+      </w:r>
+      <w:proofErr w:type="spellStart"/>
+      <w:r>
+        <w:t>document_review</w:t>
+      </w:r>
+      <w:proofErr w:type="spellEnd"/>
+      <w:r>
+        <w:t xml:space="preserve">: </w:t>
+      </w:r>
+      <w:proofErr w:type="spellStart"/>
+      <w:r>
+        <w:t>intake</w:t>
+      </w:r>
+      <w:proofErr w:type="spellEnd"/>
+      <w:r>
+        <w:t xml:space="preserve"> → </w:t>
+      </w:r>
+      <w:proofErr w:type="spellStart"/>
+      <w:r>
+        <w:t>documents</w:t>
+      </w:r>
+      <w:proofErr w:type="spellEnd"/>
+      <w:r>
+        <w:t xml:space="preserve"> → </w:t>
+      </w:r>
+      <w:proofErr w:type="spellStart"/>
+      <w:r>
+        <w:t>review</w:t>
+      </w:r>
+      <w:proofErr w:type="spellEnd"/>
+      <w:r>
+        <w:t xml:space="preserve"> → done.</w:t>
+      </w:r>
+    </w:p>
+    <w:p>
+      <w:r>
+        <w:t xml:space="preserve">Nota técnica: corregir </w:t>
+      </w:r>
+      <w:proofErr w:type="spellStart"/>
+      <w:r>
+        <w:t>encoding</w:t>
+      </w:r>
+      <w:proofErr w:type="spellEnd"/>
+      <w:r>
+        <w:t xml:space="preserve"> de 'Revisión de documentos' (actualmente aparece como 'RevisiÃ³n de documentos' en </w:t>
+      </w:r>
+      <w:proofErr w:type="spellStart"/>
+      <w:r>
+        <w:t>defaultTitleForCaseType</w:t>
+      </w:r>
+      <w:proofErr w:type="spellEnd"/>
+      <w:r>
+        <w:t>).</w:t>
       </w:r>
     </w:p>
     <w:p>
@@ -2398,7 +7578,31 @@
     </w:p>
     <w:p>
       <w:r>
-        <w:t>El landing actual es placeholder. Se construirá un landing profesional, llamativo y orientado a conversión, que:</w:t>
+        <w:t xml:space="preserve">El </w:t>
+      </w:r>
+      <w:proofErr w:type="spellStart"/>
+      <w:r>
+        <w:t>landing</w:t>
+      </w:r>
+      <w:proofErr w:type="spellEnd"/>
+      <w:r>
+        <w:t xml:space="preserve"> actual es </w:t>
+      </w:r>
+      <w:proofErr w:type="spellStart"/>
+      <w:r>
+        <w:t>placeholder</w:t>
+      </w:r>
+      <w:proofErr w:type="spellEnd"/>
+      <w:r>
+        <w:t xml:space="preserve">. Se construirá un </w:t>
+      </w:r>
+      <w:proofErr w:type="spellStart"/>
+      <w:r>
+        <w:t>landing</w:t>
+      </w:r>
+      <w:proofErr w:type="spellEnd"/>
+      <w:r>
+        <w:t xml:space="preserve"> profesional, llamativo y orientado a conversión, que:</w:t>
       </w:r>
     </w:p>
     <w:p>
@@ -2407,7 +7611,15 @@
       </w:r>
       <w:r>
         <w:tab/>
-        <w:t>Explique claramente qué es FinHub y qué resuelve.</w:t>
+        <w:t xml:space="preserve">Explique claramente qué es </w:t>
+      </w:r>
+      <w:proofErr w:type="spellStart"/>
+      <w:r>
+        <w:t>FinHub</w:t>
+      </w:r>
+      <w:proofErr w:type="spellEnd"/>
+      <w:r>
+        <w:t xml:space="preserve"> y qué resuelve.</w:t>
       </w:r>
     </w:p>
     <w:p>
@@ -2416,7 +7628,15 @@
       </w:r>
       <w:r>
         <w:tab/>
-        <w:t>Muestre el flujo “pre-check gratis → pago → gestión completa con revisión humana”.</w:t>
+        <w:t>Muestre el flujo “</w:t>
+      </w:r>
+      <w:proofErr w:type="spellStart"/>
+      <w:r>
+        <w:t>pre-check</w:t>
+      </w:r>
+      <w:proofErr w:type="spellEnd"/>
+      <w:r>
+        <w:t xml:space="preserve"> gratis → pago → gestión completa con revisión humana”.</w:t>
       </w:r>
     </w:p>
     <w:p>
@@ -2425,7 +7645,15 @@
       </w:r>
       <w:r>
         <w:tab/>
-        <w:t>Destaque confianza (seguridad, no credenciales DigiD, cumplimiento/GDPR).</w:t>
+        <w:t xml:space="preserve">Destaque confianza (seguridad, no credenciales </w:t>
+      </w:r>
+      <w:proofErr w:type="spellStart"/>
+      <w:r>
+        <w:t>DigiD</w:t>
+      </w:r>
+      <w:proofErr w:type="spellEnd"/>
+      <w:r>
+        <w:t>, cumplimiento/GDPR).</w:t>
       </w:r>
     </w:p>
     <w:p>
@@ -2434,7 +7662,15 @@
       </w:r>
       <w:r>
         <w:tab/>
-        <w:t>Incentive a continuar con CTA claras (“Empezar pre-check”, “Ver cómo funciona”, “Iniciar sesión”).</w:t>
+        <w:t xml:space="preserve">Incentive a continuar con CTA claras (“Empezar </w:t>
+      </w:r>
+      <w:proofErr w:type="spellStart"/>
+      <w:r>
+        <w:t>pre-check</w:t>
+      </w:r>
+      <w:proofErr w:type="spellEnd"/>
+      <w:r>
+        <w:t>”, “Ver cómo funciona”, “Iniciar sesión”).</w:t>
       </w:r>
     </w:p>
     <w:p>
@@ -2452,7 +7688,23 @@
       </w:r>
       <w:r>
         <w:tab/>
-        <w:t>Contenga secciones mínimas: Hero + Problema/Solución + Cómo funciona + Módulos + Pricing (placeholder) + FAQ + CTA final.</w:t>
+        <w:t xml:space="preserve">Contenga secciones mínimas: Hero + Problema/Solución + Cómo funciona + Módulos + </w:t>
+      </w:r>
+      <w:proofErr w:type="spellStart"/>
+      <w:r>
+        <w:t>Pricing</w:t>
+      </w:r>
+      <w:proofErr w:type="spellEnd"/>
+      <w:r>
+        <w:t xml:space="preserve"> (</w:t>
+      </w:r>
+      <w:proofErr w:type="spellStart"/>
+      <w:r>
+        <w:t>placeholder</w:t>
+      </w:r>
+      <w:proofErr w:type="spellEnd"/>
+      <w:r>
+        <w:t>) + FAQ + CTA final.</w:t>
       </w:r>
     </w:p>
     <w:p>
@@ -2476,12 +7728,36 @@
       </w:r>
       <w:r>
         <w:tab/>
-        <w:t>i18n completo (UI + contenido + emails + PDFs) puede explotar en mantenimiento.</w:t>
-      </w:r>
-    </w:p>
-    <w:p>
-      <w:r>
-        <w:t>Mitigación: content registry + versionado y revisión editorial.</w:t>
+        <w:t xml:space="preserve">i18n completo (UI + contenido + emails + </w:t>
+      </w:r>
+      <w:proofErr w:type="spellStart"/>
+      <w:r>
+        <w:t>PDFs</w:t>
+      </w:r>
+      <w:proofErr w:type="spellEnd"/>
+      <w:r>
+        <w:t>) puede explotar en mantenimiento.</w:t>
+      </w:r>
+    </w:p>
+    <w:p>
+      <w:r>
+        <w:t xml:space="preserve">Mitigación: </w:t>
+      </w:r>
+      <w:proofErr w:type="spellStart"/>
+      <w:r>
+        <w:t>content</w:t>
+      </w:r>
+      <w:proofErr w:type="spellEnd"/>
+      <w:r>
+        <w:t xml:space="preserve"> </w:t>
+      </w:r>
+      <w:proofErr w:type="spellStart"/>
+      <w:r>
+        <w:t>registry</w:t>
+      </w:r>
+      <w:proofErr w:type="spellEnd"/>
+      <w:r>
+        <w:t xml:space="preserve"> + versionado y revisión editorial.</w:t>
       </w:r>
     </w:p>
     <w:p>
@@ -2490,12 +7766,36 @@
       </w:r>
       <w:r>
         <w:tab/>
-        <w:t>Autorización/machtiging por servicio debe ser viable sin credenciales.</w:t>
-      </w:r>
-    </w:p>
-    <w:p>
-      <w:r>
-        <w:t>Mitigación: “proof” estándar y fallback de soporte humano.</w:t>
+        <w:t>Autorización/</w:t>
+      </w:r>
+      <w:proofErr w:type="spellStart"/>
+      <w:r>
+        <w:t>machtiging</w:t>
+      </w:r>
+      <w:proofErr w:type="spellEnd"/>
+      <w:r>
+        <w:t xml:space="preserve"> por servicio debe ser viable sin credenciales.</w:t>
+      </w:r>
+    </w:p>
+    <w:p>
+      <w:r>
+        <w:t>Mitigación: “</w:t>
+      </w:r>
+      <w:proofErr w:type="spellStart"/>
+      <w:r>
+        <w:t>proof</w:t>
+      </w:r>
+      <w:proofErr w:type="spellEnd"/>
+      <w:r>
+        <w:t xml:space="preserve">” estándar y </w:t>
+      </w:r>
+      <w:proofErr w:type="spellStart"/>
+      <w:r>
+        <w:t>fallback</w:t>
+      </w:r>
+      <w:proofErr w:type="spellEnd"/>
+      <w:r>
+        <w:t xml:space="preserve"> de soporte humano.</w:t>
       </w:r>
     </w:p>
     <w:p>
@@ -2514,7 +7814,23 @@
     </w:p>
     <w:p>
       <w:r>
-        <w:t>Mitigación: editor obligatorio + confidence + checklist de calidad.</w:t>
+        <w:t xml:space="preserve">Mitigación: editor obligatorio + </w:t>
+      </w:r>
+      <w:proofErr w:type="spellStart"/>
+      <w:r>
+        <w:t>confidence</w:t>
+      </w:r>
+      <w:proofErr w:type="spellEnd"/>
+      <w:r>
+        <w:t xml:space="preserve"> + </w:t>
+      </w:r>
+      <w:proofErr w:type="spellStart"/>
+      <w:r>
+        <w:t>checklist</w:t>
+      </w:r>
+      <w:proofErr w:type="spellEnd"/>
+      <w:r>
+        <w:t xml:space="preserve"> de calidad.</w:t>
       </w:r>
     </w:p>
     <w:p>
@@ -2542,7 +7858,15 @@
       </w:r>
       <w:r>
         <w:tab/>
-        <w:t>Seguros v2 requiere compliance adicional (intermediación/asesoramiento).</w:t>
+        <w:t xml:space="preserve">Seguros v2 requiere </w:t>
+      </w:r>
+      <w:proofErr w:type="spellStart"/>
+      <w:r>
+        <w:t>compliance</w:t>
+      </w:r>
+      <w:proofErr w:type="spellEnd"/>
+      <w:r>
+        <w:t xml:space="preserve"> adicional (intermediación/asesoramiento).</w:t>
       </w:r>
     </w:p>
     <w:p>
@@ -2572,7 +7896,39 @@
       </w:r>
       <w:r>
         <w:tab/>
-        <w:t>Autorización/machtiging: Modo A (machtigingscode/proof) como estándar; no credenciales DigiD.</w:t>
+        <w:t>Autorización/</w:t>
+      </w:r>
+      <w:proofErr w:type="spellStart"/>
+      <w:r>
+        <w:t>machtiging</w:t>
+      </w:r>
+      <w:proofErr w:type="spellEnd"/>
+      <w:r>
+        <w:t>: Modo A (</w:t>
+      </w:r>
+      <w:proofErr w:type="spellStart"/>
+      <w:r>
+        <w:t>machtigingscode</w:t>
+      </w:r>
+      <w:proofErr w:type="spellEnd"/>
+      <w:r>
+        <w:t>/</w:t>
+      </w:r>
+      <w:proofErr w:type="spellStart"/>
+      <w:r>
+        <w:t>proof</w:t>
+      </w:r>
+      <w:proofErr w:type="spellEnd"/>
+      <w:r>
+        <w:t xml:space="preserve">) como estándar; no credenciales </w:t>
+      </w:r>
+      <w:proofErr w:type="spellStart"/>
+      <w:r>
+        <w:t>DigiD</w:t>
+      </w:r>
+      <w:proofErr w:type="spellEnd"/>
+      <w:r>
+        <w:t>.</w:t>
       </w:r>
     </w:p>
     <w:p>
@@ -2581,7 +7937,31 @@
       </w:r>
       <w:r>
         <w:tab/>
-        <w:t>Stack objetivo: Next.js + Supabase + Stripe + Azure AI Document Intelligence.</w:t>
+        <w:t xml:space="preserve">Stack objetivo: Next.js + </w:t>
+      </w:r>
+      <w:proofErr w:type="spellStart"/>
+      <w:r>
+        <w:t>Supabase</w:t>
+      </w:r>
+      <w:proofErr w:type="spellEnd"/>
+      <w:r>
+        <w:t xml:space="preserve"> + Stripe + Azure AI </w:t>
+      </w:r>
+      <w:proofErr w:type="spellStart"/>
+      <w:r>
+        <w:t>Document</w:t>
+      </w:r>
+      <w:proofErr w:type="spellEnd"/>
+      <w:r>
+        <w:t xml:space="preserve"> </w:t>
+      </w:r>
+      <w:proofErr w:type="spellStart"/>
+      <w:r>
+        <w:t>Intelligence</w:t>
+      </w:r>
+      <w:proofErr w:type="spellEnd"/>
+      <w:r>
+        <w:t>.</w:t>
       </w:r>
     </w:p>
     <w:p>
@@ -2595,7 +7975,71 @@
       </w:r>
       <w:r>
         <w:tab/>
-        <w:t>Implementar Fase 6: Auth real (Supabase) + RLS + API (cases/case_step_data/documents/payments/consents) + upload Storage con signed URLs.</w:t>
+        <w:t>Implementar Fase 6: Auth real (</w:t>
+      </w:r>
+      <w:proofErr w:type="spellStart"/>
+      <w:r>
+        <w:t>Supabase</w:t>
+      </w:r>
+      <w:proofErr w:type="spellEnd"/>
+      <w:r>
+        <w:t>) + RLS + API (cases/</w:t>
+      </w:r>
+      <w:proofErr w:type="spellStart"/>
+      <w:r>
+        <w:t>case_step_data</w:t>
+      </w:r>
+      <w:proofErr w:type="spellEnd"/>
+      <w:r>
+        <w:t>/</w:t>
+      </w:r>
+      <w:proofErr w:type="spellStart"/>
+      <w:r>
+        <w:t>documents</w:t>
+      </w:r>
+      <w:proofErr w:type="spellEnd"/>
+      <w:r>
+        <w:t>/</w:t>
+      </w:r>
+      <w:proofErr w:type="spellStart"/>
+      <w:r>
+        <w:t>payments</w:t>
+      </w:r>
+      <w:proofErr w:type="spellEnd"/>
+      <w:r>
+        <w:t>/</w:t>
+      </w:r>
+      <w:proofErr w:type="spellStart"/>
+      <w:r>
+        <w:t>consents</w:t>
+      </w:r>
+      <w:proofErr w:type="spellEnd"/>
+      <w:r>
+        <w:t xml:space="preserve">) + </w:t>
+      </w:r>
+      <w:proofErr w:type="spellStart"/>
+      <w:r>
+        <w:t>upload</w:t>
+      </w:r>
+      <w:proofErr w:type="spellEnd"/>
+      <w:r>
+        <w:t xml:space="preserve"> Storage con </w:t>
+      </w:r>
+      <w:proofErr w:type="spellStart"/>
+      <w:r>
+        <w:t>signed</w:t>
+      </w:r>
+      <w:proofErr w:type="spellEnd"/>
+      <w:r>
+        <w:t xml:space="preserve"> </w:t>
+      </w:r>
+      <w:proofErr w:type="spellStart"/>
+      <w:r>
+        <w:t>URLs</w:t>
+      </w:r>
+      <w:proofErr w:type="spellEnd"/>
+      <w:r>
+        <w:t>.</w:t>
       </w:r>
     </w:p>
     <w:p>
@@ -2604,7 +8048,23 @@
       </w:r>
       <w:r>
         <w:tab/>
-        <w:t>Implementar Stripe v1: suscripción + pago por caso + webhooks que actualicen Payment y CaseStatus.</w:t>
+        <w:t xml:space="preserve">Implementar Stripe v1: suscripción + pago por caso + </w:t>
+      </w:r>
+      <w:proofErr w:type="spellStart"/>
+      <w:r>
+        <w:t>webhooks</w:t>
+      </w:r>
+      <w:proofErr w:type="spellEnd"/>
+      <w:r>
+        <w:t xml:space="preserve"> que actualicen Payment y </w:t>
+      </w:r>
+      <w:proofErr w:type="spellStart"/>
+      <w:r>
+        <w:t>CaseStatus</w:t>
+      </w:r>
+      <w:proofErr w:type="spellEnd"/>
+      <w:r>
+        <w:t>.</w:t>
       </w:r>
     </w:p>
     <w:p>
@@ -2613,7 +8073,39 @@
       </w:r>
       <w:r>
         <w:tab/>
-        <w:t>Definir política exacta de frecuencia para sugerencias in-app y emails (cap) y su implementación técnica (Consent + throttling).</w:t>
+        <w:t xml:space="preserve">Definir política exacta de frecuencia para sugerencias </w:t>
+      </w:r>
+      <w:proofErr w:type="spellStart"/>
+      <w:r>
+        <w:t>in-app</w:t>
+      </w:r>
+      <w:proofErr w:type="spellEnd"/>
+      <w:r>
+        <w:t xml:space="preserve"> y emails (</w:t>
+      </w:r>
+      <w:proofErr w:type="spellStart"/>
+      <w:r>
+        <w:t>cap</w:t>
+      </w:r>
+      <w:proofErr w:type="spellEnd"/>
+      <w:r>
+        <w:t>) y su implementación técnica (</w:t>
+      </w:r>
+      <w:proofErr w:type="spellStart"/>
+      <w:r>
+        <w:t>Consent</w:t>
+      </w:r>
+      <w:proofErr w:type="spellEnd"/>
+      <w:r>
+        <w:t xml:space="preserve"> + </w:t>
+      </w:r>
+      <w:proofErr w:type="spellStart"/>
+      <w:r>
+        <w:t>throttling</w:t>
+      </w:r>
+      <w:proofErr w:type="spellEnd"/>
+      <w:r>
+        <w:t>).</w:t>
       </w:r>
     </w:p>
     <w:p>
@@ -2622,7 +8114,23 @@
       </w:r>
       <w:r>
         <w:tab/>
-        <w:t>Definir cola admin/operator (UI + permisos) para revisión humana y cierre de casos.</w:t>
+        <w:t xml:space="preserve">Definir cola </w:t>
+      </w:r>
+      <w:proofErr w:type="spellStart"/>
+      <w:r>
+        <w:t>admin</w:t>
+      </w:r>
+      <w:proofErr w:type="spellEnd"/>
+      <w:r>
+        <w:t>/</w:t>
+      </w:r>
+      <w:proofErr w:type="spellStart"/>
+      <w:r>
+        <w:t>operator</w:t>
+      </w:r>
+      <w:proofErr w:type="spellEnd"/>
+      <w:r>
+        <w:t xml:space="preserve"> (UI + permisos) para revisión humana y cierre de casos.</w:t>
       </w:r>
     </w:p>
     <w:p>
@@ -2631,7 +8139,31 @@
       </w:r>
       <w:r>
         <w:tab/>
-        <w:t>Definir estructura final de landing (copy por idioma) y pricing v1.</w:t>
+        <w:t xml:space="preserve">Definir estructura final de </w:t>
+      </w:r>
+      <w:proofErr w:type="spellStart"/>
+      <w:r>
+        <w:t>landing</w:t>
+      </w:r>
+      <w:proofErr w:type="spellEnd"/>
+      <w:r>
+        <w:t xml:space="preserve"> (</w:t>
+      </w:r>
+      <w:proofErr w:type="spellStart"/>
+      <w:r>
+        <w:t>copy</w:t>
+      </w:r>
+      <w:proofErr w:type="spellEnd"/>
+      <w:r>
+        <w:t xml:space="preserve"> por idioma) y </w:t>
+      </w:r>
+      <w:proofErr w:type="spellStart"/>
+      <w:r>
+        <w:t>pricing</w:t>
+      </w:r>
+      <w:proofErr w:type="spellEnd"/>
+      <w:r>
+        <w:t xml:space="preserve"> v1.</w:t>
       </w:r>
     </w:p>
     <w:p>
@@ -2646,7 +8178,23 @@
     </w:p>
     <w:p>
       <w:r>
-        <w:t>Entramos a Fase 6 (Backend Core en Supabase):</w:t>
+        <w:t>Entramos a Fase 6 (</w:t>
+      </w:r>
+      <w:proofErr w:type="spellStart"/>
+      <w:r>
+        <w:t>Backend</w:t>
+      </w:r>
+      <w:proofErr w:type="spellEnd"/>
+      <w:r>
+        <w:t xml:space="preserve"> Core en </w:t>
+      </w:r>
+      <w:proofErr w:type="spellStart"/>
+      <w:r>
+        <w:t>Supabase</w:t>
+      </w:r>
+      <w:proofErr w:type="spellEnd"/>
+      <w:r>
+        <w:t>):</w:t>
       </w:r>
     </w:p>
     <w:p>
@@ -2655,7 +8203,39 @@
       </w:r>
       <w:r>
         <w:tab/>
-        <w:t>Definir e implementar Auth real (Supabase Auth) + profiles (idioma preferido) y route guard real.</w:t>
+        <w:t>Definir e implementar Auth real (</w:t>
+      </w:r>
+      <w:proofErr w:type="spellStart"/>
+      <w:r>
+        <w:t>Supabase</w:t>
+      </w:r>
+      <w:proofErr w:type="spellEnd"/>
+      <w:r>
+        <w:t xml:space="preserve"> Auth) + </w:t>
+      </w:r>
+      <w:proofErr w:type="spellStart"/>
+      <w:r>
+        <w:t>profiles</w:t>
+      </w:r>
+      <w:proofErr w:type="spellEnd"/>
+      <w:r>
+        <w:t xml:space="preserve"> (idioma preferido) y </w:t>
+      </w:r>
+      <w:proofErr w:type="spellStart"/>
+      <w:r>
+        <w:t>route</w:t>
+      </w:r>
+      <w:proofErr w:type="spellEnd"/>
+      <w:r>
+        <w:t xml:space="preserve"> </w:t>
+      </w:r>
+      <w:proofErr w:type="spellStart"/>
+      <w:r>
+        <w:t>guard</w:t>
+      </w:r>
+      <w:proofErr w:type="spellEnd"/>
+      <w:r>
+        <w:t xml:space="preserve"> real.</w:t>
       </w:r>
     </w:p>
     <w:p>
@@ -2664,7 +8244,63 @@
       </w:r>
       <w:r>
         <w:tab/>
-        <w:t>Crear tablas + constraints + RLS según docs/db/schema-v1.sql y docs/db/rls-v1.md (cases, case_step_data, documents, payments, consents).</w:t>
+        <w:t xml:space="preserve">Crear tablas + </w:t>
+      </w:r>
+      <w:proofErr w:type="spellStart"/>
+      <w:r>
+        <w:t>constraints</w:t>
+      </w:r>
+      <w:proofErr w:type="spellEnd"/>
+      <w:r>
+        <w:t xml:space="preserve"> + RLS según </w:t>
+      </w:r>
+      <w:proofErr w:type="spellStart"/>
+      <w:r>
+        <w:t>docs</w:t>
+      </w:r>
+      <w:proofErr w:type="spellEnd"/>
+      <w:r>
+        <w:t>/</w:t>
+      </w:r>
+      <w:proofErr w:type="spellStart"/>
+      <w:r>
+        <w:t>db</w:t>
+      </w:r>
+      <w:proofErr w:type="spellEnd"/>
+      <w:r>
+        <w:t xml:space="preserve">/schema-v1.sql y docs/db/rls-v1.md (cases, </w:t>
+      </w:r>
+      <w:proofErr w:type="spellStart"/>
+      <w:r>
+        <w:t>case_step_data</w:t>
+      </w:r>
+      <w:proofErr w:type="spellEnd"/>
+      <w:r>
+        <w:t xml:space="preserve">, </w:t>
+      </w:r>
+      <w:proofErr w:type="spellStart"/>
+      <w:r>
+        <w:t>documents</w:t>
+      </w:r>
+      <w:proofErr w:type="spellEnd"/>
+      <w:r>
+        <w:t xml:space="preserve">, </w:t>
+      </w:r>
+      <w:proofErr w:type="spellStart"/>
+      <w:r>
+        <w:t>payments</w:t>
+      </w:r>
+      <w:proofErr w:type="spellEnd"/>
+      <w:r>
+        <w:t xml:space="preserve">, </w:t>
+      </w:r>
+      <w:proofErr w:type="spellStart"/>
+      <w:r>
+        <w:t>consents</w:t>
+      </w:r>
+      <w:proofErr w:type="spellEnd"/>
+      <w:r>
+        <w:t>).</w:t>
       </w:r>
     </w:p>
     <w:p>
@@ -2673,7 +8309,47 @@
       </w:r>
       <w:r>
         <w:tab/>
-        <w:t>Implementar handlers API alineados a docs/openapi/finhub-v1.yaml (CRUD de casos, upsert de drafts por stepKey, asociación de documentos).</w:t>
+        <w:t xml:space="preserve">Implementar </w:t>
+      </w:r>
+      <w:proofErr w:type="spellStart"/>
+      <w:r>
+        <w:t>handlers</w:t>
+      </w:r>
+      <w:proofErr w:type="spellEnd"/>
+      <w:r>
+        <w:t xml:space="preserve"> API alineados a </w:t>
+      </w:r>
+      <w:proofErr w:type="spellStart"/>
+      <w:r>
+        <w:t>docs</w:t>
+      </w:r>
+      <w:proofErr w:type="spellEnd"/>
+      <w:r>
+        <w:t>/</w:t>
+      </w:r>
+      <w:proofErr w:type="spellStart"/>
+      <w:r>
+        <w:t>openapi</w:t>
+      </w:r>
+      <w:proofErr w:type="spellEnd"/>
+      <w:r>
+        <w:t xml:space="preserve">/finhub-v1.yaml (CRUD de casos, </w:t>
+      </w:r>
+      <w:proofErr w:type="spellStart"/>
+      <w:r>
+        <w:t>upsert</w:t>
+      </w:r>
+      <w:proofErr w:type="spellEnd"/>
+      <w:r>
+        <w:t xml:space="preserve"> de drafts por </w:t>
+      </w:r>
+      <w:proofErr w:type="spellStart"/>
+      <w:r>
+        <w:t>stepKey</w:t>
+      </w:r>
+      <w:proofErr w:type="spellEnd"/>
+      <w:r>
+        <w:t>, asociación de documentos).</w:t>
       </w:r>
     </w:p>
     <w:p>
@@ -2682,7 +8358,31 @@
       </w:r>
       <w:r>
         <w:tab/>
-        <w:t>Implementar subida de documentos vía Storage con signed URLs + asociación opcional a case (Document Vault v1→v1-backend).</w:t>
+        <w:t xml:space="preserve">Implementar subida de documentos vía Storage con </w:t>
+      </w:r>
+      <w:proofErr w:type="spellStart"/>
+      <w:r>
+        <w:t>signed</w:t>
+      </w:r>
+      <w:proofErr w:type="spellEnd"/>
+      <w:r>
+        <w:t xml:space="preserve"> </w:t>
+      </w:r>
+      <w:proofErr w:type="spellStart"/>
+      <w:r>
+        <w:t>URLs</w:t>
+      </w:r>
+      <w:proofErr w:type="spellEnd"/>
+      <w:r>
+        <w:t xml:space="preserve"> + asociación opcional a case (</w:t>
+      </w:r>
+      <w:proofErr w:type="spellStart"/>
+      <w:r>
+        <w:t>Document</w:t>
+      </w:r>
+      <w:proofErr w:type="spellEnd"/>
+      <w:r>
+        <w:t xml:space="preserve"> Vault v1→v1-backend).</w:t>
       </w:r>
     </w:p>
     <w:p>
@@ -2691,7 +8391,47 @@
       </w:r>
       <w:r>
         <w:tab/>
-        <w:t>Crear cola admin/operator mínima (/admin/cases) y UI de revisión humana (cambiar status a under_review/completed).</w:t>
+        <w:t xml:space="preserve">Crear cola </w:t>
+      </w:r>
+      <w:proofErr w:type="spellStart"/>
+      <w:r>
+        <w:t>admin</w:t>
+      </w:r>
+      <w:proofErr w:type="spellEnd"/>
+      <w:r>
+        <w:t>/</w:t>
+      </w:r>
+      <w:proofErr w:type="spellStart"/>
+      <w:r>
+        <w:t>operator</w:t>
+      </w:r>
+      <w:proofErr w:type="spellEnd"/>
+      <w:r>
+        <w:t xml:space="preserve"> mínima (/</w:t>
+      </w:r>
+      <w:proofErr w:type="spellStart"/>
+      <w:r>
+        <w:t>admin</w:t>
+      </w:r>
+      <w:proofErr w:type="spellEnd"/>
+      <w:r>
+        <w:t xml:space="preserve">/cases) y UI de revisión humana (cambiar status a </w:t>
+      </w:r>
+      <w:proofErr w:type="spellStart"/>
+      <w:r>
+        <w:t>under_review</w:t>
+      </w:r>
+      <w:proofErr w:type="spellEnd"/>
+      <w:r>
+        <w:t>/</w:t>
+      </w:r>
+      <w:proofErr w:type="spellStart"/>
+      <w:r>
+        <w:t>completed</w:t>
+      </w:r>
+      <w:proofErr w:type="spellEnd"/>
+      <w:r>
+        <w:t>).</w:t>
       </w:r>
     </w:p>
     <w:p>
@@ -2700,7 +8440,730 @@
       </w:r>
       <w:r>
         <w:tab/>
-        <w:t>Integrar Stripe: checkout (suscripción + pay-per-case) + webhook /payments/webhook para persistir Payment y transicionar CaseStatus.</w:t>
+        <w:t xml:space="preserve">Integrar Stripe: </w:t>
+      </w:r>
+      <w:proofErr w:type="spellStart"/>
+      <w:r>
+        <w:t>checkout</w:t>
+      </w:r>
+      <w:proofErr w:type="spellEnd"/>
+      <w:r>
+        <w:t xml:space="preserve"> (suscripción + </w:t>
+      </w:r>
+      <w:proofErr w:type="spellStart"/>
+      <w:r>
+        <w:t>pay</w:t>
+      </w:r>
+      <w:proofErr w:type="spellEnd"/>
+      <w:r>
+        <w:t xml:space="preserve">-per-case) + </w:t>
+      </w:r>
+      <w:proofErr w:type="spellStart"/>
+      <w:r>
+        <w:t>webhook</w:t>
+      </w:r>
+      <w:proofErr w:type="spellEnd"/>
+      <w:r>
+        <w:t xml:space="preserve"> /</w:t>
+      </w:r>
+      <w:proofErr w:type="spellStart"/>
+      <w:r>
+        <w:t>payments</w:t>
+      </w:r>
+      <w:proofErr w:type="spellEnd"/>
+      <w:r>
+        <w:t>/</w:t>
+      </w:r>
+      <w:proofErr w:type="spellStart"/>
+      <w:r>
+        <w:t>webhook</w:t>
+      </w:r>
+      <w:proofErr w:type="spellEnd"/>
+      <w:r>
+        <w:t xml:space="preserve"> para persistir Payment y </w:t>
+      </w:r>
+      <w:proofErr w:type="spellStart"/>
+      <w:r>
+        <w:t>transicionar</w:t>
+      </w:r>
+      <w:proofErr w:type="spellEnd"/>
+      <w:r>
+        <w:t xml:space="preserve"> </w:t>
+      </w:r>
+      <w:proofErr w:type="spellStart"/>
+      <w:r>
+        <w:t>CaseStatus</w:t>
+      </w:r>
+      <w:proofErr w:type="spellEnd"/>
+      <w:r>
+        <w:t>.</w:t>
+      </w:r>
+    </w:p>
+    <w:p/>
+    <w:p>
+      <w:r>
+        <w:lastRenderedPageBreak/>
+        <w:br w:type="page"/>
+      </w:r>
+    </w:p>
+    <w:p>
+      <w:r>
+        <w:lastRenderedPageBreak/>
+        <w:t>Paso siguiente exacto (para continuar sin fricción)</w:t>
+      </w:r>
+    </w:p>
+    <w:p>
+      <w:r>
+        <w:t xml:space="preserve">Trabajaremos en la Fase 4 (Modelo de datos y contratos </w:t>
+      </w:r>
+      <w:proofErr w:type="spellStart"/>
+      <w:r>
+        <w:t>OpenAPI</w:t>
+      </w:r>
+      <w:proofErr w:type="spellEnd"/>
+      <w:r>
+        <w:t xml:space="preserve"> v1), porque el Case </w:t>
+      </w:r>
+      <w:proofErr w:type="spellStart"/>
+      <w:r>
+        <w:t>Engine</w:t>
+      </w:r>
+      <w:proofErr w:type="spellEnd"/>
+      <w:r>
+        <w:t xml:space="preserve"> v1 ya está estable en UI y </w:t>
+      </w:r>
+      <w:proofErr w:type="spellStart"/>
+      <w:r>
+        <w:t>build</w:t>
+      </w:r>
+      <w:proofErr w:type="spellEnd"/>
+      <w:r>
+        <w:t xml:space="preserve">, pero falta formalizar el contrato y asegurar persistencia/seguridad en </w:t>
+      </w:r>
+      <w:proofErr w:type="spellStart"/>
+      <w:r>
+        <w:t>Supabase</w:t>
+      </w:r>
+      <w:proofErr w:type="spellEnd"/>
+      <w:r>
+        <w:t>.</w:t>
+      </w:r>
+    </w:p>
+    <w:p/>
+    <w:p>
+      <w:r>
+        <w:t>Entregables del siguiente bloque (Fase 4.1 → 4.3):</w:t>
+      </w:r>
+    </w:p>
+    <w:p>
+      <w:r>
+        <w:t>4.1 Contratos (</w:t>
+      </w:r>
+      <w:proofErr w:type="spellStart"/>
+      <w:r>
+        <w:t>OpenAPI</w:t>
+      </w:r>
+      <w:proofErr w:type="spellEnd"/>
+      <w:r>
+        <w:t xml:space="preserve"> v1 + tipos TS):</w:t>
+      </w:r>
+    </w:p>
+    <w:p>
+      <w:r>
+        <w:t xml:space="preserve"> - Definir Case, </w:t>
+      </w:r>
+      <w:proofErr w:type="spellStart"/>
+      <w:r>
+        <w:t>CaseStep</w:t>
+      </w:r>
+      <w:proofErr w:type="spellEnd"/>
+      <w:r>
+        <w:t xml:space="preserve">, </w:t>
+      </w:r>
+      <w:proofErr w:type="spellStart"/>
+      <w:r>
+        <w:t>CaseDraft</w:t>
+      </w:r>
+      <w:proofErr w:type="spellEnd"/>
+      <w:r>
+        <w:t xml:space="preserve">, </w:t>
+      </w:r>
+      <w:proofErr w:type="spellStart"/>
+      <w:r>
+        <w:t>Document</w:t>
+      </w:r>
+      <w:proofErr w:type="spellEnd"/>
+      <w:r>
+        <w:t xml:space="preserve"> y relaciones (incluye </w:t>
+      </w:r>
+      <w:proofErr w:type="spellStart"/>
+      <w:r>
+        <w:t>enums</w:t>
+      </w:r>
+      <w:proofErr w:type="spellEnd"/>
+      <w:r>
+        <w:t xml:space="preserve"> de status/</w:t>
+      </w:r>
+      <w:proofErr w:type="spellStart"/>
+      <w:r>
+        <w:t>type</w:t>
+      </w:r>
+      <w:proofErr w:type="spellEnd"/>
+      <w:r>
+        <w:t>).</w:t>
+      </w:r>
+    </w:p>
+    <w:p>
+      <w:r>
+        <w:t xml:space="preserve"> - Mapear </w:t>
+      </w:r>
+      <w:proofErr w:type="spellStart"/>
+      <w:r>
+        <w:t>endpoints</w:t>
+      </w:r>
+      <w:proofErr w:type="spellEnd"/>
+      <w:r>
+        <w:t xml:space="preserve"> (o funciones) y eventos de UI: </w:t>
+      </w:r>
+      <w:proofErr w:type="spellStart"/>
+      <w:r>
+        <w:t>createCase</w:t>
+      </w:r>
+      <w:proofErr w:type="spellEnd"/>
+      <w:r>
+        <w:t xml:space="preserve">, </w:t>
+      </w:r>
+      <w:proofErr w:type="spellStart"/>
+      <w:r>
+        <w:t>listCases</w:t>
+      </w:r>
+      <w:proofErr w:type="spellEnd"/>
+      <w:r>
+        <w:t xml:space="preserve">, </w:t>
+      </w:r>
+      <w:proofErr w:type="spellStart"/>
+      <w:r>
+        <w:t>updateCase</w:t>
+      </w:r>
+      <w:proofErr w:type="spellEnd"/>
+      <w:r>
+        <w:t xml:space="preserve">(step/status), </w:t>
+      </w:r>
+      <w:proofErr w:type="spellStart"/>
+      <w:r>
+        <w:t>setDraft</w:t>
+      </w:r>
+      <w:proofErr w:type="spellEnd"/>
+      <w:r>
+        <w:t xml:space="preserve">, </w:t>
+      </w:r>
+      <w:proofErr w:type="spellStart"/>
+      <w:r>
+        <w:t>listDocuments</w:t>
+      </w:r>
+      <w:proofErr w:type="spellEnd"/>
+      <w:r>
+        <w:t xml:space="preserve">, </w:t>
+      </w:r>
+      <w:proofErr w:type="spellStart"/>
+      <w:r>
+        <w:t>uploadDocument</w:t>
+      </w:r>
+      <w:proofErr w:type="spellEnd"/>
+      <w:r>
+        <w:t xml:space="preserve"> (</w:t>
+      </w:r>
+      <w:proofErr w:type="spellStart"/>
+      <w:r>
+        <w:t>mock→real</w:t>
+      </w:r>
+      <w:proofErr w:type="spellEnd"/>
+      <w:r>
+        <w:t>).</w:t>
+      </w:r>
+    </w:p>
+    <w:p/>
+    <w:p>
+      <w:r>
+        <w:t xml:space="preserve">4.2 Base de datos </w:t>
+      </w:r>
+      <w:proofErr w:type="spellStart"/>
+      <w:r>
+        <w:t>Supabase</w:t>
+      </w:r>
+      <w:proofErr w:type="spellEnd"/>
+      <w:r>
+        <w:t xml:space="preserve"> (</w:t>
+      </w:r>
+      <w:proofErr w:type="spellStart"/>
+      <w:r>
+        <w:t>migrations</w:t>
+      </w:r>
+      <w:proofErr w:type="spellEnd"/>
+      <w:r>
+        <w:t>):</w:t>
+      </w:r>
+    </w:p>
+    <w:p>
+      <w:r>
+        <w:t xml:space="preserve"> - SQL de tablas: cases, </w:t>
+      </w:r>
+      <w:proofErr w:type="spellStart"/>
+      <w:r>
+        <w:t>case_drafts</w:t>
+      </w:r>
+      <w:proofErr w:type="spellEnd"/>
+      <w:r>
+        <w:t xml:space="preserve">, </w:t>
+      </w:r>
+      <w:proofErr w:type="spellStart"/>
+      <w:r>
+        <w:t>documents</w:t>
+      </w:r>
+      <w:proofErr w:type="spellEnd"/>
+      <w:r>
+        <w:t xml:space="preserve"> (y </w:t>
+      </w:r>
+      <w:proofErr w:type="spellStart"/>
+      <w:r>
+        <w:t>storage</w:t>
+      </w:r>
+      <w:proofErr w:type="spellEnd"/>
+      <w:r>
+        <w:t xml:space="preserve"> </w:t>
+      </w:r>
+      <w:proofErr w:type="spellStart"/>
+      <w:r>
+        <w:t>bucket</w:t>
+      </w:r>
+      <w:proofErr w:type="spellEnd"/>
+      <w:r>
+        <w:t>).</w:t>
+      </w:r>
+    </w:p>
+    <w:p>
+      <w:r>
+        <w:t xml:space="preserve"> - Índices mínimos, </w:t>
+      </w:r>
+      <w:proofErr w:type="spellStart"/>
+      <w:r>
+        <w:t>timestamps</w:t>
+      </w:r>
+      <w:proofErr w:type="spellEnd"/>
+      <w:r>
+        <w:t xml:space="preserve"> consistentes y </w:t>
+      </w:r>
+      <w:proofErr w:type="spellStart"/>
+      <w:r>
+        <w:t>constraints</w:t>
+      </w:r>
+      <w:proofErr w:type="spellEnd"/>
+      <w:r>
+        <w:t xml:space="preserve"> (</w:t>
+      </w:r>
+      <w:proofErr w:type="spellStart"/>
+      <w:r>
+        <w:t>foreign</w:t>
+      </w:r>
+      <w:proofErr w:type="spellEnd"/>
+      <w:r>
+        <w:t xml:space="preserve"> </w:t>
+      </w:r>
+      <w:proofErr w:type="spellStart"/>
+      <w:r>
+        <w:t>keys</w:t>
+      </w:r>
+      <w:proofErr w:type="spellEnd"/>
+      <w:r>
+        <w:t xml:space="preserve"> por </w:t>
+      </w:r>
+      <w:proofErr w:type="spellStart"/>
+      <w:r>
+        <w:t>user_id</w:t>
+      </w:r>
+      <w:proofErr w:type="spellEnd"/>
+      <w:r>
+        <w:t>).</w:t>
+      </w:r>
+    </w:p>
+    <w:p/>
+    <w:p>
+      <w:r>
+        <w:t>4.3 Seguridad (RLS):</w:t>
+      </w:r>
+    </w:p>
+    <w:p>
+      <w:r>
+        <w:t xml:space="preserve"> - Políticas: solo el </w:t>
+      </w:r>
+      <w:proofErr w:type="spellStart"/>
+      <w:r>
+        <w:t>owner</w:t>
+      </w:r>
+      <w:proofErr w:type="spellEnd"/>
+      <w:r>
+        <w:t xml:space="preserve"> (</w:t>
+      </w:r>
+      <w:proofErr w:type="spellStart"/>
+      <w:r>
+        <w:t>user_id</w:t>
+      </w:r>
+      <w:proofErr w:type="spellEnd"/>
+      <w:r>
+        <w:t>) puede leer/escribir sus cases/drafts/</w:t>
+      </w:r>
+      <w:proofErr w:type="spellStart"/>
+      <w:r>
+        <w:t>documents</w:t>
+      </w:r>
+      <w:proofErr w:type="spellEnd"/>
+      <w:r>
+        <w:t>.</w:t>
+      </w:r>
+    </w:p>
+    <w:p>
+      <w:r>
+        <w:t xml:space="preserve"> - Pruebas: 2 usuarios no se ven datos.</w:t>
+      </w:r>
+    </w:p>
+    <w:p/>
+    <w:p>
+      <w:r>
+        <w:t>Prueba de aceptación (</w:t>
+      </w:r>
+      <w:proofErr w:type="spellStart"/>
+      <w:r>
+        <w:t>Definition</w:t>
+      </w:r>
+      <w:proofErr w:type="spellEnd"/>
+      <w:r>
+        <w:t xml:space="preserve"> </w:t>
+      </w:r>
+      <w:proofErr w:type="spellStart"/>
+      <w:r>
+        <w:t>of</w:t>
+      </w:r>
+      <w:proofErr w:type="spellEnd"/>
+      <w:r>
+        <w:t xml:space="preserve"> Done):</w:t>
+      </w:r>
+    </w:p>
+    <w:p>
+      <w:r>
+        <w:t xml:space="preserve"> - Crear caso → navegar </w:t>
+      </w:r>
+      <w:proofErr w:type="spellStart"/>
+      <w:r>
+        <w:t>steps</w:t>
+      </w:r>
+      <w:proofErr w:type="spellEnd"/>
+      <w:r>
+        <w:t xml:space="preserve"> → escribir draft → recargar → draft persiste.</w:t>
+      </w:r>
+    </w:p>
+    <w:p>
+      <w:r>
+        <w:t xml:space="preserve"> - Subir documento → asignar </w:t>
+      </w:r>
+      <w:proofErr w:type="spellStart"/>
+      <w:r>
+        <w:t>a caso</w:t>
+      </w:r>
+      <w:proofErr w:type="spellEnd"/>
+      <w:r>
+        <w:t xml:space="preserve"> → recargar → persiste.</w:t>
+      </w:r>
+    </w:p>
+    <w:p>
+      <w:r>
+        <w:t xml:space="preserve"> - </w:t>
+      </w:r>
+      <w:proofErr w:type="spellStart"/>
+      <w:r>
+        <w:t>pnpm</w:t>
+      </w:r>
+      <w:proofErr w:type="spellEnd"/>
+      <w:r>
+        <w:t xml:space="preserve"> test/</w:t>
+      </w:r>
+      <w:proofErr w:type="spellStart"/>
+      <w:r>
+        <w:t>lint</w:t>
+      </w:r>
+      <w:proofErr w:type="spellEnd"/>
+      <w:r>
+        <w:t>/</w:t>
+      </w:r>
+      <w:proofErr w:type="spellStart"/>
+      <w:r>
+        <w:t>build</w:t>
+      </w:r>
+      <w:proofErr w:type="spellEnd"/>
+      <w:r>
+        <w:t xml:space="preserve"> verdes.</w:t>
+      </w:r>
+    </w:p>
+    <w:p/>
+    <w:p>
+      <w:r>
+        <w:t>Entrada requerida (solo una vez):</w:t>
+      </w:r>
+    </w:p>
+    <w:p>
+      <w:r>
+        <w:t xml:space="preserve"> - URL de tu </w:t>
+      </w:r>
+      <w:proofErr w:type="spellStart"/>
+      <w:r>
+        <w:t>Supabase</w:t>
+      </w:r>
+      <w:proofErr w:type="spellEnd"/>
+      <w:r>
+        <w:t xml:space="preserve"> </w:t>
+      </w:r>
+      <w:proofErr w:type="spellStart"/>
+      <w:r>
+        <w:t>project</w:t>
+      </w:r>
+      <w:proofErr w:type="spellEnd"/>
+      <w:r>
+        <w:t xml:space="preserve"> + confirmación de nombres de tablas/</w:t>
+      </w:r>
+      <w:proofErr w:type="spellStart"/>
+      <w:r>
+        <w:t>columns</w:t>
+      </w:r>
+      <w:proofErr w:type="spellEnd"/>
+      <w:r>
+        <w:t xml:space="preserve"> si ya existen (si no existen, se crean en este bloque).</w:t>
+      </w:r>
+    </w:p>
+    <w:p>
+      <w:r>
+        <w:t xml:space="preserve">Dónde encaja el </w:t>
+      </w:r>
+      <w:proofErr w:type="spellStart"/>
+      <w:r>
+        <w:t>login</w:t>
+      </w:r>
+      <w:proofErr w:type="spellEnd"/>
+      <w:r>
+        <w:t xml:space="preserve"> profesional con Google (Gmail) en el Canon</w:t>
+      </w:r>
+    </w:p>
+    <w:p>
+      <w:r>
+        <w:t>Está dentro de la Fase 5 (</w:t>
+      </w:r>
+      <w:proofErr w:type="spellStart"/>
+      <w:r>
+        <w:t>Frontend</w:t>
+      </w:r>
+      <w:proofErr w:type="spellEnd"/>
+      <w:r>
+        <w:t xml:space="preserve">) como </w:t>
+      </w:r>
+      <w:proofErr w:type="spellStart"/>
+      <w:r>
+        <w:t>subfase</w:t>
+      </w:r>
+      <w:proofErr w:type="spellEnd"/>
+      <w:r>
+        <w:t xml:space="preserve"> de </w:t>
+      </w:r>
+      <w:proofErr w:type="spellStart"/>
+      <w:r>
+        <w:t>hardening</w:t>
+      </w:r>
+      <w:proofErr w:type="spellEnd"/>
+      <w:r>
+        <w:t xml:space="preserve"> de autenticación: “Fase 5.4 – Auth Pro (</w:t>
+      </w:r>
+      <w:proofErr w:type="spellStart"/>
+      <w:r>
+        <w:t>Supabase</w:t>
+      </w:r>
+      <w:proofErr w:type="spellEnd"/>
+      <w:r>
+        <w:t>)”.</w:t>
+      </w:r>
+    </w:p>
+    <w:p/>
+    <w:p>
+      <w:r>
+        <w:lastRenderedPageBreak/>
+        <w:t>Lo que implica “</w:t>
+      </w:r>
+      <w:proofErr w:type="spellStart"/>
+      <w:r>
+        <w:t>login</w:t>
+      </w:r>
+      <w:proofErr w:type="spellEnd"/>
+      <w:r>
+        <w:t xml:space="preserve"> pro” (alcance recomendado):</w:t>
+      </w:r>
+    </w:p>
+    <w:p>
+      <w:r>
+        <w:t xml:space="preserve">- OAuth Google (Gmail) con </w:t>
+      </w:r>
+      <w:proofErr w:type="spellStart"/>
+      <w:r>
+        <w:t>Supabase</w:t>
+      </w:r>
+      <w:proofErr w:type="spellEnd"/>
+      <w:r>
+        <w:t xml:space="preserve">: botón “Continuar con Google”, </w:t>
+      </w:r>
+      <w:proofErr w:type="spellStart"/>
+      <w:r>
+        <w:t>redirect</w:t>
+      </w:r>
+      <w:proofErr w:type="spellEnd"/>
+      <w:r>
+        <w:t xml:space="preserve"> </w:t>
+      </w:r>
+      <w:proofErr w:type="spellStart"/>
+      <w:r>
+        <w:t>URLs</w:t>
+      </w:r>
+      <w:proofErr w:type="spellEnd"/>
+      <w:r>
+        <w:t xml:space="preserve"> correctas (local + producción), manejo de errores.</w:t>
+      </w:r>
+    </w:p>
+    <w:p>
+      <w:r>
+        <w:t>- Email/</w:t>
+      </w:r>
+      <w:proofErr w:type="spellStart"/>
+      <w:r>
+        <w:t>password</w:t>
+      </w:r>
+      <w:proofErr w:type="spellEnd"/>
+      <w:r>
+        <w:t xml:space="preserve"> completo: registro, verificación de email, </w:t>
+      </w:r>
+      <w:proofErr w:type="spellStart"/>
+      <w:r>
+        <w:t>reset</w:t>
+      </w:r>
+      <w:proofErr w:type="spellEnd"/>
+      <w:r>
+        <w:t xml:space="preserve"> de contraseña, reenvío de verificación.</w:t>
+      </w:r>
+    </w:p>
+    <w:p>
+      <w:r>
+        <w:t xml:space="preserve">- UX profesional: estados de </w:t>
+      </w:r>
+      <w:proofErr w:type="spellStart"/>
+      <w:r>
+        <w:t>loading</w:t>
+      </w:r>
+      <w:proofErr w:type="spellEnd"/>
+      <w:r>
+        <w:t xml:space="preserve">, errores por campo, </w:t>
+      </w:r>
+      <w:proofErr w:type="spellStart"/>
+      <w:r>
+        <w:t>disable</w:t>
+      </w:r>
+      <w:proofErr w:type="spellEnd"/>
+      <w:r>
+        <w:t xml:space="preserve"> de botones, accesibilidad básica, </w:t>
+      </w:r>
+      <w:proofErr w:type="spellStart"/>
+      <w:r>
+        <w:t>copy</w:t>
+      </w:r>
+      <w:proofErr w:type="spellEnd"/>
+      <w:r>
+        <w:t xml:space="preserve"> consistente.</w:t>
+      </w:r>
+    </w:p>
+    <w:p>
+      <w:r>
+        <w:t>- Persistencia de sesión y protección de rutas:</w:t>
+      </w:r>
+    </w:p>
+    <w:p>
+      <w:r>
+        <w:t xml:space="preserve">  • Middleware que redirige /app/* a /</w:t>
+      </w:r>
+      <w:proofErr w:type="spellStart"/>
+      <w:r>
+        <w:t>login</w:t>
+      </w:r>
+      <w:proofErr w:type="spellEnd"/>
+      <w:r>
+        <w:t xml:space="preserve"> si no hay sesión válida.</w:t>
+      </w:r>
+    </w:p>
+    <w:p>
+      <w:r>
+        <w:t xml:space="preserve">  • </w:t>
+      </w:r>
+      <w:proofErr w:type="spellStart"/>
+      <w:r>
+        <w:t>Refresh</w:t>
+      </w:r>
+      <w:proofErr w:type="spellEnd"/>
+      <w:r>
+        <w:t xml:space="preserve"> de tokens SSR + cliente.</w:t>
+      </w:r>
+    </w:p>
+    <w:p>
+      <w:r>
+        <w:t xml:space="preserve">- Gestión de cuenta: pantalla </w:t>
+      </w:r>
+      <w:proofErr w:type="spellStart"/>
+      <w:r>
+        <w:t>Profile</w:t>
+      </w:r>
+      <w:proofErr w:type="spellEnd"/>
+      <w:r>
+        <w:t xml:space="preserve"> con </w:t>
+      </w:r>
+      <w:proofErr w:type="spellStart"/>
+      <w:r>
+        <w:t>logout</w:t>
+      </w:r>
+      <w:proofErr w:type="spellEnd"/>
+      <w:r>
+        <w:t xml:space="preserve">, </w:t>
+      </w:r>
+      <w:proofErr w:type="spellStart"/>
+      <w:r>
+        <w:t>provider</w:t>
+      </w:r>
+      <w:proofErr w:type="spellEnd"/>
+      <w:r>
+        <w:t xml:space="preserve"> </w:t>
+      </w:r>
+      <w:proofErr w:type="spellStart"/>
+      <w:r>
+        <w:t>info</w:t>
+      </w:r>
+      <w:proofErr w:type="spellEnd"/>
+      <w:r>
+        <w:t>, email, y eliminación de cuenta (si aplica).</w:t>
+      </w:r>
+    </w:p>
+    <w:p/>
+    <w:p>
+      <w:r>
+        <w:t>Secuencia recomendada después de Fase 4:</w:t>
+      </w:r>
+    </w:p>
+    <w:p>
+      <w:r>
+        <w:t>1) Terminar Fase 4 (contratos + DB + RLS).</w:t>
+      </w:r>
+    </w:p>
+    <w:p>
+      <w:r>
+        <w:t>2) Implementar Auth Pro (Fase 5.4) sobre esa base para evitar retrabajo.</w:t>
       </w:r>
     </w:p>
     <w:p/>

--- a/docs/Canon.docx
+++ b/docs/Canon.docx
@@ -14,17 +14,17 @@
     </w:p>
     <w:p>
       <w:r>
-        <w:t>Última actualización: 26/12/2025.</w:t>
-      </w:r>
-    </w:p>
-    <w:p>
-      <w:r>
-        <w:t>Fases cerradas: 0, 2, 3, 4, 5.</w:t>
-      </w:r>
-    </w:p>
-    <w:p>
-      <w:r>
-        <w:t>Repo: finhub-web. Rama actual: main. Último merge: PR #1 → main (squash), commit 261f85a.</w:t>
+        <w:t>Última actualización: 27/12/2025.</w:t>
+      </w:r>
+    </w:p>
+    <w:p>
+      <w:r>
+        <w:t>Fases cerradas: 0, 2, 3, 4, 5, 6.</w:t>
+      </w:r>
+    </w:p>
+    <w:p>
+      <w:r>
+        <w:t>Repo: finhub-web. Rama actual: main. Último merge: PR #1 → main (squash), commit 261f85a. Últimos commits relevantes: bec7bd7, fccd587, 8ca6c13.</w:t>
       </w:r>
     </w:p>
     <w:p>
@@ -111,15 +111,7 @@
       </w:r>
       <w:r>
         <w:tab/>
-        <w:t xml:space="preserve">[CONFIRMADO EN CHAT] Idiomas: UI + </w:t>
-      </w:r>
-      <w:proofErr w:type="gramStart"/>
-      <w:r>
-        <w:t>contenido completos</w:t>
-      </w:r>
-      <w:proofErr w:type="gramEnd"/>
-      <w:r>
-        <w:t>; idioma se elige y se puede cambiar en perfil sin UI cargada.</w:t>
+        <w:t>[CONFIRMADO EN CHAT] Idiomas: UI + contenido completos; idioma se elige y se puede cambiar en perfil sin UI cargada.</w:t>
       </w:r>
     </w:p>
     <w:p>
@@ -151,6 +143,7 @@
     </w:p>
     <w:p>
       <w:r>
+        <w:lastRenderedPageBreak/>
         <w:t>o</w:t>
       </w:r>
       <w:r>
@@ -160,7 +153,6 @@
     </w:p>
     <w:p>
       <w:r>
-        <w:lastRenderedPageBreak/>
         <w:t>o</w:t>
       </w:r>
       <w:r>
@@ -179,9 +171,6 @@
     </w:p>
     <w:p>
       <w:r>
-        <w:rPr>
-          <w:b/>
-        </w:rPr>
         <w:t>Cambios recientes (21/12/2025) — estabilización real (sin improvisación):</w:t>
       </w:r>
     </w:p>
@@ -223,31 +212,7 @@
     </w:p>
     <w:p>
       <w:r>
-        <w:t xml:space="preserve">   - </w:t>
-      </w:r>
-      <w:proofErr w:type="gramStart"/>
-      <w:r>
-        <w:t>Confirmar .gitignore</w:t>
-      </w:r>
-      <w:proofErr w:type="gramEnd"/>
-      <w:r>
-        <w:t xml:space="preserve"> cubre</w:t>
-      </w:r>
-      <w:proofErr w:type="gramStart"/>
-      <w:r>
-        <w:t>: .env</w:t>
-      </w:r>
-      <w:proofErr w:type="gramEnd"/>
-      <w:r>
-        <w:t>.local, node_modules/</w:t>
-      </w:r>
-      <w:proofErr w:type="gramStart"/>
-      <w:r>
-        <w:t>, .next</w:t>
-      </w:r>
-      <w:proofErr w:type="gramEnd"/>
-      <w:r>
-        <w:t>/, *_archive_fix/, *.bak, docs/~$*.docx.</w:t>
+        <w:t xml:space="preserve">   - Confirmar .gitignore cubre: .env.local, node_modules/, .next/, *_archive_fix/, *.bak, docs/~$*.docx.</w:t>
       </w:r>
     </w:p>
     <w:p>
@@ -297,6 +262,7 @@
     </w:p>
     <w:p>
       <w:r>
+        <w:lastRenderedPageBreak/>
         <w:t xml:space="preserve">   - Tag: v0.1.0-case-engine-v1</w:t>
       </w:r>
     </w:p>
@@ -318,127 +284,23 @@
     </w:p>
     <w:p>
       <w:r>
-        <w:t xml:space="preserve">  Get-ChildItem -Recurse -File src | Where-Object </w:t>
-      </w:r>
-      <w:proofErr w:type="gramStart"/>
-      <w:r>
-        <w:t>{ $_.Name</w:t>
-      </w:r>
-      <w:proofErr w:type="gramEnd"/>
-      <w:r>
-        <w:t xml:space="preserve"> -match '\.bak(\d+</w:t>
-      </w:r>
-      <w:proofErr w:type="gramStart"/>
-      <w:r>
-        <w:t>)?$</w:t>
-      </w:r>
-      <w:proofErr w:type="gramEnd"/>
-      <w:r>
-        <w:t>' -or $</w:t>
-      </w:r>
-      <w:proofErr w:type="gramStart"/>
-      <w:r>
-        <w:t>_.Name</w:t>
-      </w:r>
-      <w:proofErr w:type="gramEnd"/>
-      <w:r>
-        <w:t xml:space="preserve"> -like '*.bak_*</w:t>
-      </w:r>
-      <w:proofErr w:type="gramStart"/>
-      <w:r>
-        <w:t>' }</w:t>
-      </w:r>
-      <w:proofErr w:type="gramEnd"/>
-      <w:r>
-        <w:t xml:space="preserve"> | Remove-Item -Force</w:t>
-      </w:r>
-    </w:p>
-    <w:p>
-      <w:r>
-        <w:t xml:space="preserve">  Get-ChildItem -Recurse -File docs | Where-Object </w:t>
-      </w:r>
-      <w:proofErr w:type="gramStart"/>
-      <w:r>
-        <w:t>{ $_.Name</w:t>
-      </w:r>
-      <w:proofErr w:type="gramEnd"/>
-      <w:r>
-        <w:t xml:space="preserve"> -like '~$*.docx</w:t>
-      </w:r>
-      <w:proofErr w:type="gramStart"/>
-      <w:r>
-        <w:t>' }</w:t>
-      </w:r>
-      <w:proofErr w:type="gramEnd"/>
-      <w:r>
-        <w:t xml:space="preserve"> | Remove-Item -Force</w:t>
+        <w:t xml:space="preserve">  Get-ChildItem -Recurse -File src | Where-Object { $_.Name -match '\.bak(\d+)?$' -or $_.Name -like '*.bak_*' } | Remove-Item -Force</w:t>
+      </w:r>
+    </w:p>
+    <w:p>
+      <w:r>
+        <w:t xml:space="preserve">  Get-ChildItem -Recurse -File docs | Where-Object { $_.Name -like '~$*.docx' } | Remove-Item -Force</w:t>
       </w:r>
     </w:p>
     <w:p/>
     <w:p>
       <w:r>
-        <w:t xml:space="preserve">• </w:t>
-      </w:r>
-      <w:proofErr w:type="gramStart"/>
-      <w:r>
-        <w:t>Actualizar .gitignore</w:t>
-      </w:r>
-      <w:proofErr w:type="gramEnd"/>
-      <w:r>
-        <w:t xml:space="preserve"> (sin problemas de tipos):</w:t>
-      </w:r>
-    </w:p>
-    <w:p>
-      <w:r>
-        <w:t xml:space="preserve">  Add-Content -</w:t>
-      </w:r>
-      <w:proofErr w:type="gramStart"/>
-      <w:r>
-        <w:t>Path .gitignore</w:t>
-      </w:r>
-      <w:proofErr w:type="gramEnd"/>
-      <w:r>
-        <w:t xml:space="preserve"> -Value </w:t>
-      </w:r>
-      <w:proofErr w:type="gramStart"/>
-      <w:r>
-        <w:t>@(</w:t>
-      </w:r>
-      <w:proofErr w:type="gramEnd"/>
-      <w:r>
-        <w:t>'','# Local env (NO COMMIT)',</w:t>
-      </w:r>
-      <w:proofErr w:type="gramStart"/>
-      <w:r>
-        <w:t>'.env</w:t>
-      </w:r>
-      <w:proofErr w:type="gramEnd"/>
-      <w:r>
-        <w:t>.local',</w:t>
-      </w:r>
-      <w:proofErr w:type="gramStart"/>
-      <w:r>
-        <w:t>'.env</w:t>
-      </w:r>
-      <w:proofErr w:type="gramEnd"/>
-      <w:r>
-        <w:t>.</w:t>
-      </w:r>
-      <w:proofErr w:type="gramStart"/>
-      <w:r>
-        <w:t>*.local</w:t>
-      </w:r>
-      <w:proofErr w:type="gramEnd"/>
-      <w:r>
-        <w:t>','','# Temp / backups','*.bak','*.bak*','*_archive_fix/','docs/~$*.docx','node_modules/',</w:t>
-      </w:r>
-      <w:proofErr w:type="gramStart"/>
-      <w:r>
-        <w:t>'.next</w:t>
-      </w:r>
-      <w:proofErr w:type="gramEnd"/>
-      <w:r>
-        <w:t>/')</w:t>
+        <w:t>• Actualizar .gitignore (sin problemas de tipos):</w:t>
+      </w:r>
+    </w:p>
+    <w:p>
+      <w:r>
+        <w:t xml:space="preserve">  Add-Content -Path .gitignore -Value @('','# Local env (NO COMMIT)','.env.local','.env.*.local','','# Temp / backups','*.bak','*.bak*','*_archive_fix/','docs/~$*.docx','node_modules/','.next/')</w:t>
       </w:r>
     </w:p>
     <w:p/>
@@ -506,33 +368,17 @@
     </w:p>
     <w:p>
       <w:r>
+        <w:lastRenderedPageBreak/>
         <w:t>• Limpieza de duplicados (casesStore.tsx/.bak) para evitar imports inconsistentes y errores intermitentes.</w:t>
       </w:r>
     </w:p>
     <w:p>
       <w:r>
-        <w:t>• Higiene repo</w:t>
-      </w:r>
-      <w:proofErr w:type="gramStart"/>
-      <w:r>
-        <w:t>: .env</w:t>
-      </w:r>
-      <w:proofErr w:type="gramEnd"/>
-      <w:r>
-        <w:t>.local fuera de Git, backups y _archive_fix fuera de tracking (</w:t>
-      </w:r>
-      <w:proofErr w:type="gramStart"/>
-      <w:r>
-        <w:t>via .gitignore</w:t>
-      </w:r>
-      <w:proofErr w:type="gramEnd"/>
-      <w:r>
-        <w:t>).</w:t>
-      </w:r>
-    </w:p>
-    <w:p>
-      <w:r>
-        <w:lastRenderedPageBreak/>
+        <w:t>• Higiene repo: .env.local fuera de Git, backups y _archive_fix fuera de tracking (via .gitignore).</w:t>
+      </w:r>
+    </w:p>
+    <w:p>
+      <w:r>
         <w:t>________________________________________</w:t>
       </w:r>
     </w:p>
@@ -720,6 +566,7 @@
     </w:p>
     <w:p>
       <w:r>
+        <w:lastRenderedPageBreak/>
         <w:t>7.</w:t>
       </w:r>
       <w:r>
@@ -738,7 +585,6 @@
     </w:p>
     <w:p>
       <w:r>
-        <w:lastRenderedPageBreak/>
         <w:t>9.</w:t>
       </w:r>
       <w:r>
@@ -911,467 +757,571 @@
     </w:p>
     <w:p>
       <w:r>
+        <w:lastRenderedPageBreak/>
         <w:t>src/</w:t>
       </w:r>
-      <w:r>
-        <w:br/>
+    </w:p>
+    <w:p>
+      <w:r>
         <w:t>+---app</w:t>
       </w:r>
-      <w:r>
-        <w:br/>
-      </w:r>
+    </w:p>
+    <w:p>
+      <w:r>
+        <w:t>|   |   layout.tsx</w:t>
+      </w:r>
+    </w:p>
+    <w:p>
+      <w:r>
+        <w:t>|   |   page.tsx</w:t>
+      </w:r>
+    </w:p>
+    <w:p>
+      <w:r>
+        <w:t>|   |</w:t>
+      </w:r>
+    </w:p>
+    <w:p>
+      <w:r>
+        <w:t>|   +---(auth)</w:t>
+      </w:r>
+    </w:p>
+    <w:p>
+      <w:r>
+        <w:t>|   |   +---login</w:t>
+      </w:r>
+    </w:p>
+    <w:p>
+      <w:r>
+        <w:t>|   |   |   page.tsx</w:t>
+      </w:r>
+    </w:p>
+    <w:p>
+      <w:r>
+        <w:t>|   |   |   \---ui</w:t>
+      </w:r>
+    </w:p>
+    <w:p>
+      <w:r>
+        <w:t>|   |   |       LoginClient.tsx</w:t>
+      </w:r>
+    </w:p>
+    <w:p>
+      <w:r>
+        <w:t>|   |   |</w:t>
+      </w:r>
+    </w:p>
+    <w:p>
+      <w:r>
+        <w:t>|   |   \---register</w:t>
+      </w:r>
+    </w:p>
+    <w:p>
+      <w:r>
+        <w:t>|   |       page.tsx</w:t>
+      </w:r>
+    </w:p>
+    <w:p>
+      <w:r>
+        <w:t>|   |       \---ui</w:t>
+      </w:r>
+    </w:p>
+    <w:p>
+      <w:r>
+        <w:t>|   |           RegisterClient.tsx</w:t>
+      </w:r>
+    </w:p>
+    <w:p>
+      <w:r>
+        <w:t>|   |</w:t>
+      </w:r>
+    </w:p>
+    <w:p>
+      <w:r>
+        <w:t>|   +---(dashboard)</w:t>
+      </w:r>
+    </w:p>
+    <w:p>
+      <w:r>
+        <w:t>|   |   \---app</w:t>
+      </w:r>
+    </w:p>
+    <w:p>
+      <w:r>
+        <w:t>|   |       |   layout.tsx</w:t>
+      </w:r>
+    </w:p>
+    <w:p>
+      <w:r>
+        <w:t>|   |       |   page.tsx</w:t>
+      </w:r>
+    </w:p>
+    <w:p>
+      <w:r>
+        <w:t>|   |       |   providers.tsx</w:t>
+      </w:r>
+    </w:p>
+    <w:p>
+      <w:r>
+        <w:t>|   |       |</w:t>
+      </w:r>
+    </w:p>
+    <w:p>
+      <w:r>
+        <w:t>|   |       +---admin</w:t>
+      </w:r>
+    </w:p>
+    <w:p>
+      <w:r>
+        <w:t>|   |       |   |   layout.tsx</w:t>
+      </w:r>
+    </w:p>
+    <w:p>
+      <w:r>
+        <w:t>|   |       |   |   page.tsx</w:t>
+      </w:r>
+    </w:p>
+    <w:p>
+      <w:r>
+        <w:t>|   |       |   +---cases</w:t>
+      </w:r>
+    </w:p>
+    <w:p>
+      <w:r>
+        <w:t>|   |       |   |       page.tsx</w:t>
+      </w:r>
+    </w:p>
+    <w:p>
+      <w:r>
+        <w:t>|   |       |   +---documents</w:t>
+      </w:r>
+    </w:p>
+    <w:p>
+      <w:r>
+        <w:t>|   |       |   |       page.tsx</w:t>
+      </w:r>
+    </w:p>
+    <w:p>
       <w:r>
         <w:lastRenderedPageBreak/>
-        <w:t>|   |   layout.tsx</w:t>
-      </w:r>
-      <w:r>
-        <w:br/>
-        <w:t>|   |   page.tsx</w:t>
-      </w:r>
-      <w:r>
-        <w:br/>
+        <w:t>|   |       |   \---users</w:t>
+      </w:r>
+    </w:p>
+    <w:p>
+      <w:r>
+        <w:t>|   |       |           page.tsx</w:t>
+      </w:r>
+    </w:p>
+    <w:p>
+      <w:r>
+        <w:t>|   |       |</w:t>
+      </w:r>
+    </w:p>
+    <w:p>
+      <w:r>
+        <w:t>|   |       +---cases</w:t>
+      </w:r>
+    </w:p>
+    <w:p>
+      <w:r>
+        <w:t>|   |       |   |   page.tsx</w:t>
+      </w:r>
+    </w:p>
+    <w:p>
+      <w:r>
+        <w:t>|   |       |   +---new</w:t>
+      </w:r>
+    </w:p>
+    <w:p>
+      <w:r>
+        <w:t>|   |       |   |   page.tsx</w:t>
+      </w:r>
+    </w:p>
+    <w:p>
+      <w:r>
+        <w:t>|   |       |   |   \---ui</w:t>
+      </w:r>
+    </w:p>
+    <w:p>
+      <w:r>
+        <w:t>|   |       |   |           NewCaseClient.tsx</w:t>
+      </w:r>
+    </w:p>
+    <w:p>
+      <w:r>
+        <w:t>|   |       |   |</w:t>
+      </w:r>
+    </w:p>
+    <w:p>
+      <w:r>
+        <w:t>|   |       |   \---[id]</w:t>
+      </w:r>
+    </w:p>
+    <w:p>
+      <w:r>
+        <w:t>|   |       |       |   page.tsx</w:t>
+      </w:r>
+    </w:p>
+    <w:p>
+      <w:r>
+        <w:t>|   |       |       +---ui</w:t>
+      </w:r>
+    </w:p>
+    <w:p>
+      <w:r>
+        <w:t>|   |       |       |       CaseOverviewClient.tsx</w:t>
+      </w:r>
+    </w:p>
+    <w:p>
+      <w:r>
+        <w:t>|   |       |       \---[stepKey]</w:t>
+      </w:r>
+    </w:p>
+    <w:p>
+      <w:r>
+        <w:t>|   |       |           |   page.tsx</w:t>
+      </w:r>
+    </w:p>
+    <w:p>
+      <w:r>
+        <w:t>|   |       |           \---ui</w:t>
+      </w:r>
+    </w:p>
+    <w:p>
+      <w:r>
+        <w:t>|   |       |                   StepClient.tsx</w:t>
+      </w:r>
+    </w:p>
+    <w:p>
+      <w:r>
+        <w:t>|   |       |</w:t>
+      </w:r>
+    </w:p>
+    <w:p>
+      <w:r>
+        <w:t>|   |       \---documents</w:t>
+      </w:r>
+    </w:p>
+    <w:p>
+      <w:r>
+        <w:t>|   |           |   page.tsx</w:t>
+      </w:r>
+    </w:p>
+    <w:p>
+      <w:r>
+        <w:t>|   |           \---ui</w:t>
+      </w:r>
+    </w:p>
+    <w:p>
+      <w:r>
+        <w:t>|   |                   DocumentsClient.tsx</w:t>
+      </w:r>
+    </w:p>
+    <w:p>
+      <w:r>
         <w:t>|   |</w:t>
       </w:r>
-      <w:r>
-        <w:br/>
-        <w:t>|   +---(auth)</w:t>
-      </w:r>
-      <w:r>
-        <w:br/>
-        <w:t>|   |   +---login</w:t>
-      </w:r>
-      <w:r>
-        <w:br/>
-        <w:t>|   |   |   page.tsx</w:t>
-      </w:r>
-      <w:r>
-        <w:br/>
-        <w:t>|   |   |   \---ui</w:t>
-      </w:r>
-      <w:r>
-        <w:br/>
-        <w:t>|   |   |       LoginClient.tsx</w:t>
-      </w:r>
-      <w:r>
-        <w:br/>
-        <w:t>|   |   |</w:t>
-      </w:r>
-      <w:r>
-        <w:br/>
-        <w:t>|   |   \---register</w:t>
-      </w:r>
-      <w:r>
-        <w:br/>
-        <w:t>|   |       page.tsx</w:t>
-      </w:r>
-      <w:r>
-        <w:br/>
-        <w:t>|   |       \---ui</w:t>
-      </w:r>
-      <w:r>
-        <w:br/>
-        <w:t>|   |           RegisterClient.tsx</w:t>
-      </w:r>
-      <w:r>
-        <w:br/>
+    </w:p>
+    <w:p>
+      <w:r>
+        <w:t>|   \---api</w:t>
+      </w:r>
+    </w:p>
+    <w:p>
+      <w:r>
+        <w:t>|       +---auth</w:t>
+      </w:r>
+    </w:p>
+    <w:p>
+      <w:r>
+        <w:t>|       |   +---login</w:t>
+      </w:r>
+    </w:p>
+    <w:p>
+      <w:r>
+        <w:t>|       |   |       route.ts</w:t>
+      </w:r>
+    </w:p>
+    <w:p>
+      <w:r>
+        <w:t>|       |   +---logout</w:t>
+      </w:r>
+    </w:p>
+    <w:p>
+      <w:r>
+        <w:lastRenderedPageBreak/>
+        <w:t>|       |   |       route.ts</w:t>
+      </w:r>
+    </w:p>
+    <w:p>
+      <w:r>
+        <w:t>|       |   \---register</w:t>
+      </w:r>
+    </w:p>
+    <w:p>
+      <w:r>
+        <w:t>|       |           route.ts</w:t>
+      </w:r>
+    </w:p>
+    <w:p>
+      <w:r>
+        <w:t>|       |</w:t>
+      </w:r>
+    </w:p>
+    <w:p>
+      <w:r>
+        <w:t>|       +---documents</w:t>
+      </w:r>
+    </w:p>
+    <w:p>
+      <w:r>
+        <w:t>|       |   |   route.ts</w:t>
+      </w:r>
+    </w:p>
+    <w:p>
+      <w:r>
+        <w:t>|       |   +---my</w:t>
+      </w:r>
+    </w:p>
+    <w:p>
+      <w:r>
+        <w:t>|       |   |       route.ts</w:t>
+      </w:r>
+    </w:p>
+    <w:p>
+      <w:r>
+        <w:t>|       |   \---[id]</w:t>
+      </w:r>
+    </w:p>
+    <w:p>
+      <w:r>
+        <w:t>|       |           route.ts</w:t>
+      </w:r>
+    </w:p>
+    <w:p>
+      <w:r>
+        <w:t>|       |</w:t>
+      </w:r>
+    </w:p>
+    <w:p>
+      <w:r>
+        <w:t>|       +---admin</w:t>
+      </w:r>
+    </w:p>
+    <w:p>
+      <w:r>
+        <w:t>|       |   \---documents</w:t>
+      </w:r>
+    </w:p>
+    <w:p>
+      <w:r>
+        <w:t>|       |       \---signed-url</w:t>
+      </w:r>
+    </w:p>
+    <w:p>
+      <w:r>
+        <w:t>|       |               route.ts</w:t>
+      </w:r>
+    </w:p>
+    <w:p>
+      <w:r>
+        <w:t>|       |</w:t>
+      </w:r>
+    </w:p>
+    <w:p>
+      <w:r>
+        <w:t>|       \---debug</w:t>
+      </w:r>
+    </w:p>
+    <w:p>
+      <w:r>
+        <w:t>|           +---admin</w:t>
+      </w:r>
+    </w:p>
+    <w:p>
+      <w:r>
+        <w:t>|           |       route.ts</w:t>
+      </w:r>
+    </w:p>
+    <w:p>
+      <w:r>
+        <w:t>|           +---cookies</w:t>
+      </w:r>
+    </w:p>
+    <w:p>
+      <w:r>
+        <w:t>|           |       route.ts</w:t>
+      </w:r>
+    </w:p>
+    <w:p>
+      <w:r>
+        <w:t>|           \---documents</w:t>
+      </w:r>
+    </w:p>
+    <w:p>
+      <w:r>
+        <w:t>|                   route.ts</w:t>
+      </w:r>
+    </w:p>
+    <w:p>
+      <w:r>
+        <w:t>|</w:t>
+      </w:r>
+    </w:p>
+    <w:p>
+      <w:r>
+        <w:t>+---features</w:t>
+      </w:r>
+    </w:p>
+    <w:p>
+      <w:r>
+        <w:t>|   +---cases</w:t>
+      </w:r>
+    </w:p>
+    <w:p>
+      <w:r>
+        <w:t>|   |       casesClient.ts</w:t>
+      </w:r>
+    </w:p>
+    <w:p>
+      <w:r>
+        <w:t>|   |       casesStore.tsx</w:t>
+      </w:r>
+    </w:p>
+    <w:p>
+      <w:r>
+        <w:t>|   |       casesTypes.ts</w:t>
+      </w:r>
+    </w:p>
+    <w:p>
+      <w:r>
+        <w:lastRenderedPageBreak/>
+        <w:t>|   |       steps.ts</w:t>
+      </w:r>
+    </w:p>
+    <w:p>
+      <w:r>
         <w:t>|   |</w:t>
       </w:r>
-      <w:r>
-        <w:br/>
-        <w:t>|   +---(dashboard)</w:t>
-      </w:r>
-      <w:r>
-        <w:br/>
-        <w:t>|   |   \---app</w:t>
-      </w:r>
-      <w:r>
-        <w:br/>
-        <w:t>|   |       |   layout.tsx</w:t>
-      </w:r>
-      <w:r>
-        <w:br/>
-        <w:t>|   |       |   page.tsx</w:t>
-      </w:r>
-      <w:r>
-        <w:br/>
-        <w:t>|   |       |   providers.tsx</w:t>
-      </w:r>
-      <w:r>
-        <w:br/>
-        <w:t>|   |       |</w:t>
-      </w:r>
-      <w:r>
-        <w:br/>
-        <w:t>|   |       +---admin</w:t>
-      </w:r>
-      <w:r>
-        <w:br/>
-        <w:t>|   |       |   |   layout.tsx</w:t>
-      </w:r>
-      <w:r>
-        <w:br/>
-        <w:t>|   |       |   |   page.tsx</w:t>
-      </w:r>
-      <w:r>
-        <w:br/>
-        <w:t>|   |       |   +---cases</w:t>
-      </w:r>
-      <w:r>
-        <w:br/>
-        <w:t>|   |       |   |       page.tsx</w:t>
-      </w:r>
-      <w:r>
-        <w:br/>
-        <w:t>|   |       |   +---documents</w:t>
-      </w:r>
-      <w:r>
-        <w:br/>
-        <w:t>|   |       |   |       page.tsx</w:t>
-      </w:r>
-      <w:r>
-        <w:br/>
-        <w:t>|   |       |   \---users</w:t>
-      </w:r>
-      <w:r>
-        <w:br/>
-        <w:t>|   |       |           page.tsx</w:t>
-      </w:r>
-      <w:r>
-        <w:br/>
-        <w:t>|   |       |</w:t>
-      </w:r>
-      <w:r>
-        <w:br/>
-        <w:t>|   |       +---cases</w:t>
-      </w:r>
-      <w:r>
-        <w:br/>
-        <w:t>|   |       |   |   page.tsx</w:t>
-      </w:r>
-      <w:r>
-        <w:br/>
-        <w:t>|   |       |   +---new</w:t>
-      </w:r>
-      <w:r>
-        <w:br/>
-        <w:t>|   |       |   |   page.tsx</w:t>
-      </w:r>
-      <w:r>
-        <w:br/>
-        <w:t>|   |       |   |   \---ui</w:t>
-      </w:r>
-      <w:r>
-        <w:br/>
-        <w:t>|   |       |   |           NewCaseClient.tsx</w:t>
-      </w:r>
-      <w:r>
-        <w:br/>
-        <w:t>|   |       |   |</w:t>
-      </w:r>
-      <w:r>
-        <w:br/>
-        <w:t>|   |       |   \---[id]</w:t>
-      </w:r>
-      <w:r>
-        <w:br/>
-        <w:t>|   |       |       |   page.tsx</w:t>
-      </w:r>
-      <w:r>
-        <w:br/>
-        <w:t>|   |       |       +---ui</w:t>
-      </w:r>
-      <w:r>
-        <w:br/>
-        <w:t>|   |       |       |       CaseOverviewClient.tsx</w:t>
-      </w:r>
-      <w:r>
-        <w:br/>
-        <w:t>|   |       |       \---[stepKey]</w:t>
-      </w:r>
-      <w:r>
-        <w:br/>
-        <w:t>|   |       |           |   page.tsx</w:t>
-      </w:r>
-      <w:r>
-        <w:br/>
-        <w:t>|   |       |           \---ui</w:t>
-      </w:r>
-      <w:r>
-        <w:br/>
-      </w:r>
-      <w:r>
-        <w:lastRenderedPageBreak/>
-        <w:t>|   |       |                   StepClient.tsx</w:t>
-      </w:r>
-      <w:r>
-        <w:br/>
-        <w:t>|   |       |</w:t>
-      </w:r>
-      <w:r>
-        <w:br/>
-        <w:t>|   |       \---documents</w:t>
-      </w:r>
-      <w:r>
-        <w:br/>
-        <w:t>|   |           |   page.tsx</w:t>
-      </w:r>
-      <w:r>
-        <w:br/>
-        <w:t>|   |           \---ui</w:t>
-      </w:r>
-      <w:r>
-        <w:br/>
-        <w:t>|   |                   DocumentsClient.tsx</w:t>
-      </w:r>
-      <w:r>
-        <w:br/>
+    </w:p>
+    <w:p>
+      <w:r>
+        <w:t>|   \---documents</w:t>
+      </w:r>
+    </w:p>
+    <w:p>
+      <w:r>
+        <w:t>|           documentsClient.ts</w:t>
+      </w:r>
+    </w:p>
+    <w:p>
+      <w:r>
+        <w:t>|           documentsStore.tsx</w:t>
+      </w:r>
+    </w:p>
+    <w:p>
+      <w:r>
+        <w:t>|           documentsTypes.ts</w:t>
+      </w:r>
+    </w:p>
+    <w:p>
+      <w:r>
+        <w:t>|</w:t>
+      </w:r>
+    </w:p>
+    <w:p>
+      <w:r>
+        <w:t>+---lib</w:t>
+      </w:r>
+    </w:p>
+    <w:p>
+      <w:r>
+        <w:t>|       supabaseBrowserClient.ts</w:t>
+      </w:r>
+    </w:p>
+    <w:p>
+      <w:r>
+        <w:t>|       supabaseServerClient.ts</w:t>
+      </w:r>
+    </w:p>
+    <w:p>
+      <w:r>
+        <w:t>|       \---supabase</w:t>
+      </w:r>
+    </w:p>
+    <w:p>
+      <w:r>
+        <w:t>|               browser.ts</w:t>
+      </w:r>
+    </w:p>
+    <w:p>
+      <w:r>
+        <w:t>|               server.ts</w:t>
+      </w:r>
+    </w:p>
+    <w:p>
+      <w:r>
+        <w:t>|</w:t>
+      </w:r>
+    </w:p>
+    <w:p>
+      <w:r>
+        <w:t>+---ui</w:t>
+      </w:r>
+    </w:p>
+    <w:p>
+      <w:r>
+        <w:t>|   |   cn.ts</w:t>
+      </w:r>
+    </w:p>
+    <w:p>
+      <w:r>
         <w:t>|   |</w:t>
       </w:r>
-      <w:r>
-        <w:br/>
-        <w:t>|   \---api</w:t>
-      </w:r>
-      <w:r>
-        <w:br/>
-        <w:t>|       +---auth</w:t>
-      </w:r>
-      <w:r>
-        <w:br/>
-        <w:t>|       |   +---login</w:t>
-      </w:r>
-      <w:r>
-        <w:br/>
-        <w:t>|       |   |       route.ts</w:t>
-      </w:r>
-      <w:r>
-        <w:br/>
-        <w:t>|       |   +---logout</w:t>
-      </w:r>
-      <w:r>
-        <w:br/>
-        <w:t>|       |   |       route.ts</w:t>
-      </w:r>
-      <w:r>
-        <w:br/>
-        <w:t>|       |   \---register</w:t>
-      </w:r>
-      <w:r>
-        <w:br/>
-        <w:t>|       |           route.ts</w:t>
-      </w:r>
-      <w:r>
-        <w:br/>
-        <w:t>|       |</w:t>
-      </w:r>
-      <w:r>
-        <w:br/>
-        <w:t>|       +---documents</w:t>
-      </w:r>
-      <w:r>
-        <w:br/>
-        <w:t>|       |   |   route.ts</w:t>
-      </w:r>
-      <w:r>
-        <w:br/>
-        <w:t>|       |   +---my</w:t>
-      </w:r>
-      <w:r>
-        <w:br/>
-        <w:t>|       |   |       route.ts</w:t>
-      </w:r>
-      <w:r>
-        <w:br/>
-        <w:t>|       |   \---[id]</w:t>
-      </w:r>
-      <w:r>
-        <w:br/>
-        <w:t>|       |           route.ts</w:t>
-      </w:r>
-      <w:r>
-        <w:br/>
-        <w:t>|       |</w:t>
-      </w:r>
-      <w:r>
-        <w:br/>
-        <w:t>|       +---admin</w:t>
-      </w:r>
-      <w:r>
-        <w:br/>
-        <w:t>|       |   \---documents</w:t>
-      </w:r>
-      <w:r>
-        <w:br/>
-        <w:t>|       |       \---signed-url</w:t>
-      </w:r>
-      <w:r>
-        <w:br/>
-        <w:t>|       |               route.ts</w:t>
-      </w:r>
-      <w:r>
-        <w:br/>
-        <w:t>|       |</w:t>
-      </w:r>
-      <w:r>
-        <w:br/>
-        <w:t>|       \---debug</w:t>
-      </w:r>
-      <w:r>
-        <w:br/>
-        <w:t>|           +---admin</w:t>
-      </w:r>
-      <w:r>
-        <w:br/>
-        <w:t>|           |       route.ts</w:t>
-      </w:r>
-      <w:r>
-        <w:br/>
-        <w:t>|           +---cookies</w:t>
-      </w:r>
-      <w:r>
-        <w:br/>
-        <w:t>|           |       route.ts</w:t>
-      </w:r>
-      <w:r>
-        <w:br/>
-        <w:t>|           \---documents</w:t>
-      </w:r>
-      <w:r>
-        <w:br/>
-        <w:t>|                   route.ts</w:t>
-      </w:r>
-      <w:r>
-        <w:br/>
+    </w:p>
+    <w:p>
+      <w:r>
+        <w:t>|   \---components</w:t>
+      </w:r>
+    </w:p>
+    <w:p>
+      <w:r>
+        <w:t>|           Badge.tsx</w:t>
+      </w:r>
+    </w:p>
+    <w:p>
+      <w:r>
+        <w:t>|           Card.tsx</w:t>
+      </w:r>
+    </w:p>
+    <w:p>
+      <w:r>
+        <w:t>|           Header.tsx</w:t>
+      </w:r>
+    </w:p>
+    <w:p>
+      <w:r>
+        <w:t>|           InfoBox.tsx</w:t>
+      </w:r>
+    </w:p>
+    <w:p>
+      <w:r>
+        <w:t>|           Screen.tsx</w:t>
+      </w:r>
+    </w:p>
+    <w:p>
+      <w:r>
         <w:t>|</w:t>
       </w:r>
-      <w:r>
-        <w:br/>
-        <w:t>+---features</w:t>
-      </w:r>
-      <w:r>
-        <w:br/>
-        <w:t>|   +---cases</w:t>
-      </w:r>
-      <w:r>
-        <w:br/>
-        <w:t>|   |       casesClient.ts</w:t>
-      </w:r>
-      <w:r>
-        <w:br/>
-        <w:t>|   |       casesStore.tsx</w:t>
-      </w:r>
-      <w:r>
-        <w:br/>
-        <w:t>|   |       casesTypes.ts</w:t>
-      </w:r>
-      <w:r>
-        <w:br/>
-        <w:t>|   |       steps.ts</w:t>
-      </w:r>
-      <w:r>
-        <w:br/>
-        <w:t>|   |</w:t>
-      </w:r>
-      <w:r>
-        <w:br/>
-        <w:t>|   \---documents</w:t>
-      </w:r>
-      <w:r>
-        <w:br/>
-      </w:r>
-      <w:r>
-        <w:lastRenderedPageBreak/>
-        <w:t>|           documentsClient.ts</w:t>
-      </w:r>
-      <w:r>
-        <w:br/>
-        <w:t>|           documentsStore.tsx</w:t>
-      </w:r>
-      <w:r>
-        <w:br/>
-        <w:t>|           documentsTypes.ts</w:t>
-      </w:r>
-      <w:r>
-        <w:br/>
-        <w:t>|</w:t>
-      </w:r>
-      <w:r>
-        <w:br/>
-        <w:t>+---lib</w:t>
-      </w:r>
-      <w:r>
-        <w:br/>
-        <w:t>|       supabaseBrowserClient.ts</w:t>
-      </w:r>
-      <w:r>
-        <w:br/>
-        <w:t>|       supabaseServerClient.ts</w:t>
-      </w:r>
-      <w:r>
-        <w:br/>
-        <w:t>|       \---supabase</w:t>
-      </w:r>
-      <w:r>
-        <w:br/>
-        <w:t>|               browser.ts</w:t>
-      </w:r>
-      <w:r>
-        <w:br/>
-        <w:t>|               server.ts</w:t>
-      </w:r>
-      <w:r>
-        <w:br/>
-        <w:t>|</w:t>
-      </w:r>
-      <w:r>
-        <w:br/>
-        <w:t>+---ui</w:t>
-      </w:r>
-      <w:r>
-        <w:br/>
-        <w:t>|   |   cn.ts</w:t>
-      </w:r>
-      <w:r>
-        <w:br/>
-        <w:t>|   |</w:t>
-      </w:r>
-      <w:r>
-        <w:br/>
-        <w:t>|   \---components</w:t>
-      </w:r>
-      <w:r>
-        <w:br/>
-        <w:t>|           Badge.tsx</w:t>
-      </w:r>
-      <w:r>
-        <w:br/>
-        <w:t>|           Card.tsx</w:t>
-      </w:r>
-      <w:r>
-        <w:br/>
-        <w:t>|           Header.tsx</w:t>
-      </w:r>
-      <w:r>
-        <w:br/>
-        <w:t>|           InfoBox.tsx</w:t>
-      </w:r>
-      <w:r>
-        <w:br/>
-        <w:t>|           Screen.tsx</w:t>
-      </w:r>
-      <w:r>
-        <w:br/>
-        <w:t>|</w:t>
-      </w:r>
-      <w:r>
-        <w:br/>
+    </w:p>
+    <w:p>
+      <w:r>
         <w:t>\---__tests__</w:t>
       </w:r>
-      <w:r>
-        <w:br/>
+    </w:p>
+    <w:p>
+      <w:r>
         <w:t xml:space="preserve">        smoke.test.ts</w:t>
-      </w:r>
-      <w:r>
-        <w:br/>
       </w:r>
     </w:p>
     <w:p/>
@@ -1401,6 +1351,7 @@
     <w:p/>
     <w:p/>
     <w:p/>
+    <w:p/>
     <w:p>
       <w:r>
         <w:t>3.3 Rutas v1 (mínimas)</w:t>
@@ -1435,6 +1386,7 @@
     </w:p>
     <w:p>
       <w:r>
+        <w:lastRenderedPageBreak/>
         <w:t>•</w:t>
       </w:r>
       <w:r>
@@ -1480,13 +1432,8 @@
     </w:p>
     <w:p>
       <w:r>
-        <w:t>/app/cases/:id</w:t>
-      </w:r>
-      <w:proofErr w:type="gramStart"/>
-      <w:r>
-        <w:t>/:stepKey</w:t>
-      </w:r>
-      <w:proofErr w:type="gramEnd"/>
+        <w:t>/app/cases/:id/:stepKey</w:t>
+      </w:r>
     </w:p>
     <w:p>
       <w:r>
@@ -1515,7 +1462,6 @@
     </w:p>
     <w:p>
       <w:r>
-        <w:lastRenderedPageBreak/>
         <w:t>Endpoints objetivo (alto nivel):</w:t>
       </w:r>
     </w:p>
@@ -1543,15 +1489,7 @@
       </w:r>
       <w:r>
         <w:tab/>
-        <w:t>/api/cases/:id/steps</w:t>
-      </w:r>
-      <w:proofErr w:type="gramStart"/>
-      <w:r>
-        <w:t>/:stepKey</w:t>
-      </w:r>
-      <w:proofErr w:type="gramEnd"/>
-      <w:r>
-        <w:t xml:space="preserve"> (PUT save step)</w:t>
+        <w:t>/api/cases/:id/steps/:stepKey (PUT save step)</w:t>
       </w:r>
     </w:p>
     <w:p>
@@ -1587,15 +1525,7 @@
       </w:r>
       <w:r>
         <w:tab/>
-        <w:t>/api/authorizations</w:t>
-      </w:r>
-      <w:proofErr w:type="gramStart"/>
-      <w:r>
-        <w:t>/:caseId</w:t>
-      </w:r>
-      <w:proofErr w:type="gramEnd"/>
-      <w:r>
-        <w:t xml:space="preserve"> (POST set method/proof)</w:t>
+        <w:t>/api/authorizations/:caseId (POST set method/proof)</w:t>
       </w:r>
     </w:p>
     <w:p>
@@ -1661,6 +1591,7 @@
     </w:p>
     <w:p>
       <w:r>
+        <w:lastRenderedPageBreak/>
         <w:t>•</w:t>
       </w:r>
       <w:r>
@@ -1674,15 +1605,7 @@
       </w:r>
       <w:r>
         <w:tab/>
-        <w:t>colors.</w:t>
-      </w:r>
-      <w:proofErr w:type="gramStart"/>
-      <w:r>
-        <w:t>fh.*</w:t>
-      </w:r>
-      <w:proofErr w:type="gramEnd"/>
-      <w:r>
-        <w:t xml:space="preserve"> en tailwind.config.ts</w:t>
+        <w:t>colors.fh.* en tailwind.config.ts</w:t>
       </w:r>
     </w:p>
     <w:p>
@@ -1756,1129 +1679,2134 @@
     </w:p>
     <w:p>
       <w:r>
+        <w:t>•</w:t>
+      </w:r>
+      <w:r>
+        <w:tab/>
+        <w:t>DocumentChecklistItem, ReviewSummary</w:t>
+      </w:r>
+    </w:p>
+    <w:p>
+      <w:r>
+        <w:t>5.3 Accesibilidad, i18n y contenido (guidelines)</w:t>
+      </w:r>
+    </w:p>
+    <w:p>
+      <w:r>
+        <w:t>•</w:t>
+      </w:r>
+      <w:r>
+        <w:tab/>
+        <w:t>Tipografía legible, contraste alto, targets táctiles amplios.</w:t>
+      </w:r>
+    </w:p>
+    <w:p>
+      <w:r>
+        <w:t>•</w:t>
+      </w:r>
+      <w:r>
+        <w:tab/>
+        <w:t>i18n: diccionarios por idioma + “content registry” para textos largos (emails/FAQ/landing).</w:t>
+      </w:r>
+    </w:p>
+    <w:p>
+      <w:r>
+        <w:t>•</w:t>
+      </w:r>
+      <w:r>
+        <w:tab/>
+        <w:t>Copy: frases cortas, explicar “qué necesitas y por qué”; holandés solo cuando aporte y con contexto.</w:t>
+      </w:r>
+    </w:p>
+    <w:p>
+      <w:r>
+        <w:t>________________________________________</w:t>
+      </w:r>
+    </w:p>
+    <w:p>
+      <w:r>
+        <w:t>6. Módulos y Flujos Funcionales (detalle por módulo)</w:t>
+      </w:r>
+    </w:p>
+    <w:p>
+      <w:r>
+        <w:t>6.1 Plataforma Core (Auth, Perfil, Shell)</w:t>
+      </w:r>
+    </w:p>
+    <w:p>
+      <w:r>
+        <w:t>•</w:t>
+      </w:r>
+      <w:r>
+        <w:tab/>
+        <w:t>Propósito: acceso, idioma, navegación clara, base de casos.</w:t>
+      </w:r>
+    </w:p>
+    <w:p>
+      <w:r>
+        <w:t>•</w:t>
+      </w:r>
+      <w:r>
+        <w:tab/>
+        <w:t>Pantallas mínimas: Landing → Login → Dashboard Home → Profile.</w:t>
+      </w:r>
+    </w:p>
+    <w:p>
+      <w:r>
+        <w:t>•</w:t>
+      </w:r>
+      <w:r>
+        <w:tab/>
+        <w:t>DoD: protección de rutas (auth), perfil básico (idioma + datos mínimos), shell consistente.</w:t>
+      </w:r>
+    </w:p>
+    <w:p>
+      <w:r>
+        <w:t>Backlog Auth “pro” (se implementará después del cierre de Fase 4):</w:t>
+      </w:r>
+    </w:p>
+    <w:p>
+      <w:r>
+        <w:t>• OAuth (Google) y opcional Apple (si aplica).</w:t>
+      </w:r>
+    </w:p>
+    <w:p>
+      <w:r>
+        <w:t>• Política de contraseña: mínimo de caracteres, complejidad (caracteres especiales) y feedback de validación en UI.</w:t>
+      </w:r>
+    </w:p>
+    <w:p>
+      <w:r>
+        <w:t>• Confirmación de email (activar en prod) + reenvío de confirmación + recuperación de contraseña.</w:t>
+      </w:r>
+    </w:p>
+    <w:p>
+      <w:r>
+        <w:t>• MFA/2FA opcional (según tier premium y requisitos GDPR).</w:t>
+      </w:r>
+    </w:p>
+    <w:p>
+      <w:r>
+        <w:t>• Rate limiting / protección anti-abuso (especialmente en endpoints de auth).</w:t>
+      </w:r>
+    </w:p>
+    <w:p>
+      <w:r>
+        <w:lastRenderedPageBreak/>
+        <w:t>• Auditoría: tracking de eventos de auth (login, logout, reset) y alertas básicas.</w:t>
+      </w:r>
+    </w:p>
+    <w:p>
+      <w:r>
+        <w:t>6.2 Subsidios (Toeslagen) — Normativa 2026</w:t>
+      </w:r>
+    </w:p>
+    <w:p>
+      <w:r>
+        <w:t>Patrón por subsidio:</w:t>
+      </w:r>
+    </w:p>
+    <w:p>
+      <w:r>
+        <w:t>1.</w:t>
+      </w:r>
+      <w:r>
+        <w:tab/>
+        <w:t>EligibilityWizard (preguntas mínimas)</w:t>
+      </w:r>
+    </w:p>
+    <w:p>
+      <w:r>
+        <w:t>2.</w:t>
+      </w:r>
+      <w:r>
+        <w:tab/>
+        <w:t>EligibilityResult</w:t>
+      </w:r>
+    </w:p>
+    <w:p>
+      <w:r>
+        <w:t>3.</w:t>
+      </w:r>
+      <w:r>
+        <w:tab/>
+        <w:t>Checkout (pago por caso o incluido en suscripción)</w:t>
+      </w:r>
+    </w:p>
+    <w:p>
+      <w:r>
+        <w:t>4.</w:t>
+      </w:r>
+      <w:r>
+        <w:tab/>
+        <w:t>Authorization (machtiging/proof)</w:t>
+      </w:r>
+    </w:p>
+    <w:p>
+      <w:r>
+        <w:t>5.</w:t>
+      </w:r>
+      <w:r>
+        <w:tab/>
+        <w:t>DocsChecklist (qué documento es + dónde conseguirlo)</w:t>
+      </w:r>
+    </w:p>
+    <w:p>
+      <w:r>
+        <w:t>6.</w:t>
+      </w:r>
+      <w:r>
+        <w:tab/>
+        <w:t>Final (resumen + “en revisión humana”)</w:t>
+      </w:r>
+    </w:p>
+    <w:p>
+      <w:r>
+        <w:t>Nota crítica: confirmar viabilidad de autorización sin credenciales por subsidio (Modo A) y definir “proof”.</w:t>
+      </w:r>
+    </w:p>
+    <w:p>
+      <w:r>
+        <w:t>6.3 Impuestos (IB + Voorlopige aanslag) — Solo particulares</w:t>
+      </w:r>
+    </w:p>
+    <w:p>
+      <w:r>
+        <w:t>•</w:t>
+      </w:r>
+      <w:r>
+        <w:tab/>
+        <w:t>Propósito: wizard de cambios de vida + documentos + revisión humana.</w:t>
+      </w:r>
+    </w:p>
+    <w:p>
+      <w:r>
+        <w:t>•</w:t>
+      </w:r>
+      <w:r>
+        <w:tab/>
+        <w:t>DoD: crear caso, reunir info mínima, generar paquete para revisión humana.</w:t>
+      </w:r>
+    </w:p>
+    <w:p>
+      <w:r>
+        <w:t>6.4 Finanzas personales (Manual + OCR)</w:t>
+      </w:r>
+    </w:p>
+    <w:p>
+      <w:r>
+        <w:t>•</w:t>
+      </w:r>
+      <w:r>
+        <w:tab/>
+        <w:t>Propósito: presupuesto y control de gastos sencillo.</w:t>
+      </w:r>
+    </w:p>
+    <w:p>
+      <w:r>
+        <w:t>•</w:t>
+      </w:r>
+      <w:r>
+        <w:tab/>
+        <w:t>Pantallas: overview → lista de movimientos → añadir gasto (manual/upload) → editor OCR → categorías.</w:t>
+      </w:r>
+    </w:p>
+    <w:p>
+      <w:r>
+        <w:t>•</w:t>
+      </w:r>
+      <w:r>
+        <w:tab/>
+        <w:t>DoD: registrar/categorizar/editar y ver resumen mensual.</w:t>
+      </w:r>
+    </w:p>
+    <w:p>
+      <w:r>
+        <w:t>6.5 Document Vault + OCR + Editor</w:t>
+      </w:r>
+    </w:p>
+    <w:p>
+      <w:r>
+        <w:t>•</w:t>
+      </w:r>
+      <w:r>
+        <w:tab/>
+        <w:t>Propósito: centralizar documentos y convertirlos en datos editables.</w:t>
+      </w:r>
+    </w:p>
+    <w:p>
+      <w:r>
+        <w:t>•</w:t>
+      </w:r>
+      <w:r>
+        <w:tab/>
+        <w:t>Pantallas: vault → subir → OCR result + editor → guardar versión → asociar a caso.</w:t>
+      </w:r>
+    </w:p>
+    <w:p>
+      <w:r>
+        <w:t>•</w:t>
+      </w:r>
+      <w:r>
+        <w:tab/>
+        <w:t>DoD: upload → OCR → campos + “confidence” → edición → persistencia → auditoría.</w:t>
+      </w:r>
+    </w:p>
+    <w:p>
+      <w:r>
+        <w:t>6.6 Seguros (v1 informativo, v2 operativo)</w:t>
+      </w:r>
+    </w:p>
+    <w:p>
+      <w:r>
+        <w:t>v1 (alcance actual):</w:t>
+      </w:r>
+    </w:p>
+    <w:p>
+      <w:r>
+        <w:t>•</w:t>
+      </w:r>
+      <w:r>
+        <w:tab/>
+        <w:t>Contenido claro por seguro (hogar, auto, salud complemento, responsabilidad, etc.).</w:t>
+      </w:r>
+    </w:p>
+    <w:p>
+      <w:r>
+        <w:t>•</w:t>
+      </w:r>
+      <w:r>
+        <w:tab/>
+        <w:t>“Cómo te ayudamos” + CTA a suscripción / consulta.</w:t>
+      </w:r>
+    </w:p>
+    <w:p>
+      <w:r>
+        <w:t>•</w:t>
+      </w:r>
+      <w:r>
+        <w:tab/>
+        <w:t>Preparado para activación futura.</w:t>
+      </w:r>
+    </w:p>
+    <w:p>
+      <w:r>
+        <w:t>v2 (futuro):</w:t>
+      </w:r>
+    </w:p>
+    <w:p>
+      <w:r>
+        <w:t>•</w:t>
+      </w:r>
+      <w:r>
+        <w:tab/>
+        <w:t>Funnel operativo tipo “Polisa-style” con cumplimiento adicional (Wft/intermediación).</w:t>
+      </w:r>
+    </w:p>
+    <w:p>
+      <w:r>
+        <w:lastRenderedPageBreak/>
+        <w:t>6.7 Recomendaciones de seguros/productos y emails no intrusivos (NUEVO — DIRECTIVA)</w:t>
+      </w:r>
+    </w:p>
+    <w:p>
+      <w:r>
+        <w:t>Objetivo: que la IA sugiera de forma ocasional y útil seguros/productos relacionados con la vida del usuario, sin ser agresivo ni “spam”.</w:t>
+      </w:r>
+    </w:p>
+    <w:p>
+      <w:r>
+        <w:t>Reglas no negociables:</w:t>
+      </w:r>
+    </w:p>
+    <w:p>
+      <w:r>
+        <w:t>•</w:t>
+      </w:r>
+      <w:r>
+        <w:tab/>
+        <w:t>Consentimiento explícito para emails de ofertas (opt-in) y opt-out simple.</w:t>
+      </w:r>
+    </w:p>
+    <w:p>
+      <w:r>
+        <w:t>•</w:t>
+      </w:r>
+      <w:r>
+        <w:tab/>
+        <w:t>Frecuencia limitada (cap): por defecto 1 email/mes y 1 sugerencia in-app cada X sesiones (definir en Fase 5). Nunca “bombardeo”.</w:t>
+      </w:r>
+    </w:p>
+    <w:p>
+      <w:r>
+        <w:t>•</w:t>
+      </w:r>
+      <w:r>
+        <w:tab/>
+        <w:t>Relevancia real: basado en señales del usuario (perfil y eventos), no campañas masivas.</w:t>
+      </w:r>
+    </w:p>
+    <w:p>
+      <w:r>
+        <w:t>•</w:t>
+      </w:r>
+      <w:r>
+        <w:tab/>
+        <w:t>Separación de categorías:</w:t>
+      </w:r>
+    </w:p>
+    <w:p>
+      <w:r>
+        <w:t>o</w:t>
+      </w:r>
+      <w:r>
+        <w:tab/>
+        <w:t>Emails transaccionales (estado de caso, pagos, documentos) ≠ marketing/ofertas.</w:t>
+      </w:r>
+    </w:p>
+    <w:p>
+      <w:r>
+        <w:t>•</w:t>
+      </w:r>
+      <w:r>
+        <w:tab/>
+        <w:t>Transparencia: “por qué te lo sugerimos” (ej. “indicaste que tienes coche”).</w:t>
+      </w:r>
+    </w:p>
+    <w:p>
+      <w:r>
+        <w:t>•</w:t>
+      </w:r>
+      <w:r>
+        <w:tab/>
+        <w:t>Cumplimiento/GDPR: registro de consentimiento, timestamp, fuente, y auditoría.</w:t>
+      </w:r>
+    </w:p>
+    <w:p>
+      <w:r>
+        <w:t>Señales (inputs) para personalización (v1):</w:t>
+      </w:r>
+    </w:p>
+    <w:p>
+      <w:r>
+        <w:t>•</w:t>
+      </w:r>
+      <w:r>
+        <w:tab/>
+        <w:t>Perfil: casa/alquiler/propiedad, coche, hijos, mascota, tipo de empleo, ingresos aproximados (si se declara), zona NL.</w:t>
+      </w:r>
+    </w:p>
+    <w:p>
+      <w:r>
+        <w:t>•</w:t>
+      </w:r>
+      <w:r>
+        <w:tab/>
+        <w:t>Eventos: compra de coche/casa, nacimiento hijo (si el usuario lo indica), cambios en gastos recurrentes, inicio de “case” relevante.</w:t>
+      </w:r>
+    </w:p>
+    <w:p>
+      <w:r>
+        <w:t>Canales:</w:t>
+      </w:r>
+    </w:p>
+    <w:p>
+      <w:r>
+        <w:t>•</w:t>
+      </w:r>
+      <w:r>
+        <w:tab/>
+        <w:t>In-app: cards discretas dentro de “Inicio” o “Perfil” (no interrumpir wizards).</w:t>
+      </w:r>
+    </w:p>
+    <w:p>
+      <w:r>
+        <w:t>•</w:t>
+      </w:r>
+      <w:r>
+        <w:tab/>
+        <w:t>Email: campañas ligeras, con valor (ej. checklist + recomendación + CTA suave).</w:t>
+      </w:r>
+    </w:p>
+    <w:p>
+      <w:r>
+        <w:t>Límites legales/éticos:</w:t>
+      </w:r>
+    </w:p>
+    <w:p>
+      <w:r>
+        <w:t>•</w:t>
+      </w:r>
+      <w:r>
+        <w:tab/>
+        <w:t>IA no debe presentarse como asesoramiento regulado definitivo. Si se opera como intermediación, debe activarse solo bajo marco de cumplimiento (v2).</w:t>
+      </w:r>
+    </w:p>
+    <w:p>
+      <w:r>
+        <w:t>________________________________________</w:t>
+      </w:r>
+    </w:p>
+    <w:p>
+      <w:r>
+        <w:t>7. Roadmap Maestro v1 (fases y subfases) — ACTUALIZADO</w:t>
+      </w:r>
+    </w:p>
+    <w:p>
+      <w:r>
+        <w:t>Nota crítica (25/12/2025): en versiones anteriores este documento marcaba Fase 4 como “cerrada”, pero eso era incorrecto. Lo que está cerrado es el slice de Documents (vault + tabla documents + bucket + RLS/policies + UI). La Fase 4 completa sigue abierta porque aún faltan contratos OpenAPI v1 alineados con la implementación y varias entidades/tablas (profiles, case_step_data, payments, consents) con RLS y migraciones reproducibles.</w:t>
+      </w:r>
+    </w:p>
+    <w:p>
+      <w:r>
+        <w:t>Fase</w:t>
+      </w:r>
+      <w:r>
+        <w:tab/>
+        <w:t>Objetivo</w:t>
+      </w:r>
+      <w:r>
+        <w:tab/>
+        <w:t>DoD</w:t>
+      </w:r>
+      <w:r>
+        <w:tab/>
+        <w:t>Estado</w:t>
+      </w:r>
+    </w:p>
+    <w:p>
+      <w:r>
+        <w:t>Fase</w:t>
+      </w:r>
+      <w:r>
+        <w:tab/>
+        <w:t>Estado</w:t>
+      </w:r>
+      <w:r>
+        <w:tab/>
+        <w:t>Nota</w:t>
+      </w:r>
+    </w:p>
+    <w:p>
+      <w:r>
+        <w:lastRenderedPageBreak/>
+        <w:t>0</w:t>
+      </w:r>
+      <w:r>
+        <w:tab/>
+        <w:t>CERRADA</w:t>
+      </w:r>
+      <w:r>
+        <w:tab/>
+        <w:t>(estructura repo + reglas base)</w:t>
+      </w:r>
+    </w:p>
+    <w:p>
+      <w:r>
+        <w:t>1</w:t>
+      </w:r>
+      <w:r>
+        <w:tab/>
+        <w:t>(no usada)</w:t>
+      </w:r>
+      <w:r>
+        <w:tab/>
+      </w:r>
+    </w:p>
+    <w:p>
+      <w:r>
+        <w:t>2</w:t>
+      </w:r>
+      <w:r>
+        <w:tab/>
+        <w:t>CERRADA</w:t>
+      </w:r>
+      <w:r>
+        <w:tab/>
+        <w:t>(UI tokens + componentes)</w:t>
+      </w:r>
+    </w:p>
+    <w:p>
+      <w:r>
+        <w:t>3</w:t>
+      </w:r>
+      <w:r>
+        <w:tab/>
+        <w:t>CERRADA</w:t>
+      </w:r>
+      <w:r>
+        <w:tab/>
+        <w:t>(frontend core: auth + dashboard + casos + drafts→DB)</w:t>
+      </w:r>
+    </w:p>
+    <w:p>
+      <w:r>
+        <w:t>4</w:t>
+      </w:r>
+      <w:r>
+        <w:tab/>
+        <w:t>CERRADA (26/12/2025)</w:t>
+      </w:r>
+      <w:r>
+        <w:tab/>
+        <w:t>(contratos datos + OpenAPI v1 + RLS + Storage 'vault')</w:t>
+      </w:r>
+    </w:p>
+    <w:p>
+      <w:r>
+        <w:t>5</w:t>
+      </w:r>
+      <w:r>
+        <w:tab/>
+        <w:t>CERRADA</w:t>
+      </w:r>
+      <w:r>
+        <w:tab/>
+        <w:t>(persistencia DB + admin + documents v1)</w:t>
+      </w:r>
+    </w:p>
+    <w:p>
+      <w:r>
+        <w:t>6</w:t>
+      </w:r>
+      <w:r>
+        <w:tab/>
+        <w:t>SIGUIENTE</w:t>
+      </w:r>
+      <w:r>
+        <w:tab/>
+        <w:t>(backend/servicios v1: Stripe, webhooks, colas, hardening)</w:t>
+      </w:r>
+    </w:p>
+    <w:p>
+      <w:r>
+        <w:t>7</w:t>
+      </w:r>
+      <w:r>
+        <w:tab/>
+        <w:t>EN CURSO (parcial)</w:t>
+      </w:r>
+      <w:r>
+        <w:tab/>
+        <w:t>Fase 7 — OCR + IA REAL + Editor (machtigingsregistratie): DB/RLS + endpoints + UI + schema ya existen; falta proveedor real, IA real, y cierre operativo.</w:t>
+      </w:r>
+    </w:p>
+    <w:p>
+      <w:r>
+        <w:t>8</w:t>
+      </w:r>
+      <w:r>
+        <w:tab/>
+        <w:t>PENDIENTE</w:t>
+      </w:r>
+      <w:r>
+        <w:tab/>
+        <w:t>(QA + GDPR + release)</w:t>
+      </w:r>
+    </w:p>
+    <w:p>
+      <w:r>
+        <w:t>9</w:t>
+      </w:r>
+      <w:r>
+        <w:tab/>
+        <w:t>PENDIENTE</w:t>
+      </w:r>
+      <w:r>
+        <w:tab/>
+        <w:t>(operación + analítica)</w:t>
+      </w:r>
+    </w:p>
+    <w:p>
+      <w:r>
+        <w:t>________________________________________</w:t>
+      </w:r>
+    </w:p>
+    <w:p>
+      <w:r>
+        <w:t>7.A — Fase 7: OCR + IA (real) con revisión humana (v1)</w:t>
+      </w:r>
+    </w:p>
+    <w:p>
+      <w:r>
+        <w:t>Objetivo</w:t>
+      </w:r>
+    </w:p>
+    <w:p>
+      <w:r>
+        <w:t>- Integrar OCR real para convertir PDFs/imagenes del Vault en texto estructurado y metadatos.</w:t>
+      </w:r>
+    </w:p>
+    <w:p>
+      <w:r>
+        <w:t>- Integrar IA real para: (1) clasificar el tipo de documento (“docKind”) y (2) extraer campos según un esquema versionado.</w:t>
+      </w:r>
+    </w:p>
+    <w:p>
+      <w:r>
+        <w:t>- Mantener intervención humana obligatoria: el OCR/IA sugiere, el asesor valida y aprueba (audit trail completo).</w:t>
+      </w:r>
+    </w:p>
+    <w:p>
+      <w:r>
+        <w:t>- Eliminar dependencia de “mock OCR” salvo en tests y entorno local sin credenciales.</w:t>
+      </w:r>
+    </w:p>
+    <w:p/>
+    <w:p>
+      <w:r>
+        <w:t>Notas de canon</w:t>
+      </w:r>
+    </w:p>
+    <w:p>
+      <w:r>
+        <w:t>- El campo documents.type se mantiene en el conjunto canónico: ('id','income','bank','rental','tax','other').</w:t>
+      </w:r>
+    </w:p>
+    <w:p>
+      <w:r>
+        <w:t>- “docKind” NO es documents.type. docKind es una clasificación interna (ej: loonstrook, arbeidsovereenkomst, werkgeversverklaring, bankafschrift, aanslag/jaaropgave, toeslagen-beschikking, etc.).</w:t>
+      </w:r>
+    </w:p>
+    <w:p>
+      <w:r>
+        <w:t>- La extracción se versiona por schema_version y extraction_type (por ejemplo: 'loonstrook', 'werkgeversverklaring').</w:t>
+      </w:r>
+    </w:p>
+    <w:p/>
+    <w:p>
+      <w:r>
+        <w:t>7.B — Arquitectura de Fase 7 (decisiones)</w:t>
+      </w:r>
+    </w:p>
+    <w:p>
+      <w:r>
+        <w:lastRenderedPageBreak/>
+        <w:t>7.B.1 Proveedores (pluggable)</w:t>
+      </w:r>
+    </w:p>
+    <w:p>
+      <w:r>
+        <w:t>- OCR_PROVIDER (por defecto: 'azure_document_intelligence').</w:t>
+      </w:r>
+    </w:p>
+    <w:p>
+      <w:r>
+        <w:t>- LLM_PROVIDER (por defecto: 'openai' o 'azure_openai' según la infraestructura definida en el canon).</w:t>
+      </w:r>
+    </w:p>
+    <w:p>
+      <w:r>
+        <w:t>- Regla: la app habla SOLO con nuestro backend. El navegador nunca recibe claves de OCR/IA.</w:t>
+      </w:r>
+    </w:p>
+    <w:p/>
+    <w:p>
+      <w:r>
+        <w:t>7.B.2 Flujo end-to-end</w:t>
+      </w:r>
+    </w:p>
+    <w:p>
+      <w:r>
+        <w:t>1) Usuario sube documento al bucket privado 'vault' (ya existente).</w:t>
+      </w:r>
+    </w:p>
+    <w:p>
+      <w:r>
+        <w:t>2) Usuario/asesor lanza OCR (endpoint /api/documents/[id]/ocr).</w:t>
+      </w:r>
+    </w:p>
+    <w:p>
+      <w:r>
+        <w:t>3) Backend descarga el archivo vía signed URL (vault) y ejecuta OCR real.</w:t>
+      </w:r>
+    </w:p>
+    <w:p>
+      <w:r>
+        <w:t>4) Backend ejecuta IA real para clasificación + extracción estructurada (JSON).</w:t>
+      </w:r>
+    </w:p>
+    <w:p>
+      <w:r>
+        <w:t>5) Persistimos run + extraction + review events (audit).</w:t>
+      </w:r>
+    </w:p>
+    <w:p>
+      <w:r>
+        <w:t>6) UI de revisión (ocr-review) permite editar campos y verificar (needs_review=false).</w:t>
+      </w:r>
+    </w:p>
+    <w:p/>
+    <w:p>
+      <w:r>
+        <w:t>7.C — Cambios de datos (DB) necesarios para OCR/IA real</w:t>
+      </w:r>
+    </w:p>
+    <w:p>
+      <w:r>
+        <w:t>7.C.1 Tabla document_ocr_runs (ya existe)</w:t>
+      </w:r>
+    </w:p>
+    <w:p>
+      <w:r>
+        <w:t>- Se mantiene como fuente de verdad de cada ejecución: provider, status, raw_text/raw_json/error.</w:t>
+      </w:r>
+    </w:p>
+    <w:p>
+      <w:r>
+        <w:t>7.C.2 Tabla document_extractions (ya existe)</w:t>
+      </w:r>
+    </w:p>
+    <w:p>
+      <w:r>
+        <w:t>- Se mantiene para el resultado “estructurado”: extraction_type, schema_version, fields JSON, confidence, needs_review.</w:t>
+      </w:r>
+    </w:p>
+    <w:p>
+      <w:r>
+        <w:t>7.C.3 Tabla document_reviews (ya existe)</w:t>
+      </w:r>
+    </w:p>
+    <w:p>
+      <w:r>
+        <w:t>- Se mantiene como audit trail: acciones OCR/edición/verificación + payload.</w:t>
+      </w:r>
+    </w:p>
+    <w:p>
+      <w:r>
+        <w:t>7.C.4 Ajuste mínimo recomendado</w:t>
+      </w:r>
+    </w:p>
+    <w:p>
+      <w:r>
+        <w:t>- Añadir columnas opcionales a document_extractions para búsquedas/UX (sin romper el JSON):</w:t>
+      </w:r>
+    </w:p>
+    <w:p>
+      <w:r>
+        <w:t xml:space="preserve">  • doc_kind text null (ej: 'loonstrook').</w:t>
+      </w:r>
+    </w:p>
+    <w:p>
+      <w:r>
+        <w:t xml:space="preserve">  • source_provider text null (ej: 'azure_document_intelligence').</w:t>
+      </w:r>
+    </w:p>
+    <w:p>
+      <w:r>
+        <w:t xml:space="preserve">  • source_model text null (modelo LLM utilizado, si aplica).</w:t>
+      </w:r>
+    </w:p>
+    <w:p>
+      <w:r>
+        <w:t>- Alternativa si prefieres cero columnas nuevas: guardar docKind/model/provider en fields.extra (pero pierdes indexación).</w:t>
+      </w:r>
+    </w:p>
+    <w:p/>
+    <w:p>
+      <w:r>
+        <w:t>7.D — Implementación paso a paso (solo terminal) — OCR real</w:t>
+      </w:r>
+    </w:p>
+    <w:p>
+      <w:r>
+        <w:t>7.D.1 Variables de entorno</w:t>
+      </w:r>
+    </w:p>
+    <w:p>
+      <w:r>
+        <w:t>- Añadir a .env.example y documentar en el canon:</w:t>
+      </w:r>
+    </w:p>
+    <w:p>
+      <w:r>
+        <w:t xml:space="preserve">  • OCR_PROVIDER=azure_document_intelligence</w:t>
+      </w:r>
+    </w:p>
+    <w:p>
+      <w:r>
+        <w:t xml:space="preserve">  • AZURE_DI_ENDPOINT=...</w:t>
+      </w:r>
+    </w:p>
+    <w:p>
+      <w:r>
+        <w:t xml:space="preserve">  • AZURE_DI_KEY=...</w:t>
+      </w:r>
+    </w:p>
+    <w:p>
+      <w:r>
+        <w:t xml:space="preserve">  • LLM_PROVIDER=openai (o azure_openai)</w:t>
+      </w:r>
+    </w:p>
+    <w:p>
+      <w:r>
+        <w:t xml:space="preserve">  • OPENAI_API_KEY=... (si aplica)</w:t>
+      </w:r>
+    </w:p>
+    <w:p>
+      <w:r>
+        <w:t xml:space="preserve">  • AZURE_OPENAI_ENDPOINT / AZURE_OPENAI_KEY / AZURE_OPENAI_DEPLOYMENT (si aplica)</w:t>
+      </w:r>
+    </w:p>
+    <w:p>
+      <w:r>
+        <w:t>- Regla: en dev sin credenciales, permitir OCR mock SOLO si OCR_PROVIDER=mock.</w:t>
+      </w:r>
+    </w:p>
+    <w:p/>
+    <w:p>
+      <w:r>
+        <w:t>7.D.2 Crear interfaz de proveedor OCR</w:t>
+      </w:r>
+    </w:p>
+    <w:p>
+      <w:r>
+        <w:t>- Crear carpeta: src/features/ocr/</w:t>
+      </w:r>
+    </w:p>
+    <w:p>
+      <w:r>
+        <w:t>- Archivos mínimos:</w:t>
+      </w:r>
+    </w:p>
+    <w:p>
+      <w:r>
+        <w:t xml:space="preserve">  • src/features/ocr/types.ts (OcrResult, OcrProvider)</w:t>
+      </w:r>
+    </w:p>
+    <w:p>
+      <w:r>
+        <w:t xml:space="preserve">  • src/features/ocr/provider.ts (factory según OCR_PROVIDER)</w:t>
+      </w:r>
+    </w:p>
+    <w:p>
+      <w:r>
+        <w:t xml:space="preserve">  • src/features/ocr/providers/azureDocumentIntelligence.ts (implementación real)</w:t>
+      </w:r>
+    </w:p>
+    <w:p>
+      <w:r>
+        <w:t xml:space="preserve">  • src/features/ocr/providers/mock.ts (solo para tests/dev)</w:t>
+      </w:r>
+    </w:p>
+    <w:p/>
+    <w:p>
+      <w:r>
+        <w:t>7.D.3 Descargar archivo del Vault en backend (server)</w:t>
+      </w:r>
+    </w:p>
+    <w:p>
+      <w:r>
+        <w:t>- En POST /api/documents/[id]/ocr:</w:t>
+      </w:r>
+    </w:p>
+    <w:p>
+      <w:r>
+        <w:t xml:space="preserve">  1) Leer documents.storage_path (ruta relativa).</w:t>
+      </w:r>
+    </w:p>
+    <w:p>
+      <w:r>
+        <w:t xml:space="preserve">  2) Crear signed URL con supabase.storage.from('vault').createSignedUrl(storage_path, expiresIn).</w:t>
+      </w:r>
+    </w:p>
+    <w:p>
+      <w:r>
+        <w:t xml:space="preserve">  3) fetch(signedUrl) -&gt; ArrayBuffer/Buffer.</w:t>
+      </w:r>
+    </w:p>
+    <w:p>
+      <w:r>
+        <w:t xml:space="preserve">  4) Pasar bytes al OCR provider.</w:t>
+      </w:r>
+    </w:p>
+    <w:p>
+      <w:r>
+        <w:t>- Error handling: si falta storage_path =&gt; error explícito + audit 'ocr_failed'.</w:t>
+      </w:r>
+    </w:p>
+    <w:p/>
+    <w:p>
+      <w:r>
+        <w:t>7.D.4 Ejecutar OCR real (Azure Document Intelligence)</w:t>
+      </w:r>
+    </w:p>
+    <w:p>
+      <w:r>
+        <w:lastRenderedPageBreak/>
+        <w:t>- Usar endpoint de Azure DI (Read o Layout) y esperar a que finalice el análisis.</w:t>
+      </w:r>
+    </w:p>
+    <w:p>
+      <w:r>
+        <w:t>- Persistir en document_ocr_runs:</w:t>
+      </w:r>
+    </w:p>
+    <w:p>
+      <w:r>
+        <w:t xml:space="preserve">  • provider='azure_document_intelligence'</w:t>
+      </w:r>
+    </w:p>
+    <w:p>
+      <w:r>
+        <w:t xml:space="preserve">  • status: processing -&gt; succeeded/failed</w:t>
+      </w:r>
+    </w:p>
+    <w:p>
+      <w:r>
+        <w:t xml:space="preserve">  • raw_text (texto concatenado) + raw_json (respuesta recortada: páginas + líneas, sin binarios).</w:t>
+      </w:r>
+    </w:p>
+    <w:p/>
+    <w:p>
+      <w:r>
+        <w:t>7.E — Implementación paso a paso — IA real (clasificación + extracción)</w:t>
+      </w:r>
+    </w:p>
+    <w:p>
+      <w:r>
+        <w:t>7.E.1 Objetivo y límites</w:t>
+      </w:r>
+    </w:p>
+    <w:p>
+      <w:r>
+        <w:t>- La IA NO “aprueba” documentos. Solo propone.</w:t>
+      </w:r>
+    </w:p>
+    <w:p>
+      <w:r>
+        <w:t>- Todo resultado debe pasar por validación de esquema y revisión humana.</w:t>
+      </w:r>
+    </w:p>
+    <w:p/>
+    <w:p>
+      <w:r>
+        <w:t>7.E.2 Clasificación docKind (LLM)</w:t>
+      </w:r>
+    </w:p>
+    <w:p>
+      <w:r>
+        <w:t>- Input: raw_text (OCR) + file_name + documents.type + contexto de caso (si existe).</w:t>
+      </w:r>
+    </w:p>
+    <w:p>
+      <w:r>
+        <w:t>- Output JSON estricto: { docKind, confidence, reasons[], hints[] }.</w:t>
+      </w:r>
+    </w:p>
+    <w:p>
+      <w:r>
+        <w:t>- Guardar docKind en document_extractions.doc_kind (si existe) o fields.extra.docKind.</w:t>
+      </w:r>
+    </w:p>
+    <w:p/>
+    <w:p>
+      <w:r>
+        <w:t>7.E.3 Biblioteca de esquemas (v1)</w:t>
+      </w:r>
+    </w:p>
+    <w:p>
+      <w:r>
+        <w:t>- Crear carpeta: src/features/document-schemas/</w:t>
+      </w:r>
+    </w:p>
+    <w:p>
+      <w:r>
+        <w:t>- Crear 3 esquemas iniciales (recomendado para impacto real en asesores):</w:t>
+      </w:r>
+    </w:p>
+    <w:p>
+      <w:r>
+        <w:t xml:space="preserve">  1) loonstrook_v1 (recibo de nómina)</w:t>
+      </w:r>
+    </w:p>
+    <w:p>
+      <w:r>
+        <w:t xml:space="preserve">  2) werkgeversverklaring_v1 (declaración del empleador)</w:t>
+      </w:r>
+    </w:p>
+    <w:p>
+      <w:r>
+        <w:t xml:space="preserve">  3) arbeidsovereenkomst_v1 (contrato de trabajo)</w:t>
+      </w:r>
+    </w:p>
+    <w:p>
+      <w:r>
+        <w:t>- Cada esquema incluye:</w:t>
+      </w:r>
+    </w:p>
+    <w:p>
+      <w:r>
+        <w:t xml:space="preserve">  • Tipo TS de campos</w:t>
+      </w:r>
+    </w:p>
+    <w:p>
+      <w:r>
+        <w:t xml:space="preserve">  • Normalizadores (fechas, importes, IBAN, porcentajes)</w:t>
+      </w:r>
+    </w:p>
+    <w:p>
+      <w:r>
+        <w:t xml:space="preserve">  • validateForSave / validateForVerify</w:t>
+      </w:r>
+    </w:p>
+    <w:p>
+      <w:r>
+        <w:t xml:space="preserve">  • tests Vitest con casos reales sintetizados</w:t>
+      </w:r>
+    </w:p>
+    <w:p/>
+    <w:p>
+      <w:r>
+        <w:t>7.E.4 Extracción estructurada (LLM)</w:t>
+      </w:r>
+    </w:p>
+    <w:p>
+      <w:r>
+        <w:lastRenderedPageBreak/>
+        <w:t>- Seleccionar esquema según docKind.</w:t>
+      </w:r>
+    </w:p>
+    <w:p>
+      <w:r>
+        <w:t>- Prompt de extracción: devolver SOLO JSON válido que cumpla el esquema; si falta info, dejar campo vacío y reportar missingFields.</w:t>
+      </w:r>
+    </w:p>
+    <w:p>
+      <w:r>
+        <w:t>- Validar con validateForSave del esquema correspondiente.</w:t>
+      </w:r>
+    </w:p>
+    <w:p>
+      <w:r>
+        <w:t>- Persistir en document_extractions:</w:t>
+      </w:r>
+    </w:p>
+    <w:p>
+      <w:r>
+        <w:t xml:space="preserve">  • extraction_type = docKind</w:t>
+      </w:r>
+    </w:p>
+    <w:p>
+      <w:r>
+        <w:t xml:space="preserve">  • schema_version = versión del esquema elegido</w:t>
+      </w:r>
+    </w:p>
+    <w:p>
+      <w:r>
+        <w:t xml:space="preserve">  • fields = JSON normalizado</w:t>
+      </w:r>
+    </w:p>
+    <w:p>
+      <w:r>
+        <w:t xml:space="preserve">  • confidence = métrica (LLM/OCR combinada, o null si no fiable)</w:t>
+      </w:r>
+    </w:p>
+    <w:p>
+      <w:r>
+        <w:t xml:space="preserve">  • needs_review = true</w:t>
+      </w:r>
+    </w:p>
+    <w:p/>
+    <w:p>
+      <w:r>
+        <w:t>7.F — UI de revisión OCR (actualización)</w:t>
+      </w:r>
+    </w:p>
+    <w:p>
+      <w:r>
+        <w:t>- La pantalla /app/documents/ocr-review debe:</w:t>
+      </w:r>
+    </w:p>
+    <w:p>
+      <w:r>
+        <w:t xml:space="preserve">  • listar extracciones pendientes (needs_review=true)</w:t>
+      </w:r>
+    </w:p>
+    <w:p>
+      <w:r>
+        <w:t xml:space="preserve">  • mostrar docKind + schema_version + provider + timestamps</w:t>
+      </w:r>
+    </w:p>
+    <w:p>
+      <w:r>
+        <w:t xml:space="preserve">  • permitir editar fields con formulario tipado por esquema</w:t>
+      </w:r>
+    </w:p>
+    <w:p>
+      <w:r>
+        <w:t xml:space="preserve">  • botón “Verificar”: valida estrictamente (validateForVerify) y marca needs_review=false</w:t>
+      </w:r>
+    </w:p>
+    <w:p>
+      <w:r>
+        <w:t xml:space="preserve">  • escribir audit events: ocr_requested / ocr_succeeded / extraction_edited / verified</w:t>
+      </w:r>
+    </w:p>
+    <w:p/>
+    <w:p>
+      <w:r>
+        <w:t>7.G — IA “Finny”: asistente contextual + comunicación (Dock inferior) (v1)</w:t>
+      </w:r>
+    </w:p>
+    <w:p/>
+    <w:p>
+      <w:r>
+        <w:t>7.G.1 Propósito</w:t>
+      </w:r>
+    </w:p>
+    <w:p>
+      <w:r>
+        <w:t>- Finny es el sistema de comunicación central de FinHub: guía contextual en producto, soporte autoservicio y motor de conversión (captación) sin fricción.</w:t>
+      </w:r>
+    </w:p>
+    <w:p>
+      <w:r>
+        <w:t>- Finny debe estar disponible de forma persistente durante toda la navegación privada (*/app/*). En público (*/landing/*), se habilita un “Finny Lite” opcional para captación.</w:t>
+      </w:r>
+    </w:p>
+    <w:p>
+      <w:r>
+        <w:t>- Regla dura: Finny NO enseña pasos operativos para realizar trámites oficiales (p. ej. “haz clic aquí en Belastingdienst…”). Sí explica conceptos, requisitos, definiciones y el “por qué” de cada dato/documento.</w:t>
+      </w:r>
+    </w:p>
+    <w:p>
+      <w:r>
+        <w:t>- Regla dura: “human-in-the-loop” para decisiones sensibles. Finny sugiere y organiza; el asesor valida y aprueba cuando aplica.</w:t>
+      </w:r>
+    </w:p>
+    <w:p/>
+    <w:p>
+      <w:r>
+        <w:t>7.G.2 UX (Dock inferior persistente - estilo Clippy)</w:t>
+      </w:r>
+    </w:p>
+    <w:p>
+      <w:r>
+        <w:t>- Finny vive en el layout raíz del área privada (shell) para que NO se implemente por página y NO se pierda al navegar.</w:t>
+      </w:r>
+    </w:p>
+    <w:p>
+      <w:r>
+        <w:t>- Comportamiento:</w:t>
+      </w:r>
+    </w:p>
+    <w:p>
+      <w:r>
+        <w:t xml:space="preserve">  • Estado colapsado (default): dock inferior fijo con avatar + placeholder (“Pregúntame…”) + acceso rápido a chips.</w:t>
+      </w:r>
+    </w:p>
+    <w:p>
+      <w:r>
+        <w:t xml:space="preserve">  • Estado expandido:</w:t>
+      </w:r>
+    </w:p>
+    <w:p>
+      <w:r>
+        <w:t xml:space="preserve">     - Móvil: bottom sheet (alto 60-85% según contenido) con historial + chips + acciones.</w:t>
+      </w:r>
+    </w:p>
+    <w:p>
+      <w:r>
+        <w:t xml:space="preserve">     - Desktop: panel lateral derecho (ancho fijo) o modal; decisión: panel lateral por consistencia con wizards.</w:t>
+      </w:r>
+    </w:p>
+    <w:p>
+      <w:r>
+        <w:t>- UI/Safety:</w:t>
+      </w:r>
+    </w:p>
+    <w:p>
+      <w:r>
+        <w:t xml:space="preserve">  • Respetar safe-area (iOS/Android) y evitar tapar CTAs: padding-bottom global dinámico mientras el dock exista.</w:t>
+      </w:r>
+    </w:p>
+    <w:p>
+      <w:r>
+        <w:t xml:space="preserve">  • Navegación y accesibilidad: focus management, escape para cerrar, soporte teclado, aria-labels.</w:t>
+      </w:r>
+    </w:p>
+    <w:p>
+      <w:r>
+        <w:t xml:space="preserve">  • Persistencia de estado: colapsado/expandido por usuario (preferencia) y por pantalla (no interrumpir wizards).</w:t>
+      </w:r>
+    </w:p>
+    <w:p/>
+    <w:p>
+      <w:r>
+        <w:t>7.G.3 Capas de ayuda (Free vs Paid) - política de valor</w:t>
+      </w:r>
+    </w:p>
+    <w:p>
+      <w:r>
+        <w:t>- Free (Finny Lite):</w:t>
+      </w:r>
+    </w:p>
+    <w:p>
+      <w:r>
+        <w:t xml:space="preserve">  • Respuestas generales y educativas (alto nivel) basadas en FAQ/playbooks; sin acceso a datos personales.</w:t>
+      </w:r>
+    </w:p>
+    <w:p>
+      <w:r>
+        <w:t xml:space="preserve">  • Objetivo: resolver dudas frecuentes y convertir a registro/pago (CTA suave, no intrusivo).</w:t>
+      </w:r>
+    </w:p>
+    <w:p>
+      <w:r>
+        <w:t>- Paid (Finny Pro):</w:t>
+      </w:r>
+    </w:p>
+    <w:p>
+      <w:r>
+        <w:t xml:space="preserve">  • Respuestas contextuales con datos del usuario/caso/documentos (vía retrieval interno) respetando RLS.</w:t>
+      </w:r>
+    </w:p>
+    <w:p>
+      <w:r>
+        <w:t xml:space="preserve">  • Acciones sugeridas (actions[]) que aceleran el flujo: abrir checklist, iniciar OCR, crear caso, solicitar revisión humana, upgrade de plan, etc.</w:t>
+      </w:r>
+    </w:p>
+    <w:p>
+      <w:r>
+        <w:t xml:space="preserve">  • En wizards: explicación de cada pregunta + validación básica de consistencia (sin asesoramiento regulado definitivo).</w:t>
+      </w:r>
+    </w:p>
+    <w:p/>
+    <w:p>
+      <w:r>
+        <w:t>7.G.4 Respuestas estructuradas (FAQ / Playbooks) - “base de conocimiento”</w:t>
+      </w:r>
+    </w:p>
+    <w:p>
+      <w:r>
+        <w:lastRenderedPageBreak/>
+        <w:t>- Crear un repositorio de respuestas pre-escritas y versionadas por idioma y módulo para preguntas frecuentes.</w:t>
+      </w:r>
+    </w:p>
+    <w:p>
+      <w:r>
+        <w:t>- Estructura recomendada (content registry):</w:t>
+      </w:r>
+    </w:p>
+    <w:p>
+      <w:r>
+        <w:t xml:space="preserve">  • faq/{lang}/{module}.yaml (o .json) con: question_variants[], answer_markdown, tags[], ctas[], tier (free|paid), last_reviewed_at.</w:t>
+      </w:r>
+    </w:p>
+    <w:p>
+      <w:r>
+        <w:t>- Reglas:</w:t>
+      </w:r>
+    </w:p>
+    <w:p>
+      <w:r>
+        <w:t xml:space="preserve">  • Todas las respuestas deben ser breves, accionables y consistentes con normativa 2026 (donde aplique).</w:t>
+      </w:r>
+    </w:p>
+    <w:p>
+      <w:r>
+        <w:t xml:space="preserve">  • Las respuestas “pagas” pueden incluir contexto de caso y sugerir acciones; las “gratis” no.</w:t>
+      </w:r>
+    </w:p>
+    <w:p>
+      <w:r>
+        <w:t xml:space="preserve">  • Finny puede usar estas respuestas como “plantillas” y personalizarlas SOLO si tiene permiso (tier + consentimiento).</w:t>
+      </w:r>
+    </w:p>
+    <w:p/>
+    <w:p>
+      <w:r>
+        <w:t>7.G.5 Motor IA (LLM) y guardrails (construcción completa)</w:t>
+      </w:r>
+    </w:p>
+    <w:p>
+      <w:r>
+        <w:t>- Proveedor LLM (pluggable): LLM_PROVIDER=openai o azure_openai (según infraestructura).</w:t>
+      </w:r>
+    </w:p>
+    <w:p>
+      <w:r>
+        <w:t>- El navegador NUNCA recibe claves. La app habla solo con nuestro backend (/api/assistant/*).</w:t>
+      </w:r>
+    </w:p>
+    <w:p>
+      <w:r>
+        <w:t>- Guardrails obligatorios (server-side):</w:t>
+      </w:r>
+    </w:p>
+    <w:p>
+      <w:r>
+        <w:t xml:space="preserve">  • Bloqueo de instrucciones operativas de trámites (policy hard-coded + clasificación previa).</w:t>
+      </w:r>
+    </w:p>
+    <w:p>
+      <w:r>
+        <w:t xml:space="preserve">  • Delimitación de alcance: si el usuario pide acciones fuera de FinHub, redirigir a “revisión humana” o a fuentes oficiales sin dar pasos.</w:t>
+      </w:r>
+    </w:p>
+    <w:p>
+      <w:r>
+        <w:t xml:space="preserve">  • Redacción segura: evitar promesas (“aprobado”, “garantizado”).</w:t>
+      </w:r>
+    </w:p>
+    <w:p>
+      <w:r>
+        <w:t>- Privacidad/GDPR:</w:t>
+      </w:r>
+    </w:p>
+    <w:p>
+      <w:r>
+        <w:t xml:space="preserve">  • Minimización de contexto: enviar al LLM solo lo imprescindible (resúmenes, no documentos completos si no es necesario).</w:t>
+      </w:r>
+    </w:p>
+    <w:p>
+      <w:r>
+        <w:t xml:space="preserve">  • PII handling: mascar IBAN/BSN cuando no sea imprescindible; logging sin contenido sensible por defecto.</w:t>
+      </w:r>
+    </w:p>
+    <w:p>
+      <w:r>
+        <w:t xml:space="preserve">  • Registro de consentimiento para IA (opt-in) y posibilidad de opt-out (ver consents).</w:t>
+      </w:r>
+    </w:p>
+    <w:p/>
+    <w:p>
+      <w:r>
+        <w:t>7.G.6 GPTs personalizados / Agentes (opcional, pero soportado en v1)</w:t>
+      </w:r>
+    </w:p>
+    <w:p>
+      <w:r>
+        <w:t>- Objetivo: separar perfiles de comportamiento sin duplicar lógica.</w:t>
+      </w:r>
+    </w:p>
+    <w:p>
+      <w:r>
+        <w:t>- Tipos de “agentes” (misma infraestructura, distintos system prompts + herramientas):</w:t>
+      </w:r>
+    </w:p>
+    <w:p>
+      <w:r>
+        <w:t xml:space="preserve">  1) Finny-Pro (in-app, paid): soporte contextual + acciones.</w:t>
+      </w:r>
+    </w:p>
+    <w:p>
+      <w:r>
+        <w:lastRenderedPageBreak/>
+        <w:t xml:space="preserve">  2) Finny-Lite (landing, free): FAQ + captación.</w:t>
+      </w:r>
+    </w:p>
+    <w:p>
+      <w:r>
+        <w:t xml:space="preserve">  3) Finny-Operator (admin, interno): asistencia al asesor (resumen de caso, priorización, checklist), sin comunicación directa al usuario.</w:t>
+      </w:r>
+    </w:p>
+    <w:p>
+      <w:r>
+        <w:t>- Implementación:</w:t>
+      </w:r>
+    </w:p>
+    <w:p>
+      <w:r>
+        <w:t xml:space="preserve">  • No crear “GPTs” externos públicos como dependencia crítica del producto. Mantener prompts/versionado en repo (server) y seleccionar por agent_id.</w:t>
+      </w:r>
+    </w:p>
+    <w:p>
+      <w:r>
+        <w:t xml:space="preserve">  • Si en el futuro se crean GPTs externos, serán solo canal complementario de marketing; el core permanece en backend propio.</w:t>
+      </w:r>
+    </w:p>
+    <w:p/>
+    <w:p>
+      <w:r>
+        <w:t>7.G.7 Backend: endpoints y contrato</w:t>
+      </w:r>
+    </w:p>
+    <w:p>
+      <w:r>
+        <w:t>- /api/assistant/chat (POST):</w:t>
+      </w:r>
+    </w:p>
+    <w:p>
+      <w:r>
+        <w:t xml:space="preserve">  • Auth obligatorio en /app/*; opcional en /landing/* (Finny Lite).</w:t>
+      </w:r>
+    </w:p>
+    <w:p>
+      <w:r>
+        <w:t xml:space="preserve">  • Input: message, agent_id, currentRoute, language, optional caseId/documentId.</w:t>
+      </w:r>
+    </w:p>
+    <w:p>
+      <w:r>
+        <w:t xml:space="preserve">  • Output: answer_markdown, actions[] (opcional), citations[] (opcional interno), safety_flags[].</w:t>
+      </w:r>
+    </w:p>
+    <w:p>
+      <w:r>
+        <w:t>- /api/assistant/faq (GET): devuelve FAQ indexado por idioma/módulo (solo contenido permitido para free).</w:t>
+      </w:r>
+    </w:p>
+    <w:p>
+      <w:r>
+        <w:t>- /api/assistant/lead (POST, landing): captura contacto con consentimiento (email/phone opcional) + motivo + idioma.</w:t>
+      </w:r>
+    </w:p>
+    <w:p/>
+    <w:p>
+      <w:r>
+        <w:t>7.G.8 Persistencia y analítica (recomendado para utilidad + captación)</w:t>
+      </w:r>
+    </w:p>
+    <w:p>
+      <w:r>
+        <w:t>- Historial (paid):</w:t>
+      </w:r>
+    </w:p>
+    <w:p>
+      <w:r>
+        <w:t xml:space="preserve">  • assistant_threads (id, user_id, agent_id, created_at, updated_at)</w:t>
+      </w:r>
+    </w:p>
+    <w:p>
+      <w:r>
+        <w:t xml:space="preserve">  • assistant_messages (id, thread_id, user_id, role, content, meta_json, created_at)</w:t>
+      </w:r>
+    </w:p>
+    <w:p>
+      <w:r>
+        <w:t xml:space="preserve">  • assistant_feedback (id, message_id, user_id, rating, reason, created_at) para mejorar prompts/FAQ.</w:t>
+      </w:r>
+    </w:p>
+    <w:p>
+      <w:r>
+        <w:t>- Captación (landing):</w:t>
+      </w:r>
+    </w:p>
+    <w:p>
+      <w:r>
+        <w:t xml:space="preserve">  • leads (id, created_at, source, language, contact_email, contact_phone, topic, consent_marketing boolean, consent_ts).</w:t>
+      </w:r>
+    </w:p>
+    <w:p>
+      <w:r>
+        <w:t>- RLS:</w:t>
+      </w:r>
+    </w:p>
+    <w:p>
+      <w:r>
+        <w:t xml:space="preserve">  • Threads/messages/feedback: owner-only; admin/operator solo bajo rol.</w:t>
+      </w:r>
+    </w:p>
+    <w:p>
+      <w:r>
+        <w:t xml:space="preserve">  • leads: acceso restringido a admin/operator.</w:t>
+      </w:r>
+    </w:p>
+    <w:p/>
+    <w:p>
+      <w:r>
+        <w:t>7.G.9 Recomendación de productos/servicios y comunicaciones (in-app + email)</w:t>
+      </w:r>
+    </w:p>
+    <w:p>
+      <w:r>
+        <w:t>- Finny integra un “catálogo interno” mínimo (estático v1) con servicios/tiers:</w:t>
+      </w:r>
+    </w:p>
+    <w:p>
+      <w:r>
+        <w:t xml:space="preserve">  • revisión humana de caso, upgrade a premium, add-ons por vertical (impuestos, toeslagen, hipoteca, etc.).</w:t>
+      </w:r>
+    </w:p>
+    <w:p>
+      <w:r>
+        <w:t>- Reglas anti-spam (no intrusivo):</w:t>
+      </w:r>
+    </w:p>
+    <w:p>
+      <w:r>
+        <w:t xml:space="preserve">  • Requiere consentimiento explícito para marketing por email (opt-in) y opt-out simple.</w:t>
+      </w:r>
+    </w:p>
+    <w:p>
+      <w:r>
+        <w:t xml:space="preserve">  • Frecuencia cap (por defecto): 1 email/mes y 1 sugerencia in-app cada X sesiones; parametrizable y registrable.</w:t>
+      </w:r>
+    </w:p>
+    <w:p>
+      <w:r>
+        <w:t xml:space="preserve">  • Siempre incluir “por qué” se recomienda (señal del perfil/caso) y alternativa sin pago (si existe).</w:t>
+      </w:r>
+    </w:p>
+    <w:p/>
+    <w:p>
+      <w:r>
+        <w:t>7.G.10 Definition of Done (Finny)</w:t>
+      </w:r>
+    </w:p>
+    <w:p>
+      <w:r>
+        <w:t>- Dock inferior persistente en /app/*, no por página; colapsado/expandido funciona en móvil y desktop.</w:t>
+      </w:r>
+    </w:p>
+    <w:p>
+      <w:r>
+        <w:t>- Finny Lite funcional en /landing/* (si se habilita) con FAQ y captura de lead con consentimiento.</w:t>
+      </w:r>
+    </w:p>
+    <w:p>
+      <w:r>
+        <w:t>- FAQ/playbooks versionados por idioma y consumidos por Finny (free y paid).</w:t>
+      </w:r>
+    </w:p>
+    <w:p>
+      <w:r>
+        <w:t>- Endpoint /api/assistant/chat operativo con guardrails, retrieval mínimo y RLS intacto.</w:t>
+      </w:r>
+    </w:p>
+    <w:p>
+      <w:r>
+        <w:t>- Persistencia de threads/messages/feedback y tabla leads (si se habilita) con tests básicos de aislamiento.</w:t>
+      </w:r>
+    </w:p>
+    <w:p/>
+    <w:p>
+      <w:r>
+        <w:t>7.H — Pruebas, seguridad y Definition of Done</w:t>
+      </w:r>
+    </w:p>
+    <w:p>
+      <w:r>
+        <w:t>7.H.1 Pruebas mínimas obligatorias</w:t>
+      </w:r>
+    </w:p>
+    <w:p>
+      <w:r>
+        <w:t>- pnpm test: unit tests de esquemas + smoke.</w:t>
+      </w:r>
+    </w:p>
+    <w:p>
+      <w:r>
+        <w:t>- pnpm lint / pnpm build.</w:t>
+      </w:r>
+    </w:p>
+    <w:p>
+      <w:r>
+        <w:t>- supabase migration up.</w:t>
+      </w:r>
+    </w:p>
+    <w:p>
+      <w:r>
+        <w:t>- scripts/db/test-rls-isolation.ps1 y scripts/db/test-rls-ocr-isolation.ps1.</w:t>
+      </w:r>
+    </w:p>
+    <w:p>
+      <w:r>
+        <w:t>- Nuevo: scripts/db/test-rls-assistant-isolation.ps1 (si hay tablas de asistente).</w:t>
+      </w:r>
+    </w:p>
+    <w:p/>
+    <w:p>
+      <w:r>
+        <w:t>7.H.2 Checklist manual (smoke)</w:t>
+      </w:r>
+    </w:p>
+    <w:p>
+      <w:r>
+        <w:t>1) Subir PDF al Vault.</w:t>
+      </w:r>
+    </w:p>
+    <w:p>
+      <w:r>
+        <w:lastRenderedPageBreak/>
+        <w:t>2) Lanzar OCR real y ver run+succeeded.</w:t>
+      </w:r>
+    </w:p>
+    <w:p>
+      <w:r>
+        <w:t>3) Ver extracción propuesta y editar 1 campo.</w:t>
+      </w:r>
+    </w:p>
+    <w:p>
+      <w:r>
+        <w:t>4) Verificar: needs_review=false + audit trail correcto.</w:t>
+      </w:r>
+    </w:p>
+    <w:p>
+      <w:r>
+        <w:t>5) Abrir Finny y preguntar por requisitos del servicio actual: respuesta contextual sin instrucciones operativas.</w:t>
+      </w:r>
+    </w:p>
+    <w:p/>
+    <w:p>
+      <w:r>
+        <w:t>7.H.3 Criterio de cierre de Fase 7</w:t>
+      </w:r>
+    </w:p>
+    <w:p>
+      <w:r>
+        <w:t>- OCR provider real funcionando en dev y configurable en prod (credenciales).</w:t>
+      </w:r>
+    </w:p>
+    <w:p>
+      <w:r>
+        <w:t>- IA real (clasificación+extracción) funcionando, con validación de esquema.</w:t>
+      </w:r>
+    </w:p>
+    <w:p>
+      <w:r>
+        <w:t>- UI de revisión operable + audit trail completo.</w:t>
+      </w:r>
+    </w:p>
+    <w:p>
+      <w:r>
+        <w:t>- Finny disponible en /app/* con endpoint backend y guardrails.</w:t>
+      </w:r>
+    </w:p>
+    <w:p>
+      <w:r>
+        <w:t>- Tests/lint/build/migrations/RLS scripts pasan en CI y local.</w:t>
+      </w:r>
+    </w:p>
+    <w:p>
+      <w:r>
+        <w:t>8. Cambios realizados en Fase 2 (registro de implementación)</w:t>
+      </w:r>
+    </w:p>
+    <w:p>
+      <w:r>
+        <w:t>Archivos creados/confirmados:</w:t>
+      </w:r>
+    </w:p>
+    <w:p>
+      <w:r>
+        <w:t>•</w:t>
+      </w:r>
+      <w:r>
+        <w:tab/>
+        <w:t>postcss.config.mjs (Tailwind v4 + autoprefixer)</w:t>
+      </w:r>
+    </w:p>
+    <w:p>
+      <w:r>
+        <w:t>•</w:t>
+      </w:r>
+      <w:r>
+        <w:tab/>
+        <w:t>src/ui/cn.ts</w:t>
+      </w:r>
+    </w:p>
+    <w:p>
+      <w:r>
+        <w:t>•</w:t>
+      </w:r>
+      <w:r>
+        <w:tab/>
+        <w:t>src/ui/components/Screen.tsx</w:t>
+      </w:r>
+    </w:p>
+    <w:p>
+      <w:r>
+        <w:t>•</w:t>
+      </w:r>
+      <w:r>
+        <w:tab/>
+        <w:t>src/ui/components/Header.tsx</w:t>
+      </w:r>
+    </w:p>
+    <w:p>
+      <w:r>
+        <w:t>•</w:t>
+      </w:r>
+      <w:r>
+        <w:tab/>
+        <w:t>src/ui/components/Card.tsx</w:t>
+      </w:r>
+    </w:p>
+    <w:p>
+      <w:r>
+        <w:t>•</w:t>
+      </w:r>
+      <w:r>
+        <w:tab/>
+        <w:t>src/ui/components/Badge.tsx</w:t>
+      </w:r>
+    </w:p>
+    <w:p>
+      <w:r>
+        <w:t>•</w:t>
+      </w:r>
+      <w:r>
+        <w:tab/>
+        <w:t>src/ui/components/InfoBox.tsx</w:t>
+      </w:r>
+    </w:p>
+    <w:p>
+      <w:r>
+        <w:t>•</w:t>
+      </w:r>
+      <w:r>
+        <w:tab/>
+        <w:t>src/app/(dashboard)/app/ui-kit/page.tsx</w:t>
+      </w:r>
+    </w:p>
+    <w:p>
+      <w:r>
+        <w:t>Archivos editados:</w:t>
+      </w:r>
+    </w:p>
+    <w:p>
+      <w:r>
+        <w:t>•</w:t>
+      </w:r>
+      <w:r>
+        <w:tab/>
+        <w:t>tailwind.config.ts (mapeo a tokens fh.*)</w:t>
+      </w:r>
+    </w:p>
+    <w:p>
+      <w:r>
+        <w:t>•</w:t>
+      </w:r>
+      <w:r>
+        <w:tab/>
+        <w:t>src/styles/globals.css (tokens + base)</w:t>
+      </w:r>
+    </w:p>
+    <w:p>
+      <w:r>
+        <w:t>•</w:t>
+      </w:r>
+      <w:r>
+        <w:tab/>
+        <w:t>src/app/layout.tsx (metadata y base)</w:t>
+      </w:r>
+    </w:p>
+    <w:p>
+      <w:r>
+        <w:t>•</w:t>
+      </w:r>
+      <w:r>
+        <w:tab/>
+        <w:t>src/app/(dashboard)/app/layout.tsx (shell private nav)</w:t>
+      </w:r>
+    </w:p>
+    <w:p>
+      <w:r>
+        <w:t>•</w:t>
+      </w:r>
+      <w:r>
+        <w:tab/>
+        <w:t>src/app/(dashboard)/app/page.tsx (usa UI kit)</w:t>
+      </w:r>
+    </w:p>
+    <w:p>
+      <w:r>
+        <w:t>•</w:t>
+      </w:r>
+      <w:r>
+        <w:tab/>
+        <w:t>src/app/(dashboard)/app/documents/page.tsx (usa UI kit)</w:t>
+      </w:r>
+    </w:p>
+    <w:p>
+      <w:r>
         <w:lastRenderedPageBreak/>
         <w:t>•</w:t>
       </w:r>
       <w:r>
         <w:tab/>
-        <w:t>DocumentChecklistItem, ReviewSummary</w:t>
-      </w:r>
-    </w:p>
-    <w:p>
-      <w:r>
-        <w:t>5.3 Accesibilidad, i18n y contenido (guidelines)</w:t>
-      </w:r>
-    </w:p>
-    <w:p>
-      <w:r>
-        <w:t>•</w:t>
-      </w:r>
-      <w:r>
-        <w:tab/>
-        <w:t>Tipografía legible, contraste alto, targets táctiles amplios.</w:t>
-      </w:r>
-    </w:p>
-    <w:p>
-      <w:r>
-        <w:t>•</w:t>
-      </w:r>
-      <w:r>
-        <w:tab/>
-        <w:t>i18n: diccionarios por idioma + “content registry” para textos largos (emails/FAQ/landing).</w:t>
-      </w:r>
-    </w:p>
-    <w:p>
-      <w:r>
-        <w:t>•</w:t>
-      </w:r>
-      <w:r>
-        <w:tab/>
-        <w:t>Copy: frases cortas, explicar “qué necesitas y por qué”; holandés solo cuando aporte y con contexto.</w:t>
-      </w:r>
-    </w:p>
-    <w:p>
-      <w:r>
-        <w:t>________________________________________</w:t>
-      </w:r>
-    </w:p>
-    <w:p>
-      <w:r>
-        <w:t>6. Módulos y Flujos Funcionales (detalle por módulo)</w:t>
-      </w:r>
-    </w:p>
-    <w:p>
-      <w:r>
-        <w:t>6.1 Plataforma Core (Auth, Perfil, Shell)</w:t>
-      </w:r>
-    </w:p>
-    <w:p>
-      <w:r>
-        <w:t>•</w:t>
-      </w:r>
-      <w:r>
-        <w:tab/>
-        <w:t>Propósito: acceso, idioma, navegación clara, base de casos.</w:t>
-      </w:r>
-    </w:p>
-    <w:p>
-      <w:r>
-        <w:t>•</w:t>
-      </w:r>
-      <w:r>
-        <w:tab/>
-        <w:t>Pantallas mínimas: Landing → Login → Dashboard Home → Profile.</w:t>
-      </w:r>
-    </w:p>
-    <w:p>
-      <w:r>
-        <w:t>•</w:t>
-      </w:r>
-      <w:r>
-        <w:tab/>
-        <w:t>DoD: protección de rutas (auth), perfil básico (idioma + datos mínimos), shell consistente.</w:t>
-      </w:r>
-    </w:p>
-    <w:p>
-      <w:r>
-        <w:rPr>
-          <w:b/>
-        </w:rPr>
-        <w:t>Backlog Auth “pro” (se implementará después del cierre de Fase 4):</w:t>
-      </w:r>
-    </w:p>
-    <w:p>
-      <w:r>
-        <w:t>• OAuth (Google) y opcional Apple (si aplica).</w:t>
-      </w:r>
-    </w:p>
-    <w:p>
-      <w:r>
-        <w:t>• Política de contraseña: mínimo de caracteres, complejidad (caracteres especiales) y feedback de validación en UI.</w:t>
-      </w:r>
-    </w:p>
-    <w:p>
-      <w:r>
-        <w:t>• Confirmación de email (activar en prod) + reenvío de confirmación + recuperación de contraseña.</w:t>
-      </w:r>
-    </w:p>
-    <w:p>
-      <w:r>
-        <w:t>• MFA/2FA opcional (según tier premium y requisitos GDPR).</w:t>
-      </w:r>
-    </w:p>
-    <w:p>
-      <w:r>
-        <w:t>• Rate limiting / protección anti-abuso (especialmente en endpoints de auth).</w:t>
-      </w:r>
-    </w:p>
-    <w:p>
-      <w:r>
-        <w:t>• Auditoría: tracking de eventos de auth (login, logout, reset) y alertas básicas.</w:t>
-      </w:r>
-    </w:p>
-    <w:p>
-      <w:r>
-        <w:t>6.2 Subsidios (Toeslagen) — Normativa 2026</w:t>
-      </w:r>
-    </w:p>
-    <w:p>
-      <w:r>
-        <w:t>Patrón por subsidio:</w:t>
-      </w:r>
-    </w:p>
-    <w:p>
-      <w:r>
-        <w:t>1.</w:t>
-      </w:r>
-      <w:r>
-        <w:tab/>
-        <w:t>EligibilityWizard (preguntas mínimas)</w:t>
-      </w:r>
-    </w:p>
-    <w:p>
-      <w:r>
-        <w:t>2.</w:t>
-      </w:r>
-      <w:r>
-        <w:tab/>
-        <w:t>EligibilityResult</w:t>
-      </w:r>
-    </w:p>
-    <w:p>
-      <w:r>
-        <w:t>3.</w:t>
-      </w:r>
-      <w:r>
-        <w:tab/>
-        <w:t>Checkout (pago por caso o incluido en suscripción)</w:t>
-      </w:r>
-    </w:p>
-    <w:p>
-      <w:r>
-        <w:t>4.</w:t>
-      </w:r>
-      <w:r>
-        <w:tab/>
-        <w:t>Authorization (machtiging/proof)</w:t>
-      </w:r>
-    </w:p>
-    <w:p>
-      <w:r>
-        <w:t>5.</w:t>
-      </w:r>
-      <w:r>
-        <w:tab/>
-        <w:t>DocsChecklist (qué documento es + dónde conseguirlo)</w:t>
-      </w:r>
-    </w:p>
-    <w:p>
-      <w:r>
-        <w:t>6.</w:t>
-      </w:r>
-      <w:r>
-        <w:tab/>
-        <w:t>Final (resumen + “en revisión humana”)</w:t>
-      </w:r>
-    </w:p>
-    <w:p>
-      <w:r>
-        <w:t>Nota crítica: confirmar viabilidad de autorización sin credenciales por subsidio (Modo A) y definir “proof”.</w:t>
-      </w:r>
-    </w:p>
+        <w:t>src/app/(dashboard)/app/profile/page.tsx (usa UI kit)</w:t>
+      </w:r>
+    </w:p>
+    <w:p/>
+    <w:p>
+      <w:r>
+        <w:t>8.2 Cambios realizados en Fase 5 (registro de implementación)</w:t>
+      </w:r>
+    </w:p>
+    <w:p>
+      <w:r>
+        <w:t>Commit: 43fc405 — Phase 5: frontend core (route guard, cases engine, document vault v1).</w:t>
+      </w:r>
+    </w:p>
+    <w:p>
+      <w:r>
+        <w:t>Archivos creados/confirmados (principales):</w:t>
+      </w:r>
+    </w:p>
+    <w:p>
+      <w:r>
+        <w:t>- src/app/page.tsx (redirect / → /landing)</w:t>
+      </w:r>
+    </w:p>
+    <w:p>
+      <w:r>
+        <w:t>- src/app/(auth)/login/page.tsx (Login con Supabase Auth email/password; crea sesión de usuario y redirige a /app).</w:t>
+      </w:r>
+    </w:p>
+    <w:p>
+      <w:r>
+        <w:t>- src/app/(dashboard)/app/layout.tsx (Shell del dashboard + protección de rutas /app basada en sesión; logout).</w:t>
+      </w:r>
+    </w:p>
+    <w:p>
+      <w:r>
+        <w:t>- src/app/(dashboard)/app/providers.tsx (AppProviders: providers de Cases + Documents).</w:t>
+      </w:r>
+    </w:p>
+    <w:p>
+      <w:r>
+        <w:t>- src/app/(dashboard)/app/cases/page.tsx + ui/CasesListClient.tsx (lista de casos)</w:t>
+      </w:r>
+    </w:p>
+    <w:p>
+      <w:r>
+        <w:t>- src/app/(dashboard)/app/cases/new/page.tsx + ui/NewCaseClient.tsx (crear caso)</w:t>
+      </w:r>
+    </w:p>
+    <w:p>
+      <w:r>
+        <w:t>- src/app/(dashboard)/app/cases/[id]/page.tsx + ui/CaseOverviewClient.tsx (detalle del caso)</w:t>
+      </w:r>
+    </w:p>
+    <w:p>
+      <w:r>
+        <w:t>- src/app/(dashboard)/app/cases/[id]/[stepKey]/page.tsx + ui/StepClient.tsx (wizard por pasos)</w:t>
+      </w:r>
+    </w:p>
+    <w:p>
+      <w:r>
+        <w:t>- src/app/(dashboard)/app/documents/page.tsx + ui/DocumentsClient.tsx (Document Vault v1)</w:t>
+      </w:r>
+    </w:p>
+    <w:p>
+      <w:r>
+        <w:t>- src/features/cases/* (Case Engine v1: types/config/storage/store)</w:t>
+      </w:r>
+    </w:p>
+    <w:p>
+      <w:r>
+        <w:t>- src/features/documents/* (Document Vault v1: types/storage/store)</w:t>
+      </w:r>
+    </w:p>
+    <w:p>
+      <w:r>
+        <w:t>Notas:</w:t>
+      </w:r>
+    </w:p>
+    <w:p>
+      <w:r>
+        <w:t>- Persistencia: Supabase (tabla cases + drafts locales por step en caseDraftsStore; Document Vault base en Supabase/Storage).</w:t>
+      </w:r>
+    </w:p>
+    <w:p>
+      <w:r>
+        <w:t>- Backend real, auth real y OCR/editor quedan para Fase 6/7 según roadmap.</w:t>
+      </w:r>
+    </w:p>
+    <w:p>
+      <w:r>
+        <w:t>Cierre cosmético (DONE):</w:t>
+      </w:r>
+    </w:p>
+    <w:p>
+      <w:r>
+        <w:t>8.3 Cambios realizados en Fase 4 (registro de implementación) — CERRADA 26/12/2025</w:t>
+      </w:r>
+    </w:p>
+    <w:p/>
+    <w:p>
+      <w:r>
+        <w:t>Objetivo de Fase 4 (DoD):</w:t>
+      </w:r>
+    </w:p>
+    <w:p>
+      <w:r>
+        <w:t>- Unificar el contrato de Documents entre DB (constraints), tipos TS, endpoints API y OpenAPI v1.</w:t>
+      </w:r>
+    </w:p>
+    <w:p>
+      <w:r>
+        <w:t>- Definir Storage real (bucket privado) y políticas RLS para objetos.</w:t>
+      </w:r>
+    </w:p>
+    <w:p>
+      <w:r>
+        <w:t>- Dejar documentación y pruebas reproducibles para continuar con Fase 6 sin deuda funcional.</w:t>
+      </w:r>
+    </w:p>
+    <w:p/>
     <w:p>
       <w:r>
         <w:lastRenderedPageBreak/>
-        <w:t>6.3 Impuestos (IB + Voorlopige aanslag) — Solo particulares</w:t>
-      </w:r>
-    </w:p>
-    <w:p>
-      <w:r>
-        <w:t>•</w:t>
-      </w:r>
-      <w:r>
-        <w:tab/>
-        <w:t>Propósito: wizard de cambios de vida + documentos + revisión humana.</w:t>
-      </w:r>
-    </w:p>
-    <w:p>
-      <w:r>
-        <w:t>•</w:t>
-      </w:r>
-      <w:r>
-        <w:tab/>
-        <w:t>DoD: crear caso, reunir info mínima, generar paquete para revisión humana.</w:t>
-      </w:r>
-    </w:p>
-    <w:p>
-      <w:r>
-        <w:t>6.4 Finanzas personales (Manual + OCR)</w:t>
-      </w:r>
-    </w:p>
-    <w:p>
-      <w:r>
-        <w:t>•</w:t>
-      </w:r>
-      <w:r>
-        <w:tab/>
-        <w:t>Propósito: presupuesto y control de gastos sencillo.</w:t>
-      </w:r>
-    </w:p>
-    <w:p>
-      <w:r>
-        <w:t>•</w:t>
-      </w:r>
-      <w:r>
-        <w:tab/>
-        <w:t>Pantallas: overview → lista de movimientos → añadir gasto (manual/upload) → editor OCR → categorías.</w:t>
-      </w:r>
-    </w:p>
-    <w:p>
-      <w:r>
-        <w:t>•</w:t>
-      </w:r>
-      <w:r>
-        <w:tab/>
-        <w:t>DoD: registrar/categorizar/editar y ver resumen mensual.</w:t>
-      </w:r>
-    </w:p>
-    <w:p>
-      <w:r>
-        <w:t>6.5 Document Vault + OCR + Editor</w:t>
-      </w:r>
-    </w:p>
-    <w:p>
-      <w:r>
-        <w:t>•</w:t>
-      </w:r>
-      <w:r>
-        <w:tab/>
-        <w:t>Propósito: centralizar documentos y convertirlos en datos editables.</w:t>
-      </w:r>
-    </w:p>
-    <w:p>
-      <w:r>
-        <w:t>•</w:t>
-      </w:r>
-      <w:r>
-        <w:tab/>
-        <w:t>Pantallas: vault → subir → OCR result + editor → guardar versión → asociar a caso.</w:t>
-      </w:r>
-    </w:p>
-    <w:p>
-      <w:r>
-        <w:t>•</w:t>
-      </w:r>
-      <w:r>
-        <w:tab/>
-        <w:t>DoD: upload → OCR → campos + “confidence” → edición → persistencia → auditoría.</w:t>
-      </w:r>
-    </w:p>
-    <w:p>
-      <w:r>
-        <w:t>6.6 Seguros (v1 informativo, v2 operativo)</w:t>
-      </w:r>
-    </w:p>
-    <w:p>
-      <w:r>
-        <w:t>v1 (alcance actual):</w:t>
-      </w:r>
-    </w:p>
-    <w:p>
-      <w:r>
-        <w:t>•</w:t>
-      </w:r>
-      <w:r>
-        <w:tab/>
-        <w:t>Contenido claro por seguro (hogar, auto, salud complemento, responsabilidad, etc.).</w:t>
-      </w:r>
-    </w:p>
-    <w:p>
-      <w:r>
-        <w:t>•</w:t>
-      </w:r>
-      <w:r>
-        <w:tab/>
-        <w:t>“Cómo te ayudamos” + CTA a suscripción / consulta.</w:t>
-      </w:r>
-    </w:p>
-    <w:p>
-      <w:r>
-        <w:t>•</w:t>
-      </w:r>
-      <w:r>
-        <w:tab/>
-        <w:t>Preparado para activación futura.</w:t>
-      </w:r>
-    </w:p>
-    <w:p>
-      <w:r>
-        <w:t>v2 (futuro):</w:t>
-      </w:r>
-    </w:p>
-    <w:p>
-      <w:r>
-        <w:t>•</w:t>
-      </w:r>
-      <w:r>
-        <w:tab/>
-        <w:t>Funnel operativo tipo “Polisa-style” con cumplimiento adicional (Wft/intermediación).</w:t>
-      </w:r>
-    </w:p>
-    <w:p>
-      <w:r>
-        <w:t>6.7 Recomendaciones de seguros/productos y emails no intrusivos (NUEVO — DIRECTIVA)</w:t>
-      </w:r>
-    </w:p>
-    <w:p>
-      <w:r>
-        <w:t>Objetivo: que la IA sugiera de forma ocasional y útil seguros/productos relacionados con la vida del usuario, sin ser agresivo ni “spam”.</w:t>
-      </w:r>
-    </w:p>
-    <w:p>
-      <w:r>
-        <w:t>Reglas no negociables:</w:t>
-      </w:r>
-    </w:p>
-    <w:p>
-      <w:r>
-        <w:t>•</w:t>
-      </w:r>
-      <w:r>
-        <w:tab/>
-        <w:t>Consentimiento explícito para emails de ofertas (opt-in) y opt-out simple.</w:t>
-      </w:r>
-    </w:p>
-    <w:p>
-      <w:r>
-        <w:t>•</w:t>
-      </w:r>
-      <w:r>
-        <w:tab/>
-        <w:t>Frecuencia limitada (cap): por defecto 1 email/mes y 1 sugerencia in-app cada X sesiones (definir en Fase 5). Nunca “bombardeo”.</w:t>
-      </w:r>
-    </w:p>
-    <w:p>
-      <w:r>
-        <w:t>•</w:t>
-      </w:r>
-      <w:r>
-        <w:tab/>
-        <w:t>Relevancia real: basado en señales del usuario (perfil y eventos), no campañas masivas.</w:t>
-      </w:r>
-    </w:p>
-    <w:p>
-      <w:r>
-        <w:t>•</w:t>
-      </w:r>
-      <w:r>
-        <w:tab/>
-        <w:t>Separación de categorías:</w:t>
-      </w:r>
-    </w:p>
-    <w:p>
-      <w:r>
-        <w:t>o</w:t>
-      </w:r>
-      <w:r>
-        <w:tab/>
-        <w:t>Emails transaccionales (estado de caso, pagos, documentos) ≠ marketing/ofertas.</w:t>
-      </w:r>
-    </w:p>
-    <w:p>
-      <w:r>
-        <w:t>•</w:t>
-      </w:r>
-      <w:r>
-        <w:tab/>
-        <w:t>Transparencia: “por qué te lo sugerimos” (ej. “indicaste que tienes coche”).</w:t>
+        <w:t>Estado y evidencia:</w:t>
+      </w:r>
+    </w:p>
+    <w:p>
+      <w:r>
+        <w:t>- Trabajo implementado en rama: fix/case-engine-v1-stabilize.</w:t>
+      </w:r>
+    </w:p>
+    <w:p>
+      <w:r>
+        <w:t>- Merge a main vía PR #1 (squash). Commit en main: 261f85a.</w:t>
+      </w:r>
+    </w:p>
+    <w:p>
+      <w:r>
+        <w:t>- Build verde local en main: pnpm test / pnpm lint / pnpm build (26/12/2025).</w:t>
+      </w:r>
+    </w:p>
+    <w:p/>
+    <w:p>
+      <w:r>
+        <w:t>Entregables concretos (lo que quedó listo):</w:t>
+      </w:r>
+    </w:p>
+    <w:p>
+      <w:r>
+        <w:t>1) DB / Supabase (migrations)</w:t>
+      </w:r>
+    </w:p>
+    <w:p>
+      <w:r>
+        <w:t>- supabase/migrations/20251226113916_storage_vault_bucket_and_policies.sql</w:t>
+      </w:r>
+    </w:p>
+    <w:p>
+      <w:r>
+        <w:t xml:space="preserve">  • Crea bucket privado 'vault' (idempotente).</w:t>
+      </w:r>
+    </w:p>
+    <w:p>
+      <w:r>
+        <w:t xml:space="preserve">  • RLS en storage.objects (bucket_id='vault'):</w:t>
+      </w:r>
+    </w:p>
+    <w:p>
+      <w:r>
+        <w:t xml:space="preserve">    - SELECT: owner (primer segmento del path = auth.uid()) o admin (public.is_admin()).</w:t>
+      </w:r>
+    </w:p>
+    <w:p>
+      <w:r>
+        <w:t xml:space="preserve">    - INSERT/UPDATE/DELETE: solo owner (path debe iniciar con auth.uid()).</w:t>
+      </w:r>
+    </w:p>
+    <w:p>
+      <w:r>
+        <w:t>- supabase/migrations/20251226114843_documents_status_check_fix.sql</w:t>
+      </w:r>
+    </w:p>
+    <w:p>
+      <w:r>
+        <w:t xml:space="preserve">  • Asegura constraint documents_status_check con valores: uploaded | under_review | approved.</w:t>
+      </w:r>
+    </w:p>
+    <w:p/>
+    <w:p>
+      <w:r>
+        <w:t>2) Contrato de dominio (Types)</w:t>
+      </w:r>
+    </w:p>
+    <w:p>
+      <w:r>
+        <w:t>- src/features/documents/documentsTypes.ts</w:t>
+      </w:r>
+    </w:p>
+    <w:p>
+      <w:r>
+        <w:t xml:space="preserve">  • DocumentType: id | income | bank | rental | tax | other.</w:t>
+      </w:r>
+    </w:p>
+    <w:p>
+      <w:r>
+        <w:t xml:space="preserve">  • DocumentStatus: uploaded | under_review | approved.</w:t>
+      </w:r>
+    </w:p>
+    <w:p>
+      <w:r>
+        <w:t xml:space="preserve">  • DocumentEntity usa storagePath relativo dentro del bucket 'vault' (sin prefijo 'vault/').</w:t>
+      </w:r>
+    </w:p>
+    <w:p/>
+    <w:p>
+      <w:r>
+        <w:t>3) API Next.js (server routes) normalizada</w:t>
+      </w:r>
+    </w:p>
+    <w:p>
+      <w:r>
+        <w:t>- src/app/api/documents/route.ts</w:t>
+      </w:r>
+    </w:p>
+    <w:p>
+      <w:r>
+        <w:t xml:space="preserve">  • Crea metadata y genera storagePath por defecto en formato: {userId}/{timestamp}_{fileNameSlug}.</w:t>
+      </w:r>
+    </w:p>
+    <w:p>
+      <w:r>
+        <w:t xml:space="preserve">  • Normaliza cualquier 'vault/...' a ruta relativa.</w:t>
+      </w:r>
+    </w:p>
+    <w:p>
+      <w:r>
+        <w:t xml:space="preserve">  • Devuelve DocumentEntity normalizado (mapea snake_case → camelCase).</w:t>
+      </w:r>
+    </w:p>
+    <w:p>
+      <w:r>
+        <w:t>- src/app/api/documents/my/route.ts</w:t>
+      </w:r>
+    </w:p>
+    <w:p>
+      <w:r>
+        <w:t xml:space="preserve">  • Lista solo mis documentos (eq user_id).</w:t>
       </w:r>
     </w:p>
     <w:p>
       <w:r>
         <w:lastRenderedPageBreak/>
-        <w:t>•</w:t>
-      </w:r>
-      <w:r>
-        <w:tab/>
-        <w:t>Cumplimiento/GDPR: registro de consentimiento, timestamp, fuente, y auditoría.</w:t>
-      </w:r>
-    </w:p>
-    <w:p>
-      <w:r>
-        <w:t>Señales (inputs) para personalización (v1):</w:t>
-      </w:r>
-    </w:p>
-    <w:p>
-      <w:r>
-        <w:t>•</w:t>
-      </w:r>
-      <w:r>
-        <w:tab/>
-        <w:t>Perfil: casa/alquiler/propiedad, coche, hijos, mascota, tipo de empleo, ingresos aproximados (si se declara), zona NL.</w:t>
-      </w:r>
-    </w:p>
-    <w:p>
-      <w:r>
-        <w:t>•</w:t>
-      </w:r>
-      <w:r>
-        <w:tab/>
-        <w:t>Eventos: compra de coche/casa, nacimiento hijo (si el usuario lo indica), cambios en gastos recurrentes, inicio de “case” relevante.</w:t>
-      </w:r>
-    </w:p>
-    <w:p>
-      <w:r>
-        <w:t>Canales:</w:t>
-      </w:r>
-    </w:p>
-    <w:p>
-      <w:r>
-        <w:t>•</w:t>
-      </w:r>
-      <w:r>
-        <w:tab/>
-        <w:t>In-app: cards discretas dentro de “Inicio” o “Perfil” (no interrumpir wizards).</w:t>
-      </w:r>
-    </w:p>
-    <w:p>
-      <w:r>
-        <w:t>•</w:t>
-      </w:r>
-      <w:r>
-        <w:tab/>
-        <w:t>Email: campañas ligeras, con valor (ej. checklist + recomendación + CTA suave).</w:t>
-      </w:r>
-    </w:p>
-    <w:p>
-      <w:r>
-        <w:t>Límites legales/éticos:</w:t>
-      </w:r>
-    </w:p>
-    <w:p>
-      <w:r>
-        <w:t>•</w:t>
-      </w:r>
-      <w:r>
-        <w:tab/>
-        <w:t>IA no debe presentarse como asesoramiento regulado definitivo. Si se opera como intermediación, debe activarse solo bajo marco de cumplimiento (v2).</w:t>
-      </w:r>
-    </w:p>
-    <w:p>
-      <w:r>
-        <w:t>________________________________________</w:t>
-      </w:r>
-    </w:p>
-    <w:p>
-      <w:r>
-        <w:t>7. Roadmap Maestro v1 (fases y subfases) — ACTUALIZADO</w:t>
-      </w:r>
-    </w:p>
-    <w:p>
-      <w:r>
-        <w:t>Nota crítica (25/12/2025): en versiones anteriores este documento marcaba Fase 4 como “cerrada”, pero eso era incorrecto. Lo que está cerrado es el slice de Documents (vault + tabla documents + bucket + RLS/policies + UI). La Fase 4 completa sigue abierta porque aún faltan contratos OpenAPI v1 alineados con la implementación y varias entidades/tablas (profiles, case_step_data, payments, consents) con RLS y migraciones reproducibles.</w:t>
-      </w:r>
-    </w:p>
-    <w:p>
-      <w:r>
-        <w:t>Fase</w:t>
-      </w:r>
-      <w:r>
-        <w:tab/>
-        <w:t>Objetivo</w:t>
-      </w:r>
-      <w:r>
-        <w:tab/>
-        <w:t>DoD</w:t>
-      </w:r>
-      <w:r>
-        <w:tab/>
-        <w:t>Estado</w:t>
-      </w:r>
-    </w:p>
-    <w:p>
-      <w:r>
-        <w:t>Fase</w:t>
-      </w:r>
-      <w:r>
-        <w:tab/>
-        <w:t>Estado</w:t>
-      </w:r>
-      <w:r>
-        <w:tab/>
-        <w:t>Nota</w:t>
-      </w:r>
-    </w:p>
-    <w:p>
-      <w:r>
-        <w:t>0</w:t>
-      </w:r>
-      <w:r>
-        <w:tab/>
-        <w:t>CERRADA</w:t>
-      </w:r>
-      <w:r>
-        <w:tab/>
-        <w:t>(estructura repo + reglas base)</w:t>
-      </w:r>
-    </w:p>
-    <w:p>
-      <w:r>
-        <w:t>1</w:t>
-      </w:r>
-      <w:r>
-        <w:tab/>
-        <w:t>(no usada)</w:t>
-      </w:r>
-      <w:r>
-        <w:tab/>
-      </w:r>
-    </w:p>
-    <w:p>
-      <w:r>
-        <w:t>2</w:t>
-      </w:r>
-      <w:r>
-        <w:tab/>
-        <w:t>CERRADA</w:t>
-      </w:r>
-      <w:r>
-        <w:tab/>
-        <w:t>(UI tokens + componentes)</w:t>
-      </w:r>
-    </w:p>
-    <w:p>
-      <w:r>
-        <w:t>3</w:t>
-      </w:r>
-      <w:r>
-        <w:tab/>
-        <w:t>CERRADA</w:t>
-      </w:r>
-      <w:r>
-        <w:tab/>
-        <w:t>(frontend core: auth + dashboard + casos + drafts→DB)</w:t>
-      </w:r>
-    </w:p>
-    <w:p>
-      <w:r>
-        <w:t>4</w:t>
-      </w:r>
-      <w:r>
-        <w:tab/>
-        <w:t>CERRADA (26/12/2025)</w:t>
-      </w:r>
-      <w:r>
-        <w:tab/>
-        <w:t>(contratos datos + OpenAPI v1 + RLS + Storage 'vault')</w:t>
-      </w:r>
-    </w:p>
-    <w:p>
-      <w:r>
-        <w:t>5</w:t>
-      </w:r>
-      <w:r>
-        <w:tab/>
-        <w:t>CERRADA</w:t>
-      </w:r>
-      <w:r>
-        <w:tab/>
-        <w:t>(persistencia DB + admin + documents v1)</w:t>
-      </w:r>
-    </w:p>
-    <w:p>
-      <w:r>
-        <w:t>6</w:t>
-      </w:r>
-      <w:r>
-        <w:tab/>
-        <w:t>SIGUIENTE</w:t>
-      </w:r>
-      <w:r>
-        <w:tab/>
-        <w:t>(backend/servicios v1: Stripe, webhooks, colas, hardening)</w:t>
-      </w:r>
-    </w:p>
-    <w:p>
-      <w:r>
-        <w:t>7</w:t>
-      </w:r>
-      <w:r>
-        <w:tab/>
-        <w:t>PENDIENTE</w:t>
-      </w:r>
-      <w:r>
-        <w:tab/>
-        <w:t>(OCR + editor + machtigingsregistratie)</w:t>
-      </w:r>
-    </w:p>
-    <w:p>
-      <w:r>
-        <w:t>8</w:t>
-      </w:r>
-      <w:r>
-        <w:tab/>
-        <w:t>PENDIENTE</w:t>
-      </w:r>
-      <w:r>
-        <w:tab/>
-        <w:t>(QA + GDPR + release)</w:t>
-      </w:r>
-    </w:p>
-    <w:p>
-      <w:r>
-        <w:t>9</w:t>
-      </w:r>
-      <w:r>
-        <w:tab/>
-        <w:t>PENDIENTE</w:t>
-      </w:r>
-      <w:r>
-        <w:tab/>
-        <w:t>(operación + analítica)</w:t>
-      </w:r>
-    </w:p>
-    <w:p>
-      <w:r>
-        <w:lastRenderedPageBreak/>
-        <w:t>________________________________________</w:t>
-      </w:r>
-    </w:p>
-    <w:p>
-      <w:r>
-        <w:t>8. Cambios realizados en Fase 2 (registro de implementación)</w:t>
-      </w:r>
-    </w:p>
-    <w:p>
-      <w:r>
-        <w:t>Archivos creados/confirmados:</w:t>
-      </w:r>
-    </w:p>
-    <w:p>
-      <w:r>
-        <w:t>•</w:t>
-      </w:r>
-      <w:r>
-        <w:tab/>
-        <w:t>postcss.config.mjs (Tailwind v4 + autoprefixer)</w:t>
-      </w:r>
-    </w:p>
-    <w:p>
-      <w:r>
-        <w:t>•</w:t>
-      </w:r>
-      <w:r>
-        <w:tab/>
-        <w:t>src/ui/cn.ts</w:t>
-      </w:r>
-    </w:p>
-    <w:p>
-      <w:r>
-        <w:t>•</w:t>
-      </w:r>
-      <w:r>
-        <w:tab/>
-        <w:t>src/ui/components/Screen.tsx</w:t>
-      </w:r>
-    </w:p>
-    <w:p>
-      <w:r>
-        <w:t>•</w:t>
-      </w:r>
-      <w:r>
-        <w:tab/>
-        <w:t>src/ui/components/Header.tsx</w:t>
-      </w:r>
-    </w:p>
-    <w:p>
-      <w:r>
-        <w:t>•</w:t>
-      </w:r>
-      <w:r>
-        <w:tab/>
-        <w:t>src/ui/components/Card.tsx</w:t>
-      </w:r>
-    </w:p>
-    <w:p>
-      <w:r>
-        <w:t>•</w:t>
-      </w:r>
-      <w:r>
-        <w:tab/>
-        <w:t>src/ui/components/Badge.tsx</w:t>
-      </w:r>
-    </w:p>
-    <w:p>
-      <w:r>
-        <w:t>•</w:t>
-      </w:r>
-      <w:r>
-        <w:tab/>
-        <w:t>src/ui/components/InfoBox.tsx</w:t>
-      </w:r>
-    </w:p>
-    <w:p>
-      <w:r>
-        <w:t>•</w:t>
-      </w:r>
-      <w:r>
-        <w:tab/>
-        <w:t>src/app/(dashboard)/app/ui-kit/page.tsx</w:t>
-      </w:r>
-    </w:p>
-    <w:p>
-      <w:r>
-        <w:t>Archivos editados:</w:t>
-      </w:r>
-    </w:p>
-    <w:p>
-      <w:r>
-        <w:t>•</w:t>
-      </w:r>
-      <w:r>
-        <w:tab/>
-        <w:t xml:space="preserve">tailwind.config.ts (mapeo a tokens </w:t>
-      </w:r>
-      <w:proofErr w:type="gramStart"/>
-      <w:r>
-        <w:t>fh.*</w:t>
-      </w:r>
-      <w:proofErr w:type="gramEnd"/>
-      <w:r>
-        <w:t>)</w:t>
-      </w:r>
-    </w:p>
-    <w:p>
-      <w:r>
-        <w:t>•</w:t>
-      </w:r>
-      <w:r>
-        <w:tab/>
-        <w:t>src/styles/globals.css (tokens + base)</w:t>
-      </w:r>
-    </w:p>
-    <w:p>
-      <w:r>
-        <w:t>•</w:t>
-      </w:r>
-      <w:r>
-        <w:tab/>
-        <w:t>src/app/layout.tsx (metadata y base)</w:t>
-      </w:r>
-    </w:p>
-    <w:p>
-      <w:r>
-        <w:t>•</w:t>
-      </w:r>
-      <w:r>
-        <w:tab/>
-        <w:t>src/app/(dashboard)/app/layout.tsx (shell private nav)</w:t>
-      </w:r>
-    </w:p>
-    <w:p>
-      <w:r>
-        <w:t>•</w:t>
-      </w:r>
-      <w:r>
-        <w:tab/>
-        <w:t>src/app/(dashboard)/app/page.tsx (usa UI kit)</w:t>
-      </w:r>
-    </w:p>
-    <w:p>
-      <w:r>
-        <w:t>•</w:t>
-      </w:r>
-      <w:r>
-        <w:tab/>
-        <w:t>src/app/(dashboard)/app/documents/page.tsx (usa UI kit)</w:t>
-      </w:r>
-    </w:p>
-    <w:p>
-      <w:r>
-        <w:t>•</w:t>
-      </w:r>
-      <w:r>
-        <w:tab/>
-        <w:t>src/app/(dashboard)/app/profile/page.tsx (usa UI kit)</w:t>
+        <w:t xml:space="preserve">  • Devuelve DocumentEntity normalizados.</w:t>
+      </w:r>
+    </w:p>
+    <w:p>
+      <w:r>
+        <w:t>- src/app/api/documents/[id]/route.ts</w:t>
+      </w:r>
+    </w:p>
+    <w:p>
+      <w:r>
+        <w:t xml:space="preserve">  • PATCH: valida status contra [uploaded, under_review, approved].</w:t>
+      </w:r>
+    </w:p>
+    <w:p>
+      <w:r>
+        <w:t xml:space="preserve">  • DELETE: borra objeto en bucket 'vault' (si storage_path existe) y luego borra la fila.</w:t>
+      </w:r>
+    </w:p>
+    <w:p>
+      <w:r>
+        <w:t xml:space="preserve">  • Responde 404 si el id no existe.</w:t>
+      </w:r>
+    </w:p>
+    <w:p>
+      <w:r>
+        <w:t>- src/app/api/admin/documents/signed-url/route.ts</w:t>
+      </w:r>
+    </w:p>
+    <w:p>
+      <w:r>
+        <w:t xml:space="preserve">  • Default bucket: 'vault' (admin-only; usa RPC is_admin).</w:t>
       </w:r>
     </w:p>
     <w:p/>
     <w:p>
       <w:r>
-        <w:t>8.2 Cambios realizados en Fase 5 (registro de implementación)</w:t>
-      </w:r>
-    </w:p>
-    <w:p>
-      <w:r>
-        <w:t>Commit: 43fc405 — Phase 5: frontend core (route guard, cases engine, document vault v1).</w:t>
-      </w:r>
-    </w:p>
-    <w:p>
-      <w:r>
-        <w:t>Archivos creados/confirmados (principales):</w:t>
-      </w:r>
-    </w:p>
-    <w:p>
-      <w:r>
-        <w:t>- src/app/page.tsx (redirect / → /landing)</w:t>
-      </w:r>
-    </w:p>
-    <w:p>
-      <w:r>
-        <w:t>- src/app/(auth)/login/page.tsx (Login con Supabase Auth email/password; crea sesión de usuario y redirige a /app).</w:t>
-      </w:r>
-    </w:p>
-    <w:p>
-      <w:r>
-        <w:t>- src/app/(dashboard)/app/layout.tsx (Shell del dashboard + protección de rutas /app basada en sesión; logout).</w:t>
-      </w:r>
-    </w:p>
-    <w:p>
-      <w:r>
-        <w:t>- src/app/(dashboard)/app/providers.tsx (AppProviders: providers de Cases + Documents).</w:t>
-      </w:r>
-    </w:p>
-    <w:p>
-      <w:r>
-        <w:t>- src/app/(dashboard)/app/cases/page.tsx + ui/CasesListClient.tsx (lista de casos)</w:t>
-      </w:r>
-    </w:p>
-    <w:p>
-      <w:r>
-        <w:lastRenderedPageBreak/>
-        <w:t>- src/app/(dashboard)/app/cases/new/page.tsx + ui/NewCaseClient.tsx (crear caso)</w:t>
-      </w:r>
-    </w:p>
-    <w:p>
-      <w:r>
-        <w:t>- src/app/(dashboard)/app/cases/[id]/page.tsx + ui/CaseOverviewClient.tsx (detalle del caso)</w:t>
-      </w:r>
-    </w:p>
-    <w:p>
-      <w:r>
-        <w:t>- src/app/(dashboard)/app/cases/[id]/[stepKey]/page.tsx + ui/StepClient.tsx (wizard por pasos)</w:t>
-      </w:r>
-    </w:p>
-    <w:p>
-      <w:r>
-        <w:t>- src/app/(dashboard)/app/documents/page.tsx + ui/DocumentsClient.tsx (Document Vault v1)</w:t>
-      </w:r>
-    </w:p>
-    <w:p>
-      <w:r>
-        <w:t>- src/features/cases/* (Case Engine v1: types/config/storage/store)</w:t>
-      </w:r>
-    </w:p>
-    <w:p>
-      <w:r>
-        <w:t>- src/features/documents/* (Document Vault v1: types/storage/store)</w:t>
-      </w:r>
-    </w:p>
-    <w:p>
-      <w:r>
-        <w:t>Notas:</w:t>
-      </w:r>
-    </w:p>
-    <w:p>
-      <w:r>
-        <w:t>- Persistencia: Supabase (tabla cases + drafts locales por step en caseDraftsStore; Document Vault base en Supabase/Storage).</w:t>
-      </w:r>
-    </w:p>
-    <w:p>
-      <w:r>
-        <w:t>- Backend real, auth real y OCR/editor quedan para Fase 6/7 según roadmap.</w:t>
-      </w:r>
-    </w:p>
-    <w:p>
-      <w:r>
-        <w:t>Cierre cosmético (DONE):</w:t>
-      </w:r>
-    </w:p>
-    <w:p>
-      <w:r>
-        <w:t>8.3 Cambios realizados en Fase 4 (registro de implementación) — CERRADA 26/12/2025</w:t>
-      </w:r>
-    </w:p>
-    <w:p/>
-    <w:p>
-      <w:r>
-        <w:t>Objetivo de Fase 4 (DoD):</w:t>
-      </w:r>
-    </w:p>
-    <w:p>
-      <w:r>
-        <w:t>- Unificar el contrato de Documents entre DB (constraints), tipos TS, endpoints API y OpenAPI v1.</w:t>
-      </w:r>
-    </w:p>
-    <w:p>
-      <w:r>
-        <w:t>- Definir Storage real (bucket privado) y políticas RLS para objetos.</w:t>
-      </w:r>
-    </w:p>
-    <w:p>
-      <w:r>
-        <w:t>- Dejar documentación y pruebas reproducibles para continuar con Fase 6 sin deuda funcional.</w:t>
-      </w:r>
-    </w:p>
-    <w:p/>
-    <w:p>
-      <w:r>
-        <w:t>Estado y evidencia:</w:t>
-      </w:r>
-    </w:p>
-    <w:p>
-      <w:r>
-        <w:t>- Trabajo implementado en rama: fix/case-engine-v1-stabilize.</w:t>
-      </w:r>
-    </w:p>
-    <w:p>
-      <w:r>
-        <w:t>- Merge a main vía PR #1 (squash). Commit en main: 261f85a.</w:t>
-      </w:r>
-    </w:p>
-    <w:p>
-      <w:r>
-        <w:t>- Build verde local en main: pnpm test / pnpm lint / pnpm build (26/12/2025).</w:t>
-      </w:r>
-    </w:p>
-    <w:p/>
-    <w:p>
-      <w:r>
-        <w:t>Entregables concretos (lo que quedó listo):</w:t>
-      </w:r>
-    </w:p>
-    <w:p>
-      <w:r>
-        <w:t>1) DB / Supabase (migrations)</w:t>
-      </w:r>
-    </w:p>
-    <w:p>
-      <w:r>
-        <w:t>- supabase/migrations/20251226113916_storage_vault_bucket_and_policies.sql</w:t>
-      </w:r>
-    </w:p>
-    <w:p>
-      <w:r>
-        <w:t xml:space="preserve">  • Crea bucket privado 'vault' (idempotente).</w:t>
-      </w:r>
-    </w:p>
-    <w:p>
-      <w:r>
-        <w:t xml:space="preserve">  • RLS en </w:t>
-      </w:r>
-      <w:proofErr w:type="gramStart"/>
-      <w:r>
-        <w:t>storage.objects</w:t>
-      </w:r>
-      <w:proofErr w:type="gramEnd"/>
-      <w:r>
-        <w:t xml:space="preserve"> (bucket_id='vault'):</w:t>
-      </w:r>
-    </w:p>
-    <w:p>
-      <w:r>
-        <w:t xml:space="preserve">    - SELECT: owner (primer segmento del path = </w:t>
-      </w:r>
-      <w:proofErr w:type="gramStart"/>
-      <w:r>
-        <w:t>auth.uid(</w:t>
-      </w:r>
-      <w:proofErr w:type="gramEnd"/>
-      <w:r>
-        <w:t>)) o admin (public.is_</w:t>
-      </w:r>
-      <w:proofErr w:type="gramStart"/>
-      <w:r>
-        <w:t>admin(</w:t>
-      </w:r>
-      <w:proofErr w:type="gramEnd"/>
-      <w:r>
-        <w:t>)).</w:t>
-      </w:r>
-    </w:p>
-    <w:p>
-      <w:r>
-        <w:lastRenderedPageBreak/>
-        <w:t xml:space="preserve">    - INSERT/UPDATE/DELETE: solo owner (path debe iniciar con </w:t>
-      </w:r>
-      <w:proofErr w:type="gramStart"/>
-      <w:r>
-        <w:t>auth.uid(</w:t>
-      </w:r>
-      <w:proofErr w:type="gramEnd"/>
-      <w:r>
-        <w:t>)).</w:t>
-      </w:r>
-    </w:p>
-    <w:p>
-      <w:r>
-        <w:t>- supabase/migrations/20251226114843_documents_status_check_fix.sql</w:t>
-      </w:r>
-    </w:p>
-    <w:p>
-      <w:r>
-        <w:t xml:space="preserve">  • Asegura constraint documents_status_check con valores: uploaded | under_review | approved.</w:t>
-      </w:r>
-    </w:p>
-    <w:p/>
-    <w:p>
-      <w:r>
-        <w:t>2) Contrato de dominio (Types)</w:t>
-      </w:r>
-    </w:p>
-    <w:p>
-      <w:r>
-        <w:t>- src/features/documents/documentsTypes.ts</w:t>
-      </w:r>
-    </w:p>
-    <w:p>
-      <w:r>
-        <w:t xml:space="preserve">  • DocumentType: id | income | bank | rental | tax | other.</w:t>
-      </w:r>
-    </w:p>
-    <w:p>
-      <w:r>
-        <w:t xml:space="preserve">  • DocumentStatus: uploaded | under_review | approved.</w:t>
-      </w:r>
-    </w:p>
-    <w:p>
-      <w:r>
-        <w:t xml:space="preserve">  • DocumentEntity usa storagePath relativo dentro del bucket 'vault' (sin prefijo 'vault/').</w:t>
-      </w:r>
-    </w:p>
-    <w:p/>
-    <w:p>
-      <w:r>
-        <w:t>3) API Next.js (server routes) normalizada</w:t>
-      </w:r>
-    </w:p>
-    <w:p>
-      <w:r>
-        <w:t>- src/app/api/documents/route.ts</w:t>
-      </w:r>
-    </w:p>
-    <w:p>
-      <w:r>
-        <w:t xml:space="preserve">  • Crea metadata y genera storagePath por defecto en formato: {userId}/{timestamp}_{fileNameSlug}.</w:t>
-      </w:r>
-    </w:p>
-    <w:p>
-      <w:r>
-        <w:t xml:space="preserve">  • Normaliza cualquier 'vault/...' a ruta relativa.</w:t>
-      </w:r>
-    </w:p>
-    <w:p>
-      <w:r>
-        <w:t xml:space="preserve">  • Devuelve DocumentEntity normalizado (mapea snake_case → camelCase).</w:t>
-      </w:r>
-    </w:p>
-    <w:p>
-      <w:r>
-        <w:t>- src/app/api/documents/my/route.ts</w:t>
-      </w:r>
-    </w:p>
-    <w:p>
-      <w:r>
-        <w:t xml:space="preserve">  • Lista solo mis documentos (eq user_id).</w:t>
-      </w:r>
-    </w:p>
-    <w:p>
-      <w:r>
-        <w:t xml:space="preserve">  • Devuelve DocumentEntity normalizados.</w:t>
-      </w:r>
-    </w:p>
-    <w:p>
-      <w:r>
-        <w:t>- src/app/api/documents/[id]/route.ts</w:t>
-      </w:r>
-    </w:p>
-    <w:p>
-      <w:r>
-        <w:t xml:space="preserve">  • PATCH: valida status contra [uploaded, under_review, approved].</w:t>
-      </w:r>
-    </w:p>
-    <w:p>
-      <w:r>
-        <w:t xml:space="preserve">  • DELETE: borra objeto en bucket 'vault' (si storage_path existe) y luego borra la fila.</w:t>
-      </w:r>
-    </w:p>
-    <w:p>
-      <w:r>
-        <w:t xml:space="preserve">  • Responde 404 si el id no existe.</w:t>
-      </w:r>
-    </w:p>
-    <w:p>
-      <w:r>
-        <w:t>- src/app/api/admin/documents/signed-url/route.ts</w:t>
-      </w:r>
-    </w:p>
-    <w:p>
-      <w:r>
-        <w:t xml:space="preserve">  • Default bucket: 'vault' (admin-only; usa RPC is_admin).</w:t>
-      </w:r>
-    </w:p>
-    <w:p/>
-    <w:p>
-      <w:r>
         <w:t>4) OpenAPI v1</w:t>
       </w:r>
     </w:p>
@@ -2894,7 +3822,6 @@
     </w:p>
     <w:p>
       <w:r>
-        <w:lastRenderedPageBreak/>
         <w:t xml:space="preserve">  • Schemas: DocumentType, DocumentStatus, Document (incluye storagePath).</w:t>
       </w:r>
     </w:p>
@@ -2993,230 +3920,194 @@
     </w:p>
     <w:p>
       <w:r>
-        <w:t>12. Próximo paso inmediato (siguiente fase)</w:t>
-      </w:r>
-    </w:p>
-    <w:p>
-      <w:r>
-        <w:t>Entramos a CIERRE de Fase 4 (Modelo de datos + contratos + RLS) con enfoque “reproducible”: todo lo que existe en Supabase debe estar reflejado en migrations + docs, y el frontend debe depender solo de contratos estables.</w:t>
-      </w:r>
-    </w:p>
-    <w:p>
-      <w:r>
-        <w:t>Estado actual confirmado:</w:t>
-      </w:r>
-    </w:p>
-    <w:p>
-      <w:r>
-        <w:t>• Documents: FUNCIONAL end-to-end (upload a Storage bucket vault + fila en tabla documents + RLS/policies) y UI permite listar, asignar a case, cambiar status y eliminar.</w:t>
-      </w:r>
-    </w:p>
-    <w:p>
-      <w:r>
-        <w:t>• Cases: CRUD básico funcional y wizard por steps. Persistencia principal en tabla cases.</w:t>
-      </w:r>
-    </w:p>
-    <w:p>
-      <w:r>
-        <w:t>• Faltantes de Fase 4: contratos OpenAPI v1 alineados con implementación, y BD completa para drafts por step, perfiles, pagos y consentimientos (RLS incluida).</w:t>
+        <w:lastRenderedPageBreak/>
+        <w:t>12. Próximo paso inmediato (Fase 7 en curso)</w:t>
       </w:r>
     </w:p>
     <w:p/>
     <w:p>
       <w:r>
-        <w:t>12.1 Objetivo exacto de cierre (DoD) — Fase 4</w:t>
-      </w:r>
-    </w:p>
-    <w:p>
-      <w:r>
-        <w:t>La Fase 4 se considera CERRADA cuando se cumplen TODOS los puntos:</w:t>
+        <w:t>12.1 Estado actual confirmado (repo y validaciones)</w:t>
+      </w:r>
+    </w:p>
+    <w:p>
+      <w:r>
+        <w:t>• Tests: pnpm test OK.</w:t>
+      </w:r>
+    </w:p>
+    <w:p>
+      <w:r>
+        <w:t>• Calidad: pnpm lint OK.</w:t>
+      </w:r>
+    </w:p>
+    <w:p>
+      <w:r>
+        <w:t>• Build: pnpm build OK.</w:t>
+      </w:r>
+    </w:p>
+    <w:p>
+      <w:r>
+        <w:t>• BD local: supabase migration up OK.</w:t>
+      </w:r>
+    </w:p>
+    <w:p>
+      <w:r>
+        <w:t>• Seguridad: scripts/db/test-rls-isolation.ps1 OK y scripts/db/test-rls-ocr-isolation.ps1 OK.</w:t>
+      </w:r>
+    </w:p>
+    <w:p>
+      <w:r>
+        <w:t>• Commits recientes (main): bec7bd7, fccd587, 8ca6c13.</w:t>
+      </w:r>
+    </w:p>
+    <w:p/>
+    <w:p>
+      <w:r>
+        <w:t>12.2 Objetivo exacto para cerrar la Fase 7 (DoD)</w:t>
+      </w:r>
+    </w:p>
+    <w:p>
+      <w:r>
+        <w:t>• Sustituir el OCR mock por OCR real (proveedor externo) para al menos 1 tipo de documento objetivo del flujo (arrancando por la carta de machtigingsregistratie).</w:t>
+      </w:r>
+    </w:p>
+    <w:p>
+      <w:r>
+        <w:t>• IA real para el asistente contextual (guía, explicaciones, recomendaciones), con guardrails: nunca dar instrucciones operativas sensibles ni “cómo hacer” trámites.</w:t>
+      </w:r>
+    </w:p>
+    <w:p>
+      <w:r>
+        <w:t>• Pipeline completo y trazable: document_ocr_runs + document_extractions + document_reviews (auditoría completa).</w:t>
+      </w:r>
+    </w:p>
+    <w:p>
+      <w:r>
+        <w:t>• UI de revisión humana (ocr-review) usable end-to-end: listar → ejecutar OCR → editar extracción → verificar → marcar como listo.</w:t>
+      </w:r>
+    </w:p>
+    <w:p>
+      <w:r>
+        <w:t>• Mantener seguridad: RLS + tests de aislamiento deben seguir pasando.</w:t>
+      </w:r>
+    </w:p>
+    <w:p/>
+    <w:p>
+      <w:r>
+        <w:t>12.3 Plan de ejecución (orden recomendado en el próximo chat)</w:t>
+      </w:r>
+    </w:p>
+    <w:p>
+      <w:r>
+        <w:t>A) Cerrar la decisión de proveedor OCR e IA (según el canon) y preparar credenciales/keys en .env.local (nunca en git).</w:t>
+      </w:r>
+    </w:p>
+    <w:p>
+      <w:r>
+        <w:t>B) Implementar capa de ‘provider’ con interfaz estable (para poder cambiar de proveedor sin reescribir el flujo).</w:t>
+      </w:r>
+    </w:p>
+    <w:p>
+      <w:r>
+        <w:t>C) Actualizar /api/documents/[id]/ocr para:</w:t>
+      </w:r>
+    </w:p>
+    <w:p>
+      <w:r>
+        <w:t xml:space="preserve">   - descargar el archivo real desde Supabase Storage (bucket vault) usando documents.storage_path,</w:t>
+      </w:r>
+    </w:p>
+    <w:p>
+      <w:r>
+        <w:t xml:space="preserve">   - llamar al proveedor OCR real,</w:t>
+      </w:r>
+    </w:p>
+    <w:p>
+      <w:r>
+        <w:t xml:space="preserve">   - mapear y validar al schema v1,</w:t>
       </w:r>
     </w:p>
     <w:p>
       <w:r>
         <w:lastRenderedPageBreak/>
-        <w:t>1) docs/openapi/finhub-v1.yaml refleja los endpoints reales existentes (auth, documents, cases) y define claramente los nuevos endpoints planeados (drafts/steps, payments, consents) con schemas y errores estándar.</w:t>
-      </w:r>
-    </w:p>
-    <w:p>
-      <w:r>
-        <w:t>2) supabase/migrations contiene migraciones ordenadas que recrean el esquema necesario desde cero (al menos: profiles, cases, case_step_data, documents, payments, consents) con constraints coherentes (CHECK enums, NOT NULL, FKs).</w:t>
-      </w:r>
-    </w:p>
-    <w:p>
-      <w:r>
-        <w:t>3) RLS/policies para cada tabla garantizan aislamiento por user_id. Prueba: dos usuarios distintos no pueden leer ni modificar datos del otro.</w:t>
-      </w:r>
-    </w:p>
-    <w:p>
-      <w:r>
-        <w:t>4) Storage bucket vault y policies están documentadas y reproducibles; los paths siguen el patrón {</w:t>
-      </w:r>
-      <w:proofErr w:type="gramStart"/>
-      <w:r>
-        <w:t>auth.uid()}/</w:t>
-      </w:r>
-      <w:proofErr w:type="gramEnd"/>
-      <w:r>
-        <w:t>... y la app no puede leer archivos de otro usuario.</w:t>
-      </w:r>
-    </w:p>
-    <w:p>
-      <w:r>
-        <w:t>5) pnpm lint/test/build verdes.</w:t>
+        <w:t xml:space="preserve">   - persistir run + extraction + audit trail.</w:t>
+      </w:r>
+    </w:p>
+    <w:p>
+      <w:r>
+        <w:t>D) Añadir pruebas: unit tests del mapping/validación y pruebas de API con mocks (sin llamadas externas en CI).</w:t>
+      </w:r>
+    </w:p>
+    <w:p>
+      <w:r>
+        <w:t>E) Documentar: actualizar docs/openapi + docs/domain (decisiones, límites, fallback).</w:t>
       </w:r>
     </w:p>
     <w:p/>
     <w:p>
       <w:r>
-        <w:t>12.2 Plan de trabajo (orden recomendado) — lo que harás en el siguiente chat</w:t>
-      </w:r>
-    </w:p>
-    <w:p>
-      <w:r>
-        <w:t>A) Normalizar y documentar el estado REAL de Documents (1 sesión)</w:t>
-      </w:r>
-    </w:p>
-    <w:p>
-      <w:r>
-        <w:t xml:space="preserve">  A1) Consolidar DDL/RLS/bucket en docs/db/documents.sql (y/o docs/db/schema-v1.sql) copiando el SQL ejecutado en Supabase.</w:t>
-      </w:r>
-    </w:p>
-    <w:p>
-      <w:r>
-        <w:t xml:space="preserve">  A2) Alinear enums en un solo sitio: DocumentType y DocumentStatus (TS + DB CHECK). Recomendación: mantener 4 estados en DB y TS: uploaded | under_review | approved | rejected.</w:t>
-      </w:r>
-    </w:p>
-    <w:p>
-      <w:r>
-        <w:t xml:space="preserve">  A3) Limpieza de tabla documents: eliminar columnas duplicadas (filename vs file_name) y fijar defaults coherentes (type no debe default 'unknown' si la UI nunca lo usa, salvo que decidas soportarlo).</w:t>
+        <w:t>12.4 Checklist de cierre (al finalizar Fase 7)</w:t>
+      </w:r>
+    </w:p>
+    <w:p>
+      <w:r>
+        <w:t>1) git status (debe estar limpio).</w:t>
+      </w:r>
+    </w:p>
+    <w:p>
+      <w:r>
+        <w:t>2) pnpm test</w:t>
+      </w:r>
+    </w:p>
+    <w:p>
+      <w:r>
+        <w:t>3) pnpm lint</w:t>
+      </w:r>
+    </w:p>
+    <w:p>
+      <w:r>
+        <w:t>4) pnpm build</w:t>
+      </w:r>
+    </w:p>
+    <w:p>
+      <w:r>
+        <w:t>5) supabase migration up</w:t>
+      </w:r>
+    </w:p>
+    <w:p>
+      <w:r>
+        <w:t>6) powershell scripts/db/test-rls-isolation.ps1</w:t>
+      </w:r>
+    </w:p>
+    <w:p>
+      <w:r>
+        <w:t>7) powershell scripts/db/test-rls-ocr-isolation.ps1</w:t>
+      </w:r>
+    </w:p>
+    <w:p>
+      <w:r>
+        <w:t>8) git add -A; git commit; git push</w:t>
       </w:r>
     </w:p>
     <w:p/>
     <w:p>
       <w:r>
-        <w:t>B) Introducir drafts persistentes por step (Case Engine v1 → Case Engine v1b) (1–2 sesiones)</w:t>
-      </w:r>
-    </w:p>
-    <w:p>
-      <w:r>
-        <w:t xml:space="preserve">  B1) Crear tabla case_step_data (o case_drafts) con columnas: id uuid, user_id uuid, case_id uuid, step_key text, data jsonb, created_at, updated_at. </w:t>
-      </w:r>
-      <w:proofErr w:type="gramStart"/>
-      <w:r>
-        <w:t>Unique(</w:t>
-      </w:r>
-      <w:proofErr w:type="gramEnd"/>
-      <w:r>
-        <w:t>user_id, case_id, step_key).</w:t>
-      </w:r>
-    </w:p>
-    <w:p>
-      <w:r>
-        <w:t xml:space="preserve">  B2) RLS: owner-only (user_id = </w:t>
-      </w:r>
-      <w:proofErr w:type="gramStart"/>
-      <w:r>
-        <w:t>auth.uid(</w:t>
-      </w:r>
-      <w:proofErr w:type="gramEnd"/>
-      <w:r>
-        <w:t>)) y admin select all (is_</w:t>
-      </w:r>
-      <w:proofErr w:type="gramStart"/>
-      <w:r>
-        <w:t>admin(</w:t>
-      </w:r>
-      <w:proofErr w:type="gramEnd"/>
-      <w:r>
-        <w:t>)).</w:t>
-      </w:r>
-    </w:p>
-    <w:p>
-      <w:r>
-        <w:t xml:space="preserve">  B3) API: /api/cases/[id]/steps/[stepKey] (GET/PUT upsert) y adaptar StepClient para cargar/guardar desde servidor (manteniendo el store local como cache).</w:t>
+        <w:t>12.5 Nota de coherencia del canon</w:t>
+      </w:r>
+    </w:p>
+    <w:p>
+      <w:r>
+        <w:t>El roadmap debe interpretarse así: Fase 6 ya está cerrada; el foco inmediato es terminar Fase 7 con OCR/IA reales (no mock) y el asistente contextual.</w:t>
       </w:r>
     </w:p>
     <w:p/>
-    <w:p>
-      <w:r>
-        <w:t>C) Profiles, Consents, Payments (esqueleto) (1 sesión)</w:t>
-      </w:r>
-    </w:p>
-    <w:p>
-      <w:r>
-        <w:t xml:space="preserve">  C1) profiles: user_id PK, preferred_language, created_at, updated_at.</w:t>
-      </w:r>
-    </w:p>
-    <w:p>
-      <w:r>
-        <w:t xml:space="preserve">  C2) consents: id, user_id, channel (email/inapp), purpose (marketing/ofers), granted boolean, granted_at, source.</w:t>
-      </w:r>
-    </w:p>
-    <w:p>
-      <w:r>
-        <w:lastRenderedPageBreak/>
-        <w:t xml:space="preserve">  C3) payments: id, user_id, case_id nullable, provider ('stripe'), type ('subscription'|'one_off'), status, amount_cents, currency, created_at.</w:t>
-      </w:r>
-    </w:p>
-    <w:p>
-      <w:r>
-        <w:t xml:space="preserve">  C4) RLS por owner + admin.</w:t>
-      </w:r>
-    </w:p>
     <w:p/>
-    <w:p>
-      <w:r>
-        <w:t>D) Cerrar OpenAPI + smoke tests de seguridad (1 sesión)</w:t>
-      </w:r>
-    </w:p>
-    <w:p>
-      <w:r>
-        <w:t xml:space="preserve">  D1) Actualizar docs/openapi/finhub-v1.yaml para reflejar endpoints reales y nuevos.</w:t>
-      </w:r>
-    </w:p>
-    <w:p>
-      <w:r>
-        <w:t xml:space="preserve">  D2) Añadir pruebas mínimas: test de build/contract y validación RLS manual documentada (pasos con 2 cuentas).</w:t>
-      </w:r>
-    </w:p>
     <w:p/>
-    <w:p>
-      <w:r>
-        <w:t>12.3 Pruebas de aceptación (checklist) — Fase 4</w:t>
-      </w:r>
-    </w:p>
-    <w:p>
-      <w:r>
-        <w:t>• (Docs) Usuario A sube un PDF → aparece en /app/documents → asigna a un case → recarga → persiste. Usuario B no lo ve ni puede descargarlo (signed URL debe fallar).</w:t>
-      </w:r>
-    </w:p>
-    <w:p>
-      <w:r>
-        <w:t>• (Drafts) Usuario A abre un step, llena datos → recarga → datos vuelven (desde case_step_data). Usuario B no puede leerlos.</w:t>
-      </w:r>
-    </w:p>
-    <w:p>
-      <w:r>
-        <w:t>• (Profiles) Cambiar idioma en Profile persiste y afecta copy/UI en la siguiente sesión (mínimo: preferencia guardada).</w:t>
-      </w:r>
-    </w:p>
-    <w:p>
-      <w:r>
-        <w:t>• pnpm lint/test/build OK.</w:t>
-      </w:r>
-    </w:p>
     <w:p/>
-    <w:p>
-      <w:r>
-        <w:t>12.4 Después de cerrar Fase 4: siguiente fase</w:t>
-      </w:r>
-    </w:p>
-    <w:p>
-      <w:r>
-        <w:t>Una vez Fase 4 esté cerrada, el siguiente bloque recomendado es Fase 6 (Backend Core): endurecer endpoints, admin queue real (/admin/cases), y comenzar Stripe (checkout + webhook) sobre tablas payments/consents ya creadas.</w:t>
-      </w:r>
-    </w:p>
+    <w:p/>
+    <w:p/>
+    <w:p/>
+    <w:p/>
     <w:p/>
     <w:p/>
     <w:sectPr>
